--- a/Документы/Курсовая Топо.docx
+++ b/Документы/Курсовая Топо.docx
@@ -342,6 +342,7 @@
         </w:rPr>
         <w:t>.</w:t>
       </w:r>
+      <w:proofErr w:type="gramStart"/>
       <w:r>
         <w:rPr>
           <w:rFonts w:ascii="Times New Roman" w:eastAsia="Times New Roman" w:hAnsi="Times New Roman" w:cs="Times New Roman"/>
@@ -364,7 +365,20 @@
           <w:lang w:eastAsia="ru-RU"/>
           <w14:ligatures w14:val="none"/>
         </w:rPr>
-        <w:t>.БО231ПИН</w:t>
+        <w:t>.БО</w:t>
+      </w:r>
+      <w:proofErr w:type="gramEnd"/>
+      <w:r>
+        <w:rPr>
+          <w:rFonts w:ascii="Times New Roman" w:eastAsia="Times New Roman" w:hAnsi="Times New Roman" w:cs="Times New Roman"/>
+          <w:color w:val="000000" w:themeColor="text1"/>
+          <w:kern w:val="0"/>
+          <w:sz w:val="40"/>
+          <w:szCs w:val="40"/>
+          <w:lang w:eastAsia="ru-RU"/>
+          <w14:ligatures w14:val="none"/>
+        </w:rPr>
+        <w:t>231ПИН</w:t>
       </w:r>
     </w:p>
     <w:p>
@@ -2839,7 +2853,7 @@
           <w:sz w:val="28"/>
           <w:szCs w:val="28"/>
         </w:rPr>
-        <w:t>. В связи с этим актуальной задачей является разработка консольных интерфейсов управления, которые позволяют быстро и безопасно выполнять необходимые операции.</w:t>
+        <w:t>. В связи с этим задачей является разработка консольных интерфейсов управления, которые позволяют быстро и безопасно выполнять необходимые операции.</w:t>
       </w:r>
     </w:p>
     <w:p>
@@ -2931,44 +2945,16 @@
           <w:sz w:val="28"/>
           <w:szCs w:val="28"/>
         </w:rPr>
-        <w:t>Объектом исследования выступает процесс автоматизации администрирования серверной инфраструктуры. Предметом исследования являются методы разработки и тестирования консольных приложений на языке C#. Практическая значимость работы заключается в создании готового к внедрению программного продукта, удовлетворяющего требованиям заказчика и прошедшего полный цикл контроля качества.</w:t>
-      </w:r>
-    </w:p>
-    <w:p>
-      <w:pPr>
-        <w:spacing w:after="0" w:line="360" w:lineRule="auto"/>
-        <w:ind w:firstLine="425"/>
-        <w:jc w:val="both"/>
-        <w:rPr>
-          <w:rFonts w:ascii="Times New Roman" w:hAnsi="Times New Roman" w:cs="Times New Roman"/>
-          <w:sz w:val="28"/>
-          <w:szCs w:val="28"/>
-        </w:rPr>
-      </w:pPr>
-    </w:p>
-    <w:p>
-      <w:pPr>
-        <w:spacing w:after="0" w:line="360" w:lineRule="auto"/>
-        <w:ind w:firstLine="425"/>
-        <w:jc w:val="both"/>
-        <w:rPr>
-          <w:rFonts w:ascii="Times New Roman" w:hAnsi="Times New Roman" w:cs="Times New Roman"/>
-          <w:sz w:val="28"/>
-          <w:szCs w:val="28"/>
-        </w:rPr>
-      </w:pPr>
-    </w:p>
-    <w:p>
-      <w:pPr>
-        <w:spacing w:after="0" w:line="360" w:lineRule="auto"/>
-        <w:ind w:firstLine="425"/>
-        <w:jc w:val="both"/>
-        <w:rPr>
-          <w:rFonts w:ascii="Times New Roman" w:hAnsi="Times New Roman" w:cs="Times New Roman"/>
-          <w:sz w:val="28"/>
-          <w:szCs w:val="28"/>
-        </w:rPr>
-      </w:pPr>
+        <w:t>Объектом исследования выступают информационные процессы управления заметками, мониторинга состояния оборудования и контроля доступа сотрудников в распределённых системах малого и среднего бизнеса.</w:t>
+      </w:r>
+      <w:r>
+        <w:rPr>
+          <w:rFonts w:ascii="Times New Roman" w:hAnsi="Times New Roman" w:cs="Times New Roman"/>
+          <w:sz w:val="28"/>
+          <w:szCs w:val="28"/>
+        </w:rPr>
+        <w:t xml:space="preserve"> Предметом исследования являются методы разработки и тестирования консольных приложений на языке C#. Практическая значимость работы заключается в создании готового к внедрению программного продукта, удовлетворяющего требованиям заказчика и прошедшего полный цикл контроля качества.</w:t>
+      </w:r>
     </w:p>
     <w:p>
       <w:pPr>
@@ -3067,6 +3053,7 @@
           <w:sz w:val="28"/>
           <w:szCs w:val="28"/>
         </w:rPr>
+        <w:lastRenderedPageBreak/>
         <w:t>Описание предметной области</w:t>
       </w:r>
       <w:bookmarkEnd w:id="1"/>
@@ -3340,6 +3327,7 @@
           <w:sz w:val="28"/>
           <w:szCs w:val="28"/>
         </w:rPr>
+        <w:lastRenderedPageBreak/>
         <w:t>Техническое задание</w:t>
       </w:r>
       <w:bookmarkEnd w:id="2"/>
@@ -3383,7 +3371,39 @@
           <w:szCs w:val="28"/>
         </w:rPr>
         <w:tab/>
-        <w:t>У меня маленький бизнес по предоставлению своего VPN сервиса для людей. Я развернул для этого свою ИТ инфраструктуру в которой есть сервера приложений, шлюзы, сервера БД, балансировщики и т.д. Мне нужна система (консольный клиент), которую я могу запустить и создать заметку на любом устройстве своего ИТ ландшафта. Так же я хочу, чтобы при запуске моя система сама проверяла обновления и автоматически обновлялась. Для безопасности и возможности работать в ней нескольким людям нужна система аутентификации. Так же я хочу получать статистику нагруженных систем (CPU, RAM, HDD) c устройств которые мне интересны. Так же я хочу иметь возможность смотреть логи безопасности системы.</w:t>
+        <w:t xml:space="preserve">У меня маленький бизнес по предоставлению своего VPN сервиса для людей. Я развернул для этого свою ИТ </w:t>
+      </w:r>
+      <w:r>
+        <w:rPr>
+          <w:rFonts w:ascii="Times New Roman" w:hAnsi="Times New Roman" w:cs="Times New Roman"/>
+          <w:sz w:val="28"/>
+          <w:szCs w:val="28"/>
+        </w:rPr>
+        <w:t>инфраструктуру,</w:t>
+      </w:r>
+      <w:r>
+        <w:rPr>
+          <w:rFonts w:ascii="Times New Roman" w:hAnsi="Times New Roman" w:cs="Times New Roman"/>
+          <w:sz w:val="28"/>
+          <w:szCs w:val="28"/>
+        </w:rPr>
+        <w:t xml:space="preserve"> в которой есть сервера приложений, шлюзы, сервера БД, балансировщики и т.д. Мне нужна система (консольный клиент), которую я могу запустить и создать заметку на любом устройстве своего ИТ ландшафта. Так же я хочу, чтобы при запуске моя система сама проверяла обновления и автоматически обновлялась. Для безопасности и возможности работать в ней нескольким людям нужна система аутентификации. Так же я хочу получать статистику нагруженных систем (CPU, RAM, HDD) c </w:t>
+      </w:r>
+      <w:r>
+        <w:rPr>
+          <w:rFonts w:ascii="Times New Roman" w:hAnsi="Times New Roman" w:cs="Times New Roman"/>
+          <w:sz w:val="28"/>
+          <w:szCs w:val="28"/>
+        </w:rPr>
+        <w:t>устройств,</w:t>
+      </w:r>
+      <w:r>
+        <w:rPr>
+          <w:rFonts w:ascii="Times New Roman" w:hAnsi="Times New Roman" w:cs="Times New Roman"/>
+          <w:sz w:val="28"/>
+          <w:szCs w:val="28"/>
+        </w:rPr>
+        <w:t xml:space="preserve"> которые мне интересны. Так же я хочу иметь возможность смотреть логи безопасности системы.</w:t>
       </w:r>
     </w:p>
     <w:p>
@@ -3404,7 +3424,23 @@
           <w:szCs w:val="28"/>
         </w:rPr>
         <w:tab/>
-        <w:t>Как я это вижу, допустим я залогинился на сервер где у меня стоит эта система и хочу сделать заметку. Для этого я ввожу, предположим, такую команду: --</w:t>
+        <w:t xml:space="preserve">Как я это вижу, допустим я залогинился на </w:t>
+      </w:r>
+      <w:r>
+        <w:rPr>
+          <w:rFonts w:ascii="Times New Roman" w:hAnsi="Times New Roman" w:cs="Times New Roman"/>
+          <w:sz w:val="28"/>
+          <w:szCs w:val="28"/>
+        </w:rPr>
+        <w:t>сервер,</w:t>
+      </w:r>
+      <w:r>
+        <w:rPr>
+          <w:rFonts w:ascii="Times New Roman" w:hAnsi="Times New Roman" w:cs="Times New Roman"/>
+          <w:sz w:val="28"/>
+          <w:szCs w:val="28"/>
+        </w:rPr>
+        <w:t xml:space="preserve"> где у меня стоит эта система и хочу сделать заметку. Для этого я ввожу, предположим, такую команду: --</w:t>
       </w:r>
       <w:proofErr w:type="spellStart"/>
       <w:r>
@@ -3641,6 +3677,7 @@
           <w:sz w:val="28"/>
           <w:szCs w:val="28"/>
         </w:rPr>
+        <w:lastRenderedPageBreak/>
         <w:t>Схема декомпозиции технического задания</w:t>
       </w:r>
       <w:bookmarkEnd w:id="3"/>
@@ -3988,13 +4025,23 @@
         </w:rPr>
         <w:t xml:space="preserve">лок команд для управления </w:t>
       </w:r>
-      <w:r>
-        <w:rPr>
-          <w:rFonts w:ascii="Times New Roman" w:hAnsi="Times New Roman" w:cs="Times New Roman"/>
-          <w:sz w:val="28"/>
-          <w:szCs w:val="28"/>
-        </w:rPr>
-        <w:t>пользователями,, логами и обновлениями</w:t>
+      <w:proofErr w:type="gramStart"/>
+      <w:r>
+        <w:rPr>
+          <w:rFonts w:ascii="Times New Roman" w:hAnsi="Times New Roman" w:cs="Times New Roman"/>
+          <w:sz w:val="28"/>
+          <w:szCs w:val="28"/>
+        </w:rPr>
+        <w:t>пользователями,,</w:t>
+      </w:r>
+      <w:proofErr w:type="gramEnd"/>
+      <w:r>
+        <w:rPr>
+          <w:rFonts w:ascii="Times New Roman" w:hAnsi="Times New Roman" w:cs="Times New Roman"/>
+          <w:sz w:val="28"/>
+          <w:szCs w:val="28"/>
+        </w:rPr>
+        <w:t xml:space="preserve"> логами и обновлениями</w:t>
       </w:r>
       <w:r>
         <w:rPr>
@@ -4349,14 +4396,14 @@
     </w:p>
     <w:tbl>
       <w:tblPr>
-        <w:tblW w:w="14560" w:type="dxa"/>
+        <w:tblW w:w="14702" w:type="dxa"/>
         <w:tblLook w:val="04A0" w:firstRow="1" w:lastRow="0" w:firstColumn="1" w:lastColumn="0" w:noHBand="0" w:noVBand="1"/>
       </w:tblPr>
       <w:tblGrid>
         <w:gridCol w:w="1045"/>
-        <w:gridCol w:w="2211"/>
-        <w:gridCol w:w="5244"/>
-        <w:gridCol w:w="4962"/>
+        <w:gridCol w:w="2494"/>
+        <w:gridCol w:w="5387"/>
+        <w:gridCol w:w="4678"/>
         <w:gridCol w:w="1098"/>
       </w:tblGrid>
       <w:tr>
@@ -4410,7 +4457,7 @@
         </w:tc>
         <w:tc>
           <w:tcPr>
-            <w:tcW w:w="2211" w:type="dxa"/>
+            <w:tcW w:w="2494" w:type="dxa"/>
             <w:tcBorders>
               <w:top w:val="single" w:sz="4" w:space="0" w:color="auto"/>
               <w:left w:val="nil"/>
@@ -4454,7 +4501,7 @@
         </w:tc>
         <w:tc>
           <w:tcPr>
-            <w:tcW w:w="5244" w:type="dxa"/>
+            <w:tcW w:w="5387" w:type="dxa"/>
             <w:tcBorders>
               <w:top w:val="single" w:sz="4" w:space="0" w:color="auto"/>
               <w:left w:val="nil"/>
@@ -4497,7 +4544,7 @@
         </w:tc>
         <w:tc>
           <w:tcPr>
-            <w:tcW w:w="4962" w:type="dxa"/>
+            <w:tcW w:w="4678" w:type="dxa"/>
             <w:tcBorders>
               <w:top w:val="single" w:sz="4" w:space="0" w:color="auto"/>
               <w:left w:val="nil"/>
@@ -4628,7 +4675,7 @@
         </w:tc>
         <w:tc>
           <w:tcPr>
-            <w:tcW w:w="2211" w:type="dxa"/>
+            <w:tcW w:w="2494" w:type="dxa"/>
             <w:vMerge w:val="restart"/>
             <w:tcBorders>
               <w:top w:val="nil"/>
@@ -4669,7 +4716,7 @@
         </w:tc>
         <w:tc>
           <w:tcPr>
-            <w:tcW w:w="5244" w:type="dxa"/>
+            <w:tcW w:w="5387" w:type="dxa"/>
             <w:tcBorders>
               <w:top w:val="nil"/>
               <w:left w:val="nil"/>
@@ -4708,7 +4755,7 @@
         </w:tc>
         <w:tc>
           <w:tcPr>
-            <w:tcW w:w="4962" w:type="dxa"/>
+            <w:tcW w:w="4678" w:type="dxa"/>
             <w:tcBorders>
               <w:top w:val="nil"/>
               <w:left w:val="nil"/>
@@ -4834,7 +4881,7 @@
         </w:tc>
         <w:tc>
           <w:tcPr>
-            <w:tcW w:w="2211" w:type="dxa"/>
+            <w:tcW w:w="2494" w:type="dxa"/>
             <w:vMerge/>
             <w:tcBorders>
               <w:top w:val="nil"/>
@@ -4862,7 +4909,7 @@
         </w:tc>
         <w:tc>
           <w:tcPr>
-            <w:tcW w:w="5244" w:type="dxa"/>
+            <w:tcW w:w="5387" w:type="dxa"/>
             <w:tcBorders>
               <w:top w:val="nil"/>
               <w:left w:val="nil"/>
@@ -4898,6 +4945,7 @@
               <w:t xml:space="preserve">Проверить доступность базы данных и файла </w:t>
             </w:r>
             <w:proofErr w:type="spellStart"/>
+            <w:proofErr w:type="gramStart"/>
             <w:r>
               <w:rPr>
                 <w:rFonts w:ascii="Times New Roman" w:eastAsia="Times New Roman" w:hAnsi="Times New Roman" w:cs="Times New Roman"/>
@@ -4911,11 +4959,12 @@
               <w:t>appsettings.json</w:t>
             </w:r>
             <w:proofErr w:type="spellEnd"/>
-          </w:p>
-        </w:tc>
-        <w:tc>
-          <w:tcPr>
-            <w:tcW w:w="4962" w:type="dxa"/>
+            <w:proofErr w:type="gramEnd"/>
+          </w:p>
+        </w:tc>
+        <w:tc>
+          <w:tcPr>
+            <w:tcW w:w="4678" w:type="dxa"/>
             <w:tcBorders>
               <w:top w:val="nil"/>
               <w:left w:val="nil"/>
@@ -5041,7 +5090,7 @@
         </w:tc>
         <w:tc>
           <w:tcPr>
-            <w:tcW w:w="2211" w:type="dxa"/>
+            <w:tcW w:w="2494" w:type="dxa"/>
             <w:vMerge w:val="restart"/>
             <w:tcBorders>
               <w:top w:val="nil"/>
@@ -5082,7 +5131,7 @@
         </w:tc>
         <w:tc>
           <w:tcPr>
-            <w:tcW w:w="5244" w:type="dxa"/>
+            <w:tcW w:w="5387" w:type="dxa"/>
             <w:tcBorders>
               <w:top w:val="nil"/>
               <w:left w:val="nil"/>
@@ -5121,7 +5170,7 @@
         </w:tc>
         <w:tc>
           <w:tcPr>
-            <w:tcW w:w="4962" w:type="dxa"/>
+            <w:tcW w:w="4678" w:type="dxa"/>
             <w:tcBorders>
               <w:top w:val="nil"/>
               <w:left w:val="nil"/>
@@ -5247,7 +5296,7 @@
         </w:tc>
         <w:tc>
           <w:tcPr>
-            <w:tcW w:w="2211" w:type="dxa"/>
+            <w:tcW w:w="2494" w:type="dxa"/>
             <w:vMerge/>
             <w:tcBorders>
               <w:top w:val="nil"/>
@@ -5275,7 +5324,7 @@
         </w:tc>
         <w:tc>
           <w:tcPr>
-            <w:tcW w:w="5244" w:type="dxa"/>
+            <w:tcW w:w="5387" w:type="dxa"/>
             <w:tcBorders>
               <w:top w:val="nil"/>
               <w:left w:val="nil"/>
@@ -5314,7 +5363,7 @@
         </w:tc>
         <w:tc>
           <w:tcPr>
-            <w:tcW w:w="4962" w:type="dxa"/>
+            <w:tcW w:w="4678" w:type="dxa"/>
             <w:tcBorders>
               <w:top w:val="nil"/>
               <w:left w:val="nil"/>
@@ -5454,7 +5503,7 @@
         </w:tc>
         <w:tc>
           <w:tcPr>
-            <w:tcW w:w="2211" w:type="dxa"/>
+            <w:tcW w:w="2494" w:type="dxa"/>
             <w:vMerge/>
             <w:tcBorders>
               <w:top w:val="nil"/>
@@ -5482,7 +5531,7 @@
         </w:tc>
         <w:tc>
           <w:tcPr>
-            <w:tcW w:w="5244" w:type="dxa"/>
+            <w:tcW w:w="5387" w:type="dxa"/>
             <w:tcBorders>
               <w:top w:val="nil"/>
               <w:left w:val="nil"/>
@@ -5515,39 +5564,13 @@
                 <w:lang w:eastAsia="ru-RU"/>
                 <w14:ligatures w14:val="none"/>
               </w:rPr>
-              <w:t xml:space="preserve">Зайти в консольный клиент под </w:t>
-            </w:r>
-            <w:proofErr w:type="spellStart"/>
-            <w:r>
-              <w:rPr>
-                <w:rFonts w:ascii="Times New Roman" w:eastAsia="Times New Roman" w:hAnsi="Times New Roman" w:cs="Times New Roman"/>
-                <w:color w:val="2B2D31"/>
-                <w:kern w:val="0"/>
-                <w:sz w:val="28"/>
-                <w:szCs w:val="28"/>
-                <w:lang w:eastAsia="ru-RU"/>
-                <w14:ligatures w14:val="none"/>
-              </w:rPr>
-              <w:t>учетной</w:t>
-            </w:r>
-            <w:proofErr w:type="spellEnd"/>
-            <w:r>
-              <w:rPr>
-                <w:rFonts w:ascii="Times New Roman" w:eastAsia="Times New Roman" w:hAnsi="Times New Roman" w:cs="Times New Roman"/>
-                <w:color w:val="2B2D31"/>
-                <w:kern w:val="0"/>
-                <w:sz w:val="28"/>
-                <w:szCs w:val="28"/>
-                <w:lang w:eastAsia="ru-RU"/>
-                <w14:ligatures w14:val="none"/>
-              </w:rPr>
-              <w:t xml:space="preserve"> записью Администратора</w:t>
-            </w:r>
-          </w:p>
-        </w:tc>
-        <w:tc>
-          <w:tcPr>
-            <w:tcW w:w="4962" w:type="dxa"/>
+              <w:t>Зайти в консольный клиент под учётной записью Администратора</w:t>
+            </w:r>
+          </w:p>
+        </w:tc>
+        <w:tc>
+          <w:tcPr>
+            <w:tcW w:w="4678" w:type="dxa"/>
             <w:tcBorders>
               <w:top w:val="nil"/>
               <w:left w:val="nil"/>
@@ -5632,8 +5655,22 @@
                 <w:lang w:eastAsia="ru-RU"/>
                 <w14:ligatures w14:val="none"/>
               </w:rPr>
-              <w:t xml:space="preserve"> -p 1qaz!QAZ</w:t>
-            </w:r>
+              <w:t xml:space="preserve"> -p 1</w:t>
+            </w:r>
+            <w:proofErr w:type="gramStart"/>
+            <w:r>
+              <w:rPr>
+                <w:rFonts w:ascii="Times New Roman" w:eastAsia="Times New Roman" w:hAnsi="Times New Roman" w:cs="Times New Roman"/>
+                <w:color w:val="2B2D31"/>
+                <w:kern w:val="0"/>
+                <w:sz w:val="28"/>
+                <w:szCs w:val="28"/>
+                <w:lang w:eastAsia="ru-RU"/>
+                <w14:ligatures w14:val="none"/>
+              </w:rPr>
+              <w:t>qaz!QAZ</w:t>
+            </w:r>
+            <w:proofErr w:type="gramEnd"/>
           </w:p>
         </w:tc>
         <w:tc>
@@ -5725,7 +5762,7 @@
         </w:tc>
         <w:tc>
           <w:tcPr>
-            <w:tcW w:w="2211" w:type="dxa"/>
+            <w:tcW w:w="2494" w:type="dxa"/>
             <w:vMerge/>
             <w:tcBorders>
               <w:top w:val="nil"/>
@@ -5753,7 +5790,7 @@
         </w:tc>
         <w:tc>
           <w:tcPr>
-            <w:tcW w:w="5244" w:type="dxa"/>
+            <w:tcW w:w="5387" w:type="dxa"/>
             <w:tcBorders>
               <w:top w:val="nil"/>
               <w:left w:val="nil"/>
@@ -5792,7 +5829,7 @@
         </w:tc>
         <w:tc>
           <w:tcPr>
-            <w:tcW w:w="4962" w:type="dxa"/>
+            <w:tcW w:w="4678" w:type="dxa"/>
             <w:tcBorders>
               <w:top w:val="nil"/>
               <w:left w:val="nil"/>
@@ -5918,7 +5955,7 @@
         </w:tc>
         <w:tc>
           <w:tcPr>
-            <w:tcW w:w="2211" w:type="dxa"/>
+            <w:tcW w:w="2494" w:type="dxa"/>
             <w:vMerge/>
             <w:tcBorders>
               <w:top w:val="nil"/>
@@ -5946,7 +5983,7 @@
         </w:tc>
         <w:tc>
           <w:tcPr>
-            <w:tcW w:w="5244" w:type="dxa"/>
+            <w:tcW w:w="5387" w:type="dxa"/>
             <w:tcBorders>
               <w:top w:val="nil"/>
               <w:left w:val="nil"/>
@@ -5985,7 +6022,7 @@
         </w:tc>
         <w:tc>
           <w:tcPr>
-            <w:tcW w:w="4962" w:type="dxa"/>
+            <w:tcW w:w="4678" w:type="dxa"/>
             <w:tcBorders>
               <w:top w:val="nil"/>
               <w:left w:val="nil"/>
@@ -6111,7 +6148,7 @@
         </w:tc>
         <w:tc>
           <w:tcPr>
-            <w:tcW w:w="2211" w:type="dxa"/>
+            <w:tcW w:w="2494" w:type="dxa"/>
             <w:vMerge/>
             <w:tcBorders>
               <w:top w:val="nil"/>
@@ -6139,7 +6176,7 @@
         </w:tc>
         <w:tc>
           <w:tcPr>
-            <w:tcW w:w="5244" w:type="dxa"/>
+            <w:tcW w:w="5387" w:type="dxa"/>
             <w:tcBorders>
               <w:top w:val="nil"/>
               <w:left w:val="nil"/>
@@ -6172,39 +6209,13 @@
                 <w:lang w:eastAsia="ru-RU"/>
                 <w14:ligatures w14:val="none"/>
               </w:rPr>
-              <w:t xml:space="preserve">Выйти из </w:t>
-            </w:r>
-            <w:proofErr w:type="spellStart"/>
-            <w:r>
-              <w:rPr>
-                <w:rFonts w:ascii="Times New Roman" w:eastAsia="Times New Roman" w:hAnsi="Times New Roman" w:cs="Times New Roman"/>
-                <w:color w:val="2B2D31"/>
-                <w:kern w:val="0"/>
-                <w:sz w:val="28"/>
-                <w:szCs w:val="28"/>
-                <w:lang w:eastAsia="ru-RU"/>
-                <w14:ligatures w14:val="none"/>
-              </w:rPr>
-              <w:t>учетной</w:t>
-            </w:r>
-            <w:proofErr w:type="spellEnd"/>
-            <w:r>
-              <w:rPr>
-                <w:rFonts w:ascii="Times New Roman" w:eastAsia="Times New Roman" w:hAnsi="Times New Roman" w:cs="Times New Roman"/>
-                <w:color w:val="2B2D31"/>
-                <w:kern w:val="0"/>
-                <w:sz w:val="28"/>
-                <w:szCs w:val="28"/>
-                <w:lang w:eastAsia="ru-RU"/>
-                <w14:ligatures w14:val="none"/>
-              </w:rPr>
-              <w:t xml:space="preserve"> записи</w:t>
-            </w:r>
-          </w:p>
-        </w:tc>
-        <w:tc>
-          <w:tcPr>
-            <w:tcW w:w="4962" w:type="dxa"/>
+              <w:t>Выйти из учётной записи</w:t>
+            </w:r>
+          </w:p>
+        </w:tc>
+        <w:tc>
+          <w:tcPr>
+            <w:tcW w:w="4678" w:type="dxa"/>
             <w:tcBorders>
               <w:top w:val="nil"/>
               <w:left w:val="nil"/>
@@ -6344,7 +6355,7 @@
         </w:tc>
         <w:tc>
           <w:tcPr>
-            <w:tcW w:w="2211" w:type="dxa"/>
+            <w:tcW w:w="2494" w:type="dxa"/>
             <w:vMerge w:val="restart"/>
             <w:tcBorders>
               <w:top w:val="nil"/>
@@ -6385,7 +6396,7 @@
         </w:tc>
         <w:tc>
           <w:tcPr>
-            <w:tcW w:w="5244" w:type="dxa"/>
+            <w:tcW w:w="5387" w:type="dxa"/>
             <w:tcBorders>
               <w:top w:val="nil"/>
               <w:left w:val="nil"/>
@@ -6418,39 +6429,13 @@
                 <w:lang w:eastAsia="ru-RU"/>
                 <w14:ligatures w14:val="none"/>
               </w:rPr>
-              <w:t xml:space="preserve">Зайти в консольный клиент под </w:t>
-            </w:r>
-            <w:proofErr w:type="spellStart"/>
-            <w:r>
-              <w:rPr>
-                <w:rFonts w:ascii="Times New Roman" w:eastAsia="Times New Roman" w:hAnsi="Times New Roman" w:cs="Times New Roman"/>
-                <w:color w:val="2B2D31"/>
-                <w:kern w:val="0"/>
-                <w:sz w:val="28"/>
-                <w:szCs w:val="28"/>
-                <w:lang w:eastAsia="ru-RU"/>
-                <w14:ligatures w14:val="none"/>
-              </w:rPr>
-              <w:t>учетной</w:t>
-            </w:r>
-            <w:proofErr w:type="spellEnd"/>
-            <w:r>
-              <w:rPr>
-                <w:rFonts w:ascii="Times New Roman" w:eastAsia="Times New Roman" w:hAnsi="Times New Roman" w:cs="Times New Roman"/>
-                <w:color w:val="2B2D31"/>
-                <w:kern w:val="0"/>
-                <w:sz w:val="28"/>
-                <w:szCs w:val="28"/>
-                <w:lang w:eastAsia="ru-RU"/>
-                <w14:ligatures w14:val="none"/>
-              </w:rPr>
-              <w:t xml:space="preserve"> записью Пользователя</w:t>
-            </w:r>
-          </w:p>
-        </w:tc>
-        <w:tc>
-          <w:tcPr>
-            <w:tcW w:w="4962" w:type="dxa"/>
+              <w:t>Зайти в консольный клиент под учётной записью Пользователя</w:t>
+            </w:r>
+          </w:p>
+        </w:tc>
+        <w:tc>
+          <w:tcPr>
+            <w:tcW w:w="4678" w:type="dxa"/>
             <w:tcBorders>
               <w:top w:val="nil"/>
               <w:left w:val="nil"/>
@@ -6495,8 +6480,22 @@
                 <w:lang w:val="en-US" w:eastAsia="ru-RU"/>
                 <w14:ligatures w14:val="none"/>
               </w:rPr>
-              <w:t>: login -u User1 -p 1qaz!QAZ</w:t>
-            </w:r>
+              <w:t>: login -u User1 -p 1</w:t>
+            </w:r>
+            <w:proofErr w:type="gramStart"/>
+            <w:r>
+              <w:rPr>
+                <w:rFonts w:ascii="Times New Roman" w:eastAsia="Times New Roman" w:hAnsi="Times New Roman" w:cs="Times New Roman"/>
+                <w:color w:val="2B2D31"/>
+                <w:kern w:val="0"/>
+                <w:sz w:val="28"/>
+                <w:szCs w:val="28"/>
+                <w:lang w:val="en-US" w:eastAsia="ru-RU"/>
+                <w14:ligatures w14:val="none"/>
+              </w:rPr>
+              <w:t>qaz!QAZ</w:t>
+            </w:r>
+            <w:proofErr w:type="gramEnd"/>
           </w:p>
         </w:tc>
         <w:tc>
@@ -6588,7 +6587,7 @@
         </w:tc>
         <w:tc>
           <w:tcPr>
-            <w:tcW w:w="2211" w:type="dxa"/>
+            <w:tcW w:w="2494" w:type="dxa"/>
             <w:vMerge/>
             <w:tcBorders>
               <w:top w:val="nil"/>
@@ -6616,7 +6615,7 @@
         </w:tc>
         <w:tc>
           <w:tcPr>
-            <w:tcW w:w="5244" w:type="dxa"/>
+            <w:tcW w:w="5387" w:type="dxa"/>
             <w:tcBorders>
               <w:top w:val="nil"/>
               <w:left w:val="nil"/>
@@ -6655,7 +6654,7 @@
         </w:tc>
         <w:tc>
           <w:tcPr>
-            <w:tcW w:w="4962" w:type="dxa"/>
+            <w:tcW w:w="4678" w:type="dxa"/>
             <w:tcBorders>
               <w:top w:val="nil"/>
               <w:left w:val="nil"/>
@@ -6678,6 +6677,7 @@
                 <w14:ligatures w14:val="none"/>
               </w:rPr>
             </w:pPr>
+            <w:proofErr w:type="gramStart"/>
             <w:r>
               <w:rPr>
                 <w:rFonts w:ascii="Times New Roman" w:eastAsia="Times New Roman" w:hAnsi="Times New Roman" w:cs="Times New Roman"/>
@@ -6704,6 +6704,7 @@
               <w:t>note</w:t>
             </w:r>
             <w:proofErr w:type="spellEnd"/>
+            <w:proofErr w:type="gramEnd"/>
             <w:r>
               <w:rPr>
                 <w:rFonts w:ascii="Times New Roman" w:eastAsia="Times New Roman" w:hAnsi="Times New Roman" w:cs="Times New Roman"/>
@@ -6833,7 +6834,7 @@
         </w:tc>
         <w:tc>
           <w:tcPr>
-            <w:tcW w:w="2211" w:type="dxa"/>
+            <w:tcW w:w="2494" w:type="dxa"/>
             <w:vMerge/>
             <w:tcBorders>
               <w:top w:val="nil"/>
@@ -6861,7 +6862,7 @@
         </w:tc>
         <w:tc>
           <w:tcPr>
-            <w:tcW w:w="5244" w:type="dxa"/>
+            <w:tcW w:w="5387" w:type="dxa"/>
             <w:tcBorders>
               <w:top w:val="nil"/>
               <w:left w:val="nil"/>
@@ -6900,7 +6901,7 @@
         </w:tc>
         <w:tc>
           <w:tcPr>
-            <w:tcW w:w="4962" w:type="dxa"/>
+            <w:tcW w:w="4678" w:type="dxa"/>
             <w:tcBorders>
               <w:top w:val="nil"/>
               <w:left w:val="nil"/>
@@ -7067,7 +7068,7 @@
         </w:tc>
         <w:tc>
           <w:tcPr>
-            <w:tcW w:w="2211" w:type="dxa"/>
+            <w:tcW w:w="2494" w:type="dxa"/>
             <w:vMerge/>
             <w:tcBorders>
               <w:top w:val="nil"/>
@@ -7095,7 +7096,7 @@
         </w:tc>
         <w:tc>
           <w:tcPr>
-            <w:tcW w:w="5244" w:type="dxa"/>
+            <w:tcW w:w="5387" w:type="dxa"/>
             <w:tcBorders>
               <w:top w:val="nil"/>
               <w:left w:val="nil"/>
@@ -7134,7 +7135,7 @@
         </w:tc>
         <w:tc>
           <w:tcPr>
-            <w:tcW w:w="4962" w:type="dxa"/>
+            <w:tcW w:w="4678" w:type="dxa"/>
             <w:tcBorders>
               <w:top w:val="nil"/>
               <w:left w:val="nil"/>
@@ -7157,6 +7158,7 @@
                 <w14:ligatures w14:val="none"/>
               </w:rPr>
             </w:pPr>
+            <w:proofErr w:type="gramStart"/>
             <w:r>
               <w:rPr>
                 <w:rFonts w:ascii="Times New Roman" w:eastAsia="Times New Roman" w:hAnsi="Times New Roman" w:cs="Times New Roman"/>
@@ -7183,6 +7185,7 @@
               <w:t>note</w:t>
             </w:r>
             <w:proofErr w:type="spellEnd"/>
+            <w:proofErr w:type="gramEnd"/>
             <w:r>
               <w:rPr>
                 <w:rFonts w:ascii="Times New Roman" w:eastAsia="Times New Roman" w:hAnsi="Times New Roman" w:cs="Times New Roman"/>
@@ -7338,7 +7341,7 @@
         </w:tc>
         <w:tc>
           <w:tcPr>
-            <w:tcW w:w="2211" w:type="dxa"/>
+            <w:tcW w:w="2494" w:type="dxa"/>
             <w:vMerge/>
             <w:tcBorders>
               <w:top w:val="nil"/>
@@ -7366,7 +7369,7 @@
         </w:tc>
         <w:tc>
           <w:tcPr>
-            <w:tcW w:w="5244" w:type="dxa"/>
+            <w:tcW w:w="5387" w:type="dxa"/>
             <w:tcBorders>
               <w:top w:val="nil"/>
               <w:left w:val="nil"/>
@@ -7405,7 +7408,7 @@
         </w:tc>
         <w:tc>
           <w:tcPr>
-            <w:tcW w:w="4962" w:type="dxa"/>
+            <w:tcW w:w="4678" w:type="dxa"/>
             <w:tcBorders>
               <w:top w:val="nil"/>
               <w:left w:val="nil"/>
@@ -7609,7 +7612,7 @@
         </w:tc>
         <w:tc>
           <w:tcPr>
-            <w:tcW w:w="2211" w:type="dxa"/>
+            <w:tcW w:w="2494" w:type="dxa"/>
             <w:vMerge/>
             <w:tcBorders>
               <w:top w:val="nil"/>
@@ -7637,7 +7640,7 @@
         </w:tc>
         <w:tc>
           <w:tcPr>
-            <w:tcW w:w="5244" w:type="dxa"/>
+            <w:tcW w:w="5387" w:type="dxa"/>
             <w:tcBorders>
               <w:top w:val="nil"/>
               <w:left w:val="nil"/>
@@ -7670,37 +7673,13 @@
                 <w:lang w:eastAsia="ru-RU"/>
                 <w14:ligatures w14:val="none"/>
               </w:rPr>
-              <w:t xml:space="preserve">Выйти из </w:t>
-            </w:r>
-            <w:r>
-              <w:rPr>
-                <w:rFonts w:ascii="Times New Roman" w:eastAsia="Times New Roman" w:hAnsi="Times New Roman" w:cs="Times New Roman"/>
-                <w:color w:val="2B2D31"/>
-                <w:kern w:val="0"/>
-                <w:sz w:val="28"/>
-                <w:szCs w:val="28"/>
-                <w:lang w:eastAsia="ru-RU"/>
-                <w14:ligatures w14:val="none"/>
-              </w:rPr>
-              <w:t>учётной</w:t>
-            </w:r>
-            <w:r>
-              <w:rPr>
-                <w:rFonts w:ascii="Times New Roman" w:eastAsia="Times New Roman" w:hAnsi="Times New Roman" w:cs="Times New Roman"/>
-                <w:color w:val="2B2D31"/>
-                <w:kern w:val="0"/>
-                <w:sz w:val="28"/>
-                <w:szCs w:val="28"/>
-                <w:lang w:eastAsia="ru-RU"/>
-                <w14:ligatures w14:val="none"/>
-              </w:rPr>
-              <w:t xml:space="preserve"> записи</w:t>
-            </w:r>
-          </w:p>
-        </w:tc>
-        <w:tc>
-          <w:tcPr>
-            <w:tcW w:w="4962" w:type="dxa"/>
+              <w:t>Выйти из учётной записи</w:t>
+            </w:r>
+          </w:p>
+        </w:tc>
+        <w:tc>
+          <w:tcPr>
+            <w:tcW w:w="4678" w:type="dxa"/>
             <w:tcBorders>
               <w:top w:val="nil"/>
               <w:left w:val="nil"/>
@@ -7840,7 +7819,7 @@
         </w:tc>
         <w:tc>
           <w:tcPr>
-            <w:tcW w:w="2211" w:type="dxa"/>
+            <w:tcW w:w="2494" w:type="dxa"/>
             <w:vMerge w:val="restart"/>
             <w:tcBorders>
               <w:top w:val="nil"/>
@@ -7881,7 +7860,7 @@
         </w:tc>
         <w:tc>
           <w:tcPr>
-            <w:tcW w:w="5244" w:type="dxa"/>
+            <w:tcW w:w="5387" w:type="dxa"/>
             <w:tcBorders>
               <w:top w:val="nil"/>
               <w:left w:val="nil"/>
@@ -7914,37 +7893,13 @@
                 <w:lang w:eastAsia="ru-RU"/>
                 <w14:ligatures w14:val="none"/>
               </w:rPr>
-              <w:t xml:space="preserve">Зайти в консольный клиент под </w:t>
-            </w:r>
-            <w:r>
-              <w:rPr>
-                <w:rFonts w:ascii="Times New Roman" w:eastAsia="Times New Roman" w:hAnsi="Times New Roman" w:cs="Times New Roman"/>
-                <w:color w:val="2B2D31"/>
-                <w:kern w:val="0"/>
-                <w:sz w:val="28"/>
-                <w:szCs w:val="28"/>
-                <w:lang w:eastAsia="ru-RU"/>
-                <w14:ligatures w14:val="none"/>
-              </w:rPr>
-              <w:t>учётной</w:t>
-            </w:r>
-            <w:r>
-              <w:rPr>
-                <w:rFonts w:ascii="Times New Roman" w:eastAsia="Times New Roman" w:hAnsi="Times New Roman" w:cs="Times New Roman"/>
-                <w:color w:val="2B2D31"/>
-                <w:kern w:val="0"/>
-                <w:sz w:val="28"/>
-                <w:szCs w:val="28"/>
-                <w:lang w:eastAsia="ru-RU"/>
-                <w14:ligatures w14:val="none"/>
-              </w:rPr>
-              <w:t xml:space="preserve"> записью Администратора</w:t>
-            </w:r>
-          </w:p>
-        </w:tc>
-        <w:tc>
-          <w:tcPr>
-            <w:tcW w:w="4962" w:type="dxa"/>
+              <w:t>Зайти в консольный клиент под учётной записью Администратора</w:t>
+            </w:r>
+          </w:p>
+        </w:tc>
+        <w:tc>
+          <w:tcPr>
+            <w:tcW w:w="4678" w:type="dxa"/>
             <w:tcBorders>
               <w:top w:val="nil"/>
               <w:left w:val="nil"/>
@@ -8029,8 +7984,22 @@
                 <w:lang w:eastAsia="ru-RU"/>
                 <w14:ligatures w14:val="none"/>
               </w:rPr>
-              <w:t xml:space="preserve"> -p 1qaz!QAZ</w:t>
-            </w:r>
+              <w:t xml:space="preserve"> -p 1</w:t>
+            </w:r>
+            <w:proofErr w:type="gramStart"/>
+            <w:r>
+              <w:rPr>
+                <w:rFonts w:ascii="Times New Roman" w:eastAsia="Times New Roman" w:hAnsi="Times New Roman" w:cs="Times New Roman"/>
+                <w:color w:val="2B2D31"/>
+                <w:kern w:val="0"/>
+                <w:sz w:val="28"/>
+                <w:szCs w:val="28"/>
+                <w:lang w:eastAsia="ru-RU"/>
+                <w14:ligatures w14:val="none"/>
+              </w:rPr>
+              <w:t>qaz!QAZ</w:t>
+            </w:r>
+            <w:proofErr w:type="gramEnd"/>
           </w:p>
         </w:tc>
         <w:tc>
@@ -8122,7 +8091,7 @@
         </w:tc>
         <w:tc>
           <w:tcPr>
-            <w:tcW w:w="2211" w:type="dxa"/>
+            <w:tcW w:w="2494" w:type="dxa"/>
             <w:vMerge/>
             <w:tcBorders>
               <w:top w:val="nil"/>
@@ -8150,7 +8119,7 @@
         </w:tc>
         <w:tc>
           <w:tcPr>
-            <w:tcW w:w="5244" w:type="dxa"/>
+            <w:tcW w:w="5387" w:type="dxa"/>
             <w:tcBorders>
               <w:top w:val="nil"/>
               <w:left w:val="nil"/>
@@ -8189,7 +8158,7 @@
         </w:tc>
         <w:tc>
           <w:tcPr>
-            <w:tcW w:w="4962" w:type="dxa"/>
+            <w:tcW w:w="4678" w:type="dxa"/>
             <w:tcBorders>
               <w:top w:val="nil"/>
               <w:left w:val="nil"/>
@@ -8234,7 +8203,33 @@
                 <w:lang w:val="en-US" w:eastAsia="ru-RU"/>
                 <w14:ligatures w14:val="none"/>
               </w:rPr>
-              <w:t>: user add -u Test -p 1qaz!QAZ -r User</w:t>
+              <w:t>: user add -u Test -p 1</w:t>
+            </w:r>
+            <w:proofErr w:type="gramStart"/>
+            <w:r>
+              <w:rPr>
+                <w:rFonts w:ascii="Times New Roman" w:eastAsia="Times New Roman" w:hAnsi="Times New Roman" w:cs="Times New Roman"/>
+                <w:color w:val="2B2D31"/>
+                <w:kern w:val="0"/>
+                <w:sz w:val="28"/>
+                <w:szCs w:val="28"/>
+                <w:lang w:val="en-US" w:eastAsia="ru-RU"/>
+                <w14:ligatures w14:val="none"/>
+              </w:rPr>
+              <w:t>qaz!QAZ</w:t>
+            </w:r>
+            <w:proofErr w:type="gramEnd"/>
+            <w:r>
+              <w:rPr>
+                <w:rFonts w:ascii="Times New Roman" w:eastAsia="Times New Roman" w:hAnsi="Times New Roman" w:cs="Times New Roman"/>
+                <w:color w:val="2B2D31"/>
+                <w:kern w:val="0"/>
+                <w:sz w:val="28"/>
+                <w:szCs w:val="28"/>
+                <w:lang w:val="en-US" w:eastAsia="ru-RU"/>
+                <w14:ligatures w14:val="none"/>
+              </w:rPr>
+              <w:t xml:space="preserve"> -r User</w:t>
             </w:r>
           </w:p>
         </w:tc>
@@ -8327,7 +8322,7 @@
         </w:tc>
         <w:tc>
           <w:tcPr>
-            <w:tcW w:w="2211" w:type="dxa"/>
+            <w:tcW w:w="2494" w:type="dxa"/>
             <w:vMerge/>
             <w:tcBorders>
               <w:top w:val="nil"/>
@@ -8355,7 +8350,7 @@
         </w:tc>
         <w:tc>
           <w:tcPr>
-            <w:tcW w:w="5244" w:type="dxa"/>
+            <w:tcW w:w="5387" w:type="dxa"/>
             <w:tcBorders>
               <w:top w:val="nil"/>
               <w:left w:val="nil"/>
@@ -8388,37 +8383,13 @@
                 <w:lang w:eastAsia="ru-RU"/>
                 <w14:ligatures w14:val="none"/>
               </w:rPr>
-              <w:t xml:space="preserve">Заблокировать созданную </w:t>
-            </w:r>
-            <w:r>
-              <w:rPr>
-                <w:rFonts w:ascii="Times New Roman" w:eastAsia="Times New Roman" w:hAnsi="Times New Roman" w:cs="Times New Roman"/>
-                <w:color w:val="2B2D31"/>
-                <w:kern w:val="0"/>
-                <w:sz w:val="28"/>
-                <w:szCs w:val="28"/>
-                <w:lang w:eastAsia="ru-RU"/>
-                <w14:ligatures w14:val="none"/>
-              </w:rPr>
-              <w:t>учётную</w:t>
-            </w:r>
-            <w:r>
-              <w:rPr>
-                <w:rFonts w:ascii="Times New Roman" w:eastAsia="Times New Roman" w:hAnsi="Times New Roman" w:cs="Times New Roman"/>
-                <w:color w:val="2B2D31"/>
-                <w:kern w:val="0"/>
-                <w:sz w:val="28"/>
-                <w:szCs w:val="28"/>
-                <w:lang w:eastAsia="ru-RU"/>
-                <w14:ligatures w14:val="none"/>
-              </w:rPr>
-              <w:t xml:space="preserve"> запись на 1 день</w:t>
-            </w:r>
-          </w:p>
-        </w:tc>
-        <w:tc>
-          <w:tcPr>
-            <w:tcW w:w="4962" w:type="dxa"/>
+              <w:t>Заблокировать созданную учётную запись на 1 день</w:t>
+            </w:r>
+          </w:p>
+        </w:tc>
+        <w:tc>
+          <w:tcPr>
+            <w:tcW w:w="4678" w:type="dxa"/>
             <w:tcBorders>
               <w:top w:val="nil"/>
               <w:left w:val="nil"/>
@@ -8556,7 +8527,7 @@
         </w:tc>
         <w:tc>
           <w:tcPr>
-            <w:tcW w:w="2211" w:type="dxa"/>
+            <w:tcW w:w="2494" w:type="dxa"/>
             <w:vMerge/>
             <w:tcBorders>
               <w:top w:val="nil"/>
@@ -8584,7 +8555,7 @@
         </w:tc>
         <w:tc>
           <w:tcPr>
-            <w:tcW w:w="5244" w:type="dxa"/>
+            <w:tcW w:w="5387" w:type="dxa"/>
             <w:tcBorders>
               <w:top w:val="nil"/>
               <w:left w:val="nil"/>
@@ -8623,7 +8594,7 @@
         </w:tc>
         <w:tc>
           <w:tcPr>
-            <w:tcW w:w="4962" w:type="dxa"/>
+            <w:tcW w:w="4678" w:type="dxa"/>
             <w:tcBorders>
               <w:top w:val="nil"/>
               <w:left w:val="nil"/>
@@ -8789,7 +8760,7 @@
         </w:tc>
         <w:tc>
           <w:tcPr>
-            <w:tcW w:w="2211" w:type="dxa"/>
+            <w:tcW w:w="2494" w:type="dxa"/>
             <w:vMerge/>
             <w:tcBorders>
               <w:top w:val="nil"/>
@@ -8817,7 +8788,7 @@
         </w:tc>
         <w:tc>
           <w:tcPr>
-            <w:tcW w:w="5244" w:type="dxa"/>
+            <w:tcW w:w="5387" w:type="dxa"/>
             <w:tcBorders>
               <w:top w:val="nil"/>
               <w:left w:val="nil"/>
@@ -8856,7 +8827,7 @@
         </w:tc>
         <w:tc>
           <w:tcPr>
-            <w:tcW w:w="4962" w:type="dxa"/>
+            <w:tcW w:w="4678" w:type="dxa"/>
             <w:tcBorders>
               <w:top w:val="nil"/>
               <w:left w:val="nil"/>
@@ -9060,7 +9031,7 @@
         </w:tc>
         <w:tc>
           <w:tcPr>
-            <w:tcW w:w="2211" w:type="dxa"/>
+            <w:tcW w:w="2494" w:type="dxa"/>
             <w:vMerge/>
             <w:tcBorders>
               <w:top w:val="nil"/>
@@ -9088,7 +9059,7 @@
         </w:tc>
         <w:tc>
           <w:tcPr>
-            <w:tcW w:w="5244" w:type="dxa"/>
+            <w:tcW w:w="5387" w:type="dxa"/>
             <w:tcBorders>
               <w:top w:val="nil"/>
               <w:left w:val="nil"/>
@@ -9127,7 +9098,7 @@
         </w:tc>
         <w:tc>
           <w:tcPr>
-            <w:tcW w:w="4962" w:type="dxa"/>
+            <w:tcW w:w="4678" w:type="dxa"/>
             <w:tcBorders>
               <w:top w:val="nil"/>
               <w:left w:val="nil"/>
@@ -9305,7 +9276,7 @@
         </w:tc>
         <w:tc>
           <w:tcPr>
-            <w:tcW w:w="2211" w:type="dxa"/>
+            <w:tcW w:w="2494" w:type="dxa"/>
             <w:vMerge/>
             <w:tcBorders>
               <w:top w:val="nil"/>
@@ -9333,7 +9304,7 @@
         </w:tc>
         <w:tc>
           <w:tcPr>
-            <w:tcW w:w="5244" w:type="dxa"/>
+            <w:tcW w:w="5387" w:type="dxa"/>
             <w:tcBorders>
               <w:top w:val="nil"/>
               <w:left w:val="nil"/>
@@ -9372,7 +9343,7 @@
         </w:tc>
         <w:tc>
           <w:tcPr>
-            <w:tcW w:w="4962" w:type="dxa"/>
+            <w:tcW w:w="4678" w:type="dxa"/>
             <w:tcBorders>
               <w:top w:val="nil"/>
               <w:left w:val="nil"/>
@@ -9538,7 +9509,7 @@
         </w:tc>
         <w:tc>
           <w:tcPr>
-            <w:tcW w:w="2211" w:type="dxa"/>
+            <w:tcW w:w="2494" w:type="dxa"/>
             <w:vMerge/>
             <w:tcBorders>
               <w:top w:val="nil"/>
@@ -9566,7 +9537,7 @@
         </w:tc>
         <w:tc>
           <w:tcPr>
-            <w:tcW w:w="5244" w:type="dxa"/>
+            <w:tcW w:w="5387" w:type="dxa"/>
             <w:tcBorders>
               <w:top w:val="nil"/>
               <w:left w:val="nil"/>
@@ -9599,37 +9570,13 @@
                 <w:lang w:eastAsia="ru-RU"/>
                 <w14:ligatures w14:val="none"/>
               </w:rPr>
-              <w:t xml:space="preserve">Выйти из </w:t>
-            </w:r>
-            <w:r>
-              <w:rPr>
-                <w:rFonts w:ascii="Times New Roman" w:eastAsia="Times New Roman" w:hAnsi="Times New Roman" w:cs="Times New Roman"/>
-                <w:color w:val="2B2D31"/>
-                <w:kern w:val="0"/>
-                <w:sz w:val="28"/>
-                <w:szCs w:val="28"/>
-                <w:lang w:eastAsia="ru-RU"/>
-                <w14:ligatures w14:val="none"/>
-              </w:rPr>
-              <w:t>учётной</w:t>
-            </w:r>
-            <w:r>
-              <w:rPr>
-                <w:rFonts w:ascii="Times New Roman" w:eastAsia="Times New Roman" w:hAnsi="Times New Roman" w:cs="Times New Roman"/>
-                <w:color w:val="2B2D31"/>
-                <w:kern w:val="0"/>
-                <w:sz w:val="28"/>
-                <w:szCs w:val="28"/>
-                <w:lang w:eastAsia="ru-RU"/>
-                <w14:ligatures w14:val="none"/>
-              </w:rPr>
-              <w:t xml:space="preserve"> записи</w:t>
-            </w:r>
-          </w:p>
-        </w:tc>
-        <w:tc>
-          <w:tcPr>
-            <w:tcW w:w="4962" w:type="dxa"/>
+              <w:t>Выйти из учётной записи</w:t>
+            </w:r>
+          </w:p>
+        </w:tc>
+        <w:tc>
+          <w:tcPr>
+            <w:tcW w:w="4678" w:type="dxa"/>
             <w:tcBorders>
               <w:top w:val="nil"/>
               <w:left w:val="nil"/>
@@ -9769,7 +9716,7 @@
         </w:tc>
         <w:tc>
           <w:tcPr>
-            <w:tcW w:w="2211" w:type="dxa"/>
+            <w:tcW w:w="2494" w:type="dxa"/>
             <w:vMerge/>
             <w:tcBorders>
               <w:top w:val="nil"/>
@@ -9797,7 +9744,7 @@
         </w:tc>
         <w:tc>
           <w:tcPr>
-            <w:tcW w:w="5244" w:type="dxa"/>
+            <w:tcW w:w="5387" w:type="dxa"/>
             <w:tcBorders>
               <w:top w:val="nil"/>
               <w:left w:val="nil"/>
@@ -9830,37 +9777,13 @@
                 <w:lang w:eastAsia="ru-RU"/>
                 <w14:ligatures w14:val="none"/>
               </w:rPr>
-              <w:t xml:space="preserve">Зайти под </w:t>
-            </w:r>
-            <w:r>
-              <w:rPr>
-                <w:rFonts w:ascii="Times New Roman" w:eastAsia="Times New Roman" w:hAnsi="Times New Roman" w:cs="Times New Roman"/>
-                <w:color w:val="2B2D31"/>
-                <w:kern w:val="0"/>
-                <w:sz w:val="28"/>
-                <w:szCs w:val="28"/>
-                <w:lang w:eastAsia="ru-RU"/>
-                <w14:ligatures w14:val="none"/>
-              </w:rPr>
-              <w:t>заблокированной</w:t>
-            </w:r>
-            <w:r>
-              <w:rPr>
-                <w:rFonts w:ascii="Times New Roman" w:eastAsia="Times New Roman" w:hAnsi="Times New Roman" w:cs="Times New Roman"/>
-                <w:color w:val="2B2D31"/>
-                <w:kern w:val="0"/>
-                <w:sz w:val="28"/>
-                <w:szCs w:val="28"/>
-                <w:lang w:eastAsia="ru-RU"/>
-                <w14:ligatures w14:val="none"/>
-              </w:rPr>
-              <w:t xml:space="preserve"> учёткой</w:t>
-            </w:r>
-          </w:p>
-        </w:tc>
-        <w:tc>
-          <w:tcPr>
-            <w:tcW w:w="4962" w:type="dxa"/>
+              <w:t>Зайти под заблокированной учёткой</w:t>
+            </w:r>
+          </w:p>
+        </w:tc>
+        <w:tc>
+          <w:tcPr>
+            <w:tcW w:w="4678" w:type="dxa"/>
             <w:tcBorders>
               <w:top w:val="nil"/>
               <w:left w:val="nil"/>
@@ -9905,8 +9828,22 @@
                 <w:lang w:val="en-US" w:eastAsia="ru-RU"/>
                 <w14:ligatures w14:val="none"/>
               </w:rPr>
-              <w:t>: login -u Test -p 1qaz!QAZ</w:t>
-            </w:r>
+              <w:t>: login -u Test -p 1</w:t>
+            </w:r>
+            <w:proofErr w:type="gramStart"/>
+            <w:r>
+              <w:rPr>
+                <w:rFonts w:ascii="Times New Roman" w:eastAsia="Times New Roman" w:hAnsi="Times New Roman" w:cs="Times New Roman"/>
+                <w:color w:val="2B2D31"/>
+                <w:kern w:val="0"/>
+                <w:sz w:val="28"/>
+                <w:szCs w:val="28"/>
+                <w:lang w:val="en-US" w:eastAsia="ru-RU"/>
+                <w14:ligatures w14:val="none"/>
+              </w:rPr>
+              <w:t>qaz!QAZ</w:t>
+            </w:r>
+            <w:proofErr w:type="gramEnd"/>
           </w:p>
         </w:tc>
         <w:tc>
@@ -9992,14 +9929,14 @@
                 <w:lang w:eastAsia="ru-RU"/>
                 <w14:ligatures w14:val="none"/>
               </w:rPr>
-              <w:t>6</w:t>
-            </w:r>
-          </w:p>
-        </w:tc>
-        <w:tc>
-          <w:tcPr>
-            <w:tcW w:w="2211" w:type="dxa"/>
-            <w:vMerge w:val="restart"/>
+              <w:t>5.9</w:t>
+            </w:r>
+          </w:p>
+        </w:tc>
+        <w:tc>
+          <w:tcPr>
+            <w:tcW w:w="2494" w:type="dxa"/>
+            <w:vMerge/>
             <w:tcBorders>
               <w:top w:val="nil"/>
               <w:left w:val="single" w:sz="4" w:space="0" w:color="auto"/>
@@ -10012,34 +9949,21 @@
           <w:p>
             <w:pPr>
               <w:spacing w:after="0" w:line="240" w:lineRule="auto"/>
-              <w:jc w:val="center"/>
-              <w:rPr>
-                <w:rFonts w:ascii="Times New Roman" w:eastAsia="Times New Roman" w:hAnsi="Times New Roman" w:cs="Times New Roman"/>
-                <w:color w:val="2B2D31"/>
-                <w:kern w:val="0"/>
-                <w:sz w:val="28"/>
-                <w:szCs w:val="28"/>
-                <w:lang w:eastAsia="ru-RU"/>
-                <w14:ligatures w14:val="none"/>
-              </w:rPr>
-            </w:pPr>
-            <w:r>
-              <w:rPr>
-                <w:rFonts w:ascii="Times New Roman" w:eastAsia="Times New Roman" w:hAnsi="Times New Roman" w:cs="Times New Roman"/>
-                <w:color w:val="2B2D31"/>
-                <w:kern w:val="0"/>
-                <w:sz w:val="28"/>
-                <w:szCs w:val="28"/>
-                <w:lang w:eastAsia="ru-RU"/>
-                <w14:ligatures w14:val="none"/>
-              </w:rPr>
-              <w:t>Тестирование мониторинга</w:t>
-            </w:r>
-          </w:p>
-        </w:tc>
-        <w:tc>
-          <w:tcPr>
-            <w:tcW w:w="5244" w:type="dxa"/>
+              <w:rPr>
+                <w:rFonts w:ascii="Times New Roman" w:eastAsia="Times New Roman" w:hAnsi="Times New Roman" w:cs="Times New Roman"/>
+                <w:color w:val="2B2D31"/>
+                <w:kern w:val="0"/>
+                <w:sz w:val="28"/>
+                <w:szCs w:val="28"/>
+                <w:lang w:eastAsia="ru-RU"/>
+                <w14:ligatures w14:val="none"/>
+              </w:rPr>
+            </w:pPr>
+          </w:p>
+        </w:tc>
+        <w:tc>
+          <w:tcPr>
+            <w:tcW w:w="5387" w:type="dxa"/>
             <w:tcBorders>
               <w:top w:val="nil"/>
               <w:left w:val="nil"/>
@@ -10072,51 +9996,13 @@
                 <w:lang w:eastAsia="ru-RU"/>
                 <w14:ligatures w14:val="none"/>
               </w:rPr>
-              <w:t xml:space="preserve">Зайти в консольный клиент под </w:t>
-            </w:r>
-            <w:r>
-              <w:rPr>
-                <w:rFonts w:ascii="Times New Roman" w:eastAsia="Times New Roman" w:hAnsi="Times New Roman" w:cs="Times New Roman"/>
-                <w:color w:val="2B2D31"/>
-                <w:kern w:val="0"/>
-                <w:sz w:val="28"/>
-                <w:szCs w:val="28"/>
-                <w:lang w:eastAsia="ru-RU"/>
-                <w14:ligatures w14:val="none"/>
-              </w:rPr>
-              <w:t>учётной</w:t>
-            </w:r>
-            <w:r>
-              <w:rPr>
-                <w:rFonts w:ascii="Times New Roman" w:eastAsia="Times New Roman" w:hAnsi="Times New Roman" w:cs="Times New Roman"/>
-                <w:color w:val="2B2D31"/>
-                <w:kern w:val="0"/>
-                <w:sz w:val="28"/>
-                <w:szCs w:val="28"/>
-                <w:lang w:eastAsia="ru-RU"/>
-                <w14:ligatures w14:val="none"/>
-              </w:rPr>
-              <w:t xml:space="preserve"> записью </w:t>
-            </w:r>
-            <w:proofErr w:type="spellStart"/>
-            <w:r>
-              <w:rPr>
-                <w:rFonts w:ascii="Times New Roman" w:eastAsia="Times New Roman" w:hAnsi="Times New Roman" w:cs="Times New Roman"/>
-                <w:color w:val="2B2D31"/>
-                <w:kern w:val="0"/>
-                <w:sz w:val="28"/>
-                <w:szCs w:val="28"/>
-                <w:lang w:eastAsia="ru-RU"/>
-                <w14:ligatures w14:val="none"/>
-              </w:rPr>
-              <w:t>WatchdogAdmin</w:t>
-            </w:r>
-            <w:proofErr w:type="spellEnd"/>
-          </w:p>
-        </w:tc>
-        <w:tc>
-          <w:tcPr>
-            <w:tcW w:w="4962" w:type="dxa"/>
+              <w:t>Зайти в консольный клиент под учётной записью Администратора</w:t>
+            </w:r>
+          </w:p>
+        </w:tc>
+        <w:tc>
+          <w:tcPr>
+            <w:tcW w:w="4678" w:type="dxa"/>
             <w:tcBorders>
               <w:top w:val="nil"/>
               <w:left w:val="nil"/>
@@ -10135,34 +10021,88 @@
                 <w:kern w:val="0"/>
                 <w:sz w:val="28"/>
                 <w:szCs w:val="28"/>
-                <w:lang w:val="en-US" w:eastAsia="ru-RU"/>
-                <w14:ligatures w14:val="none"/>
-              </w:rPr>
-            </w:pPr>
-            <w:r>
-              <w:rPr>
-                <w:rFonts w:ascii="Times New Roman" w:eastAsia="Times New Roman" w:hAnsi="Times New Roman" w:cs="Times New Roman"/>
-                <w:color w:val="2B2D31"/>
-                <w:kern w:val="0"/>
-                <w:sz w:val="28"/>
-                <w:szCs w:val="28"/>
-                <w:lang w:eastAsia="ru-RU"/>
-                <w14:ligatures w14:val="none"/>
-              </w:rPr>
-              <w:t>Команда</w:t>
-            </w:r>
-            <w:r>
-              <w:rPr>
-                <w:rFonts w:ascii="Times New Roman" w:eastAsia="Times New Roman" w:hAnsi="Times New Roman" w:cs="Times New Roman"/>
-                <w:color w:val="2B2D31"/>
-                <w:kern w:val="0"/>
-                <w:sz w:val="28"/>
-                <w:szCs w:val="28"/>
-                <w:lang w:val="en-US" w:eastAsia="ru-RU"/>
-                <w14:ligatures w14:val="none"/>
-              </w:rPr>
-              <w:t>: login -u Watch -p 1qaz!QAZ</w:t>
-            </w:r>
+                <w:lang w:eastAsia="ru-RU"/>
+                <w14:ligatures w14:val="none"/>
+              </w:rPr>
+            </w:pPr>
+            <w:r>
+              <w:rPr>
+                <w:rFonts w:ascii="Times New Roman" w:eastAsia="Times New Roman" w:hAnsi="Times New Roman" w:cs="Times New Roman"/>
+                <w:color w:val="2B2D31"/>
+                <w:kern w:val="0"/>
+                <w:sz w:val="28"/>
+                <w:szCs w:val="28"/>
+                <w:lang w:eastAsia="ru-RU"/>
+                <w14:ligatures w14:val="none"/>
+              </w:rPr>
+              <w:t>Команда: </w:t>
+            </w:r>
+            <w:proofErr w:type="spellStart"/>
+            <w:r>
+              <w:rPr>
+                <w:rFonts w:ascii="Times New Roman" w:eastAsia="Times New Roman" w:hAnsi="Times New Roman" w:cs="Times New Roman"/>
+                <w:color w:val="2B2D31"/>
+                <w:kern w:val="0"/>
+                <w:sz w:val="28"/>
+                <w:szCs w:val="28"/>
+                <w:lang w:eastAsia="ru-RU"/>
+                <w14:ligatures w14:val="none"/>
+              </w:rPr>
+              <w:t>login</w:t>
+            </w:r>
+            <w:proofErr w:type="spellEnd"/>
+            <w:r>
+              <w:rPr>
+                <w:rFonts w:ascii="Times New Roman" w:eastAsia="Times New Roman" w:hAnsi="Times New Roman" w:cs="Times New Roman"/>
+                <w:color w:val="2B2D31"/>
+                <w:kern w:val="0"/>
+                <w:sz w:val="28"/>
+                <w:szCs w:val="28"/>
+                <w:lang w:eastAsia="ru-RU"/>
+                <w14:ligatures w14:val="none"/>
+              </w:rPr>
+              <w:t xml:space="preserve"> -u </w:t>
+            </w:r>
+            <w:proofErr w:type="spellStart"/>
+            <w:r>
+              <w:rPr>
+                <w:rFonts w:ascii="Times New Roman" w:eastAsia="Times New Roman" w:hAnsi="Times New Roman" w:cs="Times New Roman"/>
+                <w:color w:val="2B2D31"/>
+                <w:kern w:val="0"/>
+                <w:sz w:val="28"/>
+                <w:szCs w:val="28"/>
+                <w:lang w:eastAsia="ru-RU"/>
+                <w14:ligatures w14:val="none"/>
+              </w:rPr>
+              <w:t>Lurri</w:t>
+            </w:r>
+            <w:proofErr w:type="spellEnd"/>
+            <w:r>
+              <w:rPr>
+                <w:rFonts w:ascii="Times New Roman" w:eastAsia="Times New Roman" w:hAnsi="Times New Roman" w:cs="Times New Roman"/>
+                <w:color w:val="2B2D31"/>
+                <w:kern w:val="0"/>
+                <w:sz w:val="28"/>
+                <w:szCs w:val="28"/>
+                <w:lang w:eastAsia="ru-RU"/>
+                <w14:ligatures w14:val="none"/>
+              </w:rPr>
+              <w:t xml:space="preserve"> -p 1</w:t>
+            </w:r>
+            <w:proofErr w:type="gramStart"/>
+            <w:r>
+              <w:rPr>
+                <w:rFonts w:ascii="Times New Roman" w:eastAsia="Times New Roman" w:hAnsi="Times New Roman" w:cs="Times New Roman"/>
+                <w:color w:val="2B2D31"/>
+                <w:kern w:val="0"/>
+                <w:sz w:val="28"/>
+                <w:szCs w:val="28"/>
+                <w:lang w:eastAsia="ru-RU"/>
+                <w14:ligatures w14:val="none"/>
+              </w:rPr>
+              <w:t>qaz!QAZ</w:t>
+            </w:r>
+            <w:proofErr w:type="gramEnd"/>
           </w:p>
         </w:tc>
         <w:tc>
@@ -10248,13 +10188,13 @@
                 <w:lang w:eastAsia="ru-RU"/>
                 <w14:ligatures w14:val="none"/>
               </w:rPr>
-              <w:t>6.1</w:t>
-            </w:r>
-          </w:p>
-        </w:tc>
-        <w:tc>
-          <w:tcPr>
-            <w:tcW w:w="2211" w:type="dxa"/>
+              <w:t>5.10</w:t>
+            </w:r>
+          </w:p>
+        </w:tc>
+        <w:tc>
+          <w:tcPr>
+            <w:tcW w:w="2494" w:type="dxa"/>
             <w:vMerge/>
             <w:tcBorders>
               <w:top w:val="nil"/>
@@ -10282,7 +10222,7 @@
         </w:tc>
         <w:tc>
           <w:tcPr>
-            <w:tcW w:w="5244" w:type="dxa"/>
+            <w:tcW w:w="5387" w:type="dxa"/>
             <w:tcBorders>
               <w:top w:val="nil"/>
               <w:left w:val="nil"/>
@@ -10315,13 +10255,13 @@
                 <w:lang w:eastAsia="ru-RU"/>
                 <w14:ligatures w14:val="none"/>
               </w:rPr>
-              <w:t>Изменить интервал сбора метрик</w:t>
-            </w:r>
-          </w:p>
-        </w:tc>
-        <w:tc>
-          <w:tcPr>
-            <w:tcW w:w="4962" w:type="dxa"/>
+              <w:t>Разблокировать учётную запись</w:t>
+            </w:r>
+          </w:p>
+        </w:tc>
+        <w:tc>
+          <w:tcPr>
+            <w:tcW w:w="4678" w:type="dxa"/>
             <w:tcBorders>
               <w:top w:val="nil"/>
               <w:left w:val="nil"/>
@@ -10354,7 +10294,7 @@
                 <w:lang w:eastAsia="ru-RU"/>
                 <w14:ligatures w14:val="none"/>
               </w:rPr>
-              <w:t>Команда: </w:t>
+              <w:t xml:space="preserve">Команда: </w:t>
             </w:r>
             <w:proofErr w:type="spellStart"/>
             <w:r>
@@ -10367,7 +10307,7 @@
                 <w:lang w:eastAsia="ru-RU"/>
                 <w14:ligatures w14:val="none"/>
               </w:rPr>
-              <w:t>watchdog</w:t>
+              <w:t>user</w:t>
             </w:r>
             <w:proofErr w:type="spellEnd"/>
             <w:r>
@@ -10393,7 +10333,7 @@
                 <w:lang w:eastAsia="ru-RU"/>
                 <w14:ligatures w14:val="none"/>
               </w:rPr>
-              <w:t>config</w:t>
+              <w:t>unblock</w:t>
             </w:r>
             <w:proofErr w:type="spellEnd"/>
             <w:r>
@@ -10406,7 +10346,33 @@
                 <w:lang w:eastAsia="ru-RU"/>
                 <w14:ligatures w14:val="none"/>
               </w:rPr>
-              <w:t xml:space="preserve"> -i 10</w:t>
+              <w:t xml:space="preserve"> -</w:t>
+            </w:r>
+            <w:proofErr w:type="spellStart"/>
+            <w:r>
+              <w:rPr>
+                <w:rFonts w:ascii="Times New Roman" w:eastAsia="Times New Roman" w:hAnsi="Times New Roman" w:cs="Times New Roman"/>
+                <w:color w:val="2B2D31"/>
+                <w:kern w:val="0"/>
+                <w:sz w:val="28"/>
+                <w:szCs w:val="28"/>
+                <w:lang w:eastAsia="ru-RU"/>
+                <w14:ligatures w14:val="none"/>
+              </w:rPr>
+              <w:t>id</w:t>
+            </w:r>
+            <w:proofErr w:type="spellEnd"/>
+            <w:r>
+              <w:rPr>
+                <w:rFonts w:ascii="Times New Roman" w:eastAsia="Times New Roman" w:hAnsi="Times New Roman" w:cs="Times New Roman"/>
+                <w:color w:val="2B2D31"/>
+                <w:kern w:val="0"/>
+                <w:sz w:val="28"/>
+                <w:szCs w:val="28"/>
+                <w:lang w:eastAsia="ru-RU"/>
+                <w14:ligatures w14:val="none"/>
+              </w:rPr>
+              <w:t xml:space="preserve"> 10</w:t>
             </w:r>
           </w:p>
         </w:tc>
@@ -10493,13 +10459,13 @@
                 <w:lang w:eastAsia="ru-RU"/>
                 <w14:ligatures w14:val="none"/>
               </w:rPr>
-              <w:t>6.2</w:t>
-            </w:r>
-          </w:p>
-        </w:tc>
-        <w:tc>
-          <w:tcPr>
-            <w:tcW w:w="2211" w:type="dxa"/>
+              <w:t>5.11</w:t>
+            </w:r>
+          </w:p>
+        </w:tc>
+        <w:tc>
+          <w:tcPr>
+            <w:tcW w:w="2494" w:type="dxa"/>
             <w:vMerge/>
             <w:tcBorders>
               <w:top w:val="nil"/>
@@ -10527,7 +10493,7 @@
         </w:tc>
         <w:tc>
           <w:tcPr>
-            <w:tcW w:w="5244" w:type="dxa"/>
+            <w:tcW w:w="5387" w:type="dxa"/>
             <w:tcBorders>
               <w:top w:val="nil"/>
               <w:left w:val="nil"/>
@@ -10560,13 +10526,13 @@
                 <w:lang w:eastAsia="ru-RU"/>
                 <w14:ligatures w14:val="none"/>
               </w:rPr>
-              <w:t>Запустить фоновый сбор системных метрик</w:t>
-            </w:r>
-          </w:p>
-        </w:tc>
-        <w:tc>
-          <w:tcPr>
-            <w:tcW w:w="4962" w:type="dxa"/>
+              <w:t>Выйти из учётной записи</w:t>
+            </w:r>
+          </w:p>
+        </w:tc>
+        <w:tc>
+          <w:tcPr>
+            <w:tcW w:w="4678" w:type="dxa"/>
             <w:tcBorders>
               <w:top w:val="nil"/>
               <w:left w:val="nil"/>
@@ -10612,33 +10578,7 @@
                 <w:lang w:eastAsia="ru-RU"/>
                 <w14:ligatures w14:val="none"/>
               </w:rPr>
-              <w:t>watchdog</w:t>
-            </w:r>
-            <w:proofErr w:type="spellEnd"/>
-            <w:r>
-              <w:rPr>
-                <w:rFonts w:ascii="Times New Roman" w:eastAsia="Times New Roman" w:hAnsi="Times New Roman" w:cs="Times New Roman"/>
-                <w:color w:val="2B2D31"/>
-                <w:kern w:val="0"/>
-                <w:sz w:val="28"/>
-                <w:szCs w:val="28"/>
-                <w:lang w:eastAsia="ru-RU"/>
-                <w14:ligatures w14:val="none"/>
-              </w:rPr>
-              <w:t xml:space="preserve"> </w:t>
-            </w:r>
-            <w:proofErr w:type="spellStart"/>
-            <w:r>
-              <w:rPr>
-                <w:rFonts w:ascii="Times New Roman" w:eastAsia="Times New Roman" w:hAnsi="Times New Roman" w:cs="Times New Roman"/>
-                <w:color w:val="2B2D31"/>
-                <w:kern w:val="0"/>
-                <w:sz w:val="28"/>
-                <w:szCs w:val="28"/>
-                <w:lang w:eastAsia="ru-RU"/>
-                <w14:ligatures w14:val="none"/>
-              </w:rPr>
-              <w:t>run</w:t>
+              <w:t>logout</w:t>
             </w:r>
             <w:proofErr w:type="spellEnd"/>
           </w:p>
@@ -10726,13 +10666,13 @@
                 <w:lang w:eastAsia="ru-RU"/>
                 <w14:ligatures w14:val="none"/>
               </w:rPr>
-              <w:t>6.3</w:t>
-            </w:r>
-          </w:p>
-        </w:tc>
-        <w:tc>
-          <w:tcPr>
-            <w:tcW w:w="2211" w:type="dxa"/>
+              <w:t>5.12</w:t>
+            </w:r>
+          </w:p>
+        </w:tc>
+        <w:tc>
+          <w:tcPr>
+            <w:tcW w:w="2494" w:type="dxa"/>
             <w:vMerge/>
             <w:tcBorders>
               <w:top w:val="nil"/>
@@ -10760,7 +10700,7 @@
         </w:tc>
         <w:tc>
           <w:tcPr>
-            <w:tcW w:w="5244" w:type="dxa"/>
+            <w:tcW w:w="5387" w:type="dxa"/>
             <w:tcBorders>
               <w:top w:val="nil"/>
               <w:left w:val="nil"/>
@@ -10793,39 +10733,13 @@
                 <w:lang w:eastAsia="ru-RU"/>
                 <w14:ligatures w14:val="none"/>
               </w:rPr>
-              <w:t xml:space="preserve">Проверить статус </w:t>
-            </w:r>
-            <w:proofErr w:type="spellStart"/>
-            <w:r>
-              <w:rPr>
-                <w:rFonts w:ascii="Times New Roman" w:eastAsia="Times New Roman" w:hAnsi="Times New Roman" w:cs="Times New Roman"/>
-                <w:color w:val="2B2D31"/>
-                <w:kern w:val="0"/>
-                <w:sz w:val="28"/>
-                <w:szCs w:val="28"/>
-                <w:lang w:eastAsia="ru-RU"/>
-                <w14:ligatures w14:val="none"/>
-              </w:rPr>
-              <w:t>watchdog</w:t>
-            </w:r>
-            <w:proofErr w:type="spellEnd"/>
-            <w:r>
-              <w:rPr>
-                <w:rFonts w:ascii="Times New Roman" w:eastAsia="Times New Roman" w:hAnsi="Times New Roman" w:cs="Times New Roman"/>
-                <w:color w:val="2B2D31"/>
-                <w:kern w:val="0"/>
-                <w:sz w:val="28"/>
-                <w:szCs w:val="28"/>
-                <w:lang w:eastAsia="ru-RU"/>
-                <w14:ligatures w14:val="none"/>
-              </w:rPr>
-              <w:t xml:space="preserve"> (должно быть запущен)</w:t>
-            </w:r>
-          </w:p>
-        </w:tc>
-        <w:tc>
-          <w:tcPr>
-            <w:tcW w:w="4962" w:type="dxa"/>
+              <w:t>Зайти под разблокированной учёткой</w:t>
+            </w:r>
+          </w:p>
+        </w:tc>
+        <w:tc>
+          <w:tcPr>
+            <w:tcW w:w="4678" w:type="dxa"/>
             <w:tcBorders>
               <w:top w:val="nil"/>
               <w:left w:val="nil"/>
@@ -10844,62 +10758,48 @@
                 <w:kern w:val="0"/>
                 <w:sz w:val="28"/>
                 <w:szCs w:val="28"/>
-                <w:lang w:eastAsia="ru-RU"/>
-                <w14:ligatures w14:val="none"/>
-              </w:rPr>
-            </w:pPr>
-            <w:r>
-              <w:rPr>
-                <w:rFonts w:ascii="Times New Roman" w:eastAsia="Times New Roman" w:hAnsi="Times New Roman" w:cs="Times New Roman"/>
-                <w:color w:val="2B2D31"/>
-                <w:kern w:val="0"/>
-                <w:sz w:val="28"/>
-                <w:szCs w:val="28"/>
-                <w:lang w:eastAsia="ru-RU"/>
-                <w14:ligatures w14:val="none"/>
-              </w:rPr>
-              <w:t>Команда: </w:t>
-            </w:r>
-            <w:proofErr w:type="spellStart"/>
-            <w:r>
-              <w:rPr>
-                <w:rFonts w:ascii="Times New Roman" w:eastAsia="Times New Roman" w:hAnsi="Times New Roman" w:cs="Times New Roman"/>
-                <w:color w:val="2B2D31"/>
-                <w:kern w:val="0"/>
-                <w:sz w:val="28"/>
-                <w:szCs w:val="28"/>
-                <w:lang w:eastAsia="ru-RU"/>
-                <w14:ligatures w14:val="none"/>
-              </w:rPr>
-              <w:t>watchdog</w:t>
-            </w:r>
-            <w:proofErr w:type="spellEnd"/>
-            <w:r>
-              <w:rPr>
-                <w:rFonts w:ascii="Times New Roman" w:eastAsia="Times New Roman" w:hAnsi="Times New Roman" w:cs="Times New Roman"/>
-                <w:color w:val="2B2D31"/>
-                <w:kern w:val="0"/>
-                <w:sz w:val="28"/>
-                <w:szCs w:val="28"/>
-                <w:lang w:eastAsia="ru-RU"/>
-                <w14:ligatures w14:val="none"/>
-              </w:rPr>
-              <w:t xml:space="preserve"> </w:t>
-            </w:r>
-            <w:proofErr w:type="spellStart"/>
-            <w:r>
-              <w:rPr>
-                <w:rFonts w:ascii="Times New Roman" w:eastAsia="Times New Roman" w:hAnsi="Times New Roman" w:cs="Times New Roman"/>
-                <w:color w:val="2B2D31"/>
-                <w:kern w:val="0"/>
-                <w:sz w:val="28"/>
-                <w:szCs w:val="28"/>
-                <w:lang w:eastAsia="ru-RU"/>
-                <w14:ligatures w14:val="none"/>
-              </w:rPr>
-              <w:t>status</w:t>
-            </w:r>
-            <w:proofErr w:type="spellEnd"/>
+                <w:lang w:val="en-US" w:eastAsia="ru-RU"/>
+                <w14:ligatures w14:val="none"/>
+              </w:rPr>
+            </w:pPr>
+            <w:r>
+              <w:rPr>
+                <w:rFonts w:ascii="Times New Roman" w:eastAsia="Times New Roman" w:hAnsi="Times New Roman" w:cs="Times New Roman"/>
+                <w:color w:val="2B2D31"/>
+                <w:kern w:val="0"/>
+                <w:sz w:val="28"/>
+                <w:szCs w:val="28"/>
+                <w:lang w:eastAsia="ru-RU"/>
+                <w14:ligatures w14:val="none"/>
+              </w:rPr>
+              <w:t>Команда</w:t>
+            </w:r>
+            <w:r>
+              <w:rPr>
+                <w:rFonts w:ascii="Times New Roman" w:eastAsia="Times New Roman" w:hAnsi="Times New Roman" w:cs="Times New Roman"/>
+                <w:color w:val="2B2D31"/>
+                <w:kern w:val="0"/>
+                <w:sz w:val="28"/>
+                <w:szCs w:val="28"/>
+                <w:lang w:val="en-US" w:eastAsia="ru-RU"/>
+                <w14:ligatures w14:val="none"/>
+              </w:rPr>
+              <w:t>: login -u Test -p 1</w:t>
+            </w:r>
+            <w:proofErr w:type="gramStart"/>
+            <w:r>
+              <w:rPr>
+                <w:rFonts w:ascii="Times New Roman" w:eastAsia="Times New Roman" w:hAnsi="Times New Roman" w:cs="Times New Roman"/>
+                <w:color w:val="2B2D31"/>
+                <w:kern w:val="0"/>
+                <w:sz w:val="28"/>
+                <w:szCs w:val="28"/>
+                <w:lang w:val="en-US" w:eastAsia="ru-RU"/>
+                <w14:ligatures w14:val="none"/>
+              </w:rPr>
+              <w:t>qaz!QAZ</w:t>
+            </w:r>
+            <w:proofErr w:type="gramEnd"/>
           </w:p>
         </w:tc>
         <w:tc>
@@ -10985,15 +10885,14 @@
                 <w:lang w:eastAsia="ru-RU"/>
                 <w14:ligatures w14:val="none"/>
               </w:rPr>
-              <w:lastRenderedPageBreak/>
-              <w:t>6.4</w:t>
-            </w:r>
-          </w:p>
-        </w:tc>
-        <w:tc>
-          <w:tcPr>
-            <w:tcW w:w="2211" w:type="dxa"/>
-            <w:vMerge/>
+              <w:t>6</w:t>
+            </w:r>
+          </w:p>
+        </w:tc>
+        <w:tc>
+          <w:tcPr>
+            <w:tcW w:w="2494" w:type="dxa"/>
+            <w:vMerge w:val="restart"/>
             <w:tcBorders>
               <w:top w:val="nil"/>
               <w:left w:val="single" w:sz="4" w:space="0" w:color="auto"/>
@@ -11006,21 +10905,34 @@
           <w:p>
             <w:pPr>
               <w:spacing w:after="0" w:line="240" w:lineRule="auto"/>
-              <w:rPr>
-                <w:rFonts w:ascii="Times New Roman" w:eastAsia="Times New Roman" w:hAnsi="Times New Roman" w:cs="Times New Roman"/>
-                <w:color w:val="2B2D31"/>
-                <w:kern w:val="0"/>
-                <w:sz w:val="28"/>
-                <w:szCs w:val="28"/>
-                <w:lang w:eastAsia="ru-RU"/>
-                <w14:ligatures w14:val="none"/>
-              </w:rPr>
-            </w:pPr>
-          </w:p>
-        </w:tc>
-        <w:tc>
-          <w:tcPr>
-            <w:tcW w:w="5244" w:type="dxa"/>
+              <w:jc w:val="center"/>
+              <w:rPr>
+                <w:rFonts w:ascii="Times New Roman" w:eastAsia="Times New Roman" w:hAnsi="Times New Roman" w:cs="Times New Roman"/>
+                <w:color w:val="2B2D31"/>
+                <w:kern w:val="0"/>
+                <w:sz w:val="28"/>
+                <w:szCs w:val="28"/>
+                <w:lang w:eastAsia="ru-RU"/>
+                <w14:ligatures w14:val="none"/>
+              </w:rPr>
+            </w:pPr>
+            <w:r>
+              <w:rPr>
+                <w:rFonts w:ascii="Times New Roman" w:eastAsia="Times New Roman" w:hAnsi="Times New Roman" w:cs="Times New Roman"/>
+                <w:color w:val="2B2D31"/>
+                <w:kern w:val="0"/>
+                <w:sz w:val="28"/>
+                <w:szCs w:val="28"/>
+                <w:lang w:eastAsia="ru-RU"/>
+                <w14:ligatures w14:val="none"/>
+              </w:rPr>
+              <w:t>Тестирование мониторинга</w:t>
+            </w:r>
+          </w:p>
+        </w:tc>
+        <w:tc>
+          <w:tcPr>
+            <w:tcW w:w="5387" w:type="dxa"/>
             <w:tcBorders>
               <w:top w:val="nil"/>
               <w:left w:val="nil"/>
@@ -11053,13 +10965,27 @@
                 <w:lang w:eastAsia="ru-RU"/>
                 <w14:ligatures w14:val="none"/>
               </w:rPr>
-              <w:t>Вывести последние собранные метрики (CPU, RAM, HDD)</w:t>
-            </w:r>
-          </w:p>
-        </w:tc>
-        <w:tc>
-          <w:tcPr>
-            <w:tcW w:w="4962" w:type="dxa"/>
+              <w:t xml:space="preserve">Зайти в консольный клиент под учётной записью </w:t>
+            </w:r>
+            <w:proofErr w:type="spellStart"/>
+            <w:r>
+              <w:rPr>
+                <w:rFonts w:ascii="Times New Roman" w:eastAsia="Times New Roman" w:hAnsi="Times New Roman" w:cs="Times New Roman"/>
+                <w:color w:val="2B2D31"/>
+                <w:kern w:val="0"/>
+                <w:sz w:val="28"/>
+                <w:szCs w:val="28"/>
+                <w:lang w:eastAsia="ru-RU"/>
+                <w14:ligatures w14:val="none"/>
+              </w:rPr>
+              <w:t>WatchdogAdmin</w:t>
+            </w:r>
+            <w:proofErr w:type="spellEnd"/>
+          </w:p>
+        </w:tc>
+        <w:tc>
+          <w:tcPr>
+            <w:tcW w:w="4678" w:type="dxa"/>
             <w:tcBorders>
               <w:top w:val="nil"/>
               <w:left w:val="nil"/>
@@ -11078,74 +11004,48 @@
                 <w:kern w:val="0"/>
                 <w:sz w:val="28"/>
                 <w:szCs w:val="28"/>
-                <w:lang w:eastAsia="ru-RU"/>
-                <w14:ligatures w14:val="none"/>
-              </w:rPr>
-            </w:pPr>
-            <w:r>
-              <w:rPr>
-                <w:rFonts w:ascii="Times New Roman" w:eastAsia="Times New Roman" w:hAnsi="Times New Roman" w:cs="Times New Roman"/>
-                <w:color w:val="2B2D31"/>
-                <w:kern w:val="0"/>
-                <w:sz w:val="28"/>
-                <w:szCs w:val="28"/>
-                <w:lang w:eastAsia="ru-RU"/>
-                <w14:ligatures w14:val="none"/>
-              </w:rPr>
-              <w:t>Команда: </w:t>
-            </w:r>
-            <w:proofErr w:type="spellStart"/>
-            <w:r>
-              <w:rPr>
-                <w:rFonts w:ascii="Times New Roman" w:eastAsia="Times New Roman" w:hAnsi="Times New Roman" w:cs="Times New Roman"/>
-                <w:color w:val="2B2D31"/>
-                <w:kern w:val="0"/>
-                <w:sz w:val="28"/>
-                <w:szCs w:val="28"/>
-                <w:lang w:eastAsia="ru-RU"/>
-                <w14:ligatures w14:val="none"/>
-              </w:rPr>
-              <w:t>watchdog</w:t>
-            </w:r>
-            <w:proofErr w:type="spellEnd"/>
-            <w:r>
-              <w:rPr>
-                <w:rFonts w:ascii="Times New Roman" w:eastAsia="Times New Roman" w:hAnsi="Times New Roman" w:cs="Times New Roman"/>
-                <w:color w:val="2B2D31"/>
-                <w:kern w:val="0"/>
-                <w:sz w:val="28"/>
-                <w:szCs w:val="28"/>
-                <w:lang w:eastAsia="ru-RU"/>
-                <w14:ligatures w14:val="none"/>
-              </w:rPr>
-              <w:t xml:space="preserve"> </w:t>
-            </w:r>
-            <w:proofErr w:type="spellStart"/>
-            <w:r>
-              <w:rPr>
-                <w:rFonts w:ascii="Times New Roman" w:eastAsia="Times New Roman" w:hAnsi="Times New Roman" w:cs="Times New Roman"/>
-                <w:color w:val="2B2D31"/>
-                <w:kern w:val="0"/>
-                <w:sz w:val="28"/>
-                <w:szCs w:val="28"/>
-                <w:lang w:eastAsia="ru-RU"/>
-                <w14:ligatures w14:val="none"/>
-              </w:rPr>
-              <w:t>list</w:t>
-            </w:r>
-            <w:proofErr w:type="spellEnd"/>
-            <w:r>
-              <w:rPr>
-                <w:rFonts w:ascii="Times New Roman" w:eastAsia="Times New Roman" w:hAnsi="Times New Roman" w:cs="Times New Roman"/>
-                <w:color w:val="2B2D31"/>
-                <w:kern w:val="0"/>
-                <w:sz w:val="28"/>
-                <w:szCs w:val="28"/>
-                <w:lang w:eastAsia="ru-RU"/>
-                <w14:ligatures w14:val="none"/>
-              </w:rPr>
-              <w:t xml:space="preserve"> -n 10</w:t>
-            </w:r>
+                <w:lang w:val="en-US" w:eastAsia="ru-RU"/>
+                <w14:ligatures w14:val="none"/>
+              </w:rPr>
+            </w:pPr>
+            <w:r>
+              <w:rPr>
+                <w:rFonts w:ascii="Times New Roman" w:eastAsia="Times New Roman" w:hAnsi="Times New Roman" w:cs="Times New Roman"/>
+                <w:color w:val="2B2D31"/>
+                <w:kern w:val="0"/>
+                <w:sz w:val="28"/>
+                <w:szCs w:val="28"/>
+                <w:lang w:eastAsia="ru-RU"/>
+                <w14:ligatures w14:val="none"/>
+              </w:rPr>
+              <w:t>Команда</w:t>
+            </w:r>
+            <w:r>
+              <w:rPr>
+                <w:rFonts w:ascii="Times New Roman" w:eastAsia="Times New Roman" w:hAnsi="Times New Roman" w:cs="Times New Roman"/>
+                <w:color w:val="2B2D31"/>
+                <w:kern w:val="0"/>
+                <w:sz w:val="28"/>
+                <w:szCs w:val="28"/>
+                <w:lang w:val="en-US" w:eastAsia="ru-RU"/>
+                <w14:ligatures w14:val="none"/>
+              </w:rPr>
+              <w:t>: login -u Watch -p 1</w:t>
+            </w:r>
+            <w:proofErr w:type="gramStart"/>
+            <w:r>
+              <w:rPr>
+                <w:rFonts w:ascii="Times New Roman" w:eastAsia="Times New Roman" w:hAnsi="Times New Roman" w:cs="Times New Roman"/>
+                <w:color w:val="2B2D31"/>
+                <w:kern w:val="0"/>
+                <w:sz w:val="28"/>
+                <w:szCs w:val="28"/>
+                <w:lang w:val="en-US" w:eastAsia="ru-RU"/>
+                <w14:ligatures w14:val="none"/>
+              </w:rPr>
+              <w:t>qaz!QAZ</w:t>
+            </w:r>
+            <w:proofErr w:type="gramEnd"/>
           </w:p>
         </w:tc>
         <w:tc>
@@ -11231,13 +11131,14 @@
                 <w:lang w:eastAsia="ru-RU"/>
                 <w14:ligatures w14:val="none"/>
               </w:rPr>
-              <w:t>6.5</w:t>
-            </w:r>
-          </w:p>
-        </w:tc>
-        <w:tc>
-          <w:tcPr>
-            <w:tcW w:w="2211" w:type="dxa"/>
+              <w:lastRenderedPageBreak/>
+              <w:t>6.1</w:t>
+            </w:r>
+          </w:p>
+        </w:tc>
+        <w:tc>
+          <w:tcPr>
+            <w:tcW w:w="2494" w:type="dxa"/>
             <w:vMerge/>
             <w:tcBorders>
               <w:top w:val="nil"/>
@@ -11265,7 +11166,7 @@
         </w:tc>
         <w:tc>
           <w:tcPr>
-            <w:tcW w:w="5244" w:type="dxa"/>
+            <w:tcW w:w="5387" w:type="dxa"/>
             <w:tcBorders>
               <w:top w:val="nil"/>
               <w:left w:val="nil"/>
@@ -11298,13 +11199,13 @@
                 <w:lang w:eastAsia="ru-RU"/>
                 <w14:ligatures w14:val="none"/>
               </w:rPr>
-              <w:t>Остановить фоновый сбор системных метрик</w:t>
-            </w:r>
-          </w:p>
-        </w:tc>
-        <w:tc>
-          <w:tcPr>
-            <w:tcW w:w="4962" w:type="dxa"/>
+              <w:t>Изменить интервал сбора метрик</w:t>
+            </w:r>
+          </w:p>
+        </w:tc>
+        <w:tc>
+          <w:tcPr>
+            <w:tcW w:w="4678" w:type="dxa"/>
             <w:tcBorders>
               <w:top w:val="nil"/>
               <w:left w:val="nil"/>
@@ -11376,9 +11277,21 @@
                 <w:lang w:eastAsia="ru-RU"/>
                 <w14:ligatures w14:val="none"/>
               </w:rPr>
-              <w:t>stop</w:t>
+              <w:t>config</w:t>
             </w:r>
             <w:proofErr w:type="spellEnd"/>
+            <w:r>
+              <w:rPr>
+                <w:rFonts w:ascii="Times New Roman" w:eastAsia="Times New Roman" w:hAnsi="Times New Roman" w:cs="Times New Roman"/>
+                <w:color w:val="2B2D31"/>
+                <w:kern w:val="0"/>
+                <w:sz w:val="28"/>
+                <w:szCs w:val="28"/>
+                <w:lang w:eastAsia="ru-RU"/>
+                <w14:ligatures w14:val="none"/>
+              </w:rPr>
+              <w:t xml:space="preserve"> -i 10</w:t>
+            </w:r>
           </w:p>
         </w:tc>
         <w:tc>
@@ -11464,13 +11377,13 @@
                 <w:lang w:eastAsia="ru-RU"/>
                 <w14:ligatures w14:val="none"/>
               </w:rPr>
-              <w:t>6.6</w:t>
-            </w:r>
-          </w:p>
-        </w:tc>
-        <w:tc>
-          <w:tcPr>
-            <w:tcW w:w="2211" w:type="dxa"/>
+              <w:t>6.2</w:t>
+            </w:r>
+          </w:p>
+        </w:tc>
+        <w:tc>
+          <w:tcPr>
+            <w:tcW w:w="2494" w:type="dxa"/>
             <w:vMerge/>
             <w:tcBorders>
               <w:top w:val="nil"/>
@@ -11498,7 +11411,7 @@
         </w:tc>
         <w:tc>
           <w:tcPr>
-            <w:tcW w:w="5244" w:type="dxa"/>
+            <w:tcW w:w="5387" w:type="dxa"/>
             <w:tcBorders>
               <w:top w:val="nil"/>
               <w:left w:val="nil"/>
@@ -11531,37 +11444,13 @@
                 <w:lang w:eastAsia="ru-RU"/>
                 <w14:ligatures w14:val="none"/>
               </w:rPr>
-              <w:t xml:space="preserve">Выйти из </w:t>
-            </w:r>
-            <w:r>
-              <w:rPr>
-                <w:rFonts w:ascii="Times New Roman" w:eastAsia="Times New Roman" w:hAnsi="Times New Roman" w:cs="Times New Roman"/>
-                <w:color w:val="2B2D31"/>
-                <w:kern w:val="0"/>
-                <w:sz w:val="28"/>
-                <w:szCs w:val="28"/>
-                <w:lang w:eastAsia="ru-RU"/>
-                <w14:ligatures w14:val="none"/>
-              </w:rPr>
-              <w:t>учётной</w:t>
-            </w:r>
-            <w:r>
-              <w:rPr>
-                <w:rFonts w:ascii="Times New Roman" w:eastAsia="Times New Roman" w:hAnsi="Times New Roman" w:cs="Times New Roman"/>
-                <w:color w:val="2B2D31"/>
-                <w:kern w:val="0"/>
-                <w:sz w:val="28"/>
-                <w:szCs w:val="28"/>
-                <w:lang w:eastAsia="ru-RU"/>
-                <w14:ligatures w14:val="none"/>
-              </w:rPr>
-              <w:t xml:space="preserve"> записи</w:t>
-            </w:r>
-          </w:p>
-        </w:tc>
-        <w:tc>
-          <w:tcPr>
-            <w:tcW w:w="4962" w:type="dxa"/>
+              <w:t>Запустить фоновый сбор системных метрик</w:t>
+            </w:r>
+          </w:p>
+        </w:tc>
+        <w:tc>
+          <w:tcPr>
+            <w:tcW w:w="4678" w:type="dxa"/>
             <w:tcBorders>
               <w:top w:val="nil"/>
               <w:left w:val="nil"/>
@@ -11607,7 +11496,33 @@
                 <w:lang w:eastAsia="ru-RU"/>
                 <w14:ligatures w14:val="none"/>
               </w:rPr>
-              <w:t>logout</w:t>
+              <w:t>watchdog</w:t>
+            </w:r>
+            <w:proofErr w:type="spellEnd"/>
+            <w:r>
+              <w:rPr>
+                <w:rFonts w:ascii="Times New Roman" w:eastAsia="Times New Roman" w:hAnsi="Times New Roman" w:cs="Times New Roman"/>
+                <w:color w:val="2B2D31"/>
+                <w:kern w:val="0"/>
+                <w:sz w:val="28"/>
+                <w:szCs w:val="28"/>
+                <w:lang w:eastAsia="ru-RU"/>
+                <w14:ligatures w14:val="none"/>
+              </w:rPr>
+              <w:t xml:space="preserve"> </w:t>
+            </w:r>
+            <w:proofErr w:type="spellStart"/>
+            <w:r>
+              <w:rPr>
+                <w:rFonts w:ascii="Times New Roman" w:eastAsia="Times New Roman" w:hAnsi="Times New Roman" w:cs="Times New Roman"/>
+                <w:color w:val="2B2D31"/>
+                <w:kern w:val="0"/>
+                <w:sz w:val="28"/>
+                <w:szCs w:val="28"/>
+                <w:lang w:eastAsia="ru-RU"/>
+                <w14:ligatures w14:val="none"/>
+              </w:rPr>
+              <w:t>run</w:t>
             </w:r>
             <w:proofErr w:type="spellEnd"/>
           </w:p>
@@ -11695,14 +11610,14 @@
                 <w:lang w:eastAsia="ru-RU"/>
                 <w14:ligatures w14:val="none"/>
               </w:rPr>
-              <w:t>7</w:t>
-            </w:r>
-          </w:p>
-        </w:tc>
-        <w:tc>
-          <w:tcPr>
-            <w:tcW w:w="2211" w:type="dxa"/>
-            <w:vMerge w:val="restart"/>
+              <w:t>6.3</w:t>
+            </w:r>
+          </w:p>
+        </w:tc>
+        <w:tc>
+          <w:tcPr>
+            <w:tcW w:w="2494" w:type="dxa"/>
+            <w:vMerge/>
             <w:tcBorders>
               <w:top w:val="nil"/>
               <w:left w:val="single" w:sz="4" w:space="0" w:color="auto"/>
@@ -11715,34 +11630,21 @@
           <w:p>
             <w:pPr>
               <w:spacing w:after="0" w:line="240" w:lineRule="auto"/>
-              <w:jc w:val="center"/>
-              <w:rPr>
-                <w:rFonts w:ascii="Times New Roman" w:eastAsia="Times New Roman" w:hAnsi="Times New Roman" w:cs="Times New Roman"/>
-                <w:color w:val="2B2D31"/>
-                <w:kern w:val="0"/>
-                <w:sz w:val="28"/>
-                <w:szCs w:val="28"/>
-                <w:lang w:eastAsia="ru-RU"/>
-                <w14:ligatures w14:val="none"/>
-              </w:rPr>
-            </w:pPr>
-            <w:r>
-              <w:rPr>
-                <w:rFonts w:ascii="Times New Roman" w:eastAsia="Times New Roman" w:hAnsi="Times New Roman" w:cs="Times New Roman"/>
-                <w:color w:val="2B2D31"/>
-                <w:kern w:val="0"/>
-                <w:sz w:val="28"/>
-                <w:szCs w:val="28"/>
-                <w:lang w:eastAsia="ru-RU"/>
-                <w14:ligatures w14:val="none"/>
-              </w:rPr>
-              <w:t>Тестирование безопасности</w:t>
-            </w:r>
-          </w:p>
-        </w:tc>
-        <w:tc>
-          <w:tcPr>
-            <w:tcW w:w="5244" w:type="dxa"/>
+              <w:rPr>
+                <w:rFonts w:ascii="Times New Roman" w:eastAsia="Times New Roman" w:hAnsi="Times New Roman" w:cs="Times New Roman"/>
+                <w:color w:val="2B2D31"/>
+                <w:kern w:val="0"/>
+                <w:sz w:val="28"/>
+                <w:szCs w:val="28"/>
+                <w:lang w:eastAsia="ru-RU"/>
+                <w14:ligatures w14:val="none"/>
+              </w:rPr>
+            </w:pPr>
+          </w:p>
+        </w:tc>
+        <w:tc>
+          <w:tcPr>
+            <w:tcW w:w="5387" w:type="dxa"/>
             <w:tcBorders>
               <w:top w:val="nil"/>
               <w:left w:val="nil"/>
@@ -11775,37 +11677,39 @@
                 <w:lang w:eastAsia="ru-RU"/>
                 <w14:ligatures w14:val="none"/>
               </w:rPr>
-              <w:t xml:space="preserve">Зайти в клиент под </w:t>
-            </w:r>
-            <w:r>
-              <w:rPr>
-                <w:rFonts w:ascii="Times New Roman" w:eastAsia="Times New Roman" w:hAnsi="Times New Roman" w:cs="Times New Roman"/>
-                <w:color w:val="2B2D31"/>
-                <w:kern w:val="0"/>
-                <w:sz w:val="28"/>
-                <w:szCs w:val="28"/>
-                <w:lang w:eastAsia="ru-RU"/>
-                <w14:ligatures w14:val="none"/>
-              </w:rPr>
-              <w:t>учётной</w:t>
-            </w:r>
-            <w:r>
-              <w:rPr>
-                <w:rFonts w:ascii="Times New Roman" w:eastAsia="Times New Roman" w:hAnsi="Times New Roman" w:cs="Times New Roman"/>
-                <w:color w:val="2B2D31"/>
-                <w:kern w:val="0"/>
-                <w:sz w:val="28"/>
-                <w:szCs w:val="28"/>
-                <w:lang w:eastAsia="ru-RU"/>
-                <w14:ligatures w14:val="none"/>
-              </w:rPr>
-              <w:t xml:space="preserve"> записью Пользователя</w:t>
-            </w:r>
-          </w:p>
-        </w:tc>
-        <w:tc>
-          <w:tcPr>
-            <w:tcW w:w="4962" w:type="dxa"/>
+              <w:t xml:space="preserve">Проверить статус </w:t>
+            </w:r>
+            <w:proofErr w:type="spellStart"/>
+            <w:r>
+              <w:rPr>
+                <w:rFonts w:ascii="Times New Roman" w:eastAsia="Times New Roman" w:hAnsi="Times New Roman" w:cs="Times New Roman"/>
+                <w:color w:val="2B2D31"/>
+                <w:kern w:val="0"/>
+                <w:sz w:val="28"/>
+                <w:szCs w:val="28"/>
+                <w:lang w:eastAsia="ru-RU"/>
+                <w14:ligatures w14:val="none"/>
+              </w:rPr>
+              <w:t>watchdog</w:t>
+            </w:r>
+            <w:proofErr w:type="spellEnd"/>
+            <w:r>
+              <w:rPr>
+                <w:rFonts w:ascii="Times New Roman" w:eastAsia="Times New Roman" w:hAnsi="Times New Roman" w:cs="Times New Roman"/>
+                <w:color w:val="2B2D31"/>
+                <w:kern w:val="0"/>
+                <w:sz w:val="28"/>
+                <w:szCs w:val="28"/>
+                <w:lang w:eastAsia="ru-RU"/>
+                <w14:ligatures w14:val="none"/>
+              </w:rPr>
+              <w:t xml:space="preserve"> (должно быть запущен)</w:t>
+            </w:r>
+          </w:p>
+        </w:tc>
+        <w:tc>
+          <w:tcPr>
+            <w:tcW w:w="4678" w:type="dxa"/>
             <w:tcBorders>
               <w:top w:val="nil"/>
               <w:left w:val="nil"/>
@@ -11824,34 +11728,62 @@
                 <w:kern w:val="0"/>
                 <w:sz w:val="28"/>
                 <w:szCs w:val="28"/>
-                <w:lang w:val="en-US" w:eastAsia="ru-RU"/>
-                <w14:ligatures w14:val="none"/>
-              </w:rPr>
-            </w:pPr>
-            <w:r>
-              <w:rPr>
-                <w:rFonts w:ascii="Times New Roman" w:eastAsia="Times New Roman" w:hAnsi="Times New Roman" w:cs="Times New Roman"/>
-                <w:color w:val="2B2D31"/>
-                <w:kern w:val="0"/>
-                <w:sz w:val="28"/>
-                <w:szCs w:val="28"/>
-                <w:lang w:eastAsia="ru-RU"/>
-                <w14:ligatures w14:val="none"/>
-              </w:rPr>
-              <w:t>Команда</w:t>
-            </w:r>
-            <w:r>
-              <w:rPr>
-                <w:rFonts w:ascii="Times New Roman" w:eastAsia="Times New Roman" w:hAnsi="Times New Roman" w:cs="Times New Roman"/>
-                <w:color w:val="2B2D31"/>
-                <w:kern w:val="0"/>
-                <w:sz w:val="28"/>
-                <w:szCs w:val="28"/>
-                <w:lang w:val="en-US" w:eastAsia="ru-RU"/>
-                <w14:ligatures w14:val="none"/>
-              </w:rPr>
-              <w:t>: login -u User1 -p 1qaz!QAZ</w:t>
-            </w:r>
+                <w:lang w:eastAsia="ru-RU"/>
+                <w14:ligatures w14:val="none"/>
+              </w:rPr>
+            </w:pPr>
+            <w:r>
+              <w:rPr>
+                <w:rFonts w:ascii="Times New Roman" w:eastAsia="Times New Roman" w:hAnsi="Times New Roman" w:cs="Times New Roman"/>
+                <w:color w:val="2B2D31"/>
+                <w:kern w:val="0"/>
+                <w:sz w:val="28"/>
+                <w:szCs w:val="28"/>
+                <w:lang w:eastAsia="ru-RU"/>
+                <w14:ligatures w14:val="none"/>
+              </w:rPr>
+              <w:t>Команда: </w:t>
+            </w:r>
+            <w:proofErr w:type="spellStart"/>
+            <w:r>
+              <w:rPr>
+                <w:rFonts w:ascii="Times New Roman" w:eastAsia="Times New Roman" w:hAnsi="Times New Roman" w:cs="Times New Roman"/>
+                <w:color w:val="2B2D31"/>
+                <w:kern w:val="0"/>
+                <w:sz w:val="28"/>
+                <w:szCs w:val="28"/>
+                <w:lang w:eastAsia="ru-RU"/>
+                <w14:ligatures w14:val="none"/>
+              </w:rPr>
+              <w:t>watchdog</w:t>
+            </w:r>
+            <w:proofErr w:type="spellEnd"/>
+            <w:r>
+              <w:rPr>
+                <w:rFonts w:ascii="Times New Roman" w:eastAsia="Times New Roman" w:hAnsi="Times New Roman" w:cs="Times New Roman"/>
+                <w:color w:val="2B2D31"/>
+                <w:kern w:val="0"/>
+                <w:sz w:val="28"/>
+                <w:szCs w:val="28"/>
+                <w:lang w:eastAsia="ru-RU"/>
+                <w14:ligatures w14:val="none"/>
+              </w:rPr>
+              <w:t xml:space="preserve"> </w:t>
+            </w:r>
+            <w:proofErr w:type="spellStart"/>
+            <w:r>
+              <w:rPr>
+                <w:rFonts w:ascii="Times New Roman" w:eastAsia="Times New Roman" w:hAnsi="Times New Roman" w:cs="Times New Roman"/>
+                <w:color w:val="2B2D31"/>
+                <w:kern w:val="0"/>
+                <w:sz w:val="28"/>
+                <w:szCs w:val="28"/>
+                <w:lang w:eastAsia="ru-RU"/>
+                <w14:ligatures w14:val="none"/>
+              </w:rPr>
+              <w:t>status</w:t>
+            </w:r>
+            <w:proofErr w:type="spellEnd"/>
           </w:p>
         </w:tc>
         <w:tc>
@@ -11937,13 +11869,13 @@
                 <w:lang w:eastAsia="ru-RU"/>
                 <w14:ligatures w14:val="none"/>
               </w:rPr>
-              <w:t>7.1</w:t>
-            </w:r>
-          </w:p>
-        </w:tc>
-        <w:tc>
-          <w:tcPr>
-            <w:tcW w:w="2211" w:type="dxa"/>
+              <w:t>6.4</w:t>
+            </w:r>
+          </w:p>
+        </w:tc>
+        <w:tc>
+          <w:tcPr>
+            <w:tcW w:w="2494" w:type="dxa"/>
             <w:vMerge/>
             <w:tcBorders>
               <w:top w:val="nil"/>
@@ -11971,7 +11903,7 @@
         </w:tc>
         <w:tc>
           <w:tcPr>
-            <w:tcW w:w="5244" w:type="dxa"/>
+            <w:tcW w:w="5387" w:type="dxa"/>
             <w:tcBorders>
               <w:top w:val="nil"/>
               <w:left w:val="nil"/>
@@ -12004,13 +11936,13 @@
                 <w:lang w:eastAsia="ru-RU"/>
                 <w14:ligatures w14:val="none"/>
               </w:rPr>
-              <w:t>Запустить сбор метрик (недостаточно прав)</w:t>
-            </w:r>
-          </w:p>
-        </w:tc>
-        <w:tc>
-          <w:tcPr>
-            <w:tcW w:w="4962" w:type="dxa"/>
+              <w:t>Вывести последние собранные метрики (CPU, RAM, HDD)</w:t>
+            </w:r>
+          </w:p>
+        </w:tc>
+        <w:tc>
+          <w:tcPr>
+            <w:tcW w:w="4678" w:type="dxa"/>
             <w:tcBorders>
               <w:top w:val="nil"/>
               <w:left w:val="nil"/>
@@ -12082,9 +12014,21 @@
                 <w:lang w:eastAsia="ru-RU"/>
                 <w14:ligatures w14:val="none"/>
               </w:rPr>
-              <w:t>run</w:t>
+              <w:t>list</w:t>
             </w:r>
             <w:proofErr w:type="spellEnd"/>
+            <w:r>
+              <w:rPr>
+                <w:rFonts w:ascii="Times New Roman" w:eastAsia="Times New Roman" w:hAnsi="Times New Roman" w:cs="Times New Roman"/>
+                <w:color w:val="2B2D31"/>
+                <w:kern w:val="0"/>
+                <w:sz w:val="28"/>
+                <w:szCs w:val="28"/>
+                <w:lang w:eastAsia="ru-RU"/>
+                <w14:ligatures w14:val="none"/>
+              </w:rPr>
+              <w:t xml:space="preserve"> -n 10</w:t>
+            </w:r>
           </w:p>
         </w:tc>
         <w:tc>
@@ -12096,7 +12040,7 @@
               <w:bottom w:val="single" w:sz="4" w:space="0" w:color="auto"/>
               <w:right w:val="single" w:sz="4" w:space="0" w:color="auto"/>
             </w:tcBorders>
-            <w:shd w:val="clear" w:color="000000" w:fill="FF0000"/>
+            <w:shd w:val="clear" w:color="000000" w:fill="A9D08E"/>
             <w:vAlign w:val="center"/>
             <w:hideMark/>
           </w:tcPr>
@@ -12124,7 +12068,7 @@
                 <w:lang w:eastAsia="ru-RU"/>
                 <w14:ligatures w14:val="none"/>
               </w:rPr>
-              <w:t>Failed</w:t>
+              <w:t>Passed</w:t>
             </w:r>
             <w:proofErr w:type="spellEnd"/>
           </w:p>
@@ -12170,13 +12114,13 @@
                 <w:lang w:eastAsia="ru-RU"/>
                 <w14:ligatures w14:val="none"/>
               </w:rPr>
-              <w:t>7.2</w:t>
-            </w:r>
-          </w:p>
-        </w:tc>
-        <w:tc>
-          <w:tcPr>
-            <w:tcW w:w="2211" w:type="dxa"/>
+              <w:t>6.5</w:t>
+            </w:r>
+          </w:p>
+        </w:tc>
+        <w:tc>
+          <w:tcPr>
+            <w:tcW w:w="2494" w:type="dxa"/>
             <w:vMerge/>
             <w:tcBorders>
               <w:top w:val="nil"/>
@@ -12204,7 +12148,7 @@
         </w:tc>
         <w:tc>
           <w:tcPr>
-            <w:tcW w:w="5244" w:type="dxa"/>
+            <w:tcW w:w="5387" w:type="dxa"/>
             <w:tcBorders>
               <w:top w:val="nil"/>
               <w:left w:val="nil"/>
@@ -12237,13 +12181,13 @@
                 <w:lang w:eastAsia="ru-RU"/>
                 <w14:ligatures w14:val="none"/>
               </w:rPr>
-              <w:t>Вывести список пользователей (недостаточно прав)</w:t>
-            </w:r>
-          </w:p>
-        </w:tc>
-        <w:tc>
-          <w:tcPr>
-            <w:tcW w:w="4962" w:type="dxa"/>
+              <w:t>Остановить фоновый сбор системных метрик</w:t>
+            </w:r>
+          </w:p>
+        </w:tc>
+        <w:tc>
+          <w:tcPr>
+            <w:tcW w:w="4678" w:type="dxa"/>
             <w:tcBorders>
               <w:top w:val="nil"/>
               <w:left w:val="nil"/>
@@ -12289,7 +12233,7 @@
                 <w:lang w:eastAsia="ru-RU"/>
                 <w14:ligatures w14:val="none"/>
               </w:rPr>
-              <w:t>user</w:t>
+              <w:t>watchdog</w:t>
             </w:r>
             <w:proofErr w:type="spellEnd"/>
             <w:r>
@@ -12315,7 +12259,7 @@
                 <w:lang w:eastAsia="ru-RU"/>
                 <w14:ligatures w14:val="none"/>
               </w:rPr>
-              <w:t>list</w:t>
+              <w:t>stop</w:t>
             </w:r>
             <w:proofErr w:type="spellEnd"/>
           </w:p>
@@ -12329,7 +12273,7 @@
               <w:bottom w:val="single" w:sz="4" w:space="0" w:color="auto"/>
               <w:right w:val="single" w:sz="4" w:space="0" w:color="auto"/>
             </w:tcBorders>
-            <w:shd w:val="clear" w:color="000000" w:fill="FF0000"/>
+            <w:shd w:val="clear" w:color="000000" w:fill="A9D08E"/>
             <w:vAlign w:val="center"/>
             <w:hideMark/>
           </w:tcPr>
@@ -12357,7 +12301,7 @@
                 <w:lang w:eastAsia="ru-RU"/>
                 <w14:ligatures w14:val="none"/>
               </w:rPr>
-              <w:t>Failed</w:t>
+              <w:t>Passed</w:t>
             </w:r>
             <w:proofErr w:type="spellEnd"/>
           </w:p>
@@ -12403,14 +12347,14 @@
                 <w:lang w:eastAsia="ru-RU"/>
                 <w14:ligatures w14:val="none"/>
               </w:rPr>
-              <w:t>8</w:t>
-            </w:r>
-          </w:p>
-        </w:tc>
-        <w:tc>
-          <w:tcPr>
-            <w:tcW w:w="2211" w:type="dxa"/>
-            <w:vMerge w:val="restart"/>
+              <w:t>6.6</w:t>
+            </w:r>
+          </w:p>
+        </w:tc>
+        <w:tc>
+          <w:tcPr>
+            <w:tcW w:w="2494" w:type="dxa"/>
+            <w:vMerge/>
             <w:tcBorders>
               <w:top w:val="nil"/>
               <w:left w:val="single" w:sz="4" w:space="0" w:color="auto"/>
@@ -12423,34 +12367,21 @@
           <w:p>
             <w:pPr>
               <w:spacing w:after="0" w:line="240" w:lineRule="auto"/>
-              <w:jc w:val="right"/>
-              <w:rPr>
-                <w:rFonts w:ascii="Times New Roman" w:eastAsia="Times New Roman" w:hAnsi="Times New Roman" w:cs="Times New Roman"/>
-                <w:color w:val="2B2D31"/>
-                <w:kern w:val="0"/>
-                <w:sz w:val="28"/>
-                <w:szCs w:val="28"/>
-                <w:lang w:eastAsia="ru-RU"/>
-                <w14:ligatures w14:val="none"/>
-              </w:rPr>
-            </w:pPr>
-            <w:r>
-              <w:rPr>
-                <w:rFonts w:ascii="Times New Roman" w:eastAsia="Times New Roman" w:hAnsi="Times New Roman" w:cs="Times New Roman"/>
-                <w:color w:val="2B2D31"/>
-                <w:kern w:val="0"/>
-                <w:sz w:val="28"/>
-                <w:szCs w:val="28"/>
-                <w:lang w:eastAsia="ru-RU"/>
-                <w14:ligatures w14:val="none"/>
-              </w:rPr>
-              <w:t>Тестирование корректности обновления</w:t>
-            </w:r>
-          </w:p>
-        </w:tc>
-        <w:tc>
-          <w:tcPr>
-            <w:tcW w:w="5244" w:type="dxa"/>
+              <w:rPr>
+                <w:rFonts w:ascii="Times New Roman" w:eastAsia="Times New Roman" w:hAnsi="Times New Roman" w:cs="Times New Roman"/>
+                <w:color w:val="2B2D31"/>
+                <w:kern w:val="0"/>
+                <w:sz w:val="28"/>
+                <w:szCs w:val="28"/>
+                <w:lang w:eastAsia="ru-RU"/>
+                <w14:ligatures w14:val="none"/>
+              </w:rPr>
+            </w:pPr>
+          </w:p>
+        </w:tc>
+        <w:tc>
+          <w:tcPr>
+            <w:tcW w:w="5387" w:type="dxa"/>
             <w:tcBorders>
               <w:top w:val="nil"/>
               <w:left w:val="nil"/>
@@ -12483,13 +12414,931 @@
                 <w:lang w:eastAsia="ru-RU"/>
                 <w14:ligatures w14:val="none"/>
               </w:rPr>
+              <w:t>Выйти из учётной записи</w:t>
+            </w:r>
+          </w:p>
+        </w:tc>
+        <w:tc>
+          <w:tcPr>
+            <w:tcW w:w="4678" w:type="dxa"/>
+            <w:tcBorders>
+              <w:top w:val="nil"/>
+              <w:left w:val="nil"/>
+              <w:bottom w:val="single" w:sz="4" w:space="0" w:color="auto"/>
+              <w:right w:val="single" w:sz="4" w:space="0" w:color="auto"/>
+            </w:tcBorders>
+            <w:vAlign w:val="center"/>
+            <w:hideMark/>
+          </w:tcPr>
+          <w:p>
+            <w:pPr>
+              <w:spacing w:after="0" w:line="240" w:lineRule="auto"/>
+              <w:rPr>
+                <w:rFonts w:ascii="Times New Roman" w:eastAsia="Times New Roman" w:hAnsi="Times New Roman" w:cs="Times New Roman"/>
+                <w:color w:val="2B2D31"/>
+                <w:kern w:val="0"/>
+                <w:sz w:val="28"/>
+                <w:szCs w:val="28"/>
+                <w:lang w:eastAsia="ru-RU"/>
+                <w14:ligatures w14:val="none"/>
+              </w:rPr>
+            </w:pPr>
+            <w:r>
+              <w:rPr>
+                <w:rFonts w:ascii="Times New Roman" w:eastAsia="Times New Roman" w:hAnsi="Times New Roman" w:cs="Times New Roman"/>
+                <w:color w:val="2B2D31"/>
+                <w:kern w:val="0"/>
+                <w:sz w:val="28"/>
+                <w:szCs w:val="28"/>
+                <w:lang w:eastAsia="ru-RU"/>
+                <w14:ligatures w14:val="none"/>
+              </w:rPr>
+              <w:t>Команда: </w:t>
+            </w:r>
+            <w:proofErr w:type="spellStart"/>
+            <w:r>
+              <w:rPr>
+                <w:rFonts w:ascii="Times New Roman" w:eastAsia="Times New Roman" w:hAnsi="Times New Roman" w:cs="Times New Roman"/>
+                <w:color w:val="2B2D31"/>
+                <w:kern w:val="0"/>
+                <w:sz w:val="28"/>
+                <w:szCs w:val="28"/>
+                <w:lang w:eastAsia="ru-RU"/>
+                <w14:ligatures w14:val="none"/>
+              </w:rPr>
+              <w:t>logout</w:t>
+            </w:r>
+            <w:proofErr w:type="spellEnd"/>
+          </w:p>
+        </w:tc>
+        <w:tc>
+          <w:tcPr>
+            <w:tcW w:w="1098" w:type="dxa"/>
+            <w:tcBorders>
+              <w:top w:val="nil"/>
+              <w:left w:val="nil"/>
+              <w:bottom w:val="single" w:sz="4" w:space="0" w:color="auto"/>
+              <w:right w:val="single" w:sz="4" w:space="0" w:color="auto"/>
+            </w:tcBorders>
+            <w:shd w:val="clear" w:color="000000" w:fill="A9D08E"/>
+            <w:vAlign w:val="center"/>
+            <w:hideMark/>
+          </w:tcPr>
+          <w:p>
+            <w:pPr>
+              <w:spacing w:after="0" w:line="240" w:lineRule="auto"/>
+              <w:rPr>
+                <w:rFonts w:ascii="Times New Roman" w:eastAsia="Times New Roman" w:hAnsi="Times New Roman" w:cs="Times New Roman"/>
+                <w:color w:val="2B2D31"/>
+                <w:kern w:val="0"/>
+                <w:sz w:val="28"/>
+                <w:szCs w:val="28"/>
+                <w:lang w:eastAsia="ru-RU"/>
+                <w14:ligatures w14:val="none"/>
+              </w:rPr>
+            </w:pPr>
+            <w:proofErr w:type="spellStart"/>
+            <w:r>
+              <w:rPr>
+                <w:rFonts w:ascii="Times New Roman" w:eastAsia="Times New Roman" w:hAnsi="Times New Roman" w:cs="Times New Roman"/>
+                <w:color w:val="2B2D31"/>
+                <w:kern w:val="0"/>
+                <w:sz w:val="28"/>
+                <w:szCs w:val="28"/>
+                <w:lang w:eastAsia="ru-RU"/>
+                <w14:ligatures w14:val="none"/>
+              </w:rPr>
+              <w:t>Passed</w:t>
+            </w:r>
+            <w:proofErr w:type="spellEnd"/>
+          </w:p>
+        </w:tc>
+      </w:tr>
+      <w:tr>
+        <w:trPr>
+          <w:trHeight w:val="360"/>
+        </w:trPr>
+        <w:tc>
+          <w:tcPr>
+            <w:tcW w:w="1045" w:type="dxa"/>
+            <w:tcBorders>
+              <w:top w:val="nil"/>
+              <w:left w:val="single" w:sz="4" w:space="0" w:color="auto"/>
+              <w:bottom w:val="single" w:sz="4" w:space="0" w:color="auto"/>
+              <w:right w:val="single" w:sz="4" w:space="0" w:color="auto"/>
+            </w:tcBorders>
+            <w:vAlign w:val="center"/>
+            <w:hideMark/>
+          </w:tcPr>
+          <w:p>
+            <w:pPr>
+              <w:spacing w:after="0" w:line="240" w:lineRule="auto"/>
+              <w:jc w:val="right"/>
+              <w:rPr>
+                <w:rFonts w:ascii="Times New Roman" w:eastAsia="Times New Roman" w:hAnsi="Times New Roman" w:cs="Times New Roman"/>
+                <w:color w:val="2B2D31"/>
+                <w:kern w:val="0"/>
+                <w:sz w:val="28"/>
+                <w:szCs w:val="28"/>
+                <w:lang w:eastAsia="ru-RU"/>
+                <w14:ligatures w14:val="none"/>
+              </w:rPr>
+            </w:pPr>
+            <w:r>
+              <w:rPr>
+                <w:rFonts w:ascii="Times New Roman" w:eastAsia="Times New Roman" w:hAnsi="Times New Roman" w:cs="Times New Roman"/>
+                <w:color w:val="2B2D31"/>
+                <w:kern w:val="0"/>
+                <w:sz w:val="28"/>
+                <w:szCs w:val="28"/>
+                <w:lang w:eastAsia="ru-RU"/>
+                <w14:ligatures w14:val="none"/>
+              </w:rPr>
+              <w:t>7</w:t>
+            </w:r>
+          </w:p>
+        </w:tc>
+        <w:tc>
+          <w:tcPr>
+            <w:tcW w:w="2494" w:type="dxa"/>
+            <w:vMerge w:val="restart"/>
+            <w:tcBorders>
+              <w:top w:val="nil"/>
+              <w:left w:val="single" w:sz="4" w:space="0" w:color="auto"/>
+              <w:bottom w:val="single" w:sz="4" w:space="0" w:color="000000"/>
+              <w:right w:val="single" w:sz="4" w:space="0" w:color="auto"/>
+            </w:tcBorders>
+            <w:vAlign w:val="center"/>
+            <w:hideMark/>
+          </w:tcPr>
+          <w:p>
+            <w:pPr>
+              <w:spacing w:after="0" w:line="240" w:lineRule="auto"/>
+              <w:jc w:val="center"/>
+              <w:rPr>
+                <w:rFonts w:ascii="Times New Roman" w:eastAsia="Times New Roman" w:hAnsi="Times New Roman" w:cs="Times New Roman"/>
+                <w:color w:val="2B2D31"/>
+                <w:kern w:val="0"/>
+                <w:sz w:val="28"/>
+                <w:szCs w:val="28"/>
+                <w:lang w:eastAsia="ru-RU"/>
+                <w14:ligatures w14:val="none"/>
+              </w:rPr>
+            </w:pPr>
+            <w:r>
+              <w:rPr>
+                <w:rFonts w:ascii="Times New Roman" w:eastAsia="Times New Roman" w:hAnsi="Times New Roman" w:cs="Times New Roman"/>
+                <w:color w:val="2B2D31"/>
+                <w:kern w:val="0"/>
+                <w:sz w:val="28"/>
+                <w:szCs w:val="28"/>
+                <w:lang w:eastAsia="ru-RU"/>
+                <w14:ligatures w14:val="none"/>
+              </w:rPr>
+              <w:t>Тестирование безопасности</w:t>
+            </w:r>
+          </w:p>
+        </w:tc>
+        <w:tc>
+          <w:tcPr>
+            <w:tcW w:w="5387" w:type="dxa"/>
+            <w:tcBorders>
+              <w:top w:val="nil"/>
+              <w:left w:val="nil"/>
+              <w:bottom w:val="single" w:sz="4" w:space="0" w:color="auto"/>
+              <w:right w:val="single" w:sz="4" w:space="0" w:color="auto"/>
+            </w:tcBorders>
+            <w:vAlign w:val="center"/>
+            <w:hideMark/>
+          </w:tcPr>
+          <w:p>
+            <w:pPr>
+              <w:spacing w:after="0" w:line="240" w:lineRule="auto"/>
+              <w:rPr>
+                <w:rFonts w:ascii="Times New Roman" w:eastAsia="Times New Roman" w:hAnsi="Times New Roman" w:cs="Times New Roman"/>
+                <w:color w:val="2B2D31"/>
+                <w:kern w:val="0"/>
+                <w:sz w:val="28"/>
+                <w:szCs w:val="28"/>
+                <w:lang w:eastAsia="ru-RU"/>
+                <w14:ligatures w14:val="none"/>
+              </w:rPr>
+            </w:pPr>
+            <w:r>
+              <w:rPr>
+                <w:rFonts w:ascii="Times New Roman" w:eastAsia="Times New Roman" w:hAnsi="Times New Roman" w:cs="Times New Roman"/>
+                <w:color w:val="2B2D31"/>
+                <w:kern w:val="0"/>
+                <w:sz w:val="28"/>
+                <w:szCs w:val="28"/>
+                <w:lang w:eastAsia="ru-RU"/>
+                <w14:ligatures w14:val="none"/>
+              </w:rPr>
+              <w:t>Зайти в клиент под учётной записью Пользователя</w:t>
+            </w:r>
+          </w:p>
+        </w:tc>
+        <w:tc>
+          <w:tcPr>
+            <w:tcW w:w="4678" w:type="dxa"/>
+            <w:tcBorders>
+              <w:top w:val="nil"/>
+              <w:left w:val="nil"/>
+              <w:bottom w:val="single" w:sz="4" w:space="0" w:color="auto"/>
+              <w:right w:val="single" w:sz="4" w:space="0" w:color="auto"/>
+            </w:tcBorders>
+            <w:vAlign w:val="center"/>
+            <w:hideMark/>
+          </w:tcPr>
+          <w:p>
+            <w:pPr>
+              <w:spacing w:after="0" w:line="240" w:lineRule="auto"/>
+              <w:rPr>
+                <w:rFonts w:ascii="Times New Roman" w:eastAsia="Times New Roman" w:hAnsi="Times New Roman" w:cs="Times New Roman"/>
+                <w:color w:val="2B2D31"/>
+                <w:kern w:val="0"/>
+                <w:sz w:val="28"/>
+                <w:szCs w:val="28"/>
+                <w:lang w:val="en-US" w:eastAsia="ru-RU"/>
+                <w14:ligatures w14:val="none"/>
+              </w:rPr>
+            </w:pPr>
+            <w:r>
+              <w:rPr>
+                <w:rFonts w:ascii="Times New Roman" w:eastAsia="Times New Roman" w:hAnsi="Times New Roman" w:cs="Times New Roman"/>
+                <w:color w:val="2B2D31"/>
+                <w:kern w:val="0"/>
+                <w:sz w:val="28"/>
+                <w:szCs w:val="28"/>
+                <w:lang w:eastAsia="ru-RU"/>
+                <w14:ligatures w14:val="none"/>
+              </w:rPr>
+              <w:t>Команда</w:t>
+            </w:r>
+            <w:r>
+              <w:rPr>
+                <w:rFonts w:ascii="Times New Roman" w:eastAsia="Times New Roman" w:hAnsi="Times New Roman" w:cs="Times New Roman"/>
+                <w:color w:val="2B2D31"/>
+                <w:kern w:val="0"/>
+                <w:sz w:val="28"/>
+                <w:szCs w:val="28"/>
+                <w:lang w:val="en-US" w:eastAsia="ru-RU"/>
+                <w14:ligatures w14:val="none"/>
+              </w:rPr>
+              <w:t>: login -u User1 -p 1</w:t>
+            </w:r>
+            <w:proofErr w:type="gramStart"/>
+            <w:r>
+              <w:rPr>
+                <w:rFonts w:ascii="Times New Roman" w:eastAsia="Times New Roman" w:hAnsi="Times New Roman" w:cs="Times New Roman"/>
+                <w:color w:val="2B2D31"/>
+                <w:kern w:val="0"/>
+                <w:sz w:val="28"/>
+                <w:szCs w:val="28"/>
+                <w:lang w:val="en-US" w:eastAsia="ru-RU"/>
+                <w14:ligatures w14:val="none"/>
+              </w:rPr>
+              <w:t>qaz!QAZ</w:t>
+            </w:r>
+            <w:proofErr w:type="gramEnd"/>
+          </w:p>
+        </w:tc>
+        <w:tc>
+          <w:tcPr>
+            <w:tcW w:w="1098" w:type="dxa"/>
+            <w:tcBorders>
+              <w:top w:val="nil"/>
+              <w:left w:val="nil"/>
+              <w:bottom w:val="single" w:sz="4" w:space="0" w:color="auto"/>
+              <w:right w:val="single" w:sz="4" w:space="0" w:color="auto"/>
+            </w:tcBorders>
+            <w:shd w:val="clear" w:color="000000" w:fill="A9D08E"/>
+            <w:vAlign w:val="center"/>
+            <w:hideMark/>
+          </w:tcPr>
+          <w:p>
+            <w:pPr>
+              <w:spacing w:after="0" w:line="240" w:lineRule="auto"/>
+              <w:rPr>
+                <w:rFonts w:ascii="Times New Roman" w:eastAsia="Times New Roman" w:hAnsi="Times New Roman" w:cs="Times New Roman"/>
+                <w:color w:val="2B2D31"/>
+                <w:kern w:val="0"/>
+                <w:sz w:val="28"/>
+                <w:szCs w:val="28"/>
+                <w:lang w:eastAsia="ru-RU"/>
+                <w14:ligatures w14:val="none"/>
+              </w:rPr>
+            </w:pPr>
+            <w:proofErr w:type="spellStart"/>
+            <w:r>
+              <w:rPr>
+                <w:rFonts w:ascii="Times New Roman" w:eastAsia="Times New Roman" w:hAnsi="Times New Roman" w:cs="Times New Roman"/>
+                <w:color w:val="2B2D31"/>
+                <w:kern w:val="0"/>
+                <w:sz w:val="28"/>
+                <w:szCs w:val="28"/>
+                <w:lang w:eastAsia="ru-RU"/>
+                <w14:ligatures w14:val="none"/>
+              </w:rPr>
+              <w:t>Passed</w:t>
+            </w:r>
+            <w:proofErr w:type="spellEnd"/>
+          </w:p>
+        </w:tc>
+      </w:tr>
+      <w:tr>
+        <w:trPr>
+          <w:trHeight w:val="360"/>
+        </w:trPr>
+        <w:tc>
+          <w:tcPr>
+            <w:tcW w:w="1045" w:type="dxa"/>
+            <w:tcBorders>
+              <w:top w:val="nil"/>
+              <w:left w:val="single" w:sz="4" w:space="0" w:color="auto"/>
+              <w:bottom w:val="single" w:sz="4" w:space="0" w:color="auto"/>
+              <w:right w:val="single" w:sz="4" w:space="0" w:color="auto"/>
+            </w:tcBorders>
+            <w:vAlign w:val="center"/>
+            <w:hideMark/>
+          </w:tcPr>
+          <w:p>
+            <w:pPr>
+              <w:spacing w:after="0" w:line="240" w:lineRule="auto"/>
+              <w:jc w:val="right"/>
+              <w:rPr>
+                <w:rFonts w:ascii="Times New Roman" w:eastAsia="Times New Roman" w:hAnsi="Times New Roman" w:cs="Times New Roman"/>
+                <w:color w:val="2B2D31"/>
+                <w:kern w:val="0"/>
+                <w:sz w:val="28"/>
+                <w:szCs w:val="28"/>
+                <w:lang w:eastAsia="ru-RU"/>
+                <w14:ligatures w14:val="none"/>
+              </w:rPr>
+            </w:pPr>
+            <w:r>
+              <w:rPr>
+                <w:rFonts w:ascii="Times New Roman" w:eastAsia="Times New Roman" w:hAnsi="Times New Roman" w:cs="Times New Roman"/>
+                <w:color w:val="2B2D31"/>
+                <w:kern w:val="0"/>
+                <w:sz w:val="28"/>
+                <w:szCs w:val="28"/>
+                <w:lang w:eastAsia="ru-RU"/>
+                <w14:ligatures w14:val="none"/>
+              </w:rPr>
+              <w:t>7.1</w:t>
+            </w:r>
+          </w:p>
+        </w:tc>
+        <w:tc>
+          <w:tcPr>
+            <w:tcW w:w="2494" w:type="dxa"/>
+            <w:vMerge/>
+            <w:tcBorders>
+              <w:top w:val="nil"/>
+              <w:left w:val="single" w:sz="4" w:space="0" w:color="auto"/>
+              <w:bottom w:val="single" w:sz="4" w:space="0" w:color="000000"/>
+              <w:right w:val="single" w:sz="4" w:space="0" w:color="auto"/>
+            </w:tcBorders>
+            <w:vAlign w:val="center"/>
+            <w:hideMark/>
+          </w:tcPr>
+          <w:p>
+            <w:pPr>
+              <w:spacing w:after="0" w:line="240" w:lineRule="auto"/>
+              <w:rPr>
+                <w:rFonts w:ascii="Times New Roman" w:eastAsia="Times New Roman" w:hAnsi="Times New Roman" w:cs="Times New Roman"/>
+                <w:color w:val="2B2D31"/>
+                <w:kern w:val="0"/>
+                <w:sz w:val="28"/>
+                <w:szCs w:val="28"/>
+                <w:lang w:eastAsia="ru-RU"/>
+                <w14:ligatures w14:val="none"/>
+              </w:rPr>
+            </w:pPr>
+          </w:p>
+        </w:tc>
+        <w:tc>
+          <w:tcPr>
+            <w:tcW w:w="5387" w:type="dxa"/>
+            <w:tcBorders>
+              <w:top w:val="nil"/>
+              <w:left w:val="nil"/>
+              <w:bottom w:val="single" w:sz="4" w:space="0" w:color="auto"/>
+              <w:right w:val="single" w:sz="4" w:space="0" w:color="auto"/>
+            </w:tcBorders>
+            <w:vAlign w:val="center"/>
+            <w:hideMark/>
+          </w:tcPr>
+          <w:p>
+            <w:pPr>
+              <w:spacing w:after="0" w:line="240" w:lineRule="auto"/>
+              <w:rPr>
+                <w:rFonts w:ascii="Times New Roman" w:eastAsia="Times New Roman" w:hAnsi="Times New Roman" w:cs="Times New Roman"/>
+                <w:color w:val="2B2D31"/>
+                <w:kern w:val="0"/>
+                <w:sz w:val="28"/>
+                <w:szCs w:val="28"/>
+                <w:lang w:eastAsia="ru-RU"/>
+                <w14:ligatures w14:val="none"/>
+              </w:rPr>
+            </w:pPr>
+            <w:r>
+              <w:rPr>
+                <w:rFonts w:ascii="Times New Roman" w:eastAsia="Times New Roman" w:hAnsi="Times New Roman" w:cs="Times New Roman"/>
+                <w:color w:val="2B2D31"/>
+                <w:kern w:val="0"/>
+                <w:sz w:val="28"/>
+                <w:szCs w:val="28"/>
+                <w:lang w:eastAsia="ru-RU"/>
+                <w14:ligatures w14:val="none"/>
+              </w:rPr>
+              <w:t>Запустить сбор метрик (недостаточно прав)</w:t>
+            </w:r>
+          </w:p>
+        </w:tc>
+        <w:tc>
+          <w:tcPr>
+            <w:tcW w:w="4678" w:type="dxa"/>
+            <w:tcBorders>
+              <w:top w:val="nil"/>
+              <w:left w:val="nil"/>
+              <w:bottom w:val="single" w:sz="4" w:space="0" w:color="auto"/>
+              <w:right w:val="single" w:sz="4" w:space="0" w:color="auto"/>
+            </w:tcBorders>
+            <w:vAlign w:val="center"/>
+            <w:hideMark/>
+          </w:tcPr>
+          <w:p>
+            <w:pPr>
+              <w:spacing w:after="0" w:line="240" w:lineRule="auto"/>
+              <w:rPr>
+                <w:rFonts w:ascii="Times New Roman" w:eastAsia="Times New Roman" w:hAnsi="Times New Roman" w:cs="Times New Roman"/>
+                <w:color w:val="2B2D31"/>
+                <w:kern w:val="0"/>
+                <w:sz w:val="28"/>
+                <w:szCs w:val="28"/>
+                <w:lang w:eastAsia="ru-RU"/>
+                <w14:ligatures w14:val="none"/>
+              </w:rPr>
+            </w:pPr>
+            <w:r>
+              <w:rPr>
+                <w:rFonts w:ascii="Times New Roman" w:eastAsia="Times New Roman" w:hAnsi="Times New Roman" w:cs="Times New Roman"/>
+                <w:color w:val="2B2D31"/>
+                <w:kern w:val="0"/>
+                <w:sz w:val="28"/>
+                <w:szCs w:val="28"/>
+                <w:lang w:eastAsia="ru-RU"/>
+                <w14:ligatures w14:val="none"/>
+              </w:rPr>
+              <w:t>Команда: </w:t>
+            </w:r>
+            <w:proofErr w:type="spellStart"/>
+            <w:r>
+              <w:rPr>
+                <w:rFonts w:ascii="Times New Roman" w:eastAsia="Times New Roman" w:hAnsi="Times New Roman" w:cs="Times New Roman"/>
+                <w:color w:val="2B2D31"/>
+                <w:kern w:val="0"/>
+                <w:sz w:val="28"/>
+                <w:szCs w:val="28"/>
+                <w:lang w:eastAsia="ru-RU"/>
+                <w14:ligatures w14:val="none"/>
+              </w:rPr>
+              <w:t>watchdog</w:t>
+            </w:r>
+            <w:proofErr w:type="spellEnd"/>
+            <w:r>
+              <w:rPr>
+                <w:rFonts w:ascii="Times New Roman" w:eastAsia="Times New Roman" w:hAnsi="Times New Roman" w:cs="Times New Roman"/>
+                <w:color w:val="2B2D31"/>
+                <w:kern w:val="0"/>
+                <w:sz w:val="28"/>
+                <w:szCs w:val="28"/>
+                <w:lang w:eastAsia="ru-RU"/>
+                <w14:ligatures w14:val="none"/>
+              </w:rPr>
+              <w:t xml:space="preserve"> </w:t>
+            </w:r>
+            <w:proofErr w:type="spellStart"/>
+            <w:r>
+              <w:rPr>
+                <w:rFonts w:ascii="Times New Roman" w:eastAsia="Times New Roman" w:hAnsi="Times New Roman" w:cs="Times New Roman"/>
+                <w:color w:val="2B2D31"/>
+                <w:kern w:val="0"/>
+                <w:sz w:val="28"/>
+                <w:szCs w:val="28"/>
+                <w:lang w:eastAsia="ru-RU"/>
+                <w14:ligatures w14:val="none"/>
+              </w:rPr>
+              <w:t>run</w:t>
+            </w:r>
+            <w:proofErr w:type="spellEnd"/>
+          </w:p>
+        </w:tc>
+        <w:tc>
+          <w:tcPr>
+            <w:tcW w:w="1098" w:type="dxa"/>
+            <w:tcBorders>
+              <w:top w:val="nil"/>
+              <w:left w:val="nil"/>
+              <w:bottom w:val="single" w:sz="4" w:space="0" w:color="auto"/>
+              <w:right w:val="single" w:sz="4" w:space="0" w:color="auto"/>
+            </w:tcBorders>
+            <w:shd w:val="clear" w:color="000000" w:fill="FF0000"/>
+            <w:vAlign w:val="center"/>
+            <w:hideMark/>
+          </w:tcPr>
+          <w:p>
+            <w:pPr>
+              <w:spacing w:after="0" w:line="240" w:lineRule="auto"/>
+              <w:rPr>
+                <w:rFonts w:ascii="Times New Roman" w:eastAsia="Times New Roman" w:hAnsi="Times New Roman" w:cs="Times New Roman"/>
+                <w:color w:val="2B2D31"/>
+                <w:kern w:val="0"/>
+                <w:sz w:val="28"/>
+                <w:szCs w:val="28"/>
+                <w:lang w:eastAsia="ru-RU"/>
+                <w14:ligatures w14:val="none"/>
+              </w:rPr>
+            </w:pPr>
+            <w:proofErr w:type="spellStart"/>
+            <w:r>
+              <w:rPr>
+                <w:rFonts w:ascii="Times New Roman" w:eastAsia="Times New Roman" w:hAnsi="Times New Roman" w:cs="Times New Roman"/>
+                <w:color w:val="2B2D31"/>
+                <w:kern w:val="0"/>
+                <w:sz w:val="28"/>
+                <w:szCs w:val="28"/>
+                <w:lang w:eastAsia="ru-RU"/>
+                <w14:ligatures w14:val="none"/>
+              </w:rPr>
+              <w:t>Failed</w:t>
+            </w:r>
+            <w:proofErr w:type="spellEnd"/>
+          </w:p>
+        </w:tc>
+      </w:tr>
+      <w:tr>
+        <w:trPr>
+          <w:trHeight w:val="360"/>
+        </w:trPr>
+        <w:tc>
+          <w:tcPr>
+            <w:tcW w:w="1045" w:type="dxa"/>
+            <w:tcBorders>
+              <w:top w:val="nil"/>
+              <w:left w:val="single" w:sz="4" w:space="0" w:color="auto"/>
+              <w:bottom w:val="single" w:sz="4" w:space="0" w:color="auto"/>
+              <w:right w:val="single" w:sz="4" w:space="0" w:color="auto"/>
+            </w:tcBorders>
+            <w:vAlign w:val="center"/>
+            <w:hideMark/>
+          </w:tcPr>
+          <w:p>
+            <w:pPr>
+              <w:spacing w:after="0" w:line="240" w:lineRule="auto"/>
+              <w:jc w:val="right"/>
+              <w:rPr>
+                <w:rFonts w:ascii="Times New Roman" w:eastAsia="Times New Roman" w:hAnsi="Times New Roman" w:cs="Times New Roman"/>
+                <w:color w:val="2B2D31"/>
+                <w:kern w:val="0"/>
+                <w:sz w:val="28"/>
+                <w:szCs w:val="28"/>
+                <w:lang w:eastAsia="ru-RU"/>
+                <w14:ligatures w14:val="none"/>
+              </w:rPr>
+            </w:pPr>
+            <w:r>
+              <w:rPr>
+                <w:rFonts w:ascii="Times New Roman" w:eastAsia="Times New Roman" w:hAnsi="Times New Roman" w:cs="Times New Roman"/>
+                <w:color w:val="2B2D31"/>
+                <w:kern w:val="0"/>
+                <w:sz w:val="28"/>
+                <w:szCs w:val="28"/>
+                <w:lang w:eastAsia="ru-RU"/>
+                <w14:ligatures w14:val="none"/>
+              </w:rPr>
+              <w:t>7.2</w:t>
+            </w:r>
+          </w:p>
+        </w:tc>
+        <w:tc>
+          <w:tcPr>
+            <w:tcW w:w="2494" w:type="dxa"/>
+            <w:vMerge/>
+            <w:tcBorders>
+              <w:top w:val="nil"/>
+              <w:left w:val="single" w:sz="4" w:space="0" w:color="auto"/>
+              <w:bottom w:val="single" w:sz="4" w:space="0" w:color="000000"/>
+              <w:right w:val="single" w:sz="4" w:space="0" w:color="auto"/>
+            </w:tcBorders>
+            <w:vAlign w:val="center"/>
+            <w:hideMark/>
+          </w:tcPr>
+          <w:p>
+            <w:pPr>
+              <w:spacing w:after="0" w:line="240" w:lineRule="auto"/>
+              <w:rPr>
+                <w:rFonts w:ascii="Times New Roman" w:eastAsia="Times New Roman" w:hAnsi="Times New Roman" w:cs="Times New Roman"/>
+                <w:color w:val="2B2D31"/>
+                <w:kern w:val="0"/>
+                <w:sz w:val="28"/>
+                <w:szCs w:val="28"/>
+                <w:lang w:eastAsia="ru-RU"/>
+                <w14:ligatures w14:val="none"/>
+              </w:rPr>
+            </w:pPr>
+          </w:p>
+        </w:tc>
+        <w:tc>
+          <w:tcPr>
+            <w:tcW w:w="5387" w:type="dxa"/>
+            <w:tcBorders>
+              <w:top w:val="nil"/>
+              <w:left w:val="nil"/>
+              <w:bottom w:val="single" w:sz="4" w:space="0" w:color="auto"/>
+              <w:right w:val="single" w:sz="4" w:space="0" w:color="auto"/>
+            </w:tcBorders>
+            <w:vAlign w:val="center"/>
+            <w:hideMark/>
+          </w:tcPr>
+          <w:p>
+            <w:pPr>
+              <w:spacing w:after="0" w:line="240" w:lineRule="auto"/>
+              <w:rPr>
+                <w:rFonts w:ascii="Times New Roman" w:eastAsia="Times New Roman" w:hAnsi="Times New Roman" w:cs="Times New Roman"/>
+                <w:color w:val="2B2D31"/>
+                <w:kern w:val="0"/>
+                <w:sz w:val="28"/>
+                <w:szCs w:val="28"/>
+                <w:lang w:eastAsia="ru-RU"/>
+                <w14:ligatures w14:val="none"/>
+              </w:rPr>
+            </w:pPr>
+            <w:r>
+              <w:rPr>
+                <w:rFonts w:ascii="Times New Roman" w:eastAsia="Times New Roman" w:hAnsi="Times New Roman" w:cs="Times New Roman"/>
+                <w:color w:val="2B2D31"/>
+                <w:kern w:val="0"/>
+                <w:sz w:val="28"/>
+                <w:szCs w:val="28"/>
+                <w:lang w:eastAsia="ru-RU"/>
+                <w14:ligatures w14:val="none"/>
+              </w:rPr>
+              <w:t>Вывести список пользователей (недостаточно прав)</w:t>
+            </w:r>
+          </w:p>
+        </w:tc>
+        <w:tc>
+          <w:tcPr>
+            <w:tcW w:w="4678" w:type="dxa"/>
+            <w:tcBorders>
+              <w:top w:val="nil"/>
+              <w:left w:val="nil"/>
+              <w:bottom w:val="single" w:sz="4" w:space="0" w:color="auto"/>
+              <w:right w:val="single" w:sz="4" w:space="0" w:color="auto"/>
+            </w:tcBorders>
+            <w:vAlign w:val="center"/>
+            <w:hideMark/>
+          </w:tcPr>
+          <w:p>
+            <w:pPr>
+              <w:spacing w:after="0" w:line="240" w:lineRule="auto"/>
+              <w:rPr>
+                <w:rFonts w:ascii="Times New Roman" w:eastAsia="Times New Roman" w:hAnsi="Times New Roman" w:cs="Times New Roman"/>
+                <w:color w:val="2B2D31"/>
+                <w:kern w:val="0"/>
+                <w:sz w:val="28"/>
+                <w:szCs w:val="28"/>
+                <w:lang w:eastAsia="ru-RU"/>
+                <w14:ligatures w14:val="none"/>
+              </w:rPr>
+            </w:pPr>
+            <w:r>
+              <w:rPr>
+                <w:rFonts w:ascii="Times New Roman" w:eastAsia="Times New Roman" w:hAnsi="Times New Roman" w:cs="Times New Roman"/>
+                <w:color w:val="2B2D31"/>
+                <w:kern w:val="0"/>
+                <w:sz w:val="28"/>
+                <w:szCs w:val="28"/>
+                <w:lang w:eastAsia="ru-RU"/>
+                <w14:ligatures w14:val="none"/>
+              </w:rPr>
+              <w:t>Команда: </w:t>
+            </w:r>
+            <w:proofErr w:type="spellStart"/>
+            <w:r>
+              <w:rPr>
+                <w:rFonts w:ascii="Times New Roman" w:eastAsia="Times New Roman" w:hAnsi="Times New Roman" w:cs="Times New Roman"/>
+                <w:color w:val="2B2D31"/>
+                <w:kern w:val="0"/>
+                <w:sz w:val="28"/>
+                <w:szCs w:val="28"/>
+                <w:lang w:eastAsia="ru-RU"/>
+                <w14:ligatures w14:val="none"/>
+              </w:rPr>
+              <w:t>user</w:t>
+            </w:r>
+            <w:proofErr w:type="spellEnd"/>
+            <w:r>
+              <w:rPr>
+                <w:rFonts w:ascii="Times New Roman" w:eastAsia="Times New Roman" w:hAnsi="Times New Roman" w:cs="Times New Roman"/>
+                <w:color w:val="2B2D31"/>
+                <w:kern w:val="0"/>
+                <w:sz w:val="28"/>
+                <w:szCs w:val="28"/>
+                <w:lang w:eastAsia="ru-RU"/>
+                <w14:ligatures w14:val="none"/>
+              </w:rPr>
+              <w:t xml:space="preserve"> </w:t>
+            </w:r>
+            <w:proofErr w:type="spellStart"/>
+            <w:r>
+              <w:rPr>
+                <w:rFonts w:ascii="Times New Roman" w:eastAsia="Times New Roman" w:hAnsi="Times New Roman" w:cs="Times New Roman"/>
+                <w:color w:val="2B2D31"/>
+                <w:kern w:val="0"/>
+                <w:sz w:val="28"/>
+                <w:szCs w:val="28"/>
+                <w:lang w:eastAsia="ru-RU"/>
+                <w14:ligatures w14:val="none"/>
+              </w:rPr>
+              <w:t>list</w:t>
+            </w:r>
+            <w:proofErr w:type="spellEnd"/>
+          </w:p>
+        </w:tc>
+        <w:tc>
+          <w:tcPr>
+            <w:tcW w:w="1098" w:type="dxa"/>
+            <w:tcBorders>
+              <w:top w:val="nil"/>
+              <w:left w:val="nil"/>
+              <w:bottom w:val="single" w:sz="4" w:space="0" w:color="auto"/>
+              <w:right w:val="single" w:sz="4" w:space="0" w:color="auto"/>
+            </w:tcBorders>
+            <w:shd w:val="clear" w:color="000000" w:fill="FF0000"/>
+            <w:vAlign w:val="center"/>
+            <w:hideMark/>
+          </w:tcPr>
+          <w:p>
+            <w:pPr>
+              <w:spacing w:after="0" w:line="240" w:lineRule="auto"/>
+              <w:rPr>
+                <w:rFonts w:ascii="Times New Roman" w:eastAsia="Times New Roman" w:hAnsi="Times New Roman" w:cs="Times New Roman"/>
+                <w:color w:val="2B2D31"/>
+                <w:kern w:val="0"/>
+                <w:sz w:val="28"/>
+                <w:szCs w:val="28"/>
+                <w:lang w:eastAsia="ru-RU"/>
+                <w14:ligatures w14:val="none"/>
+              </w:rPr>
+            </w:pPr>
+            <w:proofErr w:type="spellStart"/>
+            <w:r>
+              <w:rPr>
+                <w:rFonts w:ascii="Times New Roman" w:eastAsia="Times New Roman" w:hAnsi="Times New Roman" w:cs="Times New Roman"/>
+                <w:color w:val="2B2D31"/>
+                <w:kern w:val="0"/>
+                <w:sz w:val="28"/>
+                <w:szCs w:val="28"/>
+                <w:lang w:eastAsia="ru-RU"/>
+                <w14:ligatures w14:val="none"/>
+              </w:rPr>
+              <w:t>Failed</w:t>
+            </w:r>
+            <w:proofErr w:type="spellEnd"/>
+          </w:p>
+        </w:tc>
+      </w:tr>
+      <w:tr>
+        <w:trPr>
+          <w:trHeight w:val="360"/>
+        </w:trPr>
+        <w:tc>
+          <w:tcPr>
+            <w:tcW w:w="1045" w:type="dxa"/>
+            <w:tcBorders>
+              <w:top w:val="nil"/>
+              <w:left w:val="single" w:sz="4" w:space="0" w:color="auto"/>
+              <w:bottom w:val="single" w:sz="4" w:space="0" w:color="auto"/>
+              <w:right w:val="single" w:sz="4" w:space="0" w:color="auto"/>
+            </w:tcBorders>
+            <w:vAlign w:val="center"/>
+            <w:hideMark/>
+          </w:tcPr>
+          <w:p>
+            <w:pPr>
+              <w:spacing w:after="0" w:line="240" w:lineRule="auto"/>
+              <w:jc w:val="right"/>
+              <w:rPr>
+                <w:rFonts w:ascii="Times New Roman" w:eastAsia="Times New Roman" w:hAnsi="Times New Roman" w:cs="Times New Roman"/>
+                <w:color w:val="2B2D31"/>
+                <w:kern w:val="0"/>
+                <w:sz w:val="28"/>
+                <w:szCs w:val="28"/>
+                <w:lang w:eastAsia="ru-RU"/>
+                <w14:ligatures w14:val="none"/>
+              </w:rPr>
+            </w:pPr>
+            <w:r>
+              <w:rPr>
+                <w:rFonts w:ascii="Times New Roman" w:eastAsia="Times New Roman" w:hAnsi="Times New Roman" w:cs="Times New Roman"/>
+                <w:color w:val="2B2D31"/>
+                <w:kern w:val="0"/>
+                <w:sz w:val="28"/>
+                <w:szCs w:val="28"/>
+                <w:lang w:eastAsia="ru-RU"/>
+                <w14:ligatures w14:val="none"/>
+              </w:rPr>
+              <w:t>8</w:t>
+            </w:r>
+          </w:p>
+        </w:tc>
+        <w:tc>
+          <w:tcPr>
+            <w:tcW w:w="2494" w:type="dxa"/>
+            <w:vMerge w:val="restart"/>
+            <w:tcBorders>
+              <w:top w:val="nil"/>
+              <w:left w:val="single" w:sz="4" w:space="0" w:color="auto"/>
+              <w:bottom w:val="single" w:sz="4" w:space="0" w:color="000000"/>
+              <w:right w:val="single" w:sz="4" w:space="0" w:color="auto"/>
+            </w:tcBorders>
+            <w:vAlign w:val="center"/>
+            <w:hideMark/>
+          </w:tcPr>
+          <w:p>
+            <w:pPr>
+              <w:spacing w:after="0" w:line="240" w:lineRule="auto"/>
+              <w:jc w:val="right"/>
+              <w:rPr>
+                <w:rFonts w:ascii="Times New Roman" w:eastAsia="Times New Roman" w:hAnsi="Times New Roman" w:cs="Times New Roman"/>
+                <w:color w:val="2B2D31"/>
+                <w:kern w:val="0"/>
+                <w:sz w:val="28"/>
+                <w:szCs w:val="28"/>
+                <w:lang w:eastAsia="ru-RU"/>
+                <w14:ligatures w14:val="none"/>
+              </w:rPr>
+            </w:pPr>
+            <w:r>
+              <w:rPr>
+                <w:rFonts w:ascii="Times New Roman" w:eastAsia="Times New Roman" w:hAnsi="Times New Roman" w:cs="Times New Roman"/>
+                <w:color w:val="2B2D31"/>
+                <w:kern w:val="0"/>
+                <w:sz w:val="28"/>
+                <w:szCs w:val="28"/>
+                <w:lang w:eastAsia="ru-RU"/>
+                <w14:ligatures w14:val="none"/>
+              </w:rPr>
+              <w:t>Тестирование корректности обновления</w:t>
+            </w:r>
+          </w:p>
+        </w:tc>
+        <w:tc>
+          <w:tcPr>
+            <w:tcW w:w="5387" w:type="dxa"/>
+            <w:tcBorders>
+              <w:top w:val="nil"/>
+              <w:left w:val="nil"/>
+              <w:bottom w:val="single" w:sz="4" w:space="0" w:color="auto"/>
+              <w:right w:val="single" w:sz="4" w:space="0" w:color="auto"/>
+            </w:tcBorders>
+            <w:vAlign w:val="center"/>
+            <w:hideMark/>
+          </w:tcPr>
+          <w:p>
+            <w:pPr>
+              <w:spacing w:after="0" w:line="240" w:lineRule="auto"/>
+              <w:rPr>
+                <w:rFonts w:ascii="Times New Roman" w:eastAsia="Times New Roman" w:hAnsi="Times New Roman" w:cs="Times New Roman"/>
+                <w:color w:val="2B2D31"/>
+                <w:kern w:val="0"/>
+                <w:sz w:val="28"/>
+                <w:szCs w:val="28"/>
+                <w:lang w:eastAsia="ru-RU"/>
+                <w14:ligatures w14:val="none"/>
+              </w:rPr>
+            </w:pPr>
+            <w:r>
+              <w:rPr>
+                <w:rFonts w:ascii="Times New Roman" w:eastAsia="Times New Roman" w:hAnsi="Times New Roman" w:cs="Times New Roman"/>
+                <w:color w:val="2B2D31"/>
+                <w:kern w:val="0"/>
+                <w:sz w:val="28"/>
+                <w:szCs w:val="28"/>
+                <w:lang w:eastAsia="ru-RU"/>
+                <w14:ligatures w14:val="none"/>
+              </w:rPr>
               <w:t>Поместить в созданную папку NoteServiceForYou.exe</w:t>
             </w:r>
           </w:p>
         </w:tc>
         <w:tc>
           <w:tcPr>
-            <w:tcW w:w="4962" w:type="dxa"/>
+            <w:tcW w:w="4678" w:type="dxa"/>
             <w:tcBorders>
               <w:top w:val="nil"/>
               <w:left w:val="nil"/>
@@ -12616,7 +13465,7 @@
         </w:tc>
         <w:tc>
           <w:tcPr>
-            <w:tcW w:w="2211" w:type="dxa"/>
+            <w:tcW w:w="2494" w:type="dxa"/>
             <w:vMerge/>
             <w:tcBorders>
               <w:top w:val="nil"/>
@@ -12644,7 +13493,7 @@
         </w:tc>
         <w:tc>
           <w:tcPr>
-            <w:tcW w:w="5244" w:type="dxa"/>
+            <w:tcW w:w="5387" w:type="dxa"/>
             <w:tcBorders>
               <w:top w:val="nil"/>
               <w:left w:val="nil"/>
@@ -12683,7 +13532,7 @@
         </w:tc>
         <w:tc>
           <w:tcPr>
-            <w:tcW w:w="4962" w:type="dxa"/>
+            <w:tcW w:w="4678" w:type="dxa"/>
             <w:tcBorders>
               <w:top w:val="nil"/>
               <w:left w:val="nil"/>
@@ -12804,6 +13653,99 @@
           <w:docGrid w:linePitch="360"/>
         </w:sectPr>
       </w:pPr>
+    </w:p>
+    <w:p>
+      <w:pPr>
+        <w:pStyle w:val="1"/>
+        <w:numPr>
+          <w:ilvl w:val="0"/>
+          <w:numId w:val="26"/>
+        </w:numPr>
+        <w:spacing w:before="0" w:after="0" w:line="360" w:lineRule="auto"/>
+        <w:ind w:left="0" w:firstLine="425"/>
+        <w:jc w:val="both"/>
+        <w:rPr>
+          <w:rFonts w:ascii="Times New Roman" w:hAnsi="Times New Roman" w:cs="Times New Roman"/>
+          <w:color w:val="auto"/>
+          <w:sz w:val="28"/>
+          <w:szCs w:val="28"/>
+        </w:rPr>
+      </w:pPr>
+      <w:r>
+        <w:rPr>
+          <w:rFonts w:ascii="Times New Roman" w:hAnsi="Times New Roman" w:cs="Times New Roman"/>
+          <w:color w:val="auto"/>
+          <w:sz w:val="28"/>
+          <w:szCs w:val="28"/>
+        </w:rPr>
+        <w:lastRenderedPageBreak/>
+        <w:t>Код тестов основных функций модуля согласно техническому заданию</w:t>
+      </w:r>
+    </w:p>
+    <w:p>
+      <w:pPr>
+        <w:pStyle w:val="1"/>
+        <w:numPr>
+          <w:ilvl w:val="0"/>
+          <w:numId w:val="26"/>
+        </w:numPr>
+        <w:spacing w:before="0" w:after="0" w:line="360" w:lineRule="auto"/>
+        <w:ind w:left="0" w:firstLine="425"/>
+        <w:jc w:val="both"/>
+        <w:rPr>
+          <w:rFonts w:ascii="Times New Roman" w:hAnsi="Times New Roman" w:cs="Times New Roman"/>
+          <w:color w:val="auto"/>
+          <w:sz w:val="28"/>
+          <w:szCs w:val="28"/>
+        </w:rPr>
+      </w:pPr>
+      <w:r>
+        <w:rPr>
+          <w:rFonts w:ascii="Times New Roman" w:hAnsi="Times New Roman" w:cs="Times New Roman"/>
+          <w:color w:val="auto"/>
+          <w:sz w:val="28"/>
+          <w:szCs w:val="28"/>
+        </w:rPr>
+        <w:t>Общий отчёт о тестировании модуля</w:t>
+      </w:r>
+    </w:p>
+    <w:p>
+      <w:pPr>
+        <w:pStyle w:val="1"/>
+        <w:numPr>
+          <w:ilvl w:val="0"/>
+          <w:numId w:val="26"/>
+        </w:numPr>
+        <w:spacing w:before="0" w:after="0" w:line="360" w:lineRule="auto"/>
+        <w:ind w:left="0" w:firstLine="425"/>
+        <w:jc w:val="both"/>
+        <w:rPr>
+          <w:rFonts w:ascii="Times New Roman" w:hAnsi="Times New Roman" w:cs="Times New Roman"/>
+          <w:color w:val="auto"/>
+          <w:sz w:val="28"/>
+          <w:szCs w:val="28"/>
+        </w:rPr>
+      </w:pPr>
+      <w:r>
+        <w:rPr>
+          <w:rFonts w:ascii="Times New Roman" w:hAnsi="Times New Roman" w:cs="Times New Roman"/>
+          <w:color w:val="auto"/>
+          <w:sz w:val="28"/>
+          <w:szCs w:val="28"/>
+        </w:rPr>
+        <w:t xml:space="preserve">Вся разработка должна вестись в </w:t>
+      </w:r>
+      <w:proofErr w:type="spellStart"/>
+      <w:r>
+        <w:rPr>
+          <w:rFonts w:ascii="Times New Roman" w:hAnsi="Times New Roman" w:cs="Times New Roman"/>
+          <w:color w:val="auto"/>
+          <w:sz w:val="28"/>
+          <w:szCs w:val="28"/>
+        </w:rPr>
+        <w:t>Git</w:t>
+      </w:r>
+      <w:proofErr w:type="spellEnd"/>
     </w:p>
     <w:p/>
     <w:p/>
@@ -12850,6 +13792,7 @@
           <w:sz w:val="28"/>
           <w:szCs w:val="28"/>
         </w:rPr>
+        <w:lastRenderedPageBreak/>
         <w:t>Заключение</w:t>
       </w:r>
       <w:bookmarkEnd w:id="6"/>
@@ -12872,16 +13815,7 @@
           <w:sz w:val="28"/>
           <w:szCs w:val="28"/>
         </w:rPr>
-        <w:t xml:space="preserve">В ходе выполнения курсовой работы был разработан сайт онлайн-читалки электронных книг, реализованный с использованием PHP, JavaScript и CSS. </w:t>
-      </w:r>
-      <w:r>
-        <w:rPr>
-          <w:rFonts w:ascii="Times New Roman" w:hAnsi="Times New Roman" w:cs="Times New Roman"/>
-          <w:sz w:val="28"/>
-          <w:szCs w:val="28"/>
-        </w:rPr>
-        <w:lastRenderedPageBreak/>
-        <w:t>Созданное веб-приложение объединяет основные функции, необходимые для работы с электронным книжным каталогом и организации пользовательского взаимодействия в рамках единой системы.</w:t>
+        <w:t>В ходе выполнения курсовой работы был разработан сайт онлайн-читалки электронных книг, реализованный с использованием PHP, JavaScript и CSS. Созданное веб-приложение объединяет основные функции, необходимые для работы с электронным книжным каталогом и организации пользовательского взаимодействия в рамках единой системы.</w:t>
       </w:r>
     </w:p>
     <w:p>
@@ -12962,6 +13896,7 @@
           <w:sz w:val="28"/>
           <w:szCs w:val="28"/>
         </w:rPr>
+        <w:lastRenderedPageBreak/>
         <w:t>Список используемых источников</w:t>
       </w:r>
       <w:bookmarkEnd w:id="7"/>
@@ -13047,15 +13982,7 @@
           <w:rFonts w:ascii="Times New Roman" w:hAnsi="Times New Roman"/>
           <w:lang w:val="en-US"/>
         </w:rPr>
-        <w:t xml:space="preserve">: </w:t>
-      </w:r>
-      <w:r>
-        <w:rPr>
-          <w:rFonts w:ascii="Times New Roman" w:hAnsi="Times New Roman"/>
-          <w:lang w:val="en-US"/>
-        </w:rPr>
-        <w:lastRenderedPageBreak/>
-        <w:t>https://w3techs.com/technologies/overview/programming_language (</w:t>
+        <w:t>: https://w3techs.com/technologies/overview/programming_language (</w:t>
       </w:r>
       <w:r>
         <w:rPr>
@@ -15373,6 +16300,95 @@
     </w:lvl>
   </w:abstractNum>
   <w:abstractNum w:abstractNumId="18" w15:restartNumberingAfterBreak="0">
+    <w:nsid w:val="48BC288B"/>
+    <w:multiLevelType w:val="hybridMultilevel"/>
+    <w:tmpl w:val="241EF3C2"/>
+    <w:lvl w:ilvl="0" w:tplc="FFFFFFFF">
+      <w:start w:val="1"/>
+      <w:numFmt w:val="decimal"/>
+      <w:lvlText w:val="%1."/>
+      <w:lvlJc w:val="left"/>
+      <w:pPr>
+        <w:ind w:left="720" w:hanging="360"/>
+      </w:pPr>
+      <w:rPr>
+        <w:rFonts w:hint="default"/>
+      </w:rPr>
+    </w:lvl>
+    <w:lvl w:ilvl="1" w:tplc="FFFFFFFF" w:tentative="1">
+      <w:start w:val="1"/>
+      <w:numFmt w:val="lowerLetter"/>
+      <w:lvlText w:val="%2."/>
+      <w:lvlJc w:val="left"/>
+      <w:pPr>
+        <w:ind w:left="1440" w:hanging="360"/>
+      </w:pPr>
+    </w:lvl>
+    <w:lvl w:ilvl="2" w:tplc="FFFFFFFF" w:tentative="1">
+      <w:start w:val="1"/>
+      <w:numFmt w:val="lowerRoman"/>
+      <w:lvlText w:val="%3."/>
+      <w:lvlJc w:val="right"/>
+      <w:pPr>
+        <w:ind w:left="2160" w:hanging="180"/>
+      </w:pPr>
+    </w:lvl>
+    <w:lvl w:ilvl="3" w:tplc="FFFFFFFF" w:tentative="1">
+      <w:start w:val="1"/>
+      <w:numFmt w:val="decimal"/>
+      <w:lvlText w:val="%4."/>
+      <w:lvlJc w:val="left"/>
+      <w:pPr>
+        <w:ind w:left="2880" w:hanging="360"/>
+      </w:pPr>
+    </w:lvl>
+    <w:lvl w:ilvl="4" w:tplc="FFFFFFFF" w:tentative="1">
+      <w:start w:val="1"/>
+      <w:numFmt w:val="lowerLetter"/>
+      <w:lvlText w:val="%5."/>
+      <w:lvlJc w:val="left"/>
+      <w:pPr>
+        <w:ind w:left="3600" w:hanging="360"/>
+      </w:pPr>
+    </w:lvl>
+    <w:lvl w:ilvl="5" w:tplc="FFFFFFFF" w:tentative="1">
+      <w:start w:val="1"/>
+      <w:numFmt w:val="lowerRoman"/>
+      <w:lvlText w:val="%6."/>
+      <w:lvlJc w:val="right"/>
+      <w:pPr>
+        <w:ind w:left="4320" w:hanging="180"/>
+      </w:pPr>
+    </w:lvl>
+    <w:lvl w:ilvl="6" w:tplc="FFFFFFFF" w:tentative="1">
+      <w:start w:val="1"/>
+      <w:numFmt w:val="decimal"/>
+      <w:lvlText w:val="%7."/>
+      <w:lvlJc w:val="left"/>
+      <w:pPr>
+        <w:ind w:left="5040" w:hanging="360"/>
+      </w:pPr>
+    </w:lvl>
+    <w:lvl w:ilvl="7" w:tplc="FFFFFFFF" w:tentative="1">
+      <w:start w:val="1"/>
+      <w:numFmt w:val="lowerLetter"/>
+      <w:lvlText w:val="%8."/>
+      <w:lvlJc w:val="left"/>
+      <w:pPr>
+        <w:ind w:left="5760" w:hanging="360"/>
+      </w:pPr>
+    </w:lvl>
+    <w:lvl w:ilvl="8" w:tplc="FFFFFFFF" w:tentative="1">
+      <w:start w:val="1"/>
+      <w:numFmt w:val="lowerRoman"/>
+      <w:lvlText w:val="%9."/>
+      <w:lvlJc w:val="right"/>
+      <w:pPr>
+        <w:ind w:left="6480" w:hanging="180"/>
+      </w:pPr>
+    </w:lvl>
+  </w:abstractNum>
+  <w:abstractNum w:abstractNumId="19" w15:restartNumberingAfterBreak="0">
     <w:nsid w:val="4E61152B"/>
     <w:multiLevelType w:val="multilevel"/>
     <w:tmpl w:val="0419001F"/>
@@ -15458,7 +16474,7 @@
       </w:pPr>
     </w:lvl>
   </w:abstractNum>
-  <w:abstractNum w:abstractNumId="19" w15:restartNumberingAfterBreak="0">
+  <w:abstractNum w:abstractNumId="20" w15:restartNumberingAfterBreak="0">
     <w:nsid w:val="4FC50C9F"/>
     <w:multiLevelType w:val="hybridMultilevel"/>
     <w:tmpl w:val="BD9C83F2"/>
@@ -15544,7 +16560,7 @@
       </w:pPr>
     </w:lvl>
   </w:abstractNum>
-  <w:abstractNum w:abstractNumId="20" w15:restartNumberingAfterBreak="0">
+  <w:abstractNum w:abstractNumId="21" w15:restartNumberingAfterBreak="0">
     <w:nsid w:val="551D7D57"/>
     <w:multiLevelType w:val="hybridMultilevel"/>
     <w:tmpl w:val="A27AB950"/>
@@ -15657,7 +16673,7 @@
       </w:rPr>
     </w:lvl>
   </w:abstractNum>
-  <w:abstractNum w:abstractNumId="21" w15:restartNumberingAfterBreak="0">
+  <w:abstractNum w:abstractNumId="22" w15:restartNumberingAfterBreak="0">
     <w:nsid w:val="58DB0DF5"/>
     <w:multiLevelType w:val="hybridMultilevel"/>
     <w:tmpl w:val="30385666"/>
@@ -15770,7 +16786,7 @@
       </w:rPr>
     </w:lvl>
   </w:abstractNum>
-  <w:abstractNum w:abstractNumId="22" w15:restartNumberingAfterBreak="0">
+  <w:abstractNum w:abstractNumId="23" w15:restartNumberingAfterBreak="0">
     <w:nsid w:val="59B41910"/>
     <w:multiLevelType w:val="hybridMultilevel"/>
     <w:tmpl w:val="3C1C7832"/>
@@ -15859,7 +16875,7 @@
       </w:pPr>
     </w:lvl>
   </w:abstractNum>
-  <w:abstractNum w:abstractNumId="23" w15:restartNumberingAfterBreak="0">
+  <w:abstractNum w:abstractNumId="24" w15:restartNumberingAfterBreak="0">
     <w:nsid w:val="62C1613F"/>
     <w:multiLevelType w:val="multilevel"/>
     <w:tmpl w:val="FB6E7398"/>
@@ -16008,7 +17024,7 @@
       </w:rPr>
     </w:lvl>
   </w:abstractNum>
-  <w:abstractNum w:abstractNumId="24" w15:restartNumberingAfterBreak="0">
+  <w:abstractNum w:abstractNumId="25" w15:restartNumberingAfterBreak="0">
     <w:nsid w:val="646AA38B"/>
     <w:multiLevelType w:val="multilevel"/>
     <w:tmpl w:val="14264412"/>
@@ -16132,7 +17148,7 @@
       </w:rPr>
     </w:lvl>
   </w:abstractNum>
-  <w:abstractNum w:abstractNumId="25" w15:restartNumberingAfterBreak="0">
+  <w:abstractNum w:abstractNumId="26" w15:restartNumberingAfterBreak="0">
     <w:nsid w:val="646AA38D"/>
     <w:multiLevelType w:val="multilevel"/>
     <w:tmpl w:val="3F308740"/>
@@ -16256,7 +17272,7 @@
       </w:rPr>
     </w:lvl>
   </w:abstractNum>
-  <w:abstractNum w:abstractNumId="26" w15:restartNumberingAfterBreak="0">
+  <w:abstractNum w:abstractNumId="27" w15:restartNumberingAfterBreak="0">
     <w:nsid w:val="64E86CC1"/>
     <w:multiLevelType w:val="hybridMultilevel"/>
     <w:tmpl w:val="D69EE87E"/>
@@ -16342,7 +17358,7 @@
       </w:pPr>
     </w:lvl>
   </w:abstractNum>
-  <w:abstractNum w:abstractNumId="27" w15:restartNumberingAfterBreak="0">
+  <w:abstractNum w:abstractNumId="28" w15:restartNumberingAfterBreak="0">
     <w:nsid w:val="66A051E8"/>
     <w:multiLevelType w:val="hybridMultilevel"/>
     <w:tmpl w:val="FCBC76EC"/>
@@ -16455,7 +17471,7 @@
       </w:rPr>
     </w:lvl>
   </w:abstractNum>
-  <w:abstractNum w:abstractNumId="28" w15:restartNumberingAfterBreak="0">
+  <w:abstractNum w:abstractNumId="29" w15:restartNumberingAfterBreak="0">
     <w:nsid w:val="6AEC3CEE"/>
     <w:multiLevelType w:val="hybridMultilevel"/>
     <w:tmpl w:val="4EAC867C"/>
@@ -16544,7 +17560,7 @@
       </w:pPr>
     </w:lvl>
   </w:abstractNum>
-  <w:abstractNum w:abstractNumId="29" w15:restartNumberingAfterBreak="0">
+  <w:abstractNum w:abstractNumId="30" w15:restartNumberingAfterBreak="0">
     <w:nsid w:val="6D2C6E64"/>
     <w:multiLevelType w:val="hybridMultilevel"/>
     <w:tmpl w:val="92A41018"/>
@@ -16657,7 +17673,7 @@
       </w:rPr>
     </w:lvl>
   </w:abstractNum>
-  <w:abstractNum w:abstractNumId="30" w15:restartNumberingAfterBreak="0">
+  <w:abstractNum w:abstractNumId="31" w15:restartNumberingAfterBreak="0">
     <w:nsid w:val="7C952FBB"/>
     <w:multiLevelType w:val="multilevel"/>
     <w:tmpl w:val="0419001F"/>
@@ -16756,7 +17772,7 @@
     <w:abstractNumId w:val="8"/>
   </w:num>
   <w:num w:numId="5" w16cid:durableId="235475903">
-    <w:abstractNumId w:val="23"/>
+    <w:abstractNumId w:val="24"/>
   </w:num>
   <w:num w:numId="6" w16cid:durableId="228151948">
     <w:abstractNumId w:val="10"/>
@@ -16765,10 +17781,10 @@
     <w:abstractNumId w:val="5"/>
   </w:num>
   <w:num w:numId="8" w16cid:durableId="720666448">
-    <w:abstractNumId w:val="29"/>
+    <w:abstractNumId w:val="30"/>
   </w:num>
   <w:num w:numId="9" w16cid:durableId="1724871466">
-    <w:abstractNumId w:val="20"/>
+    <w:abstractNumId w:val="21"/>
   </w:num>
   <w:num w:numId="10" w16cid:durableId="767192546">
     <w:abstractNumId w:val="14"/>
@@ -16777,10 +17793,10 @@
     <w:abstractNumId w:val="9"/>
   </w:num>
   <w:num w:numId="12" w16cid:durableId="1655141082">
-    <w:abstractNumId w:val="27"/>
+    <w:abstractNumId w:val="28"/>
   </w:num>
   <w:num w:numId="13" w16cid:durableId="2029720952">
-    <w:abstractNumId w:val="21"/>
+    <w:abstractNumId w:val="22"/>
   </w:num>
   <w:num w:numId="14" w16cid:durableId="1301112011">
     <w:abstractNumId w:val="2"/>
@@ -16828,16 +17844,16 @@
     <w:abstractNumId w:val="1"/>
   </w:num>
   <w:num w:numId="19" w16cid:durableId="1999770306">
-    <w:abstractNumId w:val="19"/>
+    <w:abstractNumId w:val="20"/>
   </w:num>
   <w:num w:numId="20" w16cid:durableId="612900505">
     <w:abstractNumId w:val="3"/>
   </w:num>
   <w:num w:numId="21" w16cid:durableId="941180921">
-    <w:abstractNumId w:val="28"/>
+    <w:abstractNumId w:val="29"/>
   </w:num>
   <w:num w:numId="22" w16cid:durableId="1331055496">
-    <w:abstractNumId w:val="22"/>
+    <w:abstractNumId w:val="23"/>
   </w:num>
   <w:num w:numId="23" w16cid:durableId="1900238250">
     <w:abstractNumId w:val="12"/>
@@ -16846,16 +17862,16 @@
     <w:abstractNumId w:val="6"/>
   </w:num>
   <w:num w:numId="25" w16cid:durableId="1354499483">
-    <w:abstractNumId w:val="18"/>
+    <w:abstractNumId w:val="19"/>
   </w:num>
   <w:num w:numId="26" w16cid:durableId="706570059">
-    <w:abstractNumId w:val="30"/>
+    <w:abstractNumId w:val="31"/>
   </w:num>
   <w:num w:numId="27" w16cid:durableId="335576061">
-    <w:abstractNumId w:val="24"/>
+    <w:abstractNumId w:val="25"/>
   </w:num>
   <w:num w:numId="28" w16cid:durableId="205336334">
-    <w:abstractNumId w:val="24"/>
+    <w:abstractNumId w:val="25"/>
     <w:lvlOverride w:ilvl="0">
       <w:startOverride w:val="1"/>
     </w:lvlOverride>
@@ -16885,10 +17901,10 @@
     </w:lvlOverride>
   </w:num>
   <w:num w:numId="29" w16cid:durableId="1743524586">
-    <w:abstractNumId w:val="25"/>
+    <w:abstractNumId w:val="26"/>
   </w:num>
   <w:num w:numId="30" w16cid:durableId="500393704">
-    <w:abstractNumId w:val="25"/>
+    <w:abstractNumId w:val="26"/>
     <w:lvlOverride w:ilvl="0">
       <w:startOverride w:val="1"/>
     </w:lvlOverride>
@@ -16927,7 +17943,10 @@
     <w:abstractNumId w:val="11"/>
   </w:num>
   <w:num w:numId="34" w16cid:durableId="1325015194">
-    <w:abstractNumId w:val="26"/>
+    <w:abstractNumId w:val="27"/>
+  </w:num>
+  <w:num w:numId="35" w16cid:durableId="118189636">
+    <w:abstractNumId w:val="18"/>
   </w:num>
 </w:numbering>
 </file>
@@ -17535,7 +18554,6 @@
   <w:style w:type="character" w:default="1" w:styleId="a0">
     <w:name w:val="Default Paragraph Font"/>
     <w:uiPriority w:val="1"/>
-    <w:semiHidden/>
     <w:unhideWhenUsed/>
   </w:style>
   <w:style w:type="table" w:default="1" w:styleId="a1">

--- a/Документы/Курсовая Топо.docx
+++ b/Документы/Курсовая Топо.docx
@@ -342,7 +342,6 @@
         </w:rPr>
         <w:t>.</w:t>
       </w:r>
-      <w:proofErr w:type="gramStart"/>
       <w:r>
         <w:rPr>
           <w:rFonts w:ascii="Times New Roman" w:eastAsia="Times New Roman" w:hAnsi="Times New Roman" w:cs="Times New Roman"/>
@@ -365,20 +364,7 @@
           <w:lang w:eastAsia="ru-RU"/>
           <w14:ligatures w14:val="none"/>
         </w:rPr>
-        <w:t>.БО</w:t>
-      </w:r>
-      <w:proofErr w:type="gramEnd"/>
-      <w:r>
-        <w:rPr>
-          <w:rFonts w:ascii="Times New Roman" w:eastAsia="Times New Roman" w:hAnsi="Times New Roman" w:cs="Times New Roman"/>
-          <w:color w:val="000000" w:themeColor="text1"/>
-          <w:kern w:val="0"/>
-          <w:sz w:val="40"/>
-          <w:szCs w:val="40"/>
-          <w:lang w:eastAsia="ru-RU"/>
-          <w14:ligatures w14:val="none"/>
-        </w:rPr>
-        <w:t>231ПИН</w:t>
+        <w:t>.БО231ПИН</w:t>
       </w:r>
     </w:p>
     <w:p>
@@ -1643,21 +1629,12 @@
         </w:rPr>
         <w:t xml:space="preserve">, </w:t>
       </w:r>
-      <w:proofErr w:type="spellStart"/>
       <w:r>
         <w:rPr>
           <w:rFonts w:ascii="Times New Roman" w:hAnsi="Times New Roman" w:cs="Times New Roman"/>
           <w:lang w:val="en-US"/>
         </w:rPr>
-        <w:t>Javascript</w:t>
-      </w:r>
-      <w:proofErr w:type="spellEnd"/>
-      <w:r>
-        <w:rPr>
-          <w:rFonts w:ascii="Times New Roman" w:hAnsi="Times New Roman" w:cs="Times New Roman"/>
-          <w:lang w:val="en-US"/>
-        </w:rPr>
-        <w:t>.</w:t>
+        <w:t>Javascript.</w:t>
       </w:r>
     </w:p>
     <w:p>
@@ -2853,7 +2830,86 @@
           <w:sz w:val="28"/>
           <w:szCs w:val="28"/>
         </w:rPr>
-        <w:t>. В связи с этим задачей является разработка консольных интерфейсов управления, которые позволяют быстро и безопасно выполнять необходимые операции.</w:t>
+        <w:t>. В связи с этим задачей является разработка консольных интерфейсов управления, которые позволяют быстро и безопасно выполнять необходимые операции</w:t>
+      </w:r>
+      <w:r>
+        <w:rPr>
+          <w:rFonts w:ascii="Times New Roman" w:hAnsi="Times New Roman" w:cs="Times New Roman"/>
+          <w:sz w:val="28"/>
+          <w:szCs w:val="28"/>
+        </w:rPr>
+        <w:t xml:space="preserve"> </w:t>
+      </w:r>
+      <w:r>
+        <w:rPr>
+          <w:rFonts w:ascii="Times New Roman" w:hAnsi="Times New Roman" w:cs="Times New Roman"/>
+          <w:sz w:val="28"/>
+          <w:szCs w:val="28"/>
+        </w:rPr>
+        <w:t>[</w:t>
+      </w:r>
+      <w:r>
+        <w:rPr>
+          <w:rFonts w:ascii="Times New Roman" w:hAnsi="Times New Roman" w:cs="Times New Roman"/>
+          <w:sz w:val="28"/>
+          <w:szCs w:val="28"/>
+        </w:rPr>
+        <w:fldChar w:fldCharType="begin"/>
+      </w:r>
+      <w:r>
+        <w:rPr>
+          <w:rFonts w:ascii="Times New Roman" w:hAnsi="Times New Roman" w:cs="Times New Roman"/>
+          <w:sz w:val="28"/>
+          <w:szCs w:val="28"/>
+        </w:rPr>
+        <w:instrText xml:space="preserve"> REF _Ref229221717 \r \h </w:instrText>
+      </w:r>
+      <w:r>
+        <w:rPr>
+          <w:rFonts w:ascii="Times New Roman" w:hAnsi="Times New Roman" w:cs="Times New Roman"/>
+          <w:sz w:val="28"/>
+          <w:szCs w:val="28"/>
+        </w:rPr>
+      </w:r>
+      <w:r>
+        <w:rPr>
+          <w:rFonts w:ascii="Times New Roman" w:hAnsi="Times New Roman" w:cs="Times New Roman"/>
+          <w:sz w:val="28"/>
+          <w:szCs w:val="28"/>
+        </w:rPr>
+        <w:fldChar w:fldCharType="separate"/>
+      </w:r>
+      <w:r>
+        <w:rPr>
+          <w:rFonts w:ascii="Times New Roman" w:hAnsi="Times New Roman" w:cs="Times New Roman"/>
+          <w:sz w:val="28"/>
+          <w:szCs w:val="28"/>
+        </w:rPr>
+        <w:t>1</w:t>
+      </w:r>
+      <w:r>
+        <w:rPr>
+          <w:rFonts w:ascii="Times New Roman" w:hAnsi="Times New Roman" w:cs="Times New Roman"/>
+          <w:sz w:val="28"/>
+          <w:szCs w:val="28"/>
+        </w:rPr>
+        <w:fldChar w:fldCharType="end"/>
+      </w:r>
+      <w:r>
+        <w:rPr>
+          <w:rFonts w:ascii="Times New Roman" w:hAnsi="Times New Roman" w:cs="Times New Roman"/>
+          <w:sz w:val="28"/>
+          <w:szCs w:val="28"/>
+        </w:rPr>
+        <w:t>]</w:t>
+      </w:r>
+      <w:r>
+        <w:rPr>
+          <w:rFonts w:ascii="Times New Roman" w:hAnsi="Times New Roman" w:cs="Times New Roman"/>
+          <w:sz w:val="28"/>
+          <w:szCs w:val="28"/>
+        </w:rPr>
+        <w:t>.</w:t>
       </w:r>
     </w:p>
     <w:p>
@@ -3440,61 +3496,7 @@
           <w:sz w:val="28"/>
           <w:szCs w:val="28"/>
         </w:rPr>
-        <w:t xml:space="preserve"> где у меня стоит эта система и хочу сделать заметку. Для этого я ввожу, предположим, такую команду: --</w:t>
-      </w:r>
-      <w:proofErr w:type="spellStart"/>
-      <w:r>
-        <w:rPr>
-          <w:rFonts w:ascii="Times New Roman" w:hAnsi="Times New Roman" w:cs="Times New Roman"/>
-          <w:sz w:val="28"/>
-          <w:szCs w:val="28"/>
-        </w:rPr>
-        <w:t>addNewNote</w:t>
-      </w:r>
-      <w:proofErr w:type="spellEnd"/>
-      <w:r>
-        <w:rPr>
-          <w:rFonts w:ascii="Times New Roman" w:hAnsi="Times New Roman" w:cs="Times New Roman"/>
-          <w:sz w:val="28"/>
-          <w:szCs w:val="28"/>
-        </w:rPr>
-        <w:t xml:space="preserve"> “Note </w:t>
-      </w:r>
-      <w:proofErr w:type="spellStart"/>
-      <w:r>
-        <w:rPr>
-          <w:rFonts w:ascii="Times New Roman" w:hAnsi="Times New Roman" w:cs="Times New Roman"/>
-          <w:sz w:val="28"/>
-          <w:szCs w:val="28"/>
-        </w:rPr>
-        <w:t>text</w:t>
-      </w:r>
-      <w:proofErr w:type="spellEnd"/>
-      <w:r>
-        <w:rPr>
-          <w:rFonts w:ascii="Times New Roman" w:hAnsi="Times New Roman" w:cs="Times New Roman"/>
-          <w:sz w:val="28"/>
-          <w:szCs w:val="28"/>
-        </w:rPr>
-        <w:t>”. Так же для моего удобства я хочу видеть карту команд с ключами и пример (</w:t>
-      </w:r>
-      <w:proofErr w:type="spellStart"/>
-      <w:r>
-        <w:rPr>
-          <w:rFonts w:ascii="Times New Roman" w:hAnsi="Times New Roman" w:cs="Times New Roman"/>
-          <w:sz w:val="28"/>
-          <w:szCs w:val="28"/>
-        </w:rPr>
-        <w:t>Markdown</w:t>
-      </w:r>
-      <w:proofErr w:type="spellEnd"/>
-      <w:r>
-        <w:rPr>
-          <w:rFonts w:ascii="Times New Roman" w:hAnsi="Times New Roman" w:cs="Times New Roman"/>
-          <w:sz w:val="28"/>
-          <w:szCs w:val="28"/>
-        </w:rPr>
-        <w:t xml:space="preserve"> инструкция). </w:t>
+        <w:t xml:space="preserve"> где у меня стоит эта система и хочу сделать заметку. Для этого я ввожу, предположим, такую команду: --addNewNote “Note text”. Так же для моего удобства я хочу видеть карту команд с ключами и пример (Markdown инструкция). </w:t>
       </w:r>
     </w:p>
     <w:p>
@@ -3704,6 +3706,89 @@
           <w:sz w:val="28"/>
           <w:szCs w:val="28"/>
         </w:rPr>
+        <w:t>Декомпозиция – это процесс разделения требований на составляющие части, что позволяет легче анализировать и тестировать систему</w:t>
+      </w:r>
+      <w:r>
+        <w:rPr>
+          <w:rFonts w:ascii="Times New Roman" w:hAnsi="Times New Roman" w:cs="Times New Roman"/>
+          <w:sz w:val="28"/>
+          <w:szCs w:val="28"/>
+        </w:rPr>
+        <w:t>[</w:t>
+      </w:r>
+      <w:r>
+        <w:rPr>
+          <w:rFonts w:ascii="Times New Roman" w:hAnsi="Times New Roman" w:cs="Times New Roman"/>
+          <w:sz w:val="28"/>
+          <w:szCs w:val="28"/>
+        </w:rPr>
+        <w:fldChar w:fldCharType="begin"/>
+      </w:r>
+      <w:r>
+        <w:rPr>
+          <w:rFonts w:ascii="Times New Roman" w:hAnsi="Times New Roman" w:cs="Times New Roman"/>
+          <w:sz w:val="28"/>
+          <w:szCs w:val="28"/>
+        </w:rPr>
+        <w:instrText xml:space="preserve"> REF _Ref229222645 \r \h </w:instrText>
+      </w:r>
+      <w:r>
+        <w:rPr>
+          <w:rFonts w:ascii="Times New Roman" w:hAnsi="Times New Roman" w:cs="Times New Roman"/>
+          <w:sz w:val="28"/>
+          <w:szCs w:val="28"/>
+        </w:rPr>
+      </w:r>
+      <w:r>
+        <w:rPr>
+          <w:rFonts w:ascii="Times New Roman" w:hAnsi="Times New Roman" w:cs="Times New Roman"/>
+          <w:sz w:val="28"/>
+          <w:szCs w:val="28"/>
+        </w:rPr>
+        <w:fldChar w:fldCharType="separate"/>
+      </w:r>
+      <w:r>
+        <w:rPr>
+          <w:rFonts w:ascii="Times New Roman" w:hAnsi="Times New Roman" w:cs="Times New Roman"/>
+          <w:sz w:val="28"/>
+          <w:szCs w:val="28"/>
+        </w:rPr>
+        <w:t>2</w:t>
+      </w:r>
+      <w:r>
+        <w:rPr>
+          <w:rFonts w:ascii="Times New Roman" w:hAnsi="Times New Roman" w:cs="Times New Roman"/>
+          <w:sz w:val="28"/>
+          <w:szCs w:val="28"/>
+        </w:rPr>
+        <w:fldChar w:fldCharType="end"/>
+      </w:r>
+      <w:r>
+        <w:rPr>
+          <w:rFonts w:ascii="Times New Roman" w:hAnsi="Times New Roman" w:cs="Times New Roman"/>
+          <w:sz w:val="28"/>
+          <w:szCs w:val="28"/>
+        </w:rPr>
+        <w:t>].</w:t>
+      </w:r>
+    </w:p>
+    <w:p>
+      <w:pPr>
+        <w:spacing w:after="0" w:line="360" w:lineRule="auto"/>
+        <w:ind w:firstLine="425"/>
+        <w:jc w:val="both"/>
+        <w:rPr>
+          <w:rFonts w:ascii="Times New Roman" w:hAnsi="Times New Roman" w:cs="Times New Roman"/>
+          <w:sz w:val="28"/>
+          <w:szCs w:val="28"/>
+        </w:rPr>
+      </w:pPr>
+      <w:r>
+        <w:rPr>
+          <w:rFonts w:ascii="Times New Roman" w:hAnsi="Times New Roman" w:cs="Times New Roman"/>
+          <w:sz w:val="28"/>
+          <w:szCs w:val="28"/>
+        </w:rPr>
         <w:t xml:space="preserve">На </w:t>
       </w:r>
       <w:r>
@@ -3983,7 +4068,6 @@
           <w:szCs w:val="28"/>
         </w:rPr>
       </w:pPr>
-      <w:proofErr w:type="spellStart"/>
       <w:r>
         <w:rPr>
           <w:rFonts w:ascii="Times New Roman" w:hAnsi="Times New Roman" w:cs="Times New Roman"/>
@@ -3992,7 +4076,6 @@
         </w:rPr>
         <w:t>Admin</w:t>
       </w:r>
-      <w:proofErr w:type="spellEnd"/>
       <w:r>
         <w:rPr>
           <w:rFonts w:ascii="Times New Roman" w:hAnsi="Times New Roman" w:cs="Times New Roman"/>
@@ -4025,16 +4108,14 @@
         </w:rPr>
         <w:t xml:space="preserve">лок команд для управления </w:t>
       </w:r>
-      <w:proofErr w:type="gramStart"/>
-      <w:r>
-        <w:rPr>
-          <w:rFonts w:ascii="Times New Roman" w:hAnsi="Times New Roman" w:cs="Times New Roman"/>
-          <w:sz w:val="28"/>
-          <w:szCs w:val="28"/>
-        </w:rPr>
-        <w:t>пользователями,,</w:t>
-      </w:r>
-      <w:proofErr w:type="gramEnd"/>
+      <w:r>
+        <w:rPr>
+          <w:rFonts w:ascii="Times New Roman" w:hAnsi="Times New Roman" w:cs="Times New Roman"/>
+          <w:sz w:val="28"/>
+          <w:szCs w:val="28"/>
+        </w:rPr>
+        <w:t>пользователями,</w:t>
+      </w:r>
       <w:r>
         <w:rPr>
           <w:rFonts w:ascii="Times New Roman" w:hAnsi="Times New Roman" w:cs="Times New Roman"/>
@@ -4068,23 +4149,13 @@
           <w:szCs w:val="28"/>
         </w:rPr>
       </w:pPr>
-      <w:proofErr w:type="spellStart"/>
-      <w:r>
-        <w:rPr>
-          <w:rFonts w:ascii="Times New Roman" w:hAnsi="Times New Roman" w:cs="Times New Roman"/>
-          <w:sz w:val="28"/>
-          <w:szCs w:val="28"/>
-        </w:rPr>
-        <w:t>WatchDog</w:t>
-      </w:r>
-      <w:proofErr w:type="spellEnd"/>
-      <w:r>
-        <w:rPr>
-          <w:rFonts w:ascii="Times New Roman" w:hAnsi="Times New Roman" w:cs="Times New Roman"/>
-          <w:sz w:val="28"/>
-          <w:szCs w:val="28"/>
-        </w:rPr>
-        <w:t>: </w:t>
+      <w:r>
+        <w:rPr>
+          <w:rFonts w:ascii="Times New Roman" w:hAnsi="Times New Roman" w:cs="Times New Roman"/>
+          <w:sz w:val="28"/>
+          <w:szCs w:val="28"/>
+        </w:rPr>
+        <w:t>WatchDog: </w:t>
       </w:r>
       <w:r>
         <w:rPr>
@@ -4103,21 +4174,30 @@
         <w:t>лок управления системной службой мониторинга аппаратных ресурсов.</w:t>
       </w:r>
     </w:p>
-    <w:p/>
     <w:p>
       <w:pPr>
-        <w:keepNext/>
+        <w:pStyle w:val="a7"/>
+        <w:spacing w:after="0" w:line="360" w:lineRule="auto"/>
+        <w:ind w:left="425"/>
         <w:jc w:val="center"/>
-      </w:pPr>
-      <w:r>
-        <w:rPr>
+        <w:rPr>
+          <w:rFonts w:ascii="Times New Roman" w:hAnsi="Times New Roman" w:cs="Times New Roman"/>
+          <w:sz w:val="28"/>
+          <w:szCs w:val="28"/>
+        </w:rPr>
+      </w:pPr>
+      <w:r>
+        <w:rPr>
+          <w:rFonts w:ascii="Times New Roman" w:hAnsi="Times New Roman" w:cs="Times New Roman"/>
           <w:noProof/>
+          <w:sz w:val="28"/>
+          <w:szCs w:val="28"/>
         </w:rPr>
         <w:drawing>
-          <wp:inline distT="0" distB="0" distL="0" distR="0" wp14:anchorId="5716C83A" wp14:editId="0E1710DC">
-            <wp:extent cx="5651500" cy="3270681"/>
-            <wp:effectExtent l="0" t="0" r="6350" b="6350"/>
-            <wp:docPr id="1699129955" name="Рисунок 1"/>
+          <wp:inline distT="0" distB="0" distL="0" distR="0" wp14:anchorId="1D99E70B" wp14:editId="78B0FB7C">
+            <wp:extent cx="5544541" cy="3061645"/>
+            <wp:effectExtent l="0" t="0" r="0" b="5715"/>
+            <wp:docPr id="1461441495" name="Рисунок 1"/>
             <wp:cNvGraphicFramePr>
               <a:graphicFrameLocks xmlns:a="http://schemas.openxmlformats.org/drawingml/2006/main" noChangeAspect="1"/>
             </wp:cNvGraphicFramePr>
@@ -4125,23 +4205,33 @@
               <a:graphicData uri="http://schemas.openxmlformats.org/drawingml/2006/picture">
                 <pic:pic xmlns:pic="http://schemas.openxmlformats.org/drawingml/2006/picture">
                   <pic:nvPicPr>
-                    <pic:cNvPr id="1699129955" name=""/>
-                    <pic:cNvPicPr/>
+                    <pic:cNvPr id="0" name="Picture 2"/>
+                    <pic:cNvPicPr>
+                      <a:picLocks noChangeAspect="1" noChangeArrowheads="1"/>
+                    </pic:cNvPicPr>
                   </pic:nvPicPr>
                   <pic:blipFill>
-                    <a:blip r:embed="rId6"/>
+                    <a:blip r:embed="rId6" cstate="print">
+                      <a:extLst>
+                        <a:ext uri="{28A0092B-C50C-407E-A947-70E740481C1C}">
+                          <a14:useLocalDpi xmlns:a14="http://schemas.microsoft.com/office/drawing/2010/main" val="0"/>
+                        </a:ext>
+                      </a:extLst>
+                    </a:blip>
+                    <a:srcRect/>
                     <a:stretch>
                       <a:fillRect/>
                     </a:stretch>
                   </pic:blipFill>
-                  <pic:spPr>
+                  <pic:spPr bwMode="auto">
                     <a:xfrm>
                       <a:off x="0" y="0"/>
-                      <a:ext cx="5655865" cy="3273207"/>
+                      <a:ext cx="5568081" cy="3074643"/>
                     </a:xfrm>
                     <a:prstGeom prst="rect">
                       <a:avLst/>
                     </a:prstGeom>
+                    <a:noFill/>
                   </pic:spPr>
                 </pic:pic>
               </a:graphicData>
@@ -4375,6 +4465,104 @@
       <w:bookmarkEnd w:id="5"/>
     </w:p>
     <w:p/>
+    <w:p>
+      <w:pPr>
+        <w:spacing w:after="0" w:line="360" w:lineRule="auto"/>
+        <w:ind w:firstLine="425"/>
+        <w:rPr>
+          <w:rFonts w:ascii="Times New Roman" w:hAnsi="Times New Roman" w:cs="Times New Roman"/>
+          <w:sz w:val="28"/>
+          <w:szCs w:val="28"/>
+        </w:rPr>
+      </w:pPr>
+      <w:r>
+        <w:rPr>
+          <w:rFonts w:ascii="Times New Roman" w:hAnsi="Times New Roman" w:cs="Times New Roman"/>
+          <w:sz w:val="28"/>
+          <w:szCs w:val="28"/>
+        </w:rPr>
+        <w:t>Чек-лист (check list) – это документ, описывающий, что должно быть протестировано</w:t>
+      </w:r>
+      <w:r>
+        <w:rPr>
+          <w:rFonts w:ascii="Times New Roman" w:hAnsi="Times New Roman" w:cs="Times New Roman"/>
+          <w:sz w:val="28"/>
+          <w:szCs w:val="28"/>
+        </w:rPr>
+        <w:t xml:space="preserve"> </w:t>
+      </w:r>
+      <w:r>
+        <w:rPr>
+          <w:rFonts w:ascii="Times New Roman" w:hAnsi="Times New Roman" w:cs="Times New Roman"/>
+          <w:sz w:val="28"/>
+          <w:szCs w:val="28"/>
+        </w:rPr>
+        <w:t>[</w:t>
+      </w:r>
+      <w:r>
+        <w:rPr>
+          <w:rFonts w:ascii="Times New Roman" w:hAnsi="Times New Roman" w:cs="Times New Roman"/>
+          <w:sz w:val="28"/>
+          <w:szCs w:val="28"/>
+        </w:rPr>
+        <w:fldChar w:fldCharType="begin"/>
+      </w:r>
+      <w:r>
+        <w:rPr>
+          <w:rFonts w:ascii="Times New Roman" w:hAnsi="Times New Roman" w:cs="Times New Roman"/>
+          <w:sz w:val="28"/>
+          <w:szCs w:val="28"/>
+        </w:rPr>
+        <w:instrText xml:space="preserve"> REF _Ref229222461 \r \h </w:instrText>
+      </w:r>
+      <w:r>
+        <w:rPr>
+          <w:rFonts w:ascii="Times New Roman" w:hAnsi="Times New Roman" w:cs="Times New Roman"/>
+          <w:sz w:val="28"/>
+          <w:szCs w:val="28"/>
+        </w:rPr>
+      </w:r>
+      <w:r>
+        <w:rPr>
+          <w:rFonts w:ascii="Times New Roman" w:hAnsi="Times New Roman" w:cs="Times New Roman"/>
+          <w:sz w:val="28"/>
+          <w:szCs w:val="28"/>
+        </w:rPr>
+        <w:fldChar w:fldCharType="separate"/>
+      </w:r>
+      <w:r>
+        <w:rPr>
+          <w:rFonts w:ascii="Times New Roman" w:hAnsi="Times New Roman" w:cs="Times New Roman"/>
+          <w:sz w:val="28"/>
+          <w:szCs w:val="28"/>
+        </w:rPr>
+        <w:t>3</w:t>
+      </w:r>
+      <w:r>
+        <w:rPr>
+          <w:rFonts w:ascii="Times New Roman" w:hAnsi="Times New Roman" w:cs="Times New Roman"/>
+          <w:sz w:val="28"/>
+          <w:szCs w:val="28"/>
+        </w:rPr>
+        <w:fldChar w:fldCharType="end"/>
+      </w:r>
+      <w:r>
+        <w:rPr>
+          <w:rFonts w:ascii="Times New Roman" w:hAnsi="Times New Roman" w:cs="Times New Roman"/>
+          <w:sz w:val="28"/>
+          <w:szCs w:val="28"/>
+        </w:rPr>
+        <w:t>]</w:t>
+      </w:r>
+      <w:r>
+        <w:rPr>
+          <w:rFonts w:ascii="Times New Roman" w:hAnsi="Times New Roman" w:cs="Times New Roman"/>
+          <w:sz w:val="28"/>
+          <w:szCs w:val="28"/>
+        </w:rPr>
+        <w:t>.</w:t>
+      </w:r>
+    </w:p>
     <w:p>
       <w:pPr>
         <w:spacing w:after="0" w:line="360" w:lineRule="auto"/>
@@ -4818,7 +5006,6 @@
                 <w14:ligatures w14:val="none"/>
               </w:rPr>
             </w:pPr>
-            <w:proofErr w:type="spellStart"/>
             <w:r>
               <w:rPr>
                 <w:rFonts w:ascii="Times New Roman" w:eastAsia="Times New Roman" w:hAnsi="Times New Roman" w:cs="Times New Roman"/>
@@ -4831,7 +5018,6 @@
               </w:rPr>
               <w:t>Passed</w:t>
             </w:r>
-            <w:proofErr w:type="spellEnd"/>
           </w:p>
         </w:tc>
       </w:tr>
@@ -4942,24 +5128,8 @@
                 <w:lang w:eastAsia="ru-RU"/>
                 <w14:ligatures w14:val="none"/>
               </w:rPr>
-              <w:t xml:space="preserve">Проверить доступность базы данных и файла </w:t>
-            </w:r>
-            <w:proofErr w:type="spellStart"/>
-            <w:proofErr w:type="gramStart"/>
-            <w:r>
-              <w:rPr>
-                <w:rFonts w:ascii="Times New Roman" w:eastAsia="Times New Roman" w:hAnsi="Times New Roman" w:cs="Times New Roman"/>
-                <w:color w:val="2B2D31"/>
-                <w:kern w:val="0"/>
-                <w:sz w:val="28"/>
-                <w:szCs w:val="28"/>
-                <w:lang w:eastAsia="ru-RU"/>
-                <w14:ligatures w14:val="none"/>
-              </w:rPr>
-              <w:t>appsettings.json</w:t>
-            </w:r>
-            <w:proofErr w:type="spellEnd"/>
-            <w:proofErr w:type="gramEnd"/>
+              <w:t>Проверить доступность базы данных и файла appsettings.json</w:t>
+            </w:r>
           </w:p>
         </w:tc>
         <w:tc>
@@ -5027,7 +5197,6 @@
                 <w14:ligatures w14:val="none"/>
               </w:rPr>
             </w:pPr>
-            <w:proofErr w:type="spellStart"/>
             <w:r>
               <w:rPr>
                 <w:rFonts w:ascii="Times New Roman" w:eastAsia="Times New Roman" w:hAnsi="Times New Roman" w:cs="Times New Roman"/>
@@ -5040,7 +5209,6 @@
               </w:rPr>
               <w:t>Passed</w:t>
             </w:r>
-            <w:proofErr w:type="spellEnd"/>
           </w:p>
         </w:tc>
       </w:tr>
@@ -5233,7 +5401,6 @@
                 <w14:ligatures w14:val="none"/>
               </w:rPr>
             </w:pPr>
-            <w:proofErr w:type="spellStart"/>
             <w:r>
               <w:rPr>
                 <w:rFonts w:ascii="Times New Roman" w:eastAsia="Times New Roman" w:hAnsi="Times New Roman" w:cs="Times New Roman"/>
@@ -5246,7 +5413,6 @@
               </w:rPr>
               <w:t>Passed</w:t>
             </w:r>
-            <w:proofErr w:type="spellEnd"/>
           </w:p>
         </w:tc>
       </w:tr>
@@ -5396,22 +5562,8 @@
                 <w:lang w:eastAsia="ru-RU"/>
                 <w14:ligatures w14:val="none"/>
               </w:rPr>
-              <w:t xml:space="preserve">Команда: </w:t>
-            </w:r>
-            <w:proofErr w:type="spellStart"/>
-            <w:r>
-              <w:rPr>
-                <w:rFonts w:ascii="Times New Roman" w:eastAsia="Times New Roman" w:hAnsi="Times New Roman" w:cs="Times New Roman"/>
-                <w:color w:val="2B2D31"/>
-                <w:kern w:val="0"/>
-                <w:sz w:val="28"/>
-                <w:szCs w:val="28"/>
-                <w:lang w:eastAsia="ru-RU"/>
-                <w14:ligatures w14:val="none"/>
-              </w:rPr>
-              <w:t>help</w:t>
-            </w:r>
-            <w:proofErr w:type="spellEnd"/>
+              <w:t>Команда: help</w:t>
+            </w:r>
           </w:p>
         </w:tc>
         <w:tc>
@@ -5440,7 +5592,6 @@
                 <w14:ligatures w14:val="none"/>
               </w:rPr>
             </w:pPr>
-            <w:proofErr w:type="spellStart"/>
             <w:r>
               <w:rPr>
                 <w:rFonts w:ascii="Times New Roman" w:eastAsia="Times New Roman" w:hAnsi="Times New Roman" w:cs="Times New Roman"/>
@@ -5453,7 +5604,6 @@
               </w:rPr>
               <w:t>Passed</w:t>
             </w:r>
-            <w:proofErr w:type="spellEnd"/>
           </w:p>
         </w:tc>
       </w:tr>
@@ -5603,74 +5753,8 @@
                 <w:lang w:eastAsia="ru-RU"/>
                 <w14:ligatures w14:val="none"/>
               </w:rPr>
-              <w:t>Команда: </w:t>
-            </w:r>
-            <w:proofErr w:type="spellStart"/>
-            <w:r>
-              <w:rPr>
-                <w:rFonts w:ascii="Times New Roman" w:eastAsia="Times New Roman" w:hAnsi="Times New Roman" w:cs="Times New Roman"/>
-                <w:color w:val="2B2D31"/>
-                <w:kern w:val="0"/>
-                <w:sz w:val="28"/>
-                <w:szCs w:val="28"/>
-                <w:lang w:eastAsia="ru-RU"/>
-                <w14:ligatures w14:val="none"/>
-              </w:rPr>
-              <w:t>login</w:t>
-            </w:r>
-            <w:proofErr w:type="spellEnd"/>
-            <w:r>
-              <w:rPr>
-                <w:rFonts w:ascii="Times New Roman" w:eastAsia="Times New Roman" w:hAnsi="Times New Roman" w:cs="Times New Roman"/>
-                <w:color w:val="2B2D31"/>
-                <w:kern w:val="0"/>
-                <w:sz w:val="28"/>
-                <w:szCs w:val="28"/>
-                <w:lang w:eastAsia="ru-RU"/>
-                <w14:ligatures w14:val="none"/>
-              </w:rPr>
-              <w:t xml:space="preserve"> -u </w:t>
-            </w:r>
-            <w:proofErr w:type="spellStart"/>
-            <w:r>
-              <w:rPr>
-                <w:rFonts w:ascii="Times New Roman" w:eastAsia="Times New Roman" w:hAnsi="Times New Roman" w:cs="Times New Roman"/>
-                <w:color w:val="2B2D31"/>
-                <w:kern w:val="0"/>
-                <w:sz w:val="28"/>
-                <w:szCs w:val="28"/>
-                <w:lang w:eastAsia="ru-RU"/>
-                <w14:ligatures w14:val="none"/>
-              </w:rPr>
-              <w:t>Lurri</w:t>
-            </w:r>
-            <w:proofErr w:type="spellEnd"/>
-            <w:r>
-              <w:rPr>
-                <w:rFonts w:ascii="Times New Roman" w:eastAsia="Times New Roman" w:hAnsi="Times New Roman" w:cs="Times New Roman"/>
-                <w:color w:val="2B2D31"/>
-                <w:kern w:val="0"/>
-                <w:sz w:val="28"/>
-                <w:szCs w:val="28"/>
-                <w:lang w:eastAsia="ru-RU"/>
-                <w14:ligatures w14:val="none"/>
-              </w:rPr>
-              <w:t xml:space="preserve"> -p 1</w:t>
-            </w:r>
-            <w:proofErr w:type="gramStart"/>
-            <w:r>
-              <w:rPr>
-                <w:rFonts w:ascii="Times New Roman" w:eastAsia="Times New Roman" w:hAnsi="Times New Roman" w:cs="Times New Roman"/>
-                <w:color w:val="2B2D31"/>
-                <w:kern w:val="0"/>
-                <w:sz w:val="28"/>
-                <w:szCs w:val="28"/>
-                <w:lang w:eastAsia="ru-RU"/>
-                <w14:ligatures w14:val="none"/>
-              </w:rPr>
-              <w:t>qaz!QAZ</w:t>
-            </w:r>
-            <w:proofErr w:type="gramEnd"/>
+              <w:t>Команда: login -u Lurri -p 1qaz!QAZ</w:t>
+            </w:r>
           </w:p>
         </w:tc>
         <w:tc>
@@ -5699,7 +5783,6 @@
                 <w14:ligatures w14:val="none"/>
               </w:rPr>
             </w:pPr>
-            <w:proofErr w:type="spellStart"/>
             <w:r>
               <w:rPr>
                 <w:rFonts w:ascii="Times New Roman" w:eastAsia="Times New Roman" w:hAnsi="Times New Roman" w:cs="Times New Roman"/>
@@ -5712,7 +5795,6 @@
               </w:rPr>
               <w:t>Passed</w:t>
             </w:r>
-            <w:proofErr w:type="spellEnd"/>
           </w:p>
         </w:tc>
       </w:tr>
@@ -5892,7 +5974,6 @@
                 <w14:ligatures w14:val="none"/>
               </w:rPr>
             </w:pPr>
-            <w:proofErr w:type="spellStart"/>
             <w:r>
               <w:rPr>
                 <w:rFonts w:ascii="Times New Roman" w:eastAsia="Times New Roman" w:hAnsi="Times New Roman" w:cs="Times New Roman"/>
@@ -5905,7 +5986,6 @@
               </w:rPr>
               <w:t>Passed</w:t>
             </w:r>
-            <w:proofErr w:type="spellEnd"/>
           </w:p>
         </w:tc>
       </w:tr>
@@ -6085,7 +6165,6 @@
                 <w14:ligatures w14:val="none"/>
               </w:rPr>
             </w:pPr>
-            <w:proofErr w:type="spellStart"/>
             <w:r>
               <w:rPr>
                 <w:rFonts w:ascii="Times New Roman" w:eastAsia="Times New Roman" w:hAnsi="Times New Roman" w:cs="Times New Roman"/>
@@ -6098,7 +6177,6 @@
               </w:rPr>
               <w:t>Passed</w:t>
             </w:r>
-            <w:proofErr w:type="spellEnd"/>
           </w:p>
         </w:tc>
       </w:tr>
@@ -6248,22 +6326,8 @@
                 <w:lang w:eastAsia="ru-RU"/>
                 <w14:ligatures w14:val="none"/>
               </w:rPr>
-              <w:t>Команда: </w:t>
-            </w:r>
-            <w:proofErr w:type="spellStart"/>
-            <w:r>
-              <w:rPr>
-                <w:rFonts w:ascii="Times New Roman" w:eastAsia="Times New Roman" w:hAnsi="Times New Roman" w:cs="Times New Roman"/>
-                <w:color w:val="2B2D31"/>
-                <w:kern w:val="0"/>
-                <w:sz w:val="28"/>
-                <w:szCs w:val="28"/>
-                <w:lang w:eastAsia="ru-RU"/>
-                <w14:ligatures w14:val="none"/>
-              </w:rPr>
-              <w:t>logout</w:t>
-            </w:r>
-            <w:proofErr w:type="spellEnd"/>
+              <w:t>Команда: logout</w:t>
+            </w:r>
           </w:p>
         </w:tc>
         <w:tc>
@@ -6292,7 +6356,6 @@
                 <w14:ligatures w14:val="none"/>
               </w:rPr>
             </w:pPr>
-            <w:proofErr w:type="spellStart"/>
             <w:r>
               <w:rPr>
                 <w:rFonts w:ascii="Times New Roman" w:eastAsia="Times New Roman" w:hAnsi="Times New Roman" w:cs="Times New Roman"/>
@@ -6305,7 +6368,6 @@
               </w:rPr>
               <w:t>Passed</w:t>
             </w:r>
-            <w:proofErr w:type="spellEnd"/>
           </w:p>
         </w:tc>
       </w:tr>
@@ -6480,22 +6542,8 @@
                 <w:lang w:val="en-US" w:eastAsia="ru-RU"/>
                 <w14:ligatures w14:val="none"/>
               </w:rPr>
-              <w:t>: login -u User1 -p 1</w:t>
-            </w:r>
-            <w:proofErr w:type="gramStart"/>
-            <w:r>
-              <w:rPr>
-                <w:rFonts w:ascii="Times New Roman" w:eastAsia="Times New Roman" w:hAnsi="Times New Roman" w:cs="Times New Roman"/>
-                <w:color w:val="2B2D31"/>
-                <w:kern w:val="0"/>
-                <w:sz w:val="28"/>
-                <w:szCs w:val="28"/>
-                <w:lang w:val="en-US" w:eastAsia="ru-RU"/>
-                <w14:ligatures w14:val="none"/>
-              </w:rPr>
-              <w:t>qaz!QAZ</w:t>
-            </w:r>
-            <w:proofErr w:type="gramEnd"/>
+              <w:t>: login -u User1 -p 1qaz!QAZ</w:t>
+            </w:r>
           </w:p>
         </w:tc>
         <w:tc>
@@ -6524,7 +6572,6 @@
                 <w14:ligatures w14:val="none"/>
               </w:rPr>
             </w:pPr>
-            <w:proofErr w:type="spellStart"/>
             <w:r>
               <w:rPr>
                 <w:rFonts w:ascii="Times New Roman" w:eastAsia="Times New Roman" w:hAnsi="Times New Roman" w:cs="Times New Roman"/>
@@ -6537,7 +6584,6 @@
               </w:rPr>
               <w:t>Passed</w:t>
             </w:r>
-            <w:proofErr w:type="spellEnd"/>
           </w:p>
         </w:tc>
       </w:tr>
@@ -6677,71 +6723,17 @@
                 <w14:ligatures w14:val="none"/>
               </w:rPr>
             </w:pPr>
-            <w:proofErr w:type="gramStart"/>
-            <w:r>
-              <w:rPr>
-                <w:rFonts w:ascii="Times New Roman" w:eastAsia="Times New Roman" w:hAnsi="Times New Roman" w:cs="Times New Roman"/>
-                <w:color w:val="2B2D31"/>
-                <w:kern w:val="0"/>
-                <w:sz w:val="28"/>
-                <w:szCs w:val="28"/>
-                <w:lang w:eastAsia="ru-RU"/>
-                <w14:ligatures w14:val="none"/>
-              </w:rPr>
-              <w:t xml:space="preserve">Команда:  </w:t>
-            </w:r>
-            <w:proofErr w:type="spellStart"/>
-            <w:r>
-              <w:rPr>
-                <w:rFonts w:ascii="Times New Roman" w:eastAsia="Times New Roman" w:hAnsi="Times New Roman" w:cs="Times New Roman"/>
-                <w:color w:val="2B2D31"/>
-                <w:kern w:val="0"/>
-                <w:sz w:val="28"/>
-                <w:szCs w:val="28"/>
-                <w:lang w:eastAsia="ru-RU"/>
-                <w14:ligatures w14:val="none"/>
-              </w:rPr>
-              <w:t>note</w:t>
-            </w:r>
-            <w:proofErr w:type="spellEnd"/>
-            <w:proofErr w:type="gramEnd"/>
-            <w:r>
-              <w:rPr>
-                <w:rFonts w:ascii="Times New Roman" w:eastAsia="Times New Roman" w:hAnsi="Times New Roman" w:cs="Times New Roman"/>
-                <w:color w:val="2B2D31"/>
-                <w:kern w:val="0"/>
-                <w:sz w:val="28"/>
-                <w:szCs w:val="28"/>
-                <w:lang w:eastAsia="ru-RU"/>
-                <w14:ligatures w14:val="none"/>
-              </w:rPr>
-              <w:t xml:space="preserve"> </w:t>
-            </w:r>
-            <w:proofErr w:type="spellStart"/>
-            <w:r>
-              <w:rPr>
-                <w:rFonts w:ascii="Times New Roman" w:eastAsia="Times New Roman" w:hAnsi="Times New Roman" w:cs="Times New Roman"/>
-                <w:color w:val="2B2D31"/>
-                <w:kern w:val="0"/>
-                <w:sz w:val="28"/>
-                <w:szCs w:val="28"/>
-                <w:lang w:eastAsia="ru-RU"/>
-                <w14:ligatures w14:val="none"/>
-              </w:rPr>
-              <w:t>add</w:t>
-            </w:r>
-            <w:proofErr w:type="spellEnd"/>
-            <w:r>
-              <w:rPr>
-                <w:rFonts w:ascii="Times New Roman" w:eastAsia="Times New Roman" w:hAnsi="Times New Roman" w:cs="Times New Roman"/>
-                <w:color w:val="2B2D31"/>
-                <w:kern w:val="0"/>
-                <w:sz w:val="28"/>
-                <w:szCs w:val="28"/>
-                <w:lang w:eastAsia="ru-RU"/>
-                <w14:ligatures w14:val="none"/>
-              </w:rPr>
-              <w:t xml:space="preserve"> -t "Заголовок" -c "Содержимое"</w:t>
+            <w:r>
+              <w:rPr>
+                <w:rFonts w:ascii="Times New Roman" w:eastAsia="Times New Roman" w:hAnsi="Times New Roman" w:cs="Times New Roman"/>
+                <w:color w:val="2B2D31"/>
+                <w:kern w:val="0"/>
+                <w:sz w:val="28"/>
+                <w:szCs w:val="28"/>
+                <w:lang w:eastAsia="ru-RU"/>
+                <w14:ligatures w14:val="none"/>
+              </w:rPr>
+              <w:t>Команда:  note add -t "Заголовок" -c "Содержимое"</w:t>
             </w:r>
           </w:p>
         </w:tc>
@@ -6771,7 +6763,6 @@
                 <w14:ligatures w14:val="none"/>
               </w:rPr>
             </w:pPr>
-            <w:proofErr w:type="spellStart"/>
             <w:r>
               <w:rPr>
                 <w:rFonts w:ascii="Times New Roman" w:eastAsia="Times New Roman" w:hAnsi="Times New Roman" w:cs="Times New Roman"/>
@@ -6784,7 +6775,6 @@
               </w:rPr>
               <w:t>Passed</w:t>
             </w:r>
-            <w:proofErr w:type="spellEnd"/>
           </w:p>
         </w:tc>
       </w:tr>
@@ -6828,6 +6818,7 @@
                 <w:lang w:eastAsia="ru-RU"/>
                 <w14:ligatures w14:val="none"/>
               </w:rPr>
+              <w:lastRenderedPageBreak/>
               <w:t>4.2</w:t>
             </w:r>
           </w:p>
@@ -6934,48 +6925,8 @@
                 <w:lang w:eastAsia="ru-RU"/>
                 <w14:ligatures w14:val="none"/>
               </w:rPr>
-              <w:t>Команда: </w:t>
-            </w:r>
-            <w:proofErr w:type="spellStart"/>
-            <w:r>
-              <w:rPr>
-                <w:rFonts w:ascii="Times New Roman" w:eastAsia="Times New Roman" w:hAnsi="Times New Roman" w:cs="Times New Roman"/>
-                <w:color w:val="2B2D31"/>
-                <w:kern w:val="0"/>
-                <w:sz w:val="28"/>
-                <w:szCs w:val="28"/>
-                <w:lang w:eastAsia="ru-RU"/>
-                <w14:ligatures w14:val="none"/>
-              </w:rPr>
-              <w:t>note</w:t>
-            </w:r>
-            <w:proofErr w:type="spellEnd"/>
-            <w:r>
-              <w:rPr>
-                <w:rFonts w:ascii="Times New Roman" w:eastAsia="Times New Roman" w:hAnsi="Times New Roman" w:cs="Times New Roman"/>
-                <w:color w:val="2B2D31"/>
-                <w:kern w:val="0"/>
-                <w:sz w:val="28"/>
-                <w:szCs w:val="28"/>
-                <w:lang w:eastAsia="ru-RU"/>
-                <w14:ligatures w14:val="none"/>
-              </w:rPr>
-              <w:t xml:space="preserve"> </w:t>
-            </w:r>
-            <w:proofErr w:type="spellStart"/>
-            <w:r>
-              <w:rPr>
-                <w:rFonts w:ascii="Times New Roman" w:eastAsia="Times New Roman" w:hAnsi="Times New Roman" w:cs="Times New Roman"/>
-                <w:color w:val="2B2D31"/>
-                <w:kern w:val="0"/>
-                <w:sz w:val="28"/>
-                <w:szCs w:val="28"/>
-                <w:lang w:eastAsia="ru-RU"/>
-                <w14:ligatures w14:val="none"/>
-              </w:rPr>
-              <w:t>list</w:t>
-            </w:r>
-            <w:proofErr w:type="spellEnd"/>
+              <w:t>Команда: note list</w:t>
+            </w:r>
           </w:p>
         </w:tc>
         <w:tc>
@@ -7004,7 +6955,6 @@
                 <w14:ligatures w14:val="none"/>
               </w:rPr>
             </w:pPr>
-            <w:proofErr w:type="spellStart"/>
             <w:r>
               <w:rPr>
                 <w:rFonts w:ascii="Times New Roman" w:eastAsia="Times New Roman" w:hAnsi="Times New Roman" w:cs="Times New Roman"/>
@@ -7017,7 +6967,6 @@
               </w:rPr>
               <w:t>Passed</w:t>
             </w:r>
-            <w:proofErr w:type="spellEnd"/>
           </w:p>
         </w:tc>
       </w:tr>
@@ -7061,7 +7010,6 @@
                 <w:lang w:eastAsia="ru-RU"/>
                 <w14:ligatures w14:val="none"/>
               </w:rPr>
-              <w:lastRenderedPageBreak/>
               <w:t>4.3</w:t>
             </w:r>
           </w:p>
@@ -7158,97 +7106,17 @@
                 <w14:ligatures w14:val="none"/>
               </w:rPr>
             </w:pPr>
-            <w:proofErr w:type="gramStart"/>
-            <w:r>
-              <w:rPr>
-                <w:rFonts w:ascii="Times New Roman" w:eastAsia="Times New Roman" w:hAnsi="Times New Roman" w:cs="Times New Roman"/>
-                <w:color w:val="2B2D31"/>
-                <w:kern w:val="0"/>
-                <w:sz w:val="28"/>
-                <w:szCs w:val="28"/>
-                <w:lang w:eastAsia="ru-RU"/>
-                <w14:ligatures w14:val="none"/>
-              </w:rPr>
-              <w:t xml:space="preserve">Команда:  </w:t>
-            </w:r>
-            <w:proofErr w:type="spellStart"/>
-            <w:r>
-              <w:rPr>
-                <w:rFonts w:ascii="Times New Roman" w:eastAsia="Times New Roman" w:hAnsi="Times New Roman" w:cs="Times New Roman"/>
-                <w:color w:val="2B2D31"/>
-                <w:kern w:val="0"/>
-                <w:sz w:val="28"/>
-                <w:szCs w:val="28"/>
-                <w:lang w:eastAsia="ru-RU"/>
-                <w14:ligatures w14:val="none"/>
-              </w:rPr>
-              <w:t>note</w:t>
-            </w:r>
-            <w:proofErr w:type="spellEnd"/>
-            <w:proofErr w:type="gramEnd"/>
-            <w:r>
-              <w:rPr>
-                <w:rFonts w:ascii="Times New Roman" w:eastAsia="Times New Roman" w:hAnsi="Times New Roman" w:cs="Times New Roman"/>
-                <w:color w:val="2B2D31"/>
-                <w:kern w:val="0"/>
-                <w:sz w:val="28"/>
-                <w:szCs w:val="28"/>
-                <w:lang w:eastAsia="ru-RU"/>
-                <w14:ligatures w14:val="none"/>
-              </w:rPr>
-              <w:t xml:space="preserve"> </w:t>
-            </w:r>
-            <w:proofErr w:type="spellStart"/>
-            <w:r>
-              <w:rPr>
-                <w:rFonts w:ascii="Times New Roman" w:eastAsia="Times New Roman" w:hAnsi="Times New Roman" w:cs="Times New Roman"/>
-                <w:color w:val="2B2D31"/>
-                <w:kern w:val="0"/>
-                <w:sz w:val="28"/>
-                <w:szCs w:val="28"/>
-                <w:lang w:eastAsia="ru-RU"/>
-                <w14:ligatures w14:val="none"/>
-              </w:rPr>
-              <w:t>edit</w:t>
-            </w:r>
-            <w:proofErr w:type="spellEnd"/>
-            <w:r>
-              <w:rPr>
-                <w:rFonts w:ascii="Times New Roman" w:eastAsia="Times New Roman" w:hAnsi="Times New Roman" w:cs="Times New Roman"/>
-                <w:color w:val="2B2D31"/>
-                <w:kern w:val="0"/>
-                <w:sz w:val="28"/>
-                <w:szCs w:val="28"/>
-                <w:lang w:eastAsia="ru-RU"/>
-                <w14:ligatures w14:val="none"/>
-              </w:rPr>
-              <w:t xml:space="preserve"> -</w:t>
-            </w:r>
-            <w:proofErr w:type="spellStart"/>
-            <w:r>
-              <w:rPr>
-                <w:rFonts w:ascii="Times New Roman" w:eastAsia="Times New Roman" w:hAnsi="Times New Roman" w:cs="Times New Roman"/>
-                <w:color w:val="2B2D31"/>
-                <w:kern w:val="0"/>
-                <w:sz w:val="28"/>
-                <w:szCs w:val="28"/>
-                <w:lang w:eastAsia="ru-RU"/>
-                <w14:ligatures w14:val="none"/>
-              </w:rPr>
-              <w:t>id</w:t>
-            </w:r>
-            <w:proofErr w:type="spellEnd"/>
-            <w:r>
-              <w:rPr>
-                <w:rFonts w:ascii="Times New Roman" w:eastAsia="Times New Roman" w:hAnsi="Times New Roman" w:cs="Times New Roman"/>
-                <w:color w:val="2B2D31"/>
-                <w:kern w:val="0"/>
-                <w:sz w:val="28"/>
-                <w:szCs w:val="28"/>
-                <w:lang w:eastAsia="ru-RU"/>
-                <w14:ligatures w14:val="none"/>
-              </w:rPr>
-              <w:t xml:space="preserve"> 4 -t "Изменено" -c "Новое содержание"</w:t>
+            <w:r>
+              <w:rPr>
+                <w:rFonts w:ascii="Times New Roman" w:eastAsia="Times New Roman" w:hAnsi="Times New Roman" w:cs="Times New Roman"/>
+                <w:color w:val="2B2D31"/>
+                <w:kern w:val="0"/>
+                <w:sz w:val="28"/>
+                <w:szCs w:val="28"/>
+                <w:lang w:eastAsia="ru-RU"/>
+                <w14:ligatures w14:val="none"/>
+              </w:rPr>
+              <w:t>Команда:  note edit -id 4 -t "Изменено" -c "Новое содержание"</w:t>
             </w:r>
           </w:p>
         </w:tc>
@@ -7278,7 +7146,6 @@
                 <w14:ligatures w14:val="none"/>
               </w:rPr>
             </w:pPr>
-            <w:proofErr w:type="spellStart"/>
             <w:r>
               <w:rPr>
                 <w:rFonts w:ascii="Times New Roman" w:eastAsia="Times New Roman" w:hAnsi="Times New Roman" w:cs="Times New Roman"/>
@@ -7291,7 +7158,6 @@
               </w:rPr>
               <w:t>Passed</w:t>
             </w:r>
-            <w:proofErr w:type="spellEnd"/>
           </w:p>
         </w:tc>
       </w:tr>
@@ -7441,85 +7307,7 @@
                 <w:lang w:eastAsia="ru-RU"/>
                 <w14:ligatures w14:val="none"/>
               </w:rPr>
-              <w:t>Команда: </w:t>
-            </w:r>
-            <w:proofErr w:type="spellStart"/>
-            <w:r>
-              <w:rPr>
-                <w:rFonts w:ascii="Times New Roman" w:eastAsia="Times New Roman" w:hAnsi="Times New Roman" w:cs="Times New Roman"/>
-                <w:color w:val="2B2D31"/>
-                <w:kern w:val="0"/>
-                <w:sz w:val="28"/>
-                <w:szCs w:val="28"/>
-                <w:lang w:eastAsia="ru-RU"/>
-                <w14:ligatures w14:val="none"/>
-              </w:rPr>
-              <w:t>note</w:t>
-            </w:r>
-            <w:proofErr w:type="spellEnd"/>
-            <w:r>
-              <w:rPr>
-                <w:rFonts w:ascii="Times New Roman" w:eastAsia="Times New Roman" w:hAnsi="Times New Roman" w:cs="Times New Roman"/>
-                <w:color w:val="2B2D31"/>
-                <w:kern w:val="0"/>
-                <w:sz w:val="28"/>
-                <w:szCs w:val="28"/>
-                <w:lang w:eastAsia="ru-RU"/>
-                <w14:ligatures w14:val="none"/>
-              </w:rPr>
-              <w:t xml:space="preserve"> </w:t>
-            </w:r>
-            <w:proofErr w:type="spellStart"/>
-            <w:r>
-              <w:rPr>
-                <w:rFonts w:ascii="Times New Roman" w:eastAsia="Times New Roman" w:hAnsi="Times New Roman" w:cs="Times New Roman"/>
-                <w:color w:val="2B2D31"/>
-                <w:kern w:val="0"/>
-                <w:sz w:val="28"/>
-                <w:szCs w:val="28"/>
-                <w:lang w:eastAsia="ru-RU"/>
-                <w14:ligatures w14:val="none"/>
-              </w:rPr>
-              <w:t>del</w:t>
-            </w:r>
-            <w:proofErr w:type="spellEnd"/>
-            <w:r>
-              <w:rPr>
-                <w:rFonts w:ascii="Times New Roman" w:eastAsia="Times New Roman" w:hAnsi="Times New Roman" w:cs="Times New Roman"/>
-                <w:color w:val="2B2D31"/>
-                <w:kern w:val="0"/>
-                <w:sz w:val="28"/>
-                <w:szCs w:val="28"/>
-                <w:lang w:eastAsia="ru-RU"/>
-                <w14:ligatures w14:val="none"/>
-              </w:rPr>
-              <w:t xml:space="preserve"> -</w:t>
-            </w:r>
-            <w:proofErr w:type="spellStart"/>
-            <w:r>
-              <w:rPr>
-                <w:rFonts w:ascii="Times New Roman" w:eastAsia="Times New Roman" w:hAnsi="Times New Roman" w:cs="Times New Roman"/>
-                <w:color w:val="2B2D31"/>
-                <w:kern w:val="0"/>
-                <w:sz w:val="28"/>
-                <w:szCs w:val="28"/>
-                <w:lang w:eastAsia="ru-RU"/>
-                <w14:ligatures w14:val="none"/>
-              </w:rPr>
-              <w:t>id</w:t>
-            </w:r>
-            <w:proofErr w:type="spellEnd"/>
-            <w:r>
-              <w:rPr>
-                <w:rFonts w:ascii="Times New Roman" w:eastAsia="Times New Roman" w:hAnsi="Times New Roman" w:cs="Times New Roman"/>
-                <w:color w:val="2B2D31"/>
-                <w:kern w:val="0"/>
-                <w:sz w:val="28"/>
-                <w:szCs w:val="28"/>
-                <w:lang w:eastAsia="ru-RU"/>
-                <w14:ligatures w14:val="none"/>
-              </w:rPr>
-              <w:t xml:space="preserve"> 4</w:t>
+              <w:t>Команда: note del -id 4</w:t>
             </w:r>
           </w:p>
         </w:tc>
@@ -7549,7 +7337,6 @@
                 <w14:ligatures w14:val="none"/>
               </w:rPr>
             </w:pPr>
-            <w:proofErr w:type="spellStart"/>
             <w:r>
               <w:rPr>
                 <w:rFonts w:ascii="Times New Roman" w:eastAsia="Times New Roman" w:hAnsi="Times New Roman" w:cs="Times New Roman"/>
@@ -7562,7 +7349,6 @@
               </w:rPr>
               <w:t>Passed</w:t>
             </w:r>
-            <w:proofErr w:type="spellEnd"/>
           </w:p>
         </w:tc>
       </w:tr>
@@ -7712,22 +7498,8 @@
                 <w:lang w:eastAsia="ru-RU"/>
                 <w14:ligatures w14:val="none"/>
               </w:rPr>
-              <w:t>Команда: </w:t>
-            </w:r>
-            <w:proofErr w:type="spellStart"/>
-            <w:r>
-              <w:rPr>
-                <w:rFonts w:ascii="Times New Roman" w:eastAsia="Times New Roman" w:hAnsi="Times New Roman" w:cs="Times New Roman"/>
-                <w:color w:val="2B2D31"/>
-                <w:kern w:val="0"/>
-                <w:sz w:val="28"/>
-                <w:szCs w:val="28"/>
-                <w:lang w:eastAsia="ru-RU"/>
-                <w14:ligatures w14:val="none"/>
-              </w:rPr>
-              <w:t>logout</w:t>
-            </w:r>
-            <w:proofErr w:type="spellEnd"/>
+              <w:t>Команда: logout</w:t>
+            </w:r>
           </w:p>
         </w:tc>
         <w:tc>
@@ -7756,7 +7528,6 @@
                 <w14:ligatures w14:val="none"/>
               </w:rPr>
             </w:pPr>
-            <w:proofErr w:type="spellStart"/>
             <w:r>
               <w:rPr>
                 <w:rFonts w:ascii="Times New Roman" w:eastAsia="Times New Roman" w:hAnsi="Times New Roman" w:cs="Times New Roman"/>
@@ -7769,7 +7540,6 @@
               </w:rPr>
               <w:t>Passed</w:t>
             </w:r>
-            <w:proofErr w:type="spellEnd"/>
           </w:p>
         </w:tc>
       </w:tr>
@@ -7932,74 +7702,8 @@
                 <w:lang w:eastAsia="ru-RU"/>
                 <w14:ligatures w14:val="none"/>
               </w:rPr>
-              <w:t>Команда: </w:t>
-            </w:r>
-            <w:proofErr w:type="spellStart"/>
-            <w:r>
-              <w:rPr>
-                <w:rFonts w:ascii="Times New Roman" w:eastAsia="Times New Roman" w:hAnsi="Times New Roman" w:cs="Times New Roman"/>
-                <w:color w:val="2B2D31"/>
-                <w:kern w:val="0"/>
-                <w:sz w:val="28"/>
-                <w:szCs w:val="28"/>
-                <w:lang w:eastAsia="ru-RU"/>
-                <w14:ligatures w14:val="none"/>
-              </w:rPr>
-              <w:t>login</w:t>
-            </w:r>
-            <w:proofErr w:type="spellEnd"/>
-            <w:r>
-              <w:rPr>
-                <w:rFonts w:ascii="Times New Roman" w:eastAsia="Times New Roman" w:hAnsi="Times New Roman" w:cs="Times New Roman"/>
-                <w:color w:val="2B2D31"/>
-                <w:kern w:val="0"/>
-                <w:sz w:val="28"/>
-                <w:szCs w:val="28"/>
-                <w:lang w:eastAsia="ru-RU"/>
-                <w14:ligatures w14:val="none"/>
-              </w:rPr>
-              <w:t xml:space="preserve"> -u </w:t>
-            </w:r>
-            <w:proofErr w:type="spellStart"/>
-            <w:r>
-              <w:rPr>
-                <w:rFonts w:ascii="Times New Roman" w:eastAsia="Times New Roman" w:hAnsi="Times New Roman" w:cs="Times New Roman"/>
-                <w:color w:val="2B2D31"/>
-                <w:kern w:val="0"/>
-                <w:sz w:val="28"/>
-                <w:szCs w:val="28"/>
-                <w:lang w:eastAsia="ru-RU"/>
-                <w14:ligatures w14:val="none"/>
-              </w:rPr>
-              <w:t>Lurri</w:t>
-            </w:r>
-            <w:proofErr w:type="spellEnd"/>
-            <w:r>
-              <w:rPr>
-                <w:rFonts w:ascii="Times New Roman" w:eastAsia="Times New Roman" w:hAnsi="Times New Roman" w:cs="Times New Roman"/>
-                <w:color w:val="2B2D31"/>
-                <w:kern w:val="0"/>
-                <w:sz w:val="28"/>
-                <w:szCs w:val="28"/>
-                <w:lang w:eastAsia="ru-RU"/>
-                <w14:ligatures w14:val="none"/>
-              </w:rPr>
-              <w:t xml:space="preserve"> -p 1</w:t>
-            </w:r>
-            <w:proofErr w:type="gramStart"/>
-            <w:r>
-              <w:rPr>
-                <w:rFonts w:ascii="Times New Roman" w:eastAsia="Times New Roman" w:hAnsi="Times New Roman" w:cs="Times New Roman"/>
-                <w:color w:val="2B2D31"/>
-                <w:kern w:val="0"/>
-                <w:sz w:val="28"/>
-                <w:szCs w:val="28"/>
-                <w:lang w:eastAsia="ru-RU"/>
-                <w14:ligatures w14:val="none"/>
-              </w:rPr>
-              <w:t>qaz!QAZ</w:t>
-            </w:r>
-            <w:proofErr w:type="gramEnd"/>
+              <w:t>Команда: login -u Lurri -p 1qaz!QAZ</w:t>
+            </w:r>
           </w:p>
         </w:tc>
         <w:tc>
@@ -8028,7 +7732,6 @@
                 <w14:ligatures w14:val="none"/>
               </w:rPr>
             </w:pPr>
-            <w:proofErr w:type="spellStart"/>
             <w:r>
               <w:rPr>
                 <w:rFonts w:ascii="Times New Roman" w:eastAsia="Times New Roman" w:hAnsi="Times New Roman" w:cs="Times New Roman"/>
@@ -8041,7 +7744,6 @@
               </w:rPr>
               <w:t>Passed</w:t>
             </w:r>
-            <w:proofErr w:type="spellEnd"/>
           </w:p>
         </w:tc>
       </w:tr>
@@ -8203,33 +7905,7 @@
                 <w:lang w:val="en-US" w:eastAsia="ru-RU"/>
                 <w14:ligatures w14:val="none"/>
               </w:rPr>
-              <w:t>: user add -u Test -p 1</w:t>
-            </w:r>
-            <w:proofErr w:type="gramStart"/>
-            <w:r>
-              <w:rPr>
-                <w:rFonts w:ascii="Times New Roman" w:eastAsia="Times New Roman" w:hAnsi="Times New Roman" w:cs="Times New Roman"/>
-                <w:color w:val="2B2D31"/>
-                <w:kern w:val="0"/>
-                <w:sz w:val="28"/>
-                <w:szCs w:val="28"/>
-                <w:lang w:val="en-US" w:eastAsia="ru-RU"/>
-                <w14:ligatures w14:val="none"/>
-              </w:rPr>
-              <w:t>qaz!QAZ</w:t>
-            </w:r>
-            <w:proofErr w:type="gramEnd"/>
-            <w:r>
-              <w:rPr>
-                <w:rFonts w:ascii="Times New Roman" w:eastAsia="Times New Roman" w:hAnsi="Times New Roman" w:cs="Times New Roman"/>
-                <w:color w:val="2B2D31"/>
-                <w:kern w:val="0"/>
-                <w:sz w:val="28"/>
-                <w:szCs w:val="28"/>
-                <w:lang w:val="en-US" w:eastAsia="ru-RU"/>
-                <w14:ligatures w14:val="none"/>
-              </w:rPr>
-              <w:t xml:space="preserve"> -r User</w:t>
+              <w:t>: user add -u Test -p 1qaz!QAZ -r User</w:t>
             </w:r>
           </w:p>
         </w:tc>
@@ -8259,7 +7935,6 @@
                 <w14:ligatures w14:val="none"/>
               </w:rPr>
             </w:pPr>
-            <w:proofErr w:type="spellStart"/>
             <w:r>
               <w:rPr>
                 <w:rFonts w:ascii="Times New Roman" w:eastAsia="Times New Roman" w:hAnsi="Times New Roman" w:cs="Times New Roman"/>
@@ -8272,7 +7947,6 @@
               </w:rPr>
               <w:t>Passed</w:t>
             </w:r>
-            <w:proofErr w:type="spellEnd"/>
           </w:p>
         </w:tc>
       </w:tr>
@@ -8464,7 +8138,6 @@
                 <w14:ligatures w14:val="none"/>
               </w:rPr>
             </w:pPr>
-            <w:proofErr w:type="spellStart"/>
             <w:r>
               <w:rPr>
                 <w:rFonts w:ascii="Times New Roman" w:eastAsia="Times New Roman" w:hAnsi="Times New Roman" w:cs="Times New Roman"/>
@@ -8477,7 +8150,6 @@
               </w:rPr>
               <w:t>Passed</w:t>
             </w:r>
-            <w:proofErr w:type="spellEnd"/>
           </w:p>
         </w:tc>
       </w:tr>
@@ -8627,48 +8299,8 @@
                 <w:lang w:eastAsia="ru-RU"/>
                 <w14:ligatures w14:val="none"/>
               </w:rPr>
-              <w:t>Команда: </w:t>
-            </w:r>
-            <w:proofErr w:type="spellStart"/>
-            <w:r>
-              <w:rPr>
-                <w:rFonts w:ascii="Times New Roman" w:eastAsia="Times New Roman" w:hAnsi="Times New Roman" w:cs="Times New Roman"/>
-                <w:color w:val="2B2D31"/>
-                <w:kern w:val="0"/>
-                <w:sz w:val="28"/>
-                <w:szCs w:val="28"/>
-                <w:lang w:eastAsia="ru-RU"/>
-                <w14:ligatures w14:val="none"/>
-              </w:rPr>
-              <w:t>user</w:t>
-            </w:r>
-            <w:proofErr w:type="spellEnd"/>
-            <w:r>
-              <w:rPr>
-                <w:rFonts w:ascii="Times New Roman" w:eastAsia="Times New Roman" w:hAnsi="Times New Roman" w:cs="Times New Roman"/>
-                <w:color w:val="2B2D31"/>
-                <w:kern w:val="0"/>
-                <w:sz w:val="28"/>
-                <w:szCs w:val="28"/>
-                <w:lang w:eastAsia="ru-RU"/>
-                <w14:ligatures w14:val="none"/>
-              </w:rPr>
-              <w:t xml:space="preserve"> </w:t>
-            </w:r>
-            <w:proofErr w:type="spellStart"/>
-            <w:r>
-              <w:rPr>
-                <w:rFonts w:ascii="Times New Roman" w:eastAsia="Times New Roman" w:hAnsi="Times New Roman" w:cs="Times New Roman"/>
-                <w:color w:val="2B2D31"/>
-                <w:kern w:val="0"/>
-                <w:sz w:val="28"/>
-                <w:szCs w:val="28"/>
-                <w:lang w:eastAsia="ru-RU"/>
-                <w14:ligatures w14:val="none"/>
-              </w:rPr>
-              <w:t>list</w:t>
-            </w:r>
-            <w:proofErr w:type="spellEnd"/>
+              <w:t>Команда: user list</w:t>
+            </w:r>
           </w:p>
         </w:tc>
         <w:tc>
@@ -8697,7 +8329,6 @@
                 <w14:ligatures w14:val="none"/>
               </w:rPr>
             </w:pPr>
-            <w:proofErr w:type="spellStart"/>
             <w:r>
               <w:rPr>
                 <w:rFonts w:ascii="Times New Roman" w:eastAsia="Times New Roman" w:hAnsi="Times New Roman" w:cs="Times New Roman"/>
@@ -8710,7 +8341,6 @@
               </w:rPr>
               <w:t>Passed</w:t>
             </w:r>
-            <w:proofErr w:type="spellEnd"/>
           </w:p>
         </w:tc>
       </w:tr>
@@ -8860,85 +8490,7 @@
                 <w:lang w:eastAsia="ru-RU"/>
                 <w14:ligatures w14:val="none"/>
               </w:rPr>
-              <w:t xml:space="preserve">Команда: </w:t>
-            </w:r>
-            <w:proofErr w:type="spellStart"/>
-            <w:r>
-              <w:rPr>
-                <w:rFonts w:ascii="Times New Roman" w:eastAsia="Times New Roman" w:hAnsi="Times New Roman" w:cs="Times New Roman"/>
-                <w:color w:val="2B2D31"/>
-                <w:kern w:val="0"/>
-                <w:sz w:val="28"/>
-                <w:szCs w:val="28"/>
-                <w:lang w:eastAsia="ru-RU"/>
-                <w14:ligatures w14:val="none"/>
-              </w:rPr>
-              <w:t>user</w:t>
-            </w:r>
-            <w:proofErr w:type="spellEnd"/>
-            <w:r>
-              <w:rPr>
-                <w:rFonts w:ascii="Times New Roman" w:eastAsia="Times New Roman" w:hAnsi="Times New Roman" w:cs="Times New Roman"/>
-                <w:color w:val="2B2D31"/>
-                <w:kern w:val="0"/>
-                <w:sz w:val="28"/>
-                <w:szCs w:val="28"/>
-                <w:lang w:eastAsia="ru-RU"/>
-                <w14:ligatures w14:val="none"/>
-              </w:rPr>
-              <w:t xml:space="preserve"> </w:t>
-            </w:r>
-            <w:proofErr w:type="spellStart"/>
-            <w:r>
-              <w:rPr>
-                <w:rFonts w:ascii="Times New Roman" w:eastAsia="Times New Roman" w:hAnsi="Times New Roman" w:cs="Times New Roman"/>
-                <w:color w:val="2B2D31"/>
-                <w:kern w:val="0"/>
-                <w:sz w:val="28"/>
-                <w:szCs w:val="28"/>
-                <w:lang w:eastAsia="ru-RU"/>
-                <w14:ligatures w14:val="none"/>
-              </w:rPr>
-              <w:t>del</w:t>
-            </w:r>
-            <w:proofErr w:type="spellEnd"/>
-            <w:r>
-              <w:rPr>
-                <w:rFonts w:ascii="Times New Roman" w:eastAsia="Times New Roman" w:hAnsi="Times New Roman" w:cs="Times New Roman"/>
-                <w:color w:val="2B2D31"/>
-                <w:kern w:val="0"/>
-                <w:sz w:val="28"/>
-                <w:szCs w:val="28"/>
-                <w:lang w:eastAsia="ru-RU"/>
-                <w14:ligatures w14:val="none"/>
-              </w:rPr>
-              <w:t xml:space="preserve"> -</w:t>
-            </w:r>
-            <w:proofErr w:type="spellStart"/>
-            <w:r>
-              <w:rPr>
-                <w:rFonts w:ascii="Times New Roman" w:eastAsia="Times New Roman" w:hAnsi="Times New Roman" w:cs="Times New Roman"/>
-                <w:color w:val="2B2D31"/>
-                <w:kern w:val="0"/>
-                <w:sz w:val="28"/>
-                <w:szCs w:val="28"/>
-                <w:lang w:eastAsia="ru-RU"/>
-                <w14:ligatures w14:val="none"/>
-              </w:rPr>
-              <w:t>id</w:t>
-            </w:r>
-            <w:proofErr w:type="spellEnd"/>
-            <w:r>
-              <w:rPr>
-                <w:rFonts w:ascii="Times New Roman" w:eastAsia="Times New Roman" w:hAnsi="Times New Roman" w:cs="Times New Roman"/>
-                <w:color w:val="2B2D31"/>
-                <w:kern w:val="0"/>
-                <w:sz w:val="28"/>
-                <w:szCs w:val="28"/>
-                <w:lang w:eastAsia="ru-RU"/>
-                <w14:ligatures w14:val="none"/>
-              </w:rPr>
-              <w:t xml:space="preserve"> 6</w:t>
+              <w:t>Команда: user del -id 6</w:t>
             </w:r>
           </w:p>
         </w:tc>
@@ -8968,7 +8520,6 @@
                 <w14:ligatures w14:val="none"/>
               </w:rPr>
             </w:pPr>
-            <w:proofErr w:type="spellStart"/>
             <w:r>
               <w:rPr>
                 <w:rFonts w:ascii="Times New Roman" w:eastAsia="Times New Roman" w:hAnsi="Times New Roman" w:cs="Times New Roman"/>
@@ -8981,7 +8532,6 @@
               </w:rPr>
               <w:t>Passed</w:t>
             </w:r>
-            <w:proofErr w:type="spellEnd"/>
           </w:p>
         </w:tc>
       </w:tr>
@@ -9131,59 +8681,7 @@
                 <w:lang w:eastAsia="ru-RU"/>
                 <w14:ligatures w14:val="none"/>
               </w:rPr>
-              <w:t>Команда: </w:t>
-            </w:r>
-            <w:proofErr w:type="spellStart"/>
-            <w:r>
-              <w:rPr>
-                <w:rFonts w:ascii="Times New Roman" w:eastAsia="Times New Roman" w:hAnsi="Times New Roman" w:cs="Times New Roman"/>
-                <w:color w:val="2B2D31"/>
-                <w:kern w:val="0"/>
-                <w:sz w:val="28"/>
-                <w:szCs w:val="28"/>
-                <w:lang w:eastAsia="ru-RU"/>
-                <w14:ligatures w14:val="none"/>
-              </w:rPr>
-              <w:t>system</w:t>
-            </w:r>
-            <w:proofErr w:type="spellEnd"/>
-            <w:r>
-              <w:rPr>
-                <w:rFonts w:ascii="Times New Roman" w:eastAsia="Times New Roman" w:hAnsi="Times New Roman" w:cs="Times New Roman"/>
-                <w:color w:val="2B2D31"/>
-                <w:kern w:val="0"/>
-                <w:sz w:val="28"/>
-                <w:szCs w:val="28"/>
-                <w:lang w:eastAsia="ru-RU"/>
-                <w14:ligatures w14:val="none"/>
-              </w:rPr>
-              <w:t xml:space="preserve"> </w:t>
-            </w:r>
-            <w:proofErr w:type="spellStart"/>
-            <w:r>
-              <w:rPr>
-                <w:rFonts w:ascii="Times New Roman" w:eastAsia="Times New Roman" w:hAnsi="Times New Roman" w:cs="Times New Roman"/>
-                <w:color w:val="2B2D31"/>
-                <w:kern w:val="0"/>
-                <w:sz w:val="28"/>
-                <w:szCs w:val="28"/>
-                <w:lang w:eastAsia="ru-RU"/>
-                <w14:ligatures w14:val="none"/>
-              </w:rPr>
-              <w:t>logs</w:t>
-            </w:r>
-            <w:proofErr w:type="spellEnd"/>
-            <w:r>
-              <w:rPr>
-                <w:rFonts w:ascii="Times New Roman" w:eastAsia="Times New Roman" w:hAnsi="Times New Roman" w:cs="Times New Roman"/>
-                <w:color w:val="2B2D31"/>
-                <w:kern w:val="0"/>
-                <w:sz w:val="28"/>
-                <w:szCs w:val="28"/>
-                <w:lang w:eastAsia="ru-RU"/>
-                <w14:ligatures w14:val="none"/>
-              </w:rPr>
-              <w:t xml:space="preserve"> -n 10</w:t>
+              <w:t>Команда: system logs -n 10</w:t>
             </w:r>
           </w:p>
         </w:tc>
@@ -9213,7 +8711,6 @@
                 <w14:ligatures w14:val="none"/>
               </w:rPr>
             </w:pPr>
-            <w:proofErr w:type="spellStart"/>
             <w:r>
               <w:rPr>
                 <w:rFonts w:ascii="Times New Roman" w:eastAsia="Times New Roman" w:hAnsi="Times New Roman" w:cs="Times New Roman"/>
@@ -9226,7 +8723,6 @@
               </w:rPr>
               <w:t>Passed</w:t>
             </w:r>
-            <w:proofErr w:type="spellEnd"/>
           </w:p>
         </w:tc>
       </w:tr>
@@ -9376,48 +8872,8 @@
                 <w:lang w:eastAsia="ru-RU"/>
                 <w14:ligatures w14:val="none"/>
               </w:rPr>
-              <w:t>Команда: </w:t>
-            </w:r>
-            <w:proofErr w:type="spellStart"/>
-            <w:r>
-              <w:rPr>
-                <w:rFonts w:ascii="Times New Roman" w:eastAsia="Times New Roman" w:hAnsi="Times New Roman" w:cs="Times New Roman"/>
-                <w:color w:val="2B2D31"/>
-                <w:kern w:val="0"/>
-                <w:sz w:val="28"/>
-                <w:szCs w:val="28"/>
-                <w:lang w:eastAsia="ru-RU"/>
-                <w14:ligatures w14:val="none"/>
-              </w:rPr>
-              <w:t>system</w:t>
-            </w:r>
-            <w:proofErr w:type="spellEnd"/>
-            <w:r>
-              <w:rPr>
-                <w:rFonts w:ascii="Times New Roman" w:eastAsia="Times New Roman" w:hAnsi="Times New Roman" w:cs="Times New Roman"/>
-                <w:color w:val="2B2D31"/>
-                <w:kern w:val="0"/>
-                <w:sz w:val="28"/>
-                <w:szCs w:val="28"/>
-                <w:lang w:eastAsia="ru-RU"/>
-                <w14:ligatures w14:val="none"/>
-              </w:rPr>
-              <w:t xml:space="preserve"> </w:t>
-            </w:r>
-            <w:proofErr w:type="spellStart"/>
-            <w:r>
-              <w:rPr>
-                <w:rFonts w:ascii="Times New Roman" w:eastAsia="Times New Roman" w:hAnsi="Times New Roman" w:cs="Times New Roman"/>
-                <w:color w:val="2B2D31"/>
-                <w:kern w:val="0"/>
-                <w:sz w:val="28"/>
-                <w:szCs w:val="28"/>
-                <w:lang w:eastAsia="ru-RU"/>
-                <w14:ligatures w14:val="none"/>
-              </w:rPr>
-              <w:t>update</w:t>
-            </w:r>
-            <w:proofErr w:type="spellEnd"/>
+              <w:t>Команда: system update</w:t>
+            </w:r>
           </w:p>
         </w:tc>
         <w:tc>
@@ -9446,7 +8902,6 @@
                 <w14:ligatures w14:val="none"/>
               </w:rPr>
             </w:pPr>
-            <w:proofErr w:type="spellStart"/>
             <w:r>
               <w:rPr>
                 <w:rFonts w:ascii="Times New Roman" w:eastAsia="Times New Roman" w:hAnsi="Times New Roman" w:cs="Times New Roman"/>
@@ -9459,7 +8914,6 @@
               </w:rPr>
               <w:t>Passed</w:t>
             </w:r>
-            <w:proofErr w:type="spellEnd"/>
           </w:p>
         </w:tc>
       </w:tr>
@@ -9609,22 +9063,8 @@
                 <w:lang w:eastAsia="ru-RU"/>
                 <w14:ligatures w14:val="none"/>
               </w:rPr>
-              <w:t>Команда: </w:t>
-            </w:r>
-            <w:proofErr w:type="spellStart"/>
-            <w:r>
-              <w:rPr>
-                <w:rFonts w:ascii="Times New Roman" w:eastAsia="Times New Roman" w:hAnsi="Times New Roman" w:cs="Times New Roman"/>
-                <w:color w:val="2B2D31"/>
-                <w:kern w:val="0"/>
-                <w:sz w:val="28"/>
-                <w:szCs w:val="28"/>
-                <w:lang w:eastAsia="ru-RU"/>
-                <w14:ligatures w14:val="none"/>
-              </w:rPr>
-              <w:t>logout</w:t>
-            </w:r>
-            <w:proofErr w:type="spellEnd"/>
+              <w:t>Команда: logout</w:t>
+            </w:r>
           </w:p>
         </w:tc>
         <w:tc>
@@ -9653,7 +9093,6 @@
                 <w14:ligatures w14:val="none"/>
               </w:rPr>
             </w:pPr>
-            <w:proofErr w:type="spellStart"/>
             <w:r>
               <w:rPr>
                 <w:rFonts w:ascii="Times New Roman" w:eastAsia="Times New Roman" w:hAnsi="Times New Roman" w:cs="Times New Roman"/>
@@ -9666,7 +9105,6 @@
               </w:rPr>
               <w:t>Passed</w:t>
             </w:r>
-            <w:proofErr w:type="spellEnd"/>
           </w:p>
         </w:tc>
       </w:tr>
@@ -9828,22 +9266,8 @@
                 <w:lang w:val="en-US" w:eastAsia="ru-RU"/>
                 <w14:ligatures w14:val="none"/>
               </w:rPr>
-              <w:t>: login -u Test -p 1</w:t>
-            </w:r>
-            <w:proofErr w:type="gramStart"/>
-            <w:r>
-              <w:rPr>
-                <w:rFonts w:ascii="Times New Roman" w:eastAsia="Times New Roman" w:hAnsi="Times New Roman" w:cs="Times New Roman"/>
-                <w:color w:val="2B2D31"/>
-                <w:kern w:val="0"/>
-                <w:sz w:val="28"/>
-                <w:szCs w:val="28"/>
-                <w:lang w:val="en-US" w:eastAsia="ru-RU"/>
-                <w14:ligatures w14:val="none"/>
-              </w:rPr>
-              <w:t>qaz!QAZ</w:t>
-            </w:r>
-            <w:proofErr w:type="gramEnd"/>
+              <w:t>: login -u Test -p 1qaz!QAZ</w:t>
+            </w:r>
           </w:p>
         </w:tc>
         <w:tc>
@@ -9855,37 +9279,35 @@
               <w:bottom w:val="single" w:sz="4" w:space="0" w:color="auto"/>
               <w:right w:val="single" w:sz="4" w:space="0" w:color="auto"/>
             </w:tcBorders>
-            <w:shd w:val="clear" w:color="000000" w:fill="FF0000"/>
-            <w:vAlign w:val="center"/>
-            <w:hideMark/>
-          </w:tcPr>
-          <w:p>
-            <w:pPr>
-              <w:spacing w:after="0" w:line="240" w:lineRule="auto"/>
-              <w:rPr>
-                <w:rFonts w:ascii="Times New Roman" w:eastAsia="Times New Roman" w:hAnsi="Times New Roman" w:cs="Times New Roman"/>
-                <w:color w:val="2B2D31"/>
-                <w:kern w:val="0"/>
-                <w:sz w:val="28"/>
-                <w:szCs w:val="28"/>
-                <w:lang w:eastAsia="ru-RU"/>
-                <w14:ligatures w14:val="none"/>
-              </w:rPr>
-            </w:pPr>
-            <w:proofErr w:type="spellStart"/>
-            <w:r>
-              <w:rPr>
-                <w:rFonts w:ascii="Times New Roman" w:eastAsia="Times New Roman" w:hAnsi="Times New Roman" w:cs="Times New Roman"/>
-                <w:color w:val="2B2D31"/>
-                <w:kern w:val="0"/>
-                <w:sz w:val="28"/>
-                <w:szCs w:val="28"/>
-                <w:lang w:eastAsia="ru-RU"/>
-                <w14:ligatures w14:val="none"/>
-              </w:rPr>
-              <w:t>Failed</w:t>
-            </w:r>
-            <w:proofErr w:type="spellEnd"/>
+            <w:shd w:val="clear" w:color="auto" w:fill="A8D08D" w:themeFill="accent6" w:themeFillTint="99"/>
+            <w:vAlign w:val="center"/>
+            <w:hideMark/>
+          </w:tcPr>
+          <w:p>
+            <w:pPr>
+              <w:spacing w:after="0" w:line="240" w:lineRule="auto"/>
+              <w:rPr>
+                <w:rFonts w:ascii="Times New Roman" w:eastAsia="Times New Roman" w:hAnsi="Times New Roman" w:cs="Times New Roman"/>
+                <w:color w:val="2B2D31"/>
+                <w:kern w:val="0"/>
+                <w:sz w:val="28"/>
+                <w:szCs w:val="28"/>
+                <w:lang w:eastAsia="ru-RU"/>
+                <w14:ligatures w14:val="none"/>
+              </w:rPr>
+            </w:pPr>
+            <w:r>
+              <w:rPr>
+                <w:rFonts w:ascii="Times New Roman" w:eastAsia="Times New Roman" w:hAnsi="Times New Roman" w:cs="Times New Roman"/>
+                <w:color w:val="2B2D31"/>
+                <w:kern w:val="0"/>
+                <w:sz w:val="28"/>
+                <w:szCs w:val="28"/>
+                <w:lang w:eastAsia="ru-RU"/>
+                <w14:ligatures w14:val="none"/>
+              </w:rPr>
+              <w:t>Passed</w:t>
+            </w:r>
           </w:p>
         </w:tc>
       </w:tr>
@@ -10035,74 +9457,8 @@
                 <w:lang w:eastAsia="ru-RU"/>
                 <w14:ligatures w14:val="none"/>
               </w:rPr>
-              <w:t>Команда: </w:t>
-            </w:r>
-            <w:proofErr w:type="spellStart"/>
-            <w:r>
-              <w:rPr>
-                <w:rFonts w:ascii="Times New Roman" w:eastAsia="Times New Roman" w:hAnsi="Times New Roman" w:cs="Times New Roman"/>
-                <w:color w:val="2B2D31"/>
-                <w:kern w:val="0"/>
-                <w:sz w:val="28"/>
-                <w:szCs w:val="28"/>
-                <w:lang w:eastAsia="ru-RU"/>
-                <w14:ligatures w14:val="none"/>
-              </w:rPr>
-              <w:t>login</w:t>
-            </w:r>
-            <w:proofErr w:type="spellEnd"/>
-            <w:r>
-              <w:rPr>
-                <w:rFonts w:ascii="Times New Roman" w:eastAsia="Times New Roman" w:hAnsi="Times New Roman" w:cs="Times New Roman"/>
-                <w:color w:val="2B2D31"/>
-                <w:kern w:val="0"/>
-                <w:sz w:val="28"/>
-                <w:szCs w:val="28"/>
-                <w:lang w:eastAsia="ru-RU"/>
-                <w14:ligatures w14:val="none"/>
-              </w:rPr>
-              <w:t xml:space="preserve"> -u </w:t>
-            </w:r>
-            <w:proofErr w:type="spellStart"/>
-            <w:r>
-              <w:rPr>
-                <w:rFonts w:ascii="Times New Roman" w:eastAsia="Times New Roman" w:hAnsi="Times New Roman" w:cs="Times New Roman"/>
-                <w:color w:val="2B2D31"/>
-                <w:kern w:val="0"/>
-                <w:sz w:val="28"/>
-                <w:szCs w:val="28"/>
-                <w:lang w:eastAsia="ru-RU"/>
-                <w14:ligatures w14:val="none"/>
-              </w:rPr>
-              <w:t>Lurri</w:t>
-            </w:r>
-            <w:proofErr w:type="spellEnd"/>
-            <w:r>
-              <w:rPr>
-                <w:rFonts w:ascii="Times New Roman" w:eastAsia="Times New Roman" w:hAnsi="Times New Roman" w:cs="Times New Roman"/>
-                <w:color w:val="2B2D31"/>
-                <w:kern w:val="0"/>
-                <w:sz w:val="28"/>
-                <w:szCs w:val="28"/>
-                <w:lang w:eastAsia="ru-RU"/>
-                <w14:ligatures w14:val="none"/>
-              </w:rPr>
-              <w:t xml:space="preserve"> -p 1</w:t>
-            </w:r>
-            <w:proofErr w:type="gramStart"/>
-            <w:r>
-              <w:rPr>
-                <w:rFonts w:ascii="Times New Roman" w:eastAsia="Times New Roman" w:hAnsi="Times New Roman" w:cs="Times New Roman"/>
-                <w:color w:val="2B2D31"/>
-                <w:kern w:val="0"/>
-                <w:sz w:val="28"/>
-                <w:szCs w:val="28"/>
-                <w:lang w:eastAsia="ru-RU"/>
-                <w14:ligatures w14:val="none"/>
-              </w:rPr>
-              <w:t>qaz!QAZ</w:t>
-            </w:r>
-            <w:proofErr w:type="gramEnd"/>
+              <w:t>Команда: login -u Lurri -p 1qaz!QAZ</w:t>
+            </w:r>
           </w:p>
         </w:tc>
         <w:tc>
@@ -10131,7 +9487,6 @@
                 <w14:ligatures w14:val="none"/>
               </w:rPr>
             </w:pPr>
-            <w:proofErr w:type="spellStart"/>
             <w:r>
               <w:rPr>
                 <w:rFonts w:ascii="Times New Roman" w:eastAsia="Times New Roman" w:hAnsi="Times New Roman" w:cs="Times New Roman"/>
@@ -10144,7 +9499,6 @@
               </w:rPr>
               <w:t>Passed</w:t>
             </w:r>
-            <w:proofErr w:type="spellEnd"/>
           </w:p>
         </w:tc>
       </w:tr>
@@ -10294,85 +9648,7 @@
                 <w:lang w:eastAsia="ru-RU"/>
                 <w14:ligatures w14:val="none"/>
               </w:rPr>
-              <w:t xml:space="preserve">Команда: </w:t>
-            </w:r>
-            <w:proofErr w:type="spellStart"/>
-            <w:r>
-              <w:rPr>
-                <w:rFonts w:ascii="Times New Roman" w:eastAsia="Times New Roman" w:hAnsi="Times New Roman" w:cs="Times New Roman"/>
-                <w:color w:val="2B2D31"/>
-                <w:kern w:val="0"/>
-                <w:sz w:val="28"/>
-                <w:szCs w:val="28"/>
-                <w:lang w:eastAsia="ru-RU"/>
-                <w14:ligatures w14:val="none"/>
-              </w:rPr>
-              <w:t>user</w:t>
-            </w:r>
-            <w:proofErr w:type="spellEnd"/>
-            <w:r>
-              <w:rPr>
-                <w:rFonts w:ascii="Times New Roman" w:eastAsia="Times New Roman" w:hAnsi="Times New Roman" w:cs="Times New Roman"/>
-                <w:color w:val="2B2D31"/>
-                <w:kern w:val="0"/>
-                <w:sz w:val="28"/>
-                <w:szCs w:val="28"/>
-                <w:lang w:eastAsia="ru-RU"/>
-                <w14:ligatures w14:val="none"/>
-              </w:rPr>
-              <w:t xml:space="preserve"> </w:t>
-            </w:r>
-            <w:proofErr w:type="spellStart"/>
-            <w:r>
-              <w:rPr>
-                <w:rFonts w:ascii="Times New Roman" w:eastAsia="Times New Roman" w:hAnsi="Times New Roman" w:cs="Times New Roman"/>
-                <w:color w:val="2B2D31"/>
-                <w:kern w:val="0"/>
-                <w:sz w:val="28"/>
-                <w:szCs w:val="28"/>
-                <w:lang w:eastAsia="ru-RU"/>
-                <w14:ligatures w14:val="none"/>
-              </w:rPr>
-              <w:t>unblock</w:t>
-            </w:r>
-            <w:proofErr w:type="spellEnd"/>
-            <w:r>
-              <w:rPr>
-                <w:rFonts w:ascii="Times New Roman" w:eastAsia="Times New Roman" w:hAnsi="Times New Roman" w:cs="Times New Roman"/>
-                <w:color w:val="2B2D31"/>
-                <w:kern w:val="0"/>
-                <w:sz w:val="28"/>
-                <w:szCs w:val="28"/>
-                <w:lang w:eastAsia="ru-RU"/>
-                <w14:ligatures w14:val="none"/>
-              </w:rPr>
-              <w:t xml:space="preserve"> -</w:t>
-            </w:r>
-            <w:proofErr w:type="spellStart"/>
-            <w:r>
-              <w:rPr>
-                <w:rFonts w:ascii="Times New Roman" w:eastAsia="Times New Roman" w:hAnsi="Times New Roman" w:cs="Times New Roman"/>
-                <w:color w:val="2B2D31"/>
-                <w:kern w:val="0"/>
-                <w:sz w:val="28"/>
-                <w:szCs w:val="28"/>
-                <w:lang w:eastAsia="ru-RU"/>
-                <w14:ligatures w14:val="none"/>
-              </w:rPr>
-              <w:t>id</w:t>
-            </w:r>
-            <w:proofErr w:type="spellEnd"/>
-            <w:r>
-              <w:rPr>
-                <w:rFonts w:ascii="Times New Roman" w:eastAsia="Times New Roman" w:hAnsi="Times New Roman" w:cs="Times New Roman"/>
-                <w:color w:val="2B2D31"/>
-                <w:kern w:val="0"/>
-                <w:sz w:val="28"/>
-                <w:szCs w:val="28"/>
-                <w:lang w:eastAsia="ru-RU"/>
-                <w14:ligatures w14:val="none"/>
-              </w:rPr>
-              <w:t xml:space="preserve"> 10</w:t>
+              <w:t>Команда: user unblock -id 10</w:t>
             </w:r>
           </w:p>
         </w:tc>
@@ -10402,7 +9678,6 @@
                 <w14:ligatures w14:val="none"/>
               </w:rPr>
             </w:pPr>
-            <w:proofErr w:type="spellStart"/>
             <w:r>
               <w:rPr>
                 <w:rFonts w:ascii="Times New Roman" w:eastAsia="Times New Roman" w:hAnsi="Times New Roman" w:cs="Times New Roman"/>
@@ -10415,7 +9690,6 @@
               </w:rPr>
               <w:t>Passed</w:t>
             </w:r>
-            <w:proofErr w:type="spellEnd"/>
           </w:p>
         </w:tc>
       </w:tr>
@@ -10565,22 +9839,8 @@
                 <w:lang w:eastAsia="ru-RU"/>
                 <w14:ligatures w14:val="none"/>
               </w:rPr>
-              <w:t>Команда: </w:t>
-            </w:r>
-            <w:proofErr w:type="spellStart"/>
-            <w:r>
-              <w:rPr>
-                <w:rFonts w:ascii="Times New Roman" w:eastAsia="Times New Roman" w:hAnsi="Times New Roman" w:cs="Times New Roman"/>
-                <w:color w:val="2B2D31"/>
-                <w:kern w:val="0"/>
-                <w:sz w:val="28"/>
-                <w:szCs w:val="28"/>
-                <w:lang w:eastAsia="ru-RU"/>
-                <w14:ligatures w14:val="none"/>
-              </w:rPr>
-              <w:t>logout</w:t>
-            </w:r>
-            <w:proofErr w:type="spellEnd"/>
+              <w:t>Команда: logout</w:t>
+            </w:r>
           </w:p>
         </w:tc>
         <w:tc>
@@ -10609,7 +9869,6 @@
                 <w14:ligatures w14:val="none"/>
               </w:rPr>
             </w:pPr>
-            <w:proofErr w:type="spellStart"/>
             <w:r>
               <w:rPr>
                 <w:rFonts w:ascii="Times New Roman" w:eastAsia="Times New Roman" w:hAnsi="Times New Roman" w:cs="Times New Roman"/>
@@ -10622,7 +9881,6 @@
               </w:rPr>
               <w:t>Passed</w:t>
             </w:r>
-            <w:proofErr w:type="spellEnd"/>
           </w:p>
         </w:tc>
       </w:tr>
@@ -10784,22 +10042,8 @@
                 <w:lang w:val="en-US" w:eastAsia="ru-RU"/>
                 <w14:ligatures w14:val="none"/>
               </w:rPr>
-              <w:t>: login -u Test -p 1</w:t>
-            </w:r>
-            <w:proofErr w:type="gramStart"/>
-            <w:r>
-              <w:rPr>
-                <w:rFonts w:ascii="Times New Roman" w:eastAsia="Times New Roman" w:hAnsi="Times New Roman" w:cs="Times New Roman"/>
-                <w:color w:val="2B2D31"/>
-                <w:kern w:val="0"/>
-                <w:sz w:val="28"/>
-                <w:szCs w:val="28"/>
-                <w:lang w:val="en-US" w:eastAsia="ru-RU"/>
-                <w14:ligatures w14:val="none"/>
-              </w:rPr>
-              <w:t>qaz!QAZ</w:t>
-            </w:r>
-            <w:proofErr w:type="gramEnd"/>
+              <w:t>: login -u Test -p 1qaz!QAZ</w:t>
+            </w:r>
           </w:p>
         </w:tc>
         <w:tc>
@@ -10828,7 +10072,6 @@
                 <w14:ligatures w14:val="none"/>
               </w:rPr>
             </w:pPr>
-            <w:proofErr w:type="spellStart"/>
             <w:r>
               <w:rPr>
                 <w:rFonts w:ascii="Times New Roman" w:eastAsia="Times New Roman" w:hAnsi="Times New Roman" w:cs="Times New Roman"/>
@@ -10841,7 +10084,6 @@
               </w:rPr>
               <w:t>Passed</w:t>
             </w:r>
-            <w:proofErr w:type="spellEnd"/>
           </w:p>
         </w:tc>
       </w:tr>
@@ -10885,6 +10127,7 @@
                 <w:lang w:eastAsia="ru-RU"/>
                 <w14:ligatures w14:val="none"/>
               </w:rPr>
+              <w:lastRenderedPageBreak/>
               <w:t>6</w:t>
             </w:r>
           </w:p>
@@ -10965,22 +10208,8 @@
                 <w:lang w:eastAsia="ru-RU"/>
                 <w14:ligatures w14:val="none"/>
               </w:rPr>
-              <w:t xml:space="preserve">Зайти в консольный клиент под учётной записью </w:t>
-            </w:r>
-            <w:proofErr w:type="spellStart"/>
-            <w:r>
-              <w:rPr>
-                <w:rFonts w:ascii="Times New Roman" w:eastAsia="Times New Roman" w:hAnsi="Times New Roman" w:cs="Times New Roman"/>
-                <w:color w:val="2B2D31"/>
-                <w:kern w:val="0"/>
-                <w:sz w:val="28"/>
-                <w:szCs w:val="28"/>
-                <w:lang w:eastAsia="ru-RU"/>
-                <w14:ligatures w14:val="none"/>
-              </w:rPr>
-              <w:t>WatchdogAdmin</w:t>
-            </w:r>
-            <w:proofErr w:type="spellEnd"/>
+              <w:t>Зайти в консольный клиент под учётной записью WatchdogAdmin</w:t>
+            </w:r>
           </w:p>
         </w:tc>
         <w:tc>
@@ -11030,22 +10259,8 @@
                 <w:lang w:val="en-US" w:eastAsia="ru-RU"/>
                 <w14:ligatures w14:val="none"/>
               </w:rPr>
-              <w:t>: login -u Watch -p 1</w:t>
-            </w:r>
-            <w:proofErr w:type="gramStart"/>
-            <w:r>
-              <w:rPr>
-                <w:rFonts w:ascii="Times New Roman" w:eastAsia="Times New Roman" w:hAnsi="Times New Roman" w:cs="Times New Roman"/>
-                <w:color w:val="2B2D31"/>
-                <w:kern w:val="0"/>
-                <w:sz w:val="28"/>
-                <w:szCs w:val="28"/>
-                <w:lang w:val="en-US" w:eastAsia="ru-RU"/>
-                <w14:ligatures w14:val="none"/>
-              </w:rPr>
-              <w:t>qaz!QAZ</w:t>
-            </w:r>
-            <w:proofErr w:type="gramEnd"/>
+              <w:t>: login -u Watch -p 1qaz!QAZ</w:t>
+            </w:r>
           </w:p>
         </w:tc>
         <w:tc>
@@ -11074,7 +10289,6 @@
                 <w14:ligatures w14:val="none"/>
               </w:rPr>
             </w:pPr>
-            <w:proofErr w:type="spellStart"/>
             <w:r>
               <w:rPr>
                 <w:rFonts w:ascii="Times New Roman" w:eastAsia="Times New Roman" w:hAnsi="Times New Roman" w:cs="Times New Roman"/>
@@ -11087,7 +10301,6 @@
               </w:rPr>
               <w:t>Passed</w:t>
             </w:r>
-            <w:proofErr w:type="spellEnd"/>
           </w:p>
         </w:tc>
       </w:tr>
@@ -11131,7 +10344,6 @@
                 <w:lang w:eastAsia="ru-RU"/>
                 <w14:ligatures w14:val="none"/>
               </w:rPr>
-              <w:lastRenderedPageBreak/>
               <w:t>6.1</w:t>
             </w:r>
           </w:p>
@@ -11238,59 +10450,7 @@
                 <w:lang w:eastAsia="ru-RU"/>
                 <w14:ligatures w14:val="none"/>
               </w:rPr>
-              <w:t>Команда: </w:t>
-            </w:r>
-            <w:proofErr w:type="spellStart"/>
-            <w:r>
-              <w:rPr>
-                <w:rFonts w:ascii="Times New Roman" w:eastAsia="Times New Roman" w:hAnsi="Times New Roman" w:cs="Times New Roman"/>
-                <w:color w:val="2B2D31"/>
-                <w:kern w:val="0"/>
-                <w:sz w:val="28"/>
-                <w:szCs w:val="28"/>
-                <w:lang w:eastAsia="ru-RU"/>
-                <w14:ligatures w14:val="none"/>
-              </w:rPr>
-              <w:t>watchdog</w:t>
-            </w:r>
-            <w:proofErr w:type="spellEnd"/>
-            <w:r>
-              <w:rPr>
-                <w:rFonts w:ascii="Times New Roman" w:eastAsia="Times New Roman" w:hAnsi="Times New Roman" w:cs="Times New Roman"/>
-                <w:color w:val="2B2D31"/>
-                <w:kern w:val="0"/>
-                <w:sz w:val="28"/>
-                <w:szCs w:val="28"/>
-                <w:lang w:eastAsia="ru-RU"/>
-                <w14:ligatures w14:val="none"/>
-              </w:rPr>
-              <w:t xml:space="preserve"> </w:t>
-            </w:r>
-            <w:proofErr w:type="spellStart"/>
-            <w:r>
-              <w:rPr>
-                <w:rFonts w:ascii="Times New Roman" w:eastAsia="Times New Roman" w:hAnsi="Times New Roman" w:cs="Times New Roman"/>
-                <w:color w:val="2B2D31"/>
-                <w:kern w:val="0"/>
-                <w:sz w:val="28"/>
-                <w:szCs w:val="28"/>
-                <w:lang w:eastAsia="ru-RU"/>
-                <w14:ligatures w14:val="none"/>
-              </w:rPr>
-              <w:t>config</w:t>
-            </w:r>
-            <w:proofErr w:type="spellEnd"/>
-            <w:r>
-              <w:rPr>
-                <w:rFonts w:ascii="Times New Roman" w:eastAsia="Times New Roman" w:hAnsi="Times New Roman" w:cs="Times New Roman"/>
-                <w:color w:val="2B2D31"/>
-                <w:kern w:val="0"/>
-                <w:sz w:val="28"/>
-                <w:szCs w:val="28"/>
-                <w:lang w:eastAsia="ru-RU"/>
-                <w14:ligatures w14:val="none"/>
-              </w:rPr>
-              <w:t xml:space="preserve"> -i 10</w:t>
+              <w:t>Команда: watchdog config -i 10</w:t>
             </w:r>
           </w:p>
         </w:tc>
@@ -11320,7 +10480,6 @@
                 <w14:ligatures w14:val="none"/>
               </w:rPr>
             </w:pPr>
-            <w:proofErr w:type="spellStart"/>
             <w:r>
               <w:rPr>
                 <w:rFonts w:ascii="Times New Roman" w:eastAsia="Times New Roman" w:hAnsi="Times New Roman" w:cs="Times New Roman"/>
@@ -11333,7 +10492,6 @@
               </w:rPr>
               <w:t>Passed</w:t>
             </w:r>
-            <w:proofErr w:type="spellEnd"/>
           </w:p>
         </w:tc>
       </w:tr>
@@ -11483,48 +10641,8 @@
                 <w:lang w:eastAsia="ru-RU"/>
                 <w14:ligatures w14:val="none"/>
               </w:rPr>
-              <w:t>Команда: </w:t>
-            </w:r>
-            <w:proofErr w:type="spellStart"/>
-            <w:r>
-              <w:rPr>
-                <w:rFonts w:ascii="Times New Roman" w:eastAsia="Times New Roman" w:hAnsi="Times New Roman" w:cs="Times New Roman"/>
-                <w:color w:val="2B2D31"/>
-                <w:kern w:val="0"/>
-                <w:sz w:val="28"/>
-                <w:szCs w:val="28"/>
-                <w:lang w:eastAsia="ru-RU"/>
-                <w14:ligatures w14:val="none"/>
-              </w:rPr>
-              <w:t>watchdog</w:t>
-            </w:r>
-            <w:proofErr w:type="spellEnd"/>
-            <w:r>
-              <w:rPr>
-                <w:rFonts w:ascii="Times New Roman" w:eastAsia="Times New Roman" w:hAnsi="Times New Roman" w:cs="Times New Roman"/>
-                <w:color w:val="2B2D31"/>
-                <w:kern w:val="0"/>
-                <w:sz w:val="28"/>
-                <w:szCs w:val="28"/>
-                <w:lang w:eastAsia="ru-RU"/>
-                <w14:ligatures w14:val="none"/>
-              </w:rPr>
-              <w:t xml:space="preserve"> </w:t>
-            </w:r>
-            <w:proofErr w:type="spellStart"/>
-            <w:r>
-              <w:rPr>
-                <w:rFonts w:ascii="Times New Roman" w:eastAsia="Times New Roman" w:hAnsi="Times New Roman" w:cs="Times New Roman"/>
-                <w:color w:val="2B2D31"/>
-                <w:kern w:val="0"/>
-                <w:sz w:val="28"/>
-                <w:szCs w:val="28"/>
-                <w:lang w:eastAsia="ru-RU"/>
-                <w14:ligatures w14:val="none"/>
-              </w:rPr>
-              <w:t>run</w:t>
-            </w:r>
-            <w:proofErr w:type="spellEnd"/>
+              <w:t>Команда: watchdog run</w:t>
+            </w:r>
           </w:p>
         </w:tc>
         <w:tc>
@@ -11553,7 +10671,6 @@
                 <w14:ligatures w14:val="none"/>
               </w:rPr>
             </w:pPr>
-            <w:proofErr w:type="spellStart"/>
             <w:r>
               <w:rPr>
                 <w:rFonts w:ascii="Times New Roman" w:eastAsia="Times New Roman" w:hAnsi="Times New Roman" w:cs="Times New Roman"/>
@@ -11566,7 +10683,6 @@
               </w:rPr>
               <w:t>Passed</w:t>
             </w:r>
-            <w:proofErr w:type="spellEnd"/>
           </w:p>
         </w:tc>
       </w:tr>
@@ -11677,33 +10793,7 @@
                 <w:lang w:eastAsia="ru-RU"/>
                 <w14:ligatures w14:val="none"/>
               </w:rPr>
-              <w:t xml:space="preserve">Проверить статус </w:t>
-            </w:r>
-            <w:proofErr w:type="spellStart"/>
-            <w:r>
-              <w:rPr>
-                <w:rFonts w:ascii="Times New Roman" w:eastAsia="Times New Roman" w:hAnsi="Times New Roman" w:cs="Times New Roman"/>
-                <w:color w:val="2B2D31"/>
-                <w:kern w:val="0"/>
-                <w:sz w:val="28"/>
-                <w:szCs w:val="28"/>
-                <w:lang w:eastAsia="ru-RU"/>
-                <w14:ligatures w14:val="none"/>
-              </w:rPr>
-              <w:t>watchdog</w:t>
-            </w:r>
-            <w:proofErr w:type="spellEnd"/>
-            <w:r>
-              <w:rPr>
-                <w:rFonts w:ascii="Times New Roman" w:eastAsia="Times New Roman" w:hAnsi="Times New Roman" w:cs="Times New Roman"/>
-                <w:color w:val="2B2D31"/>
-                <w:kern w:val="0"/>
-                <w:sz w:val="28"/>
-                <w:szCs w:val="28"/>
-                <w:lang w:eastAsia="ru-RU"/>
-                <w14:ligatures w14:val="none"/>
-              </w:rPr>
-              <w:t xml:space="preserve"> (должно быть запущен)</w:t>
+              <w:t>Проверить статус watchdog (должно быть запущен)</w:t>
             </w:r>
           </w:p>
         </w:tc>
@@ -11742,48 +10832,8 @@
                 <w:lang w:eastAsia="ru-RU"/>
                 <w14:ligatures w14:val="none"/>
               </w:rPr>
-              <w:t>Команда: </w:t>
-            </w:r>
-            <w:proofErr w:type="spellStart"/>
-            <w:r>
-              <w:rPr>
-                <w:rFonts w:ascii="Times New Roman" w:eastAsia="Times New Roman" w:hAnsi="Times New Roman" w:cs="Times New Roman"/>
-                <w:color w:val="2B2D31"/>
-                <w:kern w:val="0"/>
-                <w:sz w:val="28"/>
-                <w:szCs w:val="28"/>
-                <w:lang w:eastAsia="ru-RU"/>
-                <w14:ligatures w14:val="none"/>
-              </w:rPr>
-              <w:t>watchdog</w:t>
-            </w:r>
-            <w:proofErr w:type="spellEnd"/>
-            <w:r>
-              <w:rPr>
-                <w:rFonts w:ascii="Times New Roman" w:eastAsia="Times New Roman" w:hAnsi="Times New Roman" w:cs="Times New Roman"/>
-                <w:color w:val="2B2D31"/>
-                <w:kern w:val="0"/>
-                <w:sz w:val="28"/>
-                <w:szCs w:val="28"/>
-                <w:lang w:eastAsia="ru-RU"/>
-                <w14:ligatures w14:val="none"/>
-              </w:rPr>
-              <w:t xml:space="preserve"> </w:t>
-            </w:r>
-            <w:proofErr w:type="spellStart"/>
-            <w:r>
-              <w:rPr>
-                <w:rFonts w:ascii="Times New Roman" w:eastAsia="Times New Roman" w:hAnsi="Times New Roman" w:cs="Times New Roman"/>
-                <w:color w:val="2B2D31"/>
-                <w:kern w:val="0"/>
-                <w:sz w:val="28"/>
-                <w:szCs w:val="28"/>
-                <w:lang w:eastAsia="ru-RU"/>
-                <w14:ligatures w14:val="none"/>
-              </w:rPr>
-              <w:t>status</w:t>
-            </w:r>
-            <w:proofErr w:type="spellEnd"/>
+              <w:t>Команда: watchdog status</w:t>
+            </w:r>
           </w:p>
         </w:tc>
         <w:tc>
@@ -11812,7 +10862,6 @@
                 <w14:ligatures w14:val="none"/>
               </w:rPr>
             </w:pPr>
-            <w:proofErr w:type="spellStart"/>
             <w:r>
               <w:rPr>
                 <w:rFonts w:ascii="Times New Roman" w:eastAsia="Times New Roman" w:hAnsi="Times New Roman" w:cs="Times New Roman"/>
@@ -11825,7 +10874,6 @@
               </w:rPr>
               <w:t>Passed</w:t>
             </w:r>
-            <w:proofErr w:type="spellEnd"/>
           </w:p>
         </w:tc>
       </w:tr>
@@ -11975,59 +11023,7 @@
                 <w:lang w:eastAsia="ru-RU"/>
                 <w14:ligatures w14:val="none"/>
               </w:rPr>
-              <w:t>Команда: </w:t>
-            </w:r>
-            <w:proofErr w:type="spellStart"/>
-            <w:r>
-              <w:rPr>
-                <w:rFonts w:ascii="Times New Roman" w:eastAsia="Times New Roman" w:hAnsi="Times New Roman" w:cs="Times New Roman"/>
-                <w:color w:val="2B2D31"/>
-                <w:kern w:val="0"/>
-                <w:sz w:val="28"/>
-                <w:szCs w:val="28"/>
-                <w:lang w:eastAsia="ru-RU"/>
-                <w14:ligatures w14:val="none"/>
-              </w:rPr>
-              <w:t>watchdog</w:t>
-            </w:r>
-            <w:proofErr w:type="spellEnd"/>
-            <w:r>
-              <w:rPr>
-                <w:rFonts w:ascii="Times New Roman" w:eastAsia="Times New Roman" w:hAnsi="Times New Roman" w:cs="Times New Roman"/>
-                <w:color w:val="2B2D31"/>
-                <w:kern w:val="0"/>
-                <w:sz w:val="28"/>
-                <w:szCs w:val="28"/>
-                <w:lang w:eastAsia="ru-RU"/>
-                <w14:ligatures w14:val="none"/>
-              </w:rPr>
-              <w:t xml:space="preserve"> </w:t>
-            </w:r>
-            <w:proofErr w:type="spellStart"/>
-            <w:r>
-              <w:rPr>
-                <w:rFonts w:ascii="Times New Roman" w:eastAsia="Times New Roman" w:hAnsi="Times New Roman" w:cs="Times New Roman"/>
-                <w:color w:val="2B2D31"/>
-                <w:kern w:val="0"/>
-                <w:sz w:val="28"/>
-                <w:szCs w:val="28"/>
-                <w:lang w:eastAsia="ru-RU"/>
-                <w14:ligatures w14:val="none"/>
-              </w:rPr>
-              <w:t>list</w:t>
-            </w:r>
-            <w:proofErr w:type="spellEnd"/>
-            <w:r>
-              <w:rPr>
-                <w:rFonts w:ascii="Times New Roman" w:eastAsia="Times New Roman" w:hAnsi="Times New Roman" w:cs="Times New Roman"/>
-                <w:color w:val="2B2D31"/>
-                <w:kern w:val="0"/>
-                <w:sz w:val="28"/>
-                <w:szCs w:val="28"/>
-                <w:lang w:eastAsia="ru-RU"/>
-                <w14:ligatures w14:val="none"/>
-              </w:rPr>
-              <w:t xml:space="preserve"> -n 10</w:t>
+              <w:t>Команда: watchdog list -n 10</w:t>
             </w:r>
           </w:p>
         </w:tc>
@@ -12057,7 +11053,6 @@
                 <w14:ligatures w14:val="none"/>
               </w:rPr>
             </w:pPr>
-            <w:proofErr w:type="spellStart"/>
             <w:r>
               <w:rPr>
                 <w:rFonts w:ascii="Times New Roman" w:eastAsia="Times New Roman" w:hAnsi="Times New Roman" w:cs="Times New Roman"/>
@@ -12070,7 +11065,6 @@
               </w:rPr>
               <w:t>Passed</w:t>
             </w:r>
-            <w:proofErr w:type="spellEnd"/>
           </w:p>
         </w:tc>
       </w:tr>
@@ -12220,48 +11214,8 @@
                 <w:lang w:eastAsia="ru-RU"/>
                 <w14:ligatures w14:val="none"/>
               </w:rPr>
-              <w:t>Команда: </w:t>
-            </w:r>
-            <w:proofErr w:type="spellStart"/>
-            <w:r>
-              <w:rPr>
-                <w:rFonts w:ascii="Times New Roman" w:eastAsia="Times New Roman" w:hAnsi="Times New Roman" w:cs="Times New Roman"/>
-                <w:color w:val="2B2D31"/>
-                <w:kern w:val="0"/>
-                <w:sz w:val="28"/>
-                <w:szCs w:val="28"/>
-                <w:lang w:eastAsia="ru-RU"/>
-                <w14:ligatures w14:val="none"/>
-              </w:rPr>
-              <w:t>watchdog</w:t>
-            </w:r>
-            <w:proofErr w:type="spellEnd"/>
-            <w:r>
-              <w:rPr>
-                <w:rFonts w:ascii="Times New Roman" w:eastAsia="Times New Roman" w:hAnsi="Times New Roman" w:cs="Times New Roman"/>
-                <w:color w:val="2B2D31"/>
-                <w:kern w:val="0"/>
-                <w:sz w:val="28"/>
-                <w:szCs w:val="28"/>
-                <w:lang w:eastAsia="ru-RU"/>
-                <w14:ligatures w14:val="none"/>
-              </w:rPr>
-              <w:t xml:space="preserve"> </w:t>
-            </w:r>
-            <w:proofErr w:type="spellStart"/>
-            <w:r>
-              <w:rPr>
-                <w:rFonts w:ascii="Times New Roman" w:eastAsia="Times New Roman" w:hAnsi="Times New Roman" w:cs="Times New Roman"/>
-                <w:color w:val="2B2D31"/>
-                <w:kern w:val="0"/>
-                <w:sz w:val="28"/>
-                <w:szCs w:val="28"/>
-                <w:lang w:eastAsia="ru-RU"/>
-                <w14:ligatures w14:val="none"/>
-              </w:rPr>
-              <w:t>stop</w:t>
-            </w:r>
-            <w:proofErr w:type="spellEnd"/>
+              <w:t>Команда: watchdog stop</w:t>
+            </w:r>
           </w:p>
         </w:tc>
         <w:tc>
@@ -12290,7 +11244,6 @@
                 <w14:ligatures w14:val="none"/>
               </w:rPr>
             </w:pPr>
-            <w:proofErr w:type="spellStart"/>
             <w:r>
               <w:rPr>
                 <w:rFonts w:ascii="Times New Roman" w:eastAsia="Times New Roman" w:hAnsi="Times New Roman" w:cs="Times New Roman"/>
@@ -12303,7 +11256,6 @@
               </w:rPr>
               <w:t>Passed</w:t>
             </w:r>
-            <w:proofErr w:type="spellEnd"/>
           </w:p>
         </w:tc>
       </w:tr>
@@ -12453,22 +11405,8 @@
                 <w:lang w:eastAsia="ru-RU"/>
                 <w14:ligatures w14:val="none"/>
               </w:rPr>
-              <w:t>Команда: </w:t>
-            </w:r>
-            <w:proofErr w:type="spellStart"/>
-            <w:r>
-              <w:rPr>
-                <w:rFonts w:ascii="Times New Roman" w:eastAsia="Times New Roman" w:hAnsi="Times New Roman" w:cs="Times New Roman"/>
-                <w:color w:val="2B2D31"/>
-                <w:kern w:val="0"/>
-                <w:sz w:val="28"/>
-                <w:szCs w:val="28"/>
-                <w:lang w:eastAsia="ru-RU"/>
-                <w14:ligatures w14:val="none"/>
-              </w:rPr>
-              <w:t>logout</w:t>
-            </w:r>
-            <w:proofErr w:type="spellEnd"/>
+              <w:t>Команда: logout</w:t>
+            </w:r>
           </w:p>
         </w:tc>
         <w:tc>
@@ -12497,7 +11435,6 @@
                 <w14:ligatures w14:val="none"/>
               </w:rPr>
             </w:pPr>
-            <w:proofErr w:type="spellStart"/>
             <w:r>
               <w:rPr>
                 <w:rFonts w:ascii="Times New Roman" w:eastAsia="Times New Roman" w:hAnsi="Times New Roman" w:cs="Times New Roman"/>
@@ -12510,7 +11447,6 @@
               </w:rPr>
               <w:t>Passed</w:t>
             </w:r>
-            <w:proofErr w:type="spellEnd"/>
           </w:p>
         </w:tc>
       </w:tr>
@@ -12685,22 +11621,8 @@
                 <w:lang w:val="en-US" w:eastAsia="ru-RU"/>
                 <w14:ligatures w14:val="none"/>
               </w:rPr>
-              <w:t>: login -u User1 -p 1</w:t>
-            </w:r>
-            <w:proofErr w:type="gramStart"/>
-            <w:r>
-              <w:rPr>
-                <w:rFonts w:ascii="Times New Roman" w:eastAsia="Times New Roman" w:hAnsi="Times New Roman" w:cs="Times New Roman"/>
-                <w:color w:val="2B2D31"/>
-                <w:kern w:val="0"/>
-                <w:sz w:val="28"/>
-                <w:szCs w:val="28"/>
-                <w:lang w:val="en-US" w:eastAsia="ru-RU"/>
-                <w14:ligatures w14:val="none"/>
-              </w:rPr>
-              <w:t>qaz!QAZ</w:t>
-            </w:r>
-            <w:proofErr w:type="gramEnd"/>
+              <w:t>: login -u User1 -p 1qaz!QAZ</w:t>
+            </w:r>
           </w:p>
         </w:tc>
         <w:tc>
@@ -12729,7 +11651,6 @@
                 <w14:ligatures w14:val="none"/>
               </w:rPr>
             </w:pPr>
-            <w:proofErr w:type="spellStart"/>
             <w:r>
               <w:rPr>
                 <w:rFonts w:ascii="Times New Roman" w:eastAsia="Times New Roman" w:hAnsi="Times New Roman" w:cs="Times New Roman"/>
@@ -12742,7 +11663,6 @@
               </w:rPr>
               <w:t>Passed</w:t>
             </w:r>
-            <w:proofErr w:type="spellEnd"/>
           </w:p>
         </w:tc>
       </w:tr>
@@ -12892,48 +11812,8 @@
                 <w:lang w:eastAsia="ru-RU"/>
                 <w14:ligatures w14:val="none"/>
               </w:rPr>
-              <w:t>Команда: </w:t>
-            </w:r>
-            <w:proofErr w:type="spellStart"/>
-            <w:r>
-              <w:rPr>
-                <w:rFonts w:ascii="Times New Roman" w:eastAsia="Times New Roman" w:hAnsi="Times New Roman" w:cs="Times New Roman"/>
-                <w:color w:val="2B2D31"/>
-                <w:kern w:val="0"/>
-                <w:sz w:val="28"/>
-                <w:szCs w:val="28"/>
-                <w:lang w:eastAsia="ru-RU"/>
-                <w14:ligatures w14:val="none"/>
-              </w:rPr>
-              <w:t>watchdog</w:t>
-            </w:r>
-            <w:proofErr w:type="spellEnd"/>
-            <w:r>
-              <w:rPr>
-                <w:rFonts w:ascii="Times New Roman" w:eastAsia="Times New Roman" w:hAnsi="Times New Roman" w:cs="Times New Roman"/>
-                <w:color w:val="2B2D31"/>
-                <w:kern w:val="0"/>
-                <w:sz w:val="28"/>
-                <w:szCs w:val="28"/>
-                <w:lang w:eastAsia="ru-RU"/>
-                <w14:ligatures w14:val="none"/>
-              </w:rPr>
-              <w:t xml:space="preserve"> </w:t>
-            </w:r>
-            <w:proofErr w:type="spellStart"/>
-            <w:r>
-              <w:rPr>
-                <w:rFonts w:ascii="Times New Roman" w:eastAsia="Times New Roman" w:hAnsi="Times New Roman" w:cs="Times New Roman"/>
-                <w:color w:val="2B2D31"/>
-                <w:kern w:val="0"/>
-                <w:sz w:val="28"/>
-                <w:szCs w:val="28"/>
-                <w:lang w:eastAsia="ru-RU"/>
-                <w14:ligatures w14:val="none"/>
-              </w:rPr>
-              <w:t>run</w:t>
-            </w:r>
-            <w:proofErr w:type="spellEnd"/>
+              <w:t>Команда: watchdog run</w:t>
+            </w:r>
           </w:p>
         </w:tc>
         <w:tc>
@@ -12945,37 +11825,36 @@
               <w:bottom w:val="single" w:sz="4" w:space="0" w:color="auto"/>
               <w:right w:val="single" w:sz="4" w:space="0" w:color="auto"/>
             </w:tcBorders>
-            <w:shd w:val="clear" w:color="000000" w:fill="FF0000"/>
-            <w:vAlign w:val="center"/>
-            <w:hideMark/>
-          </w:tcPr>
-          <w:p>
-            <w:pPr>
-              <w:spacing w:after="0" w:line="240" w:lineRule="auto"/>
-              <w:rPr>
-                <w:rFonts w:ascii="Times New Roman" w:eastAsia="Times New Roman" w:hAnsi="Times New Roman" w:cs="Times New Roman"/>
-                <w:color w:val="2B2D31"/>
-                <w:kern w:val="0"/>
-                <w:sz w:val="28"/>
-                <w:szCs w:val="28"/>
-                <w:lang w:eastAsia="ru-RU"/>
-                <w14:ligatures w14:val="none"/>
-              </w:rPr>
-            </w:pPr>
-            <w:proofErr w:type="spellStart"/>
-            <w:r>
-              <w:rPr>
-                <w:rFonts w:ascii="Times New Roman" w:eastAsia="Times New Roman" w:hAnsi="Times New Roman" w:cs="Times New Roman"/>
-                <w:color w:val="2B2D31"/>
-                <w:kern w:val="0"/>
-                <w:sz w:val="28"/>
-                <w:szCs w:val="28"/>
-                <w:lang w:eastAsia="ru-RU"/>
-                <w14:ligatures w14:val="none"/>
-              </w:rPr>
-              <w:t>Failed</w:t>
-            </w:r>
-            <w:proofErr w:type="spellEnd"/>
+            <w:shd w:val="clear" w:color="auto" w:fill="A8D08D" w:themeFill="accent6" w:themeFillTint="99"/>
+            <w:vAlign w:val="center"/>
+            <w:hideMark/>
+          </w:tcPr>
+          <w:p>
+            <w:pPr>
+              <w:spacing w:after="0" w:line="240" w:lineRule="auto"/>
+              <w:jc w:val="center"/>
+              <w:rPr>
+                <w:rFonts w:ascii="Times New Roman" w:eastAsia="Times New Roman" w:hAnsi="Times New Roman" w:cs="Times New Roman"/>
+                <w:color w:val="2B2D31"/>
+                <w:kern w:val="0"/>
+                <w:sz w:val="28"/>
+                <w:szCs w:val="28"/>
+                <w:lang w:eastAsia="ru-RU"/>
+                <w14:ligatures w14:val="none"/>
+              </w:rPr>
+            </w:pPr>
+            <w:r>
+              <w:rPr>
+                <w:rFonts w:ascii="Times New Roman" w:eastAsia="Times New Roman" w:hAnsi="Times New Roman" w:cs="Times New Roman"/>
+                <w:color w:val="2B2D31"/>
+                <w:kern w:val="0"/>
+                <w:sz w:val="28"/>
+                <w:szCs w:val="28"/>
+                <w:lang w:eastAsia="ru-RU"/>
+                <w14:ligatures w14:val="none"/>
+              </w:rPr>
+              <w:t>Passed</w:t>
+            </w:r>
           </w:p>
         </w:tc>
       </w:tr>
@@ -13125,48 +12004,8 @@
                 <w:lang w:eastAsia="ru-RU"/>
                 <w14:ligatures w14:val="none"/>
               </w:rPr>
-              <w:t>Команда: </w:t>
-            </w:r>
-            <w:proofErr w:type="spellStart"/>
-            <w:r>
-              <w:rPr>
-                <w:rFonts w:ascii="Times New Roman" w:eastAsia="Times New Roman" w:hAnsi="Times New Roman" w:cs="Times New Roman"/>
-                <w:color w:val="2B2D31"/>
-                <w:kern w:val="0"/>
-                <w:sz w:val="28"/>
-                <w:szCs w:val="28"/>
-                <w:lang w:eastAsia="ru-RU"/>
-                <w14:ligatures w14:val="none"/>
-              </w:rPr>
-              <w:t>user</w:t>
-            </w:r>
-            <w:proofErr w:type="spellEnd"/>
-            <w:r>
-              <w:rPr>
-                <w:rFonts w:ascii="Times New Roman" w:eastAsia="Times New Roman" w:hAnsi="Times New Roman" w:cs="Times New Roman"/>
-                <w:color w:val="2B2D31"/>
-                <w:kern w:val="0"/>
-                <w:sz w:val="28"/>
-                <w:szCs w:val="28"/>
-                <w:lang w:eastAsia="ru-RU"/>
-                <w14:ligatures w14:val="none"/>
-              </w:rPr>
-              <w:t xml:space="preserve"> </w:t>
-            </w:r>
-            <w:proofErr w:type="spellStart"/>
-            <w:r>
-              <w:rPr>
-                <w:rFonts w:ascii="Times New Roman" w:eastAsia="Times New Roman" w:hAnsi="Times New Roman" w:cs="Times New Roman"/>
-                <w:color w:val="2B2D31"/>
-                <w:kern w:val="0"/>
-                <w:sz w:val="28"/>
-                <w:szCs w:val="28"/>
-                <w:lang w:eastAsia="ru-RU"/>
-                <w14:ligatures w14:val="none"/>
-              </w:rPr>
-              <w:t>list</w:t>
-            </w:r>
-            <w:proofErr w:type="spellEnd"/>
+              <w:t>Команда: user list</w:t>
+            </w:r>
           </w:p>
         </w:tc>
         <w:tc>
@@ -13178,37 +12017,36 @@
               <w:bottom w:val="single" w:sz="4" w:space="0" w:color="auto"/>
               <w:right w:val="single" w:sz="4" w:space="0" w:color="auto"/>
             </w:tcBorders>
-            <w:shd w:val="clear" w:color="000000" w:fill="FF0000"/>
-            <w:vAlign w:val="center"/>
-            <w:hideMark/>
-          </w:tcPr>
-          <w:p>
-            <w:pPr>
-              <w:spacing w:after="0" w:line="240" w:lineRule="auto"/>
-              <w:rPr>
-                <w:rFonts w:ascii="Times New Roman" w:eastAsia="Times New Roman" w:hAnsi="Times New Roman" w:cs="Times New Roman"/>
-                <w:color w:val="2B2D31"/>
-                <w:kern w:val="0"/>
-                <w:sz w:val="28"/>
-                <w:szCs w:val="28"/>
-                <w:lang w:eastAsia="ru-RU"/>
-                <w14:ligatures w14:val="none"/>
-              </w:rPr>
-            </w:pPr>
-            <w:proofErr w:type="spellStart"/>
-            <w:r>
-              <w:rPr>
-                <w:rFonts w:ascii="Times New Roman" w:eastAsia="Times New Roman" w:hAnsi="Times New Roman" w:cs="Times New Roman"/>
-                <w:color w:val="2B2D31"/>
-                <w:kern w:val="0"/>
-                <w:sz w:val="28"/>
-                <w:szCs w:val="28"/>
-                <w:lang w:eastAsia="ru-RU"/>
-                <w14:ligatures w14:val="none"/>
-              </w:rPr>
-              <w:t>Failed</w:t>
-            </w:r>
-            <w:proofErr w:type="spellEnd"/>
+            <w:shd w:val="clear" w:color="auto" w:fill="A8D08D" w:themeFill="accent6" w:themeFillTint="99"/>
+            <w:vAlign w:val="center"/>
+            <w:hideMark/>
+          </w:tcPr>
+          <w:p>
+            <w:pPr>
+              <w:spacing w:after="0" w:line="240" w:lineRule="auto"/>
+              <w:jc w:val="center"/>
+              <w:rPr>
+                <w:rFonts w:ascii="Times New Roman" w:eastAsia="Times New Roman" w:hAnsi="Times New Roman" w:cs="Times New Roman"/>
+                <w:color w:val="2B2D31"/>
+                <w:kern w:val="0"/>
+                <w:sz w:val="28"/>
+                <w:szCs w:val="28"/>
+                <w:lang w:eastAsia="ru-RU"/>
+                <w14:ligatures w14:val="none"/>
+              </w:rPr>
+            </w:pPr>
+            <w:r>
+              <w:rPr>
+                <w:rFonts w:ascii="Times New Roman" w:eastAsia="Times New Roman" w:hAnsi="Times New Roman" w:cs="Times New Roman"/>
+                <w:color w:val="2B2D31"/>
+                <w:kern w:val="0"/>
+                <w:sz w:val="28"/>
+                <w:szCs w:val="28"/>
+                <w:lang w:eastAsia="ru-RU"/>
+                <w14:ligatures w14:val="none"/>
+              </w:rPr>
+              <w:t>Passed</w:t>
+            </w:r>
           </w:p>
         </w:tc>
       </w:tr>
@@ -13402,7 +12240,6 @@
                 <w14:ligatures w14:val="none"/>
               </w:rPr>
             </w:pPr>
-            <w:proofErr w:type="spellStart"/>
             <w:r>
               <w:rPr>
                 <w:rFonts w:ascii="Times New Roman" w:eastAsia="Times New Roman" w:hAnsi="Times New Roman" w:cs="Times New Roman"/>
@@ -13415,7 +12252,6 @@
               </w:rPr>
               <w:t>Passed</w:t>
             </w:r>
-            <w:proofErr w:type="spellEnd"/>
           </w:p>
         </w:tc>
       </w:tr>
@@ -13596,7 +12432,6 @@
                 <w14:ligatures w14:val="none"/>
               </w:rPr>
             </w:pPr>
-            <w:proofErr w:type="spellStart"/>
             <w:r>
               <w:rPr>
                 <w:rFonts w:ascii="Times New Roman" w:eastAsia="Times New Roman" w:hAnsi="Times New Roman" w:cs="Times New Roman"/>
@@ -13609,7 +12444,6 @@
               </w:rPr>
               <w:t>Passed</w:t>
             </w:r>
-            <w:proofErr w:type="spellEnd"/>
           </w:p>
         </w:tc>
       </w:tr>
@@ -13733,19 +12567,8 @@
           <w:sz w:val="28"/>
           <w:szCs w:val="28"/>
         </w:rPr>
-        <w:t xml:space="preserve">Вся разработка должна вестись в </w:t>
-      </w:r>
-      <w:proofErr w:type="spellStart"/>
-      <w:r>
-        <w:rPr>
-          <w:rFonts w:ascii="Times New Roman" w:hAnsi="Times New Roman" w:cs="Times New Roman"/>
-          <w:color w:val="auto"/>
-          <w:sz w:val="28"/>
-          <w:szCs w:val="28"/>
-        </w:rPr>
-        <w:t>Git</w:t>
-      </w:r>
-      <w:proofErr w:type="spellEnd"/>
+        <w:t>Вся разработка должна вестись в Git</w:t>
+      </w:r>
     </w:p>
     <w:p/>
     <w:p/>
@@ -13911,84 +12734,55 @@
         </w:rPr>
       </w:pPr>
       <w:bookmarkStart w:id="8" w:name="_Ref226494043"/>
+      <w:bookmarkStart w:id="9" w:name="_Ref229221717"/>
       <w:r>
         <w:rPr>
           <w:rFonts w:ascii="Times New Roman" w:hAnsi="Times New Roman"/>
           <w:lang w:val="en-US"/>
         </w:rPr>
-        <w:t>W3Techs Web Technology Surveys. Usage Statistics of Server-side Programming Languages for Websites [</w:t>
-      </w:r>
-      <w:r>
-        <w:rPr>
-          <w:rFonts w:ascii="Times New Roman" w:hAnsi="Times New Roman"/>
-        </w:rPr>
-        <w:t>Электронный</w:t>
+        <w:t xml:space="preserve">Price, M. J. C# 12 and .NET 8 – Modern Cross-Platform Development Fundamentals: Eighth Edition / M. J. Price. </w:t>
       </w:r>
       <w:r>
         <w:rPr>
           <w:rFonts w:ascii="Times New Roman" w:hAnsi="Times New Roman"/>
           <w:lang w:val="en-US"/>
         </w:rPr>
-        <w:t xml:space="preserve"> </w:t>
-      </w:r>
-      <w:r>
-        <w:rPr>
-          <w:rFonts w:ascii="Times New Roman" w:hAnsi="Times New Roman"/>
-        </w:rPr>
-        <w:t>ресурс</w:t>
+        <w:t>–</w:t>
       </w:r>
       <w:r>
         <w:rPr>
           <w:rFonts w:ascii="Times New Roman" w:hAnsi="Times New Roman"/>
           <w:lang w:val="en-US"/>
         </w:rPr>
-        <w:t xml:space="preserve">]. </w:t>
+        <w:t xml:space="preserve"> </w:t>
       </w:r>
       <w:r>
         <w:rPr>
           <w:rFonts w:ascii="Times New Roman" w:hAnsi="Times New Roman"/>
           <w:lang w:val="en-US"/>
         </w:rPr>
-        <w:t>–</w:t>
+        <w:t>Birmingham-Mumbai</w:t>
       </w:r>
       <w:r>
         <w:rPr>
           <w:rFonts w:ascii="Times New Roman" w:hAnsi="Times New Roman"/>
           <w:lang w:val="en-US"/>
         </w:rPr>
-        <w:t xml:space="preserve"> </w:t>
-      </w:r>
-      <w:r>
-        <w:rPr>
-          <w:rFonts w:ascii="Times New Roman" w:hAnsi="Times New Roman"/>
-        </w:rPr>
-        <w:t>Режим</w:t>
+        <w:t xml:space="preserve">: Packt Publishing, 2023. </w:t>
       </w:r>
       <w:r>
         <w:rPr>
           <w:rFonts w:ascii="Times New Roman" w:hAnsi="Times New Roman"/>
           <w:lang w:val="en-US"/>
         </w:rPr>
-        <w:t xml:space="preserve"> </w:t>
-      </w:r>
-      <w:r>
-        <w:rPr>
-          <w:rFonts w:ascii="Times New Roman" w:hAnsi="Times New Roman"/>
-        </w:rPr>
-        <w:t>доступа</w:t>
+        <w:t>–</w:t>
       </w:r>
       <w:r>
         <w:rPr>
           <w:rFonts w:ascii="Times New Roman" w:hAnsi="Times New Roman"/>
           <w:lang w:val="en-US"/>
         </w:rPr>
-        <w:t>: https://w3techs.com/technologies/overview/programming_language (</w:t>
-      </w:r>
-      <w:r>
-        <w:rPr>
-          <w:rFonts w:ascii="Times New Roman" w:hAnsi="Times New Roman"/>
-        </w:rPr>
-        <w:t>дата</w:t>
+        <w:t xml:space="preserve"> 827 p.</w:t>
       </w:r>
       <w:r>
         <w:rPr>
@@ -14000,15 +12794,43 @@
       <w:r>
         <w:rPr>
           <w:rFonts w:ascii="Times New Roman" w:hAnsi="Times New Roman"/>
-        </w:rPr>
-        <w:t>обращения</w:t>
+          <w:lang w:val="en-US"/>
+        </w:rPr>
+        <w:t>(</w:t>
+      </w:r>
+      <w:r>
+        <w:rPr>
+          <w:rFonts w:ascii="Times New Roman" w:hAnsi="Times New Roman"/>
+        </w:rPr>
+        <w:t>дата</w:t>
       </w:r>
       <w:r>
         <w:rPr>
           <w:rFonts w:ascii="Times New Roman" w:hAnsi="Times New Roman"/>
           <w:lang w:val="en-US"/>
         </w:rPr>
-        <w:t>: 07.04.2026).</w:t>
+        <w:t xml:space="preserve"> </w:t>
+      </w:r>
+      <w:r>
+        <w:rPr>
+          <w:rFonts w:ascii="Times New Roman" w:hAnsi="Times New Roman"/>
+        </w:rPr>
+        <w:t>обращения</w:t>
+      </w:r>
+      <w:r>
+        <w:rPr>
+          <w:rFonts w:ascii="Times New Roman" w:hAnsi="Times New Roman"/>
+          <w:lang w:val="en-US"/>
+        </w:rPr>
+        <w:t>: 09.05.2026).</w:t>
+      </w:r>
+      <w:bookmarkEnd w:id="9"/>
+      <w:r>
+        <w:rPr>
+          <w:rFonts w:ascii="Times New Roman" w:hAnsi="Times New Roman"/>
+          <w:lang w:val="en-US"/>
+        </w:rPr>
+        <w:t xml:space="preserve"> </w:t>
       </w:r>
       <w:bookmarkEnd w:id="8"/>
     </w:p>
@@ -14017,319 +12839,31 @@
         <w:pStyle w:val="31"/>
         <w:rPr>
           <w:rFonts w:ascii="Times New Roman" w:hAnsi="Times New Roman"/>
-          <w:lang w:val="en-US"/>
-        </w:rPr>
-      </w:pPr>
-      <w:bookmarkStart w:id="9" w:name="_Ref226494119"/>
+        </w:rPr>
+      </w:pPr>
+      <w:bookmarkStart w:id="10" w:name="_Ref226494119"/>
+      <w:bookmarkStart w:id="11" w:name="_Ref229222645"/>
+      <w:r>
+        <w:rPr>
+          <w:rFonts w:ascii="Times New Roman" w:hAnsi="Times New Roman"/>
+        </w:rPr>
+        <w:t xml:space="preserve">Николюкин, М. С. Тестирование программного обеспечения : учебное пособие / М. С. Николюкин, В. В. Конкина, К. И. Патутин. – Тамбов : ТГТУ, 2025. </w:t>
+      </w:r>
       <w:r>
         <w:rPr>
           <w:rFonts w:ascii="Times New Roman" w:hAnsi="Times New Roman"/>
           <w:lang w:val="en-US"/>
         </w:rPr>
-        <w:t xml:space="preserve">The PHP Group. PHP Manual: PHP Data Objects (PDO) </w:t>
+        <w:t>–</w:t>
       </w:r>
       <w:r>
         <w:rPr>
           <w:rFonts w:ascii="Times New Roman" w:hAnsi="Times New Roman"/>
-          <w:lang w:val="en-US"/>
-        </w:rPr>
-        <w:t>–</w:t>
-      </w:r>
-      <w:r>
-        <w:rPr>
-          <w:rFonts w:ascii="Times New Roman" w:hAnsi="Times New Roman"/>
-          <w:lang w:val="en-US"/>
-        </w:rPr>
-        <w:t xml:space="preserve"> Prepared Statements and Stored Procedures [</w:t>
-      </w:r>
-      <w:r>
-        <w:rPr>
-          <w:rFonts w:ascii="Times New Roman" w:hAnsi="Times New Roman"/>
-        </w:rPr>
-        <w:t>Электронный</w:t>
-      </w:r>
-      <w:r>
-        <w:rPr>
-          <w:rFonts w:ascii="Times New Roman" w:hAnsi="Times New Roman"/>
-          <w:lang w:val="en-US"/>
-        </w:rPr>
-        <w:t xml:space="preserve"> </w:t>
-      </w:r>
-      <w:r>
-        <w:rPr>
-          <w:rFonts w:ascii="Times New Roman" w:hAnsi="Times New Roman"/>
-        </w:rPr>
-        <w:t>ресурс</w:t>
-      </w:r>
-      <w:r>
-        <w:rPr>
-          <w:rFonts w:ascii="Times New Roman" w:hAnsi="Times New Roman"/>
-          <w:lang w:val="en-US"/>
-        </w:rPr>
-        <w:t xml:space="preserve">]. </w:t>
-      </w:r>
-      <w:r>
-        <w:rPr>
-          <w:rFonts w:ascii="Times New Roman" w:hAnsi="Times New Roman"/>
-          <w:lang w:val="en-US"/>
-        </w:rPr>
-        <w:t>–</w:t>
-      </w:r>
-      <w:r>
-        <w:rPr>
-          <w:rFonts w:ascii="Times New Roman" w:hAnsi="Times New Roman"/>
-          <w:lang w:val="en-US"/>
-        </w:rPr>
-        <w:t xml:space="preserve"> </w:t>
-      </w:r>
-      <w:r>
-        <w:rPr>
-          <w:rFonts w:ascii="Times New Roman" w:hAnsi="Times New Roman"/>
-        </w:rPr>
-        <w:t>Режим</w:t>
-      </w:r>
-      <w:r>
-        <w:rPr>
-          <w:rFonts w:ascii="Times New Roman" w:hAnsi="Times New Roman"/>
-          <w:lang w:val="en-US"/>
-        </w:rPr>
-        <w:t xml:space="preserve"> </w:t>
-      </w:r>
-      <w:r>
-        <w:rPr>
-          <w:rFonts w:ascii="Times New Roman" w:hAnsi="Times New Roman"/>
-        </w:rPr>
-        <w:t>доступа</w:t>
-      </w:r>
-      <w:r>
-        <w:rPr>
-          <w:rFonts w:ascii="Times New Roman" w:hAnsi="Times New Roman"/>
-          <w:lang w:val="en-US"/>
-        </w:rPr>
-        <w:t>: https://www.php.net/manual/en/pdo.prepared-statements.php (</w:t>
-      </w:r>
-      <w:r>
-        <w:rPr>
-          <w:rFonts w:ascii="Times New Roman" w:hAnsi="Times New Roman"/>
-        </w:rPr>
-        <w:t>дата</w:t>
-      </w:r>
-      <w:r>
-        <w:rPr>
-          <w:rFonts w:ascii="Times New Roman" w:hAnsi="Times New Roman"/>
-          <w:lang w:val="en-US"/>
-        </w:rPr>
-        <w:t xml:space="preserve"> </w:t>
-      </w:r>
-      <w:r>
-        <w:rPr>
-          <w:rFonts w:ascii="Times New Roman" w:hAnsi="Times New Roman"/>
-        </w:rPr>
-        <w:t>обращения</w:t>
-      </w:r>
-      <w:r>
-        <w:rPr>
-          <w:rFonts w:ascii="Times New Roman" w:hAnsi="Times New Roman"/>
-          <w:lang w:val="en-US"/>
-        </w:rPr>
-        <w:t>: 07.04.2026).</w:t>
-      </w:r>
-      <w:bookmarkEnd w:id="9"/>
-    </w:p>
-    <w:p>
-      <w:pPr>
-        <w:pStyle w:val="31"/>
-        <w:rPr>
-          <w:rFonts w:ascii="Times New Roman" w:hAnsi="Times New Roman"/>
-          <w:lang w:val="en-US"/>
-        </w:rPr>
-      </w:pPr>
-      <w:bookmarkStart w:id="10" w:name="_Ref226494204"/>
-      <w:r>
-        <w:rPr>
-          <w:rFonts w:ascii="Times New Roman" w:hAnsi="Times New Roman"/>
-          <w:lang w:val="en-US"/>
-        </w:rPr>
-        <w:t xml:space="preserve">Jones M., Bradley J., </w:t>
-      </w:r>
-      <w:proofErr w:type="spellStart"/>
-      <w:r>
-        <w:rPr>
-          <w:rFonts w:ascii="Times New Roman" w:hAnsi="Times New Roman"/>
-          <w:lang w:val="en-US"/>
-        </w:rPr>
-        <w:t>Sakimura</w:t>
-      </w:r>
-      <w:proofErr w:type="spellEnd"/>
-      <w:r>
-        <w:rPr>
-          <w:rFonts w:ascii="Times New Roman" w:hAnsi="Times New Roman"/>
-          <w:lang w:val="en-US"/>
-        </w:rPr>
-        <w:t xml:space="preserve"> N. RFC 7519: JSON Web Token (JWT) [</w:t>
-      </w:r>
-      <w:r>
-        <w:rPr>
-          <w:rFonts w:ascii="Times New Roman" w:hAnsi="Times New Roman"/>
-        </w:rPr>
-        <w:t>Электронный</w:t>
-      </w:r>
-      <w:r>
-        <w:rPr>
-          <w:rFonts w:ascii="Times New Roman" w:hAnsi="Times New Roman"/>
-          <w:lang w:val="en-US"/>
-        </w:rPr>
-        <w:t xml:space="preserve"> </w:t>
-      </w:r>
-      <w:r>
-        <w:rPr>
-          <w:rFonts w:ascii="Times New Roman" w:hAnsi="Times New Roman"/>
-        </w:rPr>
-        <w:t>ресурс</w:t>
-      </w:r>
-      <w:r>
-        <w:rPr>
-          <w:rFonts w:ascii="Times New Roman" w:hAnsi="Times New Roman"/>
-          <w:lang w:val="en-US"/>
-        </w:rPr>
-        <w:t xml:space="preserve">] / Internet Engineering Task Force (IETF). </w:t>
-      </w:r>
-      <w:r>
-        <w:rPr>
-          <w:rFonts w:ascii="Times New Roman" w:hAnsi="Times New Roman"/>
-          <w:lang w:val="en-US"/>
-        </w:rPr>
-        <w:t>–</w:t>
-      </w:r>
-      <w:r>
-        <w:rPr>
-          <w:rFonts w:ascii="Times New Roman" w:hAnsi="Times New Roman"/>
-          <w:lang w:val="en-US"/>
-        </w:rPr>
-        <w:t xml:space="preserve"> May 2015. </w:t>
-      </w:r>
-      <w:r>
-        <w:rPr>
-          <w:rFonts w:ascii="Times New Roman" w:hAnsi="Times New Roman"/>
-          <w:lang w:val="en-US"/>
-        </w:rPr>
-        <w:t>–</w:t>
-      </w:r>
-      <w:r>
-        <w:rPr>
-          <w:rFonts w:ascii="Times New Roman" w:hAnsi="Times New Roman"/>
-          <w:lang w:val="en-US"/>
-        </w:rPr>
-        <w:t xml:space="preserve"> </w:t>
-      </w:r>
-      <w:r>
-        <w:rPr>
-          <w:rFonts w:ascii="Times New Roman" w:hAnsi="Times New Roman"/>
-        </w:rPr>
-        <w:t>Режим</w:t>
-      </w:r>
-      <w:r>
-        <w:rPr>
-          <w:rFonts w:ascii="Times New Roman" w:hAnsi="Times New Roman"/>
-          <w:lang w:val="en-US"/>
-        </w:rPr>
-        <w:t xml:space="preserve"> </w:t>
-      </w:r>
-      <w:r>
-        <w:rPr>
-          <w:rFonts w:ascii="Times New Roman" w:hAnsi="Times New Roman"/>
-        </w:rPr>
-        <w:t>доступа</w:t>
-      </w:r>
-      <w:r>
-        <w:rPr>
-          <w:rFonts w:ascii="Times New Roman" w:hAnsi="Times New Roman"/>
-          <w:lang w:val="en-US"/>
-        </w:rPr>
-        <w:t>: https://www.rfc-editor.org/rfc/rfc7519.html (</w:t>
-      </w:r>
-      <w:r>
-        <w:rPr>
-          <w:rFonts w:ascii="Times New Roman" w:hAnsi="Times New Roman"/>
-        </w:rPr>
-        <w:t>дата</w:t>
-      </w:r>
-      <w:r>
-        <w:rPr>
-          <w:rFonts w:ascii="Times New Roman" w:hAnsi="Times New Roman"/>
-          <w:lang w:val="en-US"/>
-        </w:rPr>
-        <w:t xml:space="preserve"> </w:t>
-      </w:r>
-      <w:r>
-        <w:rPr>
-          <w:rFonts w:ascii="Times New Roman" w:hAnsi="Times New Roman"/>
-        </w:rPr>
-        <w:t>обращения</w:t>
-      </w:r>
-      <w:r>
-        <w:rPr>
-          <w:rFonts w:ascii="Times New Roman" w:hAnsi="Times New Roman"/>
-          <w:lang w:val="en-US"/>
-        </w:rPr>
-        <w:t>: 07.04.2026).</w:t>
-      </w:r>
+        </w:rPr>
+        <w:t xml:space="preserve">81 с. (дата обращения: 09.05.2026). </w:t>
+      </w:r>
+      <w:bookmarkStart w:id="12" w:name="_Ref226494204"/>
       <w:bookmarkEnd w:id="10"/>
-    </w:p>
-    <w:p>
-      <w:pPr>
-        <w:pStyle w:val="31"/>
-        <w:rPr>
-          <w:rFonts w:ascii="Times New Roman" w:hAnsi="Times New Roman"/>
-        </w:rPr>
-      </w:pPr>
-      <w:bookmarkStart w:id="11" w:name="_Ref226494280"/>
-      <w:r>
-        <w:rPr>
-          <w:rFonts w:ascii="Times New Roman" w:hAnsi="Times New Roman"/>
-        </w:rPr>
-        <w:t>ООО «</w:t>
-      </w:r>
-      <w:proofErr w:type="spellStart"/>
-      <w:r>
-        <w:rPr>
-          <w:rFonts w:ascii="Times New Roman" w:hAnsi="Times New Roman"/>
-        </w:rPr>
-        <w:t>Бегет</w:t>
-      </w:r>
-      <w:proofErr w:type="spellEnd"/>
-      <w:r>
-        <w:rPr>
-          <w:rFonts w:ascii="Times New Roman" w:hAnsi="Times New Roman"/>
-        </w:rPr>
-        <w:t xml:space="preserve">». Техническая документация хостинга </w:t>
-      </w:r>
-      <w:proofErr w:type="spellStart"/>
-      <w:r>
-        <w:rPr>
-          <w:rFonts w:ascii="Times New Roman" w:hAnsi="Times New Roman"/>
-        </w:rPr>
-        <w:t>Beget</w:t>
-      </w:r>
-      <w:proofErr w:type="spellEnd"/>
-      <w:r>
-        <w:rPr>
-          <w:rFonts w:ascii="Times New Roman" w:hAnsi="Times New Roman"/>
-        </w:rPr>
-        <w:t xml:space="preserve">: поддерживаемые технологии и характеристики серверов [Электронный ресурс]. </w:t>
-      </w:r>
-      <w:r>
-        <w:rPr>
-          <w:rFonts w:ascii="Times New Roman" w:hAnsi="Times New Roman"/>
-        </w:rPr>
-        <w:t>–</w:t>
-      </w:r>
-      <w:r>
-        <w:rPr>
-          <w:rFonts w:ascii="Times New Roman" w:hAnsi="Times New Roman"/>
-        </w:rPr>
-        <w:t xml:space="preserve"> Режим доступа: https://beget.com/ru/hosting (дата обращения: 07.04.2026).</w:t>
-      </w:r>
       <w:bookmarkEnd w:id="11"/>
     </w:p>
     <w:p>
@@ -14339,145 +12873,20 @@
           <w:rFonts w:ascii="Times New Roman" w:hAnsi="Times New Roman"/>
         </w:rPr>
       </w:pPr>
-      <w:bookmarkStart w:id="12" w:name="_Ref226494302"/>
       <w:r>
         <w:rPr>
           <w:rFonts w:ascii="Times New Roman" w:hAnsi="Times New Roman"/>
         </w:rPr>
-        <w:t xml:space="preserve">Федеральный закон от 27 июля 2006 г. № 152-ФЗ «О персональных данных» (с изменениями и дополнениями) [Электронный ресурс] / Официальный интернет-портал правовой информации. </w:t>
-      </w:r>
+        <w:t xml:space="preserve">   </w:t>
+      </w:r>
+      <w:bookmarkEnd w:id="12"/>
       <w:r>
         <w:rPr>
           <w:rFonts w:ascii="Times New Roman" w:hAnsi="Times New Roman"/>
         </w:rPr>
-        <w:t>–</w:t>
-      </w:r>
-      <w:r>
-        <w:rPr>
-          <w:rFonts w:ascii="Times New Roman" w:hAnsi="Times New Roman"/>
-        </w:rPr>
-        <w:t xml:space="preserve"> Режим доступа: http://www.pravo.gov.ru (дата обращения: 07.04.2026).</w:t>
-      </w:r>
-      <w:bookmarkEnd w:id="12"/>
+        <w:t xml:space="preserve">Бубнов, А. А. Тестирование программного обеспечения : учебное пособие / А. А. Бубнов, С. А. Бубнов, В. В. Тишкина. – Рязань : РГРТУ, 2024. – 164 с. (дата обращения: 09.05.2026). </w:t>
+      </w:r>
     </w:p>
-    <w:p>
-      <w:pPr>
-        <w:pStyle w:val="31"/>
-        <w:rPr>
-          <w:rFonts w:ascii="Times New Roman" w:hAnsi="Times New Roman"/>
-        </w:rPr>
-      </w:pPr>
-      <w:bookmarkStart w:id="13" w:name="_Ref226494641"/>
-      <w:proofErr w:type="spellStart"/>
-      <w:r>
-        <w:rPr>
-          <w:rFonts w:ascii="Times New Roman" w:hAnsi="Times New Roman"/>
-        </w:rPr>
-        <w:t>FictionBook</w:t>
-      </w:r>
-      <w:proofErr w:type="spellEnd"/>
-      <w:r>
-        <w:rPr>
-          <w:rFonts w:ascii="Times New Roman" w:hAnsi="Times New Roman"/>
-        </w:rPr>
-        <w:t xml:space="preserve"> [Электронный ресурс] // Wikipedia, The Free </w:t>
-      </w:r>
-      <w:proofErr w:type="spellStart"/>
-      <w:r>
-        <w:rPr>
-          <w:rFonts w:ascii="Times New Roman" w:hAnsi="Times New Roman"/>
-        </w:rPr>
-        <w:t>Encyclopedia</w:t>
-      </w:r>
-      <w:proofErr w:type="spellEnd"/>
-      <w:r>
-        <w:rPr>
-          <w:rFonts w:ascii="Times New Roman" w:hAnsi="Times New Roman"/>
-        </w:rPr>
-        <w:t xml:space="preserve">. </w:t>
-      </w:r>
-      <w:r>
-        <w:rPr>
-          <w:rFonts w:ascii="Times New Roman" w:hAnsi="Times New Roman"/>
-        </w:rPr>
-        <w:t>–</w:t>
-      </w:r>
-      <w:r>
-        <w:rPr>
-          <w:rFonts w:ascii="Times New Roman" w:hAnsi="Times New Roman"/>
-        </w:rPr>
-        <w:t xml:space="preserve"> Режим доступа: https://en.wikipedia.org/wiki/FictionBook (дата обращения: 07.04.2026). </w:t>
-      </w:r>
-      <w:r>
-        <w:rPr>
-          <w:rFonts w:ascii="Times New Roman" w:hAnsi="Times New Roman"/>
-        </w:rPr>
-        <w:t>–</w:t>
-      </w:r>
-      <w:r>
-        <w:rPr>
-          <w:rFonts w:ascii="Times New Roman" w:hAnsi="Times New Roman"/>
-        </w:rPr>
-        <w:t xml:space="preserve"> Доп. источник: </w:t>
-      </w:r>
-      <w:proofErr w:type="spellStart"/>
-      <w:r>
-        <w:rPr>
-          <w:rFonts w:ascii="Times New Roman" w:hAnsi="Times New Roman"/>
-        </w:rPr>
-        <w:t>Gribov</w:t>
-      </w:r>
-      <w:proofErr w:type="spellEnd"/>
-      <w:r>
-        <w:rPr>
-          <w:rFonts w:ascii="Times New Roman" w:hAnsi="Times New Roman"/>
-        </w:rPr>
-        <w:t xml:space="preserve"> D. </w:t>
-      </w:r>
-      <w:proofErr w:type="spellStart"/>
-      <w:r>
-        <w:rPr>
-          <w:rFonts w:ascii="Times New Roman" w:hAnsi="Times New Roman"/>
-        </w:rPr>
-        <w:t>FictionBook</w:t>
-      </w:r>
-      <w:proofErr w:type="spellEnd"/>
-      <w:r>
-        <w:rPr>
-          <w:rFonts w:ascii="Times New Roman" w:hAnsi="Times New Roman"/>
-        </w:rPr>
-        <w:t xml:space="preserve"> 2.0 XML </w:t>
-      </w:r>
-      <w:proofErr w:type="spellStart"/>
-      <w:r>
-        <w:rPr>
-          <w:rFonts w:ascii="Times New Roman" w:hAnsi="Times New Roman"/>
-        </w:rPr>
-        <w:t>Specification</w:t>
-      </w:r>
-      <w:proofErr w:type="spellEnd"/>
-      <w:r>
-        <w:rPr>
-          <w:rFonts w:ascii="Times New Roman" w:hAnsi="Times New Roman"/>
-        </w:rPr>
-        <w:t xml:space="preserve">. </w:t>
-      </w:r>
-      <w:r>
-        <w:rPr>
-          <w:rFonts w:ascii="Times New Roman" w:hAnsi="Times New Roman"/>
-        </w:rPr>
-        <w:t>–</w:t>
-      </w:r>
-      <w:r>
-        <w:rPr>
-          <w:rFonts w:ascii="Times New Roman" w:hAnsi="Times New Roman"/>
-        </w:rPr>
-        <w:t xml:space="preserve"> Режим доступа: http://www.gribuser.ru/xml/fictionbook/index.html.en (дата обращения: 07.04.2026).</w:t>
-      </w:r>
-      <w:bookmarkEnd w:id="13"/>
-    </w:p>
-    <w:p/>
-    <w:p/>
     <w:sectPr>
       <w:pgSz w:w="11906" w:h="16838"/>
       <w:pgMar w:top="1134" w:right="850" w:bottom="1134" w:left="1701" w:header="708" w:footer="708" w:gutter="0"/>

--- a/Документы/Курсовая Топо.docx
+++ b/Документы/Курсовая Топо.docx
@@ -1886,8 +1886,10 @@
               <w:tab w:val="right" w:leader="dot" w:pos="9345"/>
             </w:tabs>
             <w:rPr>
-              <w:rFonts w:eastAsiaTheme="minorEastAsia"/>
+              <w:rFonts w:ascii="Times New Roman" w:eastAsiaTheme="minorEastAsia" w:hAnsi="Times New Roman" w:cs="Times New Roman"/>
               <w:noProof/>
+              <w:sz w:val="28"/>
+              <w:szCs w:val="28"/>
               <w:lang w:eastAsia="ru-RU"/>
             </w:rPr>
           </w:pPr>
@@ -1915,60 +1917,83 @@
             </w:rPr>
             <w:fldChar w:fldCharType="separate"/>
           </w:r>
-          <w:hyperlink w:anchor="_Toc228024548" w:history="1">
+          <w:hyperlink w:anchor="_Toc229251955" w:history="1">
             <w:r>
               <w:rPr>
                 <w:rStyle w:val="af"/>
                 <w:rFonts w:ascii="Times New Roman" w:hAnsi="Times New Roman" w:cs="Times New Roman"/>
                 <w:noProof/>
+                <w:sz w:val="28"/>
+                <w:szCs w:val="28"/>
               </w:rPr>
               <w:t>Введение</w:t>
             </w:r>
             <w:r>
               <w:rPr>
+                <w:rFonts w:ascii="Times New Roman" w:hAnsi="Times New Roman" w:cs="Times New Roman"/>
                 <w:noProof/>
                 <w:webHidden/>
+                <w:sz w:val="28"/>
+                <w:szCs w:val="28"/>
               </w:rPr>
               <w:tab/>
             </w:r>
             <w:r>
               <w:rPr>
+                <w:rFonts w:ascii="Times New Roman" w:hAnsi="Times New Roman" w:cs="Times New Roman"/>
                 <w:noProof/>
                 <w:webHidden/>
+                <w:sz w:val="28"/>
+                <w:szCs w:val="28"/>
               </w:rPr>
               <w:fldChar w:fldCharType="begin"/>
             </w:r>
             <w:r>
               <w:rPr>
+                <w:rFonts w:ascii="Times New Roman" w:hAnsi="Times New Roman" w:cs="Times New Roman"/>
                 <w:noProof/>
                 <w:webHidden/>
-              </w:rPr>
-              <w:instrText xml:space="preserve"> PAGEREF _Toc228024548 \h </w:instrText>
-            </w:r>
-            <w:r>
-              <w:rPr>
+                <w:sz w:val="28"/>
+                <w:szCs w:val="28"/>
+              </w:rPr>
+              <w:instrText xml:space="preserve"> PAGEREF _Toc229251955 \h </w:instrText>
+            </w:r>
+            <w:r>
+              <w:rPr>
+                <w:rFonts w:ascii="Times New Roman" w:hAnsi="Times New Roman" w:cs="Times New Roman"/>
                 <w:noProof/>
                 <w:webHidden/>
-              </w:rPr>
-            </w:r>
-            <w:r>
-              <w:rPr>
+                <w:sz w:val="28"/>
+                <w:szCs w:val="28"/>
+              </w:rPr>
+            </w:r>
+            <w:r>
+              <w:rPr>
+                <w:rFonts w:ascii="Times New Roman" w:hAnsi="Times New Roman" w:cs="Times New Roman"/>
                 <w:noProof/>
                 <w:webHidden/>
+                <w:sz w:val="28"/>
+                <w:szCs w:val="28"/>
               </w:rPr>
               <w:fldChar w:fldCharType="separate"/>
             </w:r>
             <w:r>
               <w:rPr>
+                <w:rFonts w:ascii="Times New Roman" w:hAnsi="Times New Roman" w:cs="Times New Roman"/>
                 <w:noProof/>
                 <w:webHidden/>
+                <w:sz w:val="28"/>
+                <w:szCs w:val="28"/>
               </w:rPr>
               <w:t>4</w:t>
             </w:r>
             <w:r>
               <w:rPr>
+                <w:rFonts w:ascii="Times New Roman" w:hAnsi="Times New Roman" w:cs="Times New Roman"/>
                 <w:noProof/>
                 <w:webHidden/>
+                <w:sz w:val="28"/>
+                <w:szCs w:val="28"/>
               </w:rPr>
               <w:fldChar w:fldCharType="end"/>
             </w:r>
@@ -1982,24 +2007,30 @@
               <w:tab w:val="right" w:leader="dot" w:pos="9345"/>
             </w:tabs>
             <w:rPr>
-              <w:rFonts w:eastAsiaTheme="minorEastAsia"/>
+              <w:rFonts w:ascii="Times New Roman" w:eastAsiaTheme="minorEastAsia" w:hAnsi="Times New Roman" w:cs="Times New Roman"/>
               <w:noProof/>
+              <w:sz w:val="28"/>
+              <w:szCs w:val="28"/>
               <w:lang w:eastAsia="ru-RU"/>
             </w:rPr>
           </w:pPr>
-          <w:hyperlink w:anchor="_Toc228024549" w:history="1">
+          <w:hyperlink w:anchor="_Toc229251956" w:history="1">
             <w:r>
               <w:rPr>
                 <w:rStyle w:val="af"/>
                 <w:rFonts w:ascii="Times New Roman" w:hAnsi="Times New Roman" w:cs="Times New Roman"/>
                 <w:noProof/>
+                <w:sz w:val="28"/>
+                <w:szCs w:val="28"/>
               </w:rPr>
               <w:t>1.</w:t>
             </w:r>
             <w:r>
               <w:rPr>
-                <w:rFonts w:eastAsiaTheme="minorEastAsia"/>
+                <w:rFonts w:ascii="Times New Roman" w:eastAsiaTheme="minorEastAsia" w:hAnsi="Times New Roman" w:cs="Times New Roman"/>
                 <w:noProof/>
+                <w:sz w:val="28"/>
+                <w:szCs w:val="28"/>
                 <w:lang w:eastAsia="ru-RU"/>
               </w:rPr>
               <w:tab/>
@@ -2009,54 +2040,77 @@
                 <w:rStyle w:val="af"/>
                 <w:rFonts w:ascii="Times New Roman" w:hAnsi="Times New Roman" w:cs="Times New Roman"/>
                 <w:noProof/>
+                <w:sz w:val="28"/>
+                <w:szCs w:val="28"/>
               </w:rPr>
               <w:t>Описание предметной области</w:t>
             </w:r>
             <w:r>
               <w:rPr>
+                <w:rFonts w:ascii="Times New Roman" w:hAnsi="Times New Roman" w:cs="Times New Roman"/>
                 <w:noProof/>
                 <w:webHidden/>
+                <w:sz w:val="28"/>
+                <w:szCs w:val="28"/>
               </w:rPr>
               <w:tab/>
             </w:r>
             <w:r>
               <w:rPr>
+                <w:rFonts w:ascii="Times New Roman" w:hAnsi="Times New Roman" w:cs="Times New Roman"/>
                 <w:noProof/>
                 <w:webHidden/>
+                <w:sz w:val="28"/>
+                <w:szCs w:val="28"/>
               </w:rPr>
               <w:fldChar w:fldCharType="begin"/>
             </w:r>
             <w:r>
               <w:rPr>
+                <w:rFonts w:ascii="Times New Roman" w:hAnsi="Times New Roman" w:cs="Times New Roman"/>
                 <w:noProof/>
                 <w:webHidden/>
-              </w:rPr>
-              <w:instrText xml:space="preserve"> PAGEREF _Toc228024549 \h </w:instrText>
-            </w:r>
-            <w:r>
-              <w:rPr>
+                <w:sz w:val="28"/>
+                <w:szCs w:val="28"/>
+              </w:rPr>
+              <w:instrText xml:space="preserve"> PAGEREF _Toc229251956 \h </w:instrText>
+            </w:r>
+            <w:r>
+              <w:rPr>
+                <w:rFonts w:ascii="Times New Roman" w:hAnsi="Times New Roman" w:cs="Times New Roman"/>
                 <w:noProof/>
                 <w:webHidden/>
-              </w:rPr>
-            </w:r>
-            <w:r>
-              <w:rPr>
+                <w:sz w:val="28"/>
+                <w:szCs w:val="28"/>
+              </w:rPr>
+            </w:r>
+            <w:r>
+              <w:rPr>
+                <w:rFonts w:ascii="Times New Roman" w:hAnsi="Times New Roman" w:cs="Times New Roman"/>
                 <w:noProof/>
                 <w:webHidden/>
+                <w:sz w:val="28"/>
+                <w:szCs w:val="28"/>
               </w:rPr>
               <w:fldChar w:fldCharType="separate"/>
             </w:r>
             <w:r>
               <w:rPr>
+                <w:rFonts w:ascii="Times New Roman" w:hAnsi="Times New Roman" w:cs="Times New Roman"/>
                 <w:noProof/>
                 <w:webHidden/>
+                <w:sz w:val="28"/>
+                <w:szCs w:val="28"/>
               </w:rPr>
               <w:t>5</w:t>
             </w:r>
             <w:r>
               <w:rPr>
+                <w:rFonts w:ascii="Times New Roman" w:hAnsi="Times New Roman" w:cs="Times New Roman"/>
                 <w:noProof/>
                 <w:webHidden/>
+                <w:sz w:val="28"/>
+                <w:szCs w:val="28"/>
               </w:rPr>
               <w:fldChar w:fldCharType="end"/>
             </w:r>
@@ -2070,24 +2124,30 @@
               <w:tab w:val="right" w:leader="dot" w:pos="9345"/>
             </w:tabs>
             <w:rPr>
-              <w:rFonts w:eastAsiaTheme="minorEastAsia"/>
+              <w:rFonts w:ascii="Times New Roman" w:eastAsiaTheme="minorEastAsia" w:hAnsi="Times New Roman" w:cs="Times New Roman"/>
               <w:noProof/>
+              <w:sz w:val="28"/>
+              <w:szCs w:val="28"/>
               <w:lang w:eastAsia="ru-RU"/>
             </w:rPr>
           </w:pPr>
-          <w:hyperlink w:anchor="_Toc228024550" w:history="1">
+          <w:hyperlink w:anchor="_Toc229251957" w:history="1">
             <w:r>
               <w:rPr>
                 <w:rStyle w:val="af"/>
                 <w:rFonts w:ascii="Times New Roman" w:hAnsi="Times New Roman" w:cs="Times New Roman"/>
                 <w:noProof/>
+                <w:sz w:val="28"/>
+                <w:szCs w:val="28"/>
               </w:rPr>
               <w:t>2.</w:t>
             </w:r>
             <w:r>
               <w:rPr>
-                <w:rFonts w:eastAsiaTheme="minorEastAsia"/>
+                <w:rFonts w:ascii="Times New Roman" w:eastAsiaTheme="minorEastAsia" w:hAnsi="Times New Roman" w:cs="Times New Roman"/>
                 <w:noProof/>
+                <w:sz w:val="28"/>
+                <w:szCs w:val="28"/>
                 <w:lang w:eastAsia="ru-RU"/>
               </w:rPr>
               <w:tab/>
@@ -2097,54 +2157,77 @@
                 <w:rStyle w:val="af"/>
                 <w:rFonts w:ascii="Times New Roman" w:hAnsi="Times New Roman" w:cs="Times New Roman"/>
                 <w:noProof/>
+                <w:sz w:val="28"/>
+                <w:szCs w:val="28"/>
               </w:rPr>
               <w:t>Техническое задание</w:t>
             </w:r>
             <w:r>
               <w:rPr>
+                <w:rFonts w:ascii="Times New Roman" w:hAnsi="Times New Roman" w:cs="Times New Roman"/>
                 <w:noProof/>
                 <w:webHidden/>
+                <w:sz w:val="28"/>
+                <w:szCs w:val="28"/>
               </w:rPr>
               <w:tab/>
             </w:r>
             <w:r>
               <w:rPr>
+                <w:rFonts w:ascii="Times New Roman" w:hAnsi="Times New Roman" w:cs="Times New Roman"/>
                 <w:noProof/>
                 <w:webHidden/>
+                <w:sz w:val="28"/>
+                <w:szCs w:val="28"/>
               </w:rPr>
               <w:fldChar w:fldCharType="begin"/>
             </w:r>
             <w:r>
               <w:rPr>
+                <w:rFonts w:ascii="Times New Roman" w:hAnsi="Times New Roman" w:cs="Times New Roman"/>
                 <w:noProof/>
                 <w:webHidden/>
-              </w:rPr>
-              <w:instrText xml:space="preserve"> PAGEREF _Toc228024550 \h </w:instrText>
-            </w:r>
-            <w:r>
-              <w:rPr>
+                <w:sz w:val="28"/>
+                <w:szCs w:val="28"/>
+              </w:rPr>
+              <w:instrText xml:space="preserve"> PAGEREF _Toc229251957 \h </w:instrText>
+            </w:r>
+            <w:r>
+              <w:rPr>
+                <w:rFonts w:ascii="Times New Roman" w:hAnsi="Times New Roman" w:cs="Times New Roman"/>
                 <w:noProof/>
                 <w:webHidden/>
-              </w:rPr>
-            </w:r>
-            <w:r>
-              <w:rPr>
+                <w:sz w:val="28"/>
+                <w:szCs w:val="28"/>
+              </w:rPr>
+            </w:r>
+            <w:r>
+              <w:rPr>
+                <w:rFonts w:ascii="Times New Roman" w:hAnsi="Times New Roman" w:cs="Times New Roman"/>
                 <w:noProof/>
                 <w:webHidden/>
+                <w:sz w:val="28"/>
+                <w:szCs w:val="28"/>
               </w:rPr>
               <w:fldChar w:fldCharType="separate"/>
             </w:r>
             <w:r>
               <w:rPr>
+                <w:rFonts w:ascii="Times New Roman" w:hAnsi="Times New Roman" w:cs="Times New Roman"/>
                 <w:noProof/>
                 <w:webHidden/>
+                <w:sz w:val="28"/>
+                <w:szCs w:val="28"/>
               </w:rPr>
               <w:t>6</w:t>
             </w:r>
             <w:r>
               <w:rPr>
+                <w:rFonts w:ascii="Times New Roman" w:hAnsi="Times New Roman" w:cs="Times New Roman"/>
                 <w:noProof/>
                 <w:webHidden/>
+                <w:sz w:val="28"/>
+                <w:szCs w:val="28"/>
               </w:rPr>
               <w:fldChar w:fldCharType="end"/>
             </w:r>
@@ -2158,24 +2241,30 @@
               <w:tab w:val="right" w:leader="dot" w:pos="9345"/>
             </w:tabs>
             <w:rPr>
-              <w:rFonts w:eastAsiaTheme="minorEastAsia"/>
+              <w:rFonts w:ascii="Times New Roman" w:eastAsiaTheme="minorEastAsia" w:hAnsi="Times New Roman" w:cs="Times New Roman"/>
               <w:noProof/>
+              <w:sz w:val="28"/>
+              <w:szCs w:val="28"/>
               <w:lang w:eastAsia="ru-RU"/>
             </w:rPr>
           </w:pPr>
-          <w:hyperlink w:anchor="_Toc228024551" w:history="1">
+          <w:hyperlink w:anchor="_Toc229251958" w:history="1">
             <w:r>
               <w:rPr>
                 <w:rStyle w:val="af"/>
                 <w:rFonts w:ascii="Times New Roman" w:hAnsi="Times New Roman" w:cs="Times New Roman"/>
                 <w:noProof/>
+                <w:sz w:val="28"/>
+                <w:szCs w:val="28"/>
               </w:rPr>
               <w:t>3.</w:t>
             </w:r>
             <w:r>
               <w:rPr>
-                <w:rFonts w:eastAsiaTheme="minorEastAsia"/>
+                <w:rFonts w:ascii="Times New Roman" w:eastAsiaTheme="minorEastAsia" w:hAnsi="Times New Roman" w:cs="Times New Roman"/>
                 <w:noProof/>
+                <w:sz w:val="28"/>
+                <w:szCs w:val="28"/>
                 <w:lang w:eastAsia="ru-RU"/>
               </w:rPr>
               <w:tab/>
@@ -2185,54 +2274,77 @@
                 <w:rStyle w:val="af"/>
                 <w:rFonts w:ascii="Times New Roman" w:hAnsi="Times New Roman" w:cs="Times New Roman"/>
                 <w:noProof/>
+                <w:sz w:val="28"/>
+                <w:szCs w:val="28"/>
               </w:rPr>
               <w:t>Схема декомпозиции технического задания</w:t>
             </w:r>
             <w:r>
               <w:rPr>
+                <w:rFonts w:ascii="Times New Roman" w:hAnsi="Times New Roman" w:cs="Times New Roman"/>
                 <w:noProof/>
                 <w:webHidden/>
+                <w:sz w:val="28"/>
+                <w:szCs w:val="28"/>
               </w:rPr>
               <w:tab/>
             </w:r>
             <w:r>
               <w:rPr>
+                <w:rFonts w:ascii="Times New Roman" w:hAnsi="Times New Roman" w:cs="Times New Roman"/>
                 <w:noProof/>
                 <w:webHidden/>
+                <w:sz w:val="28"/>
+                <w:szCs w:val="28"/>
               </w:rPr>
               <w:fldChar w:fldCharType="begin"/>
             </w:r>
             <w:r>
               <w:rPr>
+                <w:rFonts w:ascii="Times New Roman" w:hAnsi="Times New Roman" w:cs="Times New Roman"/>
                 <w:noProof/>
                 <w:webHidden/>
-              </w:rPr>
-              <w:instrText xml:space="preserve"> PAGEREF _Toc228024551 \h </w:instrText>
-            </w:r>
-            <w:r>
-              <w:rPr>
+                <w:sz w:val="28"/>
+                <w:szCs w:val="28"/>
+              </w:rPr>
+              <w:instrText xml:space="preserve"> PAGEREF _Toc229251958 \h </w:instrText>
+            </w:r>
+            <w:r>
+              <w:rPr>
+                <w:rFonts w:ascii="Times New Roman" w:hAnsi="Times New Roman" w:cs="Times New Roman"/>
                 <w:noProof/>
                 <w:webHidden/>
-              </w:rPr>
-            </w:r>
-            <w:r>
-              <w:rPr>
+                <w:sz w:val="28"/>
+                <w:szCs w:val="28"/>
+              </w:rPr>
+            </w:r>
+            <w:r>
+              <w:rPr>
+                <w:rFonts w:ascii="Times New Roman" w:hAnsi="Times New Roman" w:cs="Times New Roman"/>
                 <w:noProof/>
                 <w:webHidden/>
+                <w:sz w:val="28"/>
+                <w:szCs w:val="28"/>
               </w:rPr>
               <w:fldChar w:fldCharType="separate"/>
             </w:r>
             <w:r>
               <w:rPr>
+                <w:rFonts w:ascii="Times New Roman" w:hAnsi="Times New Roman" w:cs="Times New Roman"/>
                 <w:noProof/>
                 <w:webHidden/>
+                <w:sz w:val="28"/>
+                <w:szCs w:val="28"/>
               </w:rPr>
               <w:t>7</w:t>
             </w:r>
             <w:r>
               <w:rPr>
+                <w:rFonts w:ascii="Times New Roman" w:hAnsi="Times New Roman" w:cs="Times New Roman"/>
                 <w:noProof/>
                 <w:webHidden/>
+                <w:sz w:val="28"/>
+                <w:szCs w:val="28"/>
               </w:rPr>
               <w:fldChar w:fldCharType="end"/>
             </w:r>
@@ -2246,24 +2358,30 @@
               <w:tab w:val="right" w:leader="dot" w:pos="9345"/>
             </w:tabs>
             <w:rPr>
-              <w:rFonts w:eastAsiaTheme="minorEastAsia"/>
+              <w:rFonts w:ascii="Times New Roman" w:eastAsiaTheme="minorEastAsia" w:hAnsi="Times New Roman" w:cs="Times New Roman"/>
               <w:noProof/>
+              <w:sz w:val="28"/>
+              <w:szCs w:val="28"/>
               <w:lang w:eastAsia="ru-RU"/>
             </w:rPr>
           </w:pPr>
-          <w:hyperlink w:anchor="_Toc228024552" w:history="1">
+          <w:hyperlink w:anchor="_Toc229251959" w:history="1">
             <w:r>
               <w:rPr>
                 <w:rStyle w:val="af"/>
                 <w:rFonts w:ascii="Times New Roman" w:hAnsi="Times New Roman" w:cs="Times New Roman"/>
                 <w:noProof/>
+                <w:sz w:val="28"/>
+                <w:szCs w:val="28"/>
               </w:rPr>
               <w:t>4.</w:t>
             </w:r>
             <w:r>
               <w:rPr>
-                <w:rFonts w:eastAsiaTheme="minorEastAsia"/>
+                <w:rFonts w:ascii="Times New Roman" w:eastAsiaTheme="minorEastAsia" w:hAnsi="Times New Roman" w:cs="Times New Roman"/>
                 <w:noProof/>
+                <w:sz w:val="28"/>
+                <w:szCs w:val="28"/>
                 <w:lang w:eastAsia="ru-RU"/>
               </w:rPr>
               <w:tab/>
@@ -2273,54 +2391,429 @@
                 <w:rStyle w:val="af"/>
                 <w:rFonts w:ascii="Times New Roman" w:hAnsi="Times New Roman" w:cs="Times New Roman"/>
                 <w:noProof/>
+                <w:sz w:val="28"/>
+                <w:szCs w:val="28"/>
               </w:rPr>
               <w:t>Чек-лист ручного тестирования с подробным описанием</w:t>
             </w:r>
             <w:r>
               <w:rPr>
+                <w:rFonts w:ascii="Times New Roman" w:hAnsi="Times New Roman" w:cs="Times New Roman"/>
                 <w:noProof/>
                 <w:webHidden/>
+                <w:sz w:val="28"/>
+                <w:szCs w:val="28"/>
               </w:rPr>
               <w:tab/>
             </w:r>
             <w:r>
               <w:rPr>
+                <w:rFonts w:ascii="Times New Roman" w:hAnsi="Times New Roman" w:cs="Times New Roman"/>
                 <w:noProof/>
                 <w:webHidden/>
+                <w:sz w:val="28"/>
+                <w:szCs w:val="28"/>
               </w:rPr>
               <w:fldChar w:fldCharType="begin"/>
             </w:r>
             <w:r>
               <w:rPr>
+                <w:rFonts w:ascii="Times New Roman" w:hAnsi="Times New Roman" w:cs="Times New Roman"/>
                 <w:noProof/>
                 <w:webHidden/>
-              </w:rPr>
-              <w:instrText xml:space="preserve"> PAGEREF _Toc228024552 \h </w:instrText>
-            </w:r>
-            <w:r>
-              <w:rPr>
+                <w:sz w:val="28"/>
+                <w:szCs w:val="28"/>
+              </w:rPr>
+              <w:instrText xml:space="preserve"> PAGEREF _Toc229251959 \h </w:instrText>
+            </w:r>
+            <w:r>
+              <w:rPr>
+                <w:rFonts w:ascii="Times New Roman" w:hAnsi="Times New Roman" w:cs="Times New Roman"/>
                 <w:noProof/>
                 <w:webHidden/>
-              </w:rPr>
-            </w:r>
-            <w:r>
-              <w:rPr>
+                <w:sz w:val="28"/>
+                <w:szCs w:val="28"/>
+              </w:rPr>
+            </w:r>
+            <w:r>
+              <w:rPr>
+                <w:rFonts w:ascii="Times New Roman" w:hAnsi="Times New Roman" w:cs="Times New Roman"/>
                 <w:noProof/>
                 <w:webHidden/>
+                <w:sz w:val="28"/>
+                <w:szCs w:val="28"/>
               </w:rPr>
               <w:fldChar w:fldCharType="separate"/>
             </w:r>
             <w:r>
               <w:rPr>
+                <w:rFonts w:ascii="Times New Roman" w:hAnsi="Times New Roman" w:cs="Times New Roman"/>
                 <w:noProof/>
                 <w:webHidden/>
+                <w:sz w:val="28"/>
+                <w:szCs w:val="28"/>
               </w:rPr>
               <w:t>8</w:t>
             </w:r>
             <w:r>
               <w:rPr>
+                <w:rFonts w:ascii="Times New Roman" w:hAnsi="Times New Roman" w:cs="Times New Roman"/>
                 <w:noProof/>
                 <w:webHidden/>
+                <w:sz w:val="28"/>
+                <w:szCs w:val="28"/>
+              </w:rPr>
+              <w:fldChar w:fldCharType="end"/>
+            </w:r>
+          </w:hyperlink>
+        </w:p>
+        <w:p>
+          <w:pPr>
+            <w:pStyle w:val="11"/>
+            <w:tabs>
+              <w:tab w:val="left" w:pos="480"/>
+              <w:tab w:val="right" w:leader="dot" w:pos="9345"/>
+            </w:tabs>
+            <w:rPr>
+              <w:rFonts w:ascii="Times New Roman" w:eastAsiaTheme="minorEastAsia" w:hAnsi="Times New Roman" w:cs="Times New Roman"/>
+              <w:noProof/>
+              <w:sz w:val="28"/>
+              <w:szCs w:val="28"/>
+              <w:lang w:eastAsia="ru-RU"/>
+            </w:rPr>
+          </w:pPr>
+          <w:hyperlink w:anchor="_Toc229251960" w:history="1">
+            <w:r>
+              <w:rPr>
+                <w:rStyle w:val="af"/>
+                <w:rFonts w:ascii="Times New Roman" w:hAnsi="Times New Roman" w:cs="Times New Roman"/>
+                <w:noProof/>
+                <w:sz w:val="28"/>
+                <w:szCs w:val="28"/>
+              </w:rPr>
+              <w:t>5.</w:t>
+            </w:r>
+            <w:r>
+              <w:rPr>
+                <w:rFonts w:ascii="Times New Roman" w:eastAsiaTheme="minorEastAsia" w:hAnsi="Times New Roman" w:cs="Times New Roman"/>
+                <w:noProof/>
+                <w:sz w:val="28"/>
+                <w:szCs w:val="28"/>
+                <w:lang w:eastAsia="ru-RU"/>
+              </w:rPr>
+              <w:tab/>
+            </w:r>
+            <w:r>
+              <w:rPr>
+                <w:rStyle w:val="af"/>
+                <w:rFonts w:ascii="Times New Roman" w:hAnsi="Times New Roman" w:cs="Times New Roman"/>
+                <w:noProof/>
+                <w:sz w:val="28"/>
+                <w:szCs w:val="28"/>
+              </w:rPr>
+              <w:t>Код тестов основных функций модуля согласно техническому заданию</w:t>
+            </w:r>
+            <w:r>
+              <w:rPr>
+                <w:rFonts w:ascii="Times New Roman" w:hAnsi="Times New Roman" w:cs="Times New Roman"/>
+                <w:noProof/>
+                <w:webHidden/>
+                <w:sz w:val="28"/>
+                <w:szCs w:val="28"/>
+              </w:rPr>
+              <w:tab/>
+            </w:r>
+            <w:r>
+              <w:rPr>
+                <w:rFonts w:ascii="Times New Roman" w:hAnsi="Times New Roman" w:cs="Times New Roman"/>
+                <w:noProof/>
+                <w:webHidden/>
+                <w:sz w:val="28"/>
+                <w:szCs w:val="28"/>
+              </w:rPr>
+              <w:fldChar w:fldCharType="begin"/>
+            </w:r>
+            <w:r>
+              <w:rPr>
+                <w:rFonts w:ascii="Times New Roman" w:hAnsi="Times New Roman" w:cs="Times New Roman"/>
+                <w:noProof/>
+                <w:webHidden/>
+                <w:sz w:val="28"/>
+                <w:szCs w:val="28"/>
+              </w:rPr>
+              <w:instrText xml:space="preserve"> PAGEREF _Toc229251960 \h </w:instrText>
+            </w:r>
+            <w:r>
+              <w:rPr>
+                <w:rFonts w:ascii="Times New Roman" w:hAnsi="Times New Roman" w:cs="Times New Roman"/>
+                <w:noProof/>
+                <w:webHidden/>
+                <w:sz w:val="28"/>
+                <w:szCs w:val="28"/>
+              </w:rPr>
+            </w:r>
+            <w:r>
+              <w:rPr>
+                <w:rFonts w:ascii="Times New Roman" w:hAnsi="Times New Roman" w:cs="Times New Roman"/>
+                <w:noProof/>
+                <w:webHidden/>
+                <w:sz w:val="28"/>
+                <w:szCs w:val="28"/>
+              </w:rPr>
+              <w:fldChar w:fldCharType="separate"/>
+            </w:r>
+            <w:r>
+              <w:rPr>
+                <w:rFonts w:ascii="Times New Roman" w:hAnsi="Times New Roman" w:cs="Times New Roman"/>
+                <w:noProof/>
+                <w:webHidden/>
+                <w:sz w:val="28"/>
+                <w:szCs w:val="28"/>
+              </w:rPr>
+              <w:t>11</w:t>
+            </w:r>
+            <w:r>
+              <w:rPr>
+                <w:rFonts w:ascii="Times New Roman" w:hAnsi="Times New Roman" w:cs="Times New Roman"/>
+                <w:noProof/>
+                <w:webHidden/>
+                <w:sz w:val="28"/>
+                <w:szCs w:val="28"/>
+              </w:rPr>
+              <w:fldChar w:fldCharType="end"/>
+            </w:r>
+          </w:hyperlink>
+        </w:p>
+        <w:p>
+          <w:pPr>
+            <w:pStyle w:val="11"/>
+            <w:tabs>
+              <w:tab w:val="left" w:pos="480"/>
+              <w:tab w:val="right" w:leader="dot" w:pos="9345"/>
+            </w:tabs>
+            <w:rPr>
+              <w:rFonts w:ascii="Times New Roman" w:eastAsiaTheme="minorEastAsia" w:hAnsi="Times New Roman" w:cs="Times New Roman"/>
+              <w:noProof/>
+              <w:sz w:val="28"/>
+              <w:szCs w:val="28"/>
+              <w:lang w:eastAsia="ru-RU"/>
+            </w:rPr>
+          </w:pPr>
+          <w:hyperlink w:anchor="_Toc229251961" w:history="1">
+            <w:r>
+              <w:rPr>
+                <w:rStyle w:val="af"/>
+                <w:rFonts w:ascii="Times New Roman" w:hAnsi="Times New Roman" w:cs="Times New Roman"/>
+                <w:noProof/>
+                <w:sz w:val="28"/>
+                <w:szCs w:val="28"/>
+              </w:rPr>
+              <w:t>6.</w:t>
+            </w:r>
+            <w:r>
+              <w:rPr>
+                <w:rFonts w:ascii="Times New Roman" w:eastAsiaTheme="minorEastAsia" w:hAnsi="Times New Roman" w:cs="Times New Roman"/>
+                <w:noProof/>
+                <w:sz w:val="28"/>
+                <w:szCs w:val="28"/>
+                <w:lang w:eastAsia="ru-RU"/>
+              </w:rPr>
+              <w:tab/>
+            </w:r>
+            <w:r>
+              <w:rPr>
+                <w:rStyle w:val="af"/>
+                <w:rFonts w:ascii="Times New Roman" w:hAnsi="Times New Roman" w:cs="Times New Roman"/>
+                <w:noProof/>
+                <w:sz w:val="28"/>
+                <w:szCs w:val="28"/>
+              </w:rPr>
+              <w:t>Общий отчёт о тестировании модуля</w:t>
+            </w:r>
+            <w:r>
+              <w:rPr>
+                <w:rFonts w:ascii="Times New Roman" w:hAnsi="Times New Roman" w:cs="Times New Roman"/>
+                <w:noProof/>
+                <w:webHidden/>
+                <w:sz w:val="28"/>
+                <w:szCs w:val="28"/>
+              </w:rPr>
+              <w:tab/>
+            </w:r>
+            <w:r>
+              <w:rPr>
+                <w:rFonts w:ascii="Times New Roman" w:hAnsi="Times New Roman" w:cs="Times New Roman"/>
+                <w:noProof/>
+                <w:webHidden/>
+                <w:sz w:val="28"/>
+                <w:szCs w:val="28"/>
+              </w:rPr>
+              <w:fldChar w:fldCharType="begin"/>
+            </w:r>
+            <w:r>
+              <w:rPr>
+                <w:rFonts w:ascii="Times New Roman" w:hAnsi="Times New Roman" w:cs="Times New Roman"/>
+                <w:noProof/>
+                <w:webHidden/>
+                <w:sz w:val="28"/>
+                <w:szCs w:val="28"/>
+              </w:rPr>
+              <w:instrText xml:space="preserve"> PAGEREF _Toc229251961 \h </w:instrText>
+            </w:r>
+            <w:r>
+              <w:rPr>
+                <w:rFonts w:ascii="Times New Roman" w:hAnsi="Times New Roman" w:cs="Times New Roman"/>
+                <w:noProof/>
+                <w:webHidden/>
+                <w:sz w:val="28"/>
+                <w:szCs w:val="28"/>
+              </w:rPr>
+            </w:r>
+            <w:r>
+              <w:rPr>
+                <w:rFonts w:ascii="Times New Roman" w:hAnsi="Times New Roman" w:cs="Times New Roman"/>
+                <w:noProof/>
+                <w:webHidden/>
+                <w:sz w:val="28"/>
+                <w:szCs w:val="28"/>
+              </w:rPr>
+              <w:fldChar w:fldCharType="separate"/>
+            </w:r>
+            <w:r>
+              <w:rPr>
+                <w:rFonts w:ascii="Times New Roman" w:hAnsi="Times New Roman" w:cs="Times New Roman"/>
+                <w:noProof/>
+                <w:webHidden/>
+                <w:sz w:val="28"/>
+                <w:szCs w:val="28"/>
+              </w:rPr>
+              <w:t>19</w:t>
+            </w:r>
+            <w:r>
+              <w:rPr>
+                <w:rFonts w:ascii="Times New Roman" w:hAnsi="Times New Roman" w:cs="Times New Roman"/>
+                <w:noProof/>
+                <w:webHidden/>
+                <w:sz w:val="28"/>
+                <w:szCs w:val="28"/>
+              </w:rPr>
+              <w:fldChar w:fldCharType="end"/>
+            </w:r>
+          </w:hyperlink>
+        </w:p>
+        <w:p>
+          <w:pPr>
+            <w:pStyle w:val="11"/>
+            <w:tabs>
+              <w:tab w:val="left" w:pos="480"/>
+              <w:tab w:val="right" w:leader="dot" w:pos="9345"/>
+            </w:tabs>
+            <w:rPr>
+              <w:rFonts w:ascii="Times New Roman" w:eastAsiaTheme="minorEastAsia" w:hAnsi="Times New Roman" w:cs="Times New Roman"/>
+              <w:noProof/>
+              <w:sz w:val="28"/>
+              <w:szCs w:val="28"/>
+              <w:lang w:eastAsia="ru-RU"/>
+            </w:rPr>
+          </w:pPr>
+          <w:hyperlink w:anchor="_Toc229251962" w:history="1">
+            <w:r>
+              <w:rPr>
+                <w:rStyle w:val="af"/>
+                <w:rFonts w:ascii="Times New Roman" w:hAnsi="Times New Roman" w:cs="Times New Roman"/>
+                <w:noProof/>
+                <w:sz w:val="28"/>
+                <w:szCs w:val="28"/>
+                <w:lang w:val="en-US"/>
+              </w:rPr>
+              <w:t>7.</w:t>
+            </w:r>
+            <w:r>
+              <w:rPr>
+                <w:rFonts w:ascii="Times New Roman" w:eastAsiaTheme="minorEastAsia" w:hAnsi="Times New Roman" w:cs="Times New Roman"/>
+                <w:noProof/>
+                <w:sz w:val="28"/>
+                <w:szCs w:val="28"/>
+                <w:lang w:eastAsia="ru-RU"/>
+              </w:rPr>
+              <w:tab/>
+            </w:r>
+            <w:r>
+              <w:rPr>
+                <w:rStyle w:val="af"/>
+                <w:rFonts w:ascii="Times New Roman" w:hAnsi="Times New Roman" w:cs="Times New Roman"/>
+                <w:noProof/>
+                <w:sz w:val="28"/>
+                <w:szCs w:val="28"/>
+              </w:rPr>
+              <w:t>Разработка в Git</w:t>
+            </w:r>
+            <w:r>
+              <w:rPr>
+                <w:rFonts w:ascii="Times New Roman" w:hAnsi="Times New Roman" w:cs="Times New Roman"/>
+                <w:noProof/>
+                <w:webHidden/>
+                <w:sz w:val="28"/>
+                <w:szCs w:val="28"/>
+              </w:rPr>
+              <w:tab/>
+            </w:r>
+            <w:r>
+              <w:rPr>
+                <w:rFonts w:ascii="Times New Roman" w:hAnsi="Times New Roman" w:cs="Times New Roman"/>
+                <w:noProof/>
+                <w:webHidden/>
+                <w:sz w:val="28"/>
+                <w:szCs w:val="28"/>
+              </w:rPr>
+              <w:fldChar w:fldCharType="begin"/>
+            </w:r>
+            <w:r>
+              <w:rPr>
+                <w:rFonts w:ascii="Times New Roman" w:hAnsi="Times New Roman" w:cs="Times New Roman"/>
+                <w:noProof/>
+                <w:webHidden/>
+                <w:sz w:val="28"/>
+                <w:szCs w:val="28"/>
+              </w:rPr>
+              <w:instrText xml:space="preserve"> PAGEREF _Toc229251962 \h </w:instrText>
+            </w:r>
+            <w:r>
+              <w:rPr>
+                <w:rFonts w:ascii="Times New Roman" w:hAnsi="Times New Roman" w:cs="Times New Roman"/>
+                <w:noProof/>
+                <w:webHidden/>
+                <w:sz w:val="28"/>
+                <w:szCs w:val="28"/>
+              </w:rPr>
+            </w:r>
+            <w:r>
+              <w:rPr>
+                <w:rFonts w:ascii="Times New Roman" w:hAnsi="Times New Roman" w:cs="Times New Roman"/>
+                <w:noProof/>
+                <w:webHidden/>
+                <w:sz w:val="28"/>
+                <w:szCs w:val="28"/>
+              </w:rPr>
+              <w:fldChar w:fldCharType="separate"/>
+            </w:r>
+            <w:r>
+              <w:rPr>
+                <w:rFonts w:ascii="Times New Roman" w:hAnsi="Times New Roman" w:cs="Times New Roman"/>
+                <w:noProof/>
+                <w:webHidden/>
+                <w:sz w:val="28"/>
+                <w:szCs w:val="28"/>
+              </w:rPr>
+              <w:t>22</w:t>
+            </w:r>
+            <w:r>
+              <w:rPr>
+                <w:rFonts w:ascii="Times New Roman" w:hAnsi="Times New Roman" w:cs="Times New Roman"/>
+                <w:noProof/>
+                <w:webHidden/>
+                <w:sz w:val="28"/>
+                <w:szCs w:val="28"/>
               </w:rPr>
               <w:fldChar w:fldCharType="end"/>
             </w:r>
@@ -2333,65 +2826,90 @@
               <w:tab w:val="right" w:leader="dot" w:pos="9345"/>
             </w:tabs>
             <w:rPr>
-              <w:rFonts w:eastAsiaTheme="minorEastAsia"/>
+              <w:rFonts w:ascii="Times New Roman" w:eastAsiaTheme="minorEastAsia" w:hAnsi="Times New Roman" w:cs="Times New Roman"/>
               <w:noProof/>
+              <w:sz w:val="28"/>
+              <w:szCs w:val="28"/>
               <w:lang w:eastAsia="ru-RU"/>
             </w:rPr>
           </w:pPr>
-          <w:hyperlink w:anchor="_Toc228024553" w:history="1">
+          <w:hyperlink w:anchor="_Toc229251963" w:history="1">
             <w:r>
               <w:rPr>
                 <w:rStyle w:val="af"/>
                 <w:rFonts w:ascii="Times New Roman" w:hAnsi="Times New Roman" w:cs="Times New Roman"/>
                 <w:noProof/>
+                <w:sz w:val="28"/>
+                <w:szCs w:val="28"/>
               </w:rPr>
               <w:t>Заключение</w:t>
             </w:r>
             <w:r>
               <w:rPr>
+                <w:rFonts w:ascii="Times New Roman" w:hAnsi="Times New Roman" w:cs="Times New Roman"/>
                 <w:noProof/>
                 <w:webHidden/>
+                <w:sz w:val="28"/>
+                <w:szCs w:val="28"/>
               </w:rPr>
               <w:tab/>
             </w:r>
             <w:r>
               <w:rPr>
+                <w:rFonts w:ascii="Times New Roman" w:hAnsi="Times New Roman" w:cs="Times New Roman"/>
                 <w:noProof/>
                 <w:webHidden/>
+                <w:sz w:val="28"/>
+                <w:szCs w:val="28"/>
               </w:rPr>
               <w:fldChar w:fldCharType="begin"/>
             </w:r>
             <w:r>
               <w:rPr>
+                <w:rFonts w:ascii="Times New Roman" w:hAnsi="Times New Roman" w:cs="Times New Roman"/>
                 <w:noProof/>
                 <w:webHidden/>
-              </w:rPr>
-              <w:instrText xml:space="preserve"> PAGEREF _Toc228024553 \h </w:instrText>
-            </w:r>
-            <w:r>
-              <w:rPr>
+                <w:sz w:val="28"/>
+                <w:szCs w:val="28"/>
+              </w:rPr>
+              <w:instrText xml:space="preserve"> PAGEREF _Toc229251963 \h </w:instrText>
+            </w:r>
+            <w:r>
+              <w:rPr>
+                <w:rFonts w:ascii="Times New Roman" w:hAnsi="Times New Roman" w:cs="Times New Roman"/>
                 <w:noProof/>
                 <w:webHidden/>
-              </w:rPr>
-            </w:r>
-            <w:r>
-              <w:rPr>
+                <w:sz w:val="28"/>
+                <w:szCs w:val="28"/>
+              </w:rPr>
+            </w:r>
+            <w:r>
+              <w:rPr>
+                <w:rFonts w:ascii="Times New Roman" w:hAnsi="Times New Roman" w:cs="Times New Roman"/>
                 <w:noProof/>
                 <w:webHidden/>
+                <w:sz w:val="28"/>
+                <w:szCs w:val="28"/>
               </w:rPr>
               <w:fldChar w:fldCharType="separate"/>
             </w:r>
             <w:r>
               <w:rPr>
+                <w:rFonts w:ascii="Times New Roman" w:hAnsi="Times New Roman" w:cs="Times New Roman"/>
                 <w:noProof/>
                 <w:webHidden/>
-              </w:rPr>
-              <w:t>11</w:t>
-            </w:r>
-            <w:r>
-              <w:rPr>
+                <w:sz w:val="28"/>
+                <w:szCs w:val="28"/>
+              </w:rPr>
+              <w:t>23</w:t>
+            </w:r>
+            <w:r>
+              <w:rPr>
+                <w:rFonts w:ascii="Times New Roman" w:hAnsi="Times New Roman" w:cs="Times New Roman"/>
                 <w:noProof/>
                 <w:webHidden/>
+                <w:sz w:val="28"/>
+                <w:szCs w:val="28"/>
               </w:rPr>
               <w:fldChar w:fldCharType="end"/>
             </w:r>
@@ -2404,65 +2922,90 @@
               <w:tab w:val="right" w:leader="dot" w:pos="9345"/>
             </w:tabs>
             <w:rPr>
-              <w:rFonts w:eastAsiaTheme="minorEastAsia"/>
+              <w:rFonts w:ascii="Times New Roman" w:eastAsiaTheme="minorEastAsia" w:hAnsi="Times New Roman" w:cs="Times New Roman"/>
               <w:noProof/>
+              <w:sz w:val="28"/>
+              <w:szCs w:val="28"/>
               <w:lang w:eastAsia="ru-RU"/>
             </w:rPr>
           </w:pPr>
-          <w:hyperlink w:anchor="_Toc228024554" w:history="1">
+          <w:hyperlink w:anchor="_Toc229251964" w:history="1">
             <w:r>
               <w:rPr>
                 <w:rStyle w:val="af"/>
                 <w:rFonts w:ascii="Times New Roman" w:hAnsi="Times New Roman" w:cs="Times New Roman"/>
                 <w:noProof/>
+                <w:sz w:val="28"/>
+                <w:szCs w:val="28"/>
               </w:rPr>
               <w:t>Список используемых источников</w:t>
             </w:r>
             <w:r>
               <w:rPr>
+                <w:rFonts w:ascii="Times New Roman" w:hAnsi="Times New Roman" w:cs="Times New Roman"/>
                 <w:noProof/>
                 <w:webHidden/>
+                <w:sz w:val="28"/>
+                <w:szCs w:val="28"/>
               </w:rPr>
               <w:tab/>
             </w:r>
             <w:r>
               <w:rPr>
+                <w:rFonts w:ascii="Times New Roman" w:hAnsi="Times New Roman" w:cs="Times New Roman"/>
                 <w:noProof/>
                 <w:webHidden/>
+                <w:sz w:val="28"/>
+                <w:szCs w:val="28"/>
               </w:rPr>
               <w:fldChar w:fldCharType="begin"/>
             </w:r>
             <w:r>
               <w:rPr>
+                <w:rFonts w:ascii="Times New Roman" w:hAnsi="Times New Roman" w:cs="Times New Roman"/>
                 <w:noProof/>
                 <w:webHidden/>
-              </w:rPr>
-              <w:instrText xml:space="preserve"> PAGEREF _Toc228024554 \h </w:instrText>
-            </w:r>
-            <w:r>
-              <w:rPr>
+                <w:sz w:val="28"/>
+                <w:szCs w:val="28"/>
+              </w:rPr>
+              <w:instrText xml:space="preserve"> PAGEREF _Toc229251964 \h </w:instrText>
+            </w:r>
+            <w:r>
+              <w:rPr>
+                <w:rFonts w:ascii="Times New Roman" w:hAnsi="Times New Roman" w:cs="Times New Roman"/>
                 <w:noProof/>
                 <w:webHidden/>
-              </w:rPr>
-            </w:r>
-            <w:r>
-              <w:rPr>
+                <w:sz w:val="28"/>
+                <w:szCs w:val="28"/>
+              </w:rPr>
+            </w:r>
+            <w:r>
+              <w:rPr>
+                <w:rFonts w:ascii="Times New Roman" w:hAnsi="Times New Roman" w:cs="Times New Roman"/>
                 <w:noProof/>
                 <w:webHidden/>
+                <w:sz w:val="28"/>
+                <w:szCs w:val="28"/>
               </w:rPr>
               <w:fldChar w:fldCharType="separate"/>
             </w:r>
             <w:r>
               <w:rPr>
+                <w:rFonts w:ascii="Times New Roman" w:hAnsi="Times New Roman" w:cs="Times New Roman"/>
                 <w:noProof/>
                 <w:webHidden/>
-              </w:rPr>
-              <w:t>12</w:t>
-            </w:r>
-            <w:r>
-              <w:rPr>
+                <w:sz w:val="28"/>
+                <w:szCs w:val="28"/>
+              </w:rPr>
+              <w:t>24</w:t>
+            </w:r>
+            <w:r>
+              <w:rPr>
+                <w:rFonts w:ascii="Times New Roman" w:hAnsi="Times New Roman" w:cs="Times New Roman"/>
                 <w:noProof/>
                 <w:webHidden/>
+                <w:sz w:val="28"/>
+                <w:szCs w:val="28"/>
               </w:rPr>
               <w:fldChar w:fldCharType="end"/>
             </w:r>
@@ -2679,60 +3222,6 @@
     </w:p>
     <w:p>
       <w:pPr>
-        <w:spacing w:after="200" w:line="276" w:lineRule="auto"/>
-        <w:jc w:val="center"/>
-        <w:rPr>
-          <w:rFonts w:ascii="Times New Roman" w:eastAsia="Times New Roman" w:hAnsi="Times New Roman" w:cs="Times New Roman"/>
-          <w:color w:val="000000" w:themeColor="text1"/>
-          <w:kern w:val="0"/>
-          <w:lang w:eastAsia="ru-RU"/>
-          <w14:ligatures w14:val="none"/>
-        </w:rPr>
-      </w:pPr>
-    </w:p>
-    <w:p>
-      <w:pPr>
-        <w:spacing w:after="200" w:line="276" w:lineRule="auto"/>
-        <w:jc w:val="center"/>
-        <w:rPr>
-          <w:rFonts w:ascii="Times New Roman" w:eastAsia="Times New Roman" w:hAnsi="Times New Roman" w:cs="Times New Roman"/>
-          <w:color w:val="000000" w:themeColor="text1"/>
-          <w:kern w:val="0"/>
-          <w:lang w:eastAsia="ru-RU"/>
-          <w14:ligatures w14:val="none"/>
-        </w:rPr>
-      </w:pPr>
-    </w:p>
-    <w:p>
-      <w:pPr>
-        <w:spacing w:after="200" w:line="276" w:lineRule="auto"/>
-        <w:jc w:val="center"/>
-        <w:rPr>
-          <w:rFonts w:ascii="Times New Roman" w:eastAsia="Times New Roman" w:hAnsi="Times New Roman" w:cs="Times New Roman"/>
-          <w:color w:val="000000" w:themeColor="text1"/>
-          <w:kern w:val="0"/>
-          <w:lang w:eastAsia="ru-RU"/>
-          <w14:ligatures w14:val="none"/>
-        </w:rPr>
-      </w:pPr>
-    </w:p>
-    <w:p>
-      <w:pPr>
-        <w:spacing w:after="200" w:line="276" w:lineRule="auto"/>
-        <w:jc w:val="center"/>
-        <w:rPr>
-          <w:rFonts w:ascii="Times New Roman" w:eastAsia="Times New Roman" w:hAnsi="Times New Roman" w:cs="Times New Roman"/>
-          <w:color w:val="000000" w:themeColor="text1"/>
-          <w:kern w:val="0"/>
-          <w:lang w:eastAsia="ru-RU"/>
-          <w14:ligatures w14:val="none"/>
-        </w:rPr>
-      </w:pPr>
-    </w:p>
-    <w:p/>
-    <w:p/>
-    <w:p>
-      <w:pPr>
         <w:pStyle w:val="1"/>
         <w:spacing w:before="0" w:after="0" w:line="360" w:lineRule="auto"/>
         <w:ind w:firstLine="425"/>
@@ -2743,7 +3232,7 @@
           <w:szCs w:val="28"/>
         </w:rPr>
       </w:pPr>
-      <w:bookmarkStart w:id="0" w:name="_Toc228024548"/>
+      <w:bookmarkStart w:id="0" w:name="_Toc229251955"/>
       <w:r>
         <w:rPr>
           <w:rFonts w:ascii="Times New Roman" w:hAnsi="Times New Roman" w:cs="Times New Roman"/>
@@ -2751,6 +3240,7 @@
           <w:sz w:val="28"/>
           <w:szCs w:val="28"/>
         </w:rPr>
+        <w:lastRenderedPageBreak/>
         <w:t>Введение</w:t>
       </w:r>
       <w:bookmarkEnd w:id="0"/>
@@ -3034,6 +3524,18 @@
         </w:rPr>
         <w:t xml:space="preserve"> Предметом исследования являются методы разработки и тестирования консольных приложений на языке C#. Практическая значимость работы заключается в создании готового к внедрению программного продукта, удовлетворяющего требованиям заказчика и прошедшего полный цикл контроля качества.</w:t>
       </w:r>
+    </w:p>
+    <w:p>
+      <w:pPr>
+        <w:spacing w:after="0" w:line="360" w:lineRule="auto"/>
+        <w:ind w:firstLine="425"/>
+        <w:jc w:val="both"/>
+        <w:rPr>
+          <w:rFonts w:ascii="Times New Roman" w:hAnsi="Times New Roman" w:cs="Times New Roman"/>
+          <w:sz w:val="28"/>
+          <w:szCs w:val="28"/>
+        </w:rPr>
+      </w:pPr>
     </w:p>
     <w:p>
       <w:pPr>
@@ -3124,7 +3626,7 @@
           <w:szCs w:val="28"/>
         </w:rPr>
       </w:pPr>
-      <w:bookmarkStart w:id="1" w:name="_Toc228024549"/>
+      <w:bookmarkStart w:id="1" w:name="_Toc229251956"/>
       <w:r>
         <w:rPr>
           <w:rFonts w:ascii="Times New Roman" w:hAnsi="Times New Roman" w:cs="Times New Roman"/>
@@ -3398,7 +3900,7 @@
           <w:szCs w:val="28"/>
         </w:rPr>
       </w:pPr>
-      <w:bookmarkStart w:id="2" w:name="_Toc228024550"/>
+      <w:bookmarkStart w:id="2" w:name="_Toc229251957"/>
       <w:r>
         <w:rPr>
           <w:rFonts w:ascii="Times New Roman" w:hAnsi="Times New Roman" w:cs="Times New Roman"/>
@@ -3406,7 +3908,6 @@
           <w:sz w:val="28"/>
           <w:szCs w:val="28"/>
         </w:rPr>
-        <w:lastRenderedPageBreak/>
         <w:t>Техническое задание</w:t>
       </w:r>
       <w:bookmarkEnd w:id="2"/>
@@ -3748,7 +4249,7 @@
           <w:szCs w:val="28"/>
         </w:rPr>
       </w:pPr>
-      <w:bookmarkStart w:id="3" w:name="_Toc228024551"/>
+      <w:bookmarkStart w:id="3" w:name="_Toc229251958"/>
       <w:r>
         <w:rPr>
           <w:rFonts w:ascii="Times New Roman" w:hAnsi="Times New Roman" w:cs="Times New Roman"/>
@@ -3756,7 +4257,6 @@
           <w:sz w:val="28"/>
           <w:szCs w:val="28"/>
         </w:rPr>
-        <w:lastRenderedPageBreak/>
         <w:t>Схема декомпозиции технического задания</w:t>
       </w:r>
       <w:bookmarkEnd w:id="3"/>
@@ -4285,7 +4785,7 @@
           <w:szCs w:val="28"/>
         </w:rPr>
         <w:drawing>
-          <wp:inline distT="0" distB="0" distL="0" distR="0" wp14:anchorId="1D99E70B" wp14:editId="7CE00224">
+          <wp:inline distT="0" distB="0" distL="0" distR="0" wp14:anchorId="1D99E70B" wp14:editId="19CA92A6">
             <wp:extent cx="5544541" cy="3061645"/>
             <wp:effectExtent l="0" t="0" r="0" b="5715"/>
             <wp:docPr id="1461441495" name="Рисунок 1"/>
@@ -4302,7 +4802,7 @@
                     </pic:cNvPicPr>
                   </pic:nvPicPr>
                   <pic:blipFill>
-                    <a:blip r:embed="rId6" cstate="print">
+                    <a:blip r:embed="rId8" cstate="print">
                       <a:extLst>
                         <a:ext uri="{28A0092B-C50C-407E-A947-70E740481C1C}">
                           <a14:useLocalDpi xmlns:a14="http://schemas.microsoft.com/office/drawing/2010/main" val="0"/>
@@ -4518,9 +5018,11 @@
           <w:szCs w:val="28"/>
         </w:rPr>
         <w:sectPr>
+          <w:footerReference w:type="default" r:id="rId9"/>
           <w:pgSz w:w="11906" w:h="16838"/>
           <w:pgMar w:top="1134" w:right="850" w:bottom="1134" w:left="1701" w:header="708" w:footer="708" w:gutter="0"/>
           <w:cols w:space="708"/>
+          <w:titlePg/>
           <w:docGrid w:linePitch="360"/>
         </w:sectPr>
       </w:pPr>
@@ -4542,7 +5044,7 @@
           <w:szCs w:val="28"/>
         </w:rPr>
       </w:pPr>
-      <w:bookmarkStart w:id="5" w:name="_Toc228024552"/>
+      <w:bookmarkStart w:id="5" w:name="_Toc229251959"/>
       <w:r>
         <w:rPr>
           <w:rFonts w:ascii="Times New Roman" w:hAnsi="Times New Roman" w:cs="Times New Roman"/>
@@ -4649,14 +5151,14 @@
           <w:sz w:val="28"/>
           <w:szCs w:val="28"/>
         </w:rPr>
-      </w:r>
-      <w:r>
-        <w:rPr>
-          <w:rFonts w:ascii="Times New Roman" w:hAnsi="Times New Roman" w:cs="Times New Roman"/>
-          <w:sz w:val="28"/>
-          <w:szCs w:val="28"/>
-        </w:rPr>
         <w:instrText xml:space="preserve"> \* MERGEFORMAT </w:instrText>
+      </w:r>
+      <w:r>
+        <w:rPr>
+          <w:rFonts w:ascii="Times New Roman" w:hAnsi="Times New Roman" w:cs="Times New Roman"/>
+          <w:sz w:val="28"/>
+          <w:szCs w:val="28"/>
+        </w:rPr>
       </w:r>
       <w:r>
         <w:rPr>
@@ -4732,22 +5234,14 @@
           <w:sz w:val="28"/>
           <w:szCs w:val="28"/>
         </w:rPr>
-        <w:instrText xml:space="preserve"> REF _Ref229232041 \h </w:instrText>
-      </w:r>
-      <w:r>
-        <w:rPr>
-          <w:rFonts w:ascii="Times New Roman" w:hAnsi="Times New Roman" w:cs="Times New Roman"/>
-          <w:sz w:val="28"/>
-          <w:szCs w:val="28"/>
-        </w:rPr>
-      </w:r>
-      <w:r>
-        <w:rPr>
-          <w:rFonts w:ascii="Times New Roman" w:hAnsi="Times New Roman" w:cs="Times New Roman"/>
-          <w:sz w:val="28"/>
-          <w:szCs w:val="28"/>
-        </w:rPr>
-        <w:instrText xml:space="preserve"> \* MERGEFORMAT </w:instrText>
+        <w:instrText xml:space="preserve"> REF _Ref229232041 \h  \* MERGEFORMAT </w:instrText>
+      </w:r>
+      <w:r>
+        <w:rPr>
+          <w:rFonts w:ascii="Times New Roman" w:hAnsi="Times New Roman" w:cs="Times New Roman"/>
+          <w:sz w:val="28"/>
+          <w:szCs w:val="28"/>
+        </w:rPr>
       </w:r>
       <w:r>
         <w:rPr>
@@ -7089,6 +7583,7 @@
                 <w:lang w:eastAsia="ru-RU"/>
                 <w14:ligatures w14:val="none"/>
               </w:rPr>
+              <w:lastRenderedPageBreak/>
               <w:t>4.1</w:t>
             </w:r>
           </w:p>
@@ -7336,7 +7831,6 @@
                 <w:lang w:eastAsia="ru-RU"/>
                 <w14:ligatures w14:val="none"/>
               </w:rPr>
-              <w:lastRenderedPageBreak/>
               <w:t>4.2</w:t>
             </w:r>
           </w:p>
@@ -10696,6 +11190,7 @@
                 <w:lang w:eastAsia="ru-RU"/>
                 <w14:ligatures w14:val="none"/>
               </w:rPr>
+              <w:lastRenderedPageBreak/>
               <w:t>5.10</w:t>
             </w:r>
           </w:p>
@@ -11393,7 +11888,6 @@
                 <w:lang w:eastAsia="ru-RU"/>
                 <w14:ligatures w14:val="none"/>
               </w:rPr>
-              <w:lastRenderedPageBreak/>
               <w:t>6</w:t>
             </w:r>
           </w:p>
@@ -13969,6 +14463,7 @@
                 <w:lang w:eastAsia="ru-RU"/>
                 <w14:ligatures w14:val="none"/>
               </w:rPr>
+              <w:lastRenderedPageBreak/>
               <w:t>8.1</w:t>
             </w:r>
           </w:p>
@@ -14181,6 +14676,7 @@
           <w:szCs w:val="28"/>
         </w:rPr>
       </w:pPr>
+      <w:bookmarkStart w:id="7" w:name="_Toc229251960"/>
       <w:r>
         <w:rPr>
           <w:rFonts w:ascii="Times New Roman" w:hAnsi="Times New Roman" w:cs="Times New Roman"/>
@@ -14191,6 +14687,7 @@
         <w:lastRenderedPageBreak/>
         <w:t>Код тестов основных функций модуля согласно техническому заданию</w:t>
       </w:r>
+      <w:bookmarkEnd w:id="7"/>
     </w:p>
     <w:p/>
     <w:p>
@@ -14218,15 +14715,7 @@
           <w:sz w:val="28"/>
           <w:szCs w:val="28"/>
         </w:rPr>
-        <w:t>на таблице</w:t>
-      </w:r>
-      <w:r>
-        <w:rPr>
-          <w:rFonts w:ascii="Times New Roman" w:hAnsi="Times New Roman" w:cs="Times New Roman"/>
-          <w:sz w:val="28"/>
-          <w:szCs w:val="28"/>
-        </w:rPr>
-        <w:t xml:space="preserve"> </w:t>
+        <w:t xml:space="preserve">на таблице </w:t>
       </w:r>
       <w:r>
         <w:rPr>
@@ -14242,22 +14731,14 @@
           <w:sz w:val="28"/>
           <w:szCs w:val="28"/>
         </w:rPr>
-        <w:instrText xml:space="preserve"> REF _Ref229232187 \h </w:instrText>
-      </w:r>
-      <w:r>
-        <w:rPr>
-          <w:rFonts w:ascii="Times New Roman" w:hAnsi="Times New Roman" w:cs="Times New Roman"/>
-          <w:sz w:val="28"/>
-          <w:szCs w:val="28"/>
-        </w:rPr>
-      </w:r>
-      <w:r>
-        <w:rPr>
-          <w:rFonts w:ascii="Times New Roman" w:hAnsi="Times New Roman" w:cs="Times New Roman"/>
-          <w:sz w:val="28"/>
-          <w:szCs w:val="28"/>
-        </w:rPr>
-        <w:instrText xml:space="preserve"> \* MERGEFORMAT </w:instrText>
+        <w:instrText xml:space="preserve"> REF _Ref229232187 \h  \* MERGEFORMAT </w:instrText>
+      </w:r>
+      <w:r>
+        <w:rPr>
+          <w:rFonts w:ascii="Times New Roman" w:hAnsi="Times New Roman" w:cs="Times New Roman"/>
+          <w:sz w:val="28"/>
+          <w:szCs w:val="28"/>
+        </w:rPr>
       </w:r>
       <w:r>
         <w:rPr>
@@ -14379,7 +14860,7 @@
           <w:szCs w:val="28"/>
         </w:rPr>
       </w:pPr>
-      <w:bookmarkStart w:id="7" w:name="_Ref229232187"/>
+      <w:bookmarkStart w:id="8" w:name="_Ref229232187"/>
       <w:r>
         <w:rPr>
           <w:rFonts w:ascii="Times New Roman" w:hAnsi="Times New Roman" w:cs="Times New Roman"/>
@@ -14446,7 +14927,7 @@
         </w:rPr>
         <w:fldChar w:fldCharType="end"/>
       </w:r>
-      <w:bookmarkEnd w:id="7"/>
+      <w:bookmarkEnd w:id="8"/>
       <w:r>
         <w:rPr>
           <w:rFonts w:ascii="Times New Roman" w:hAnsi="Times New Roman" w:cs="Times New Roman"/>
@@ -15741,7 +16222,20 @@
                 <w:lang w:eastAsia="ru-RU"/>
                 <w14:ligatures w14:val="none"/>
               </w:rPr>
-              <w:t xml:space="preserve"> отсутствует и приложение прекращает работу</w:t>
+              <w:t xml:space="preserve"> отсутствует и приложение </w:t>
+            </w:r>
+            <w:r>
+              <w:rPr>
+                <w:rFonts w:ascii="Times New Roman" w:eastAsia="Times New Roman" w:hAnsi="Times New Roman" w:cs="Times New Roman"/>
+                <w:color w:val="2B2D31"/>
+                <w:kern w:val="0"/>
+                <w:sz w:val="28"/>
+                <w:szCs w:val="28"/>
+                <w:lang w:eastAsia="ru-RU"/>
+                <w14:ligatures w14:val="none"/>
+              </w:rPr>
+              <w:lastRenderedPageBreak/>
+              <w:t>прекращает работу</w:t>
             </w:r>
           </w:p>
         </w:tc>
@@ -15781,6 +16275,7 @@
                 <w:lang w:eastAsia="ru-RU"/>
                 <w14:ligatures w14:val="none"/>
               </w:rPr>
+              <w:lastRenderedPageBreak/>
               <w:t>Passed</w:t>
             </w:r>
             <w:proofErr w:type="spellEnd"/>
@@ -15830,7 +16325,6 @@
                 <w:lang w:eastAsia="ru-RU"/>
                 <w14:ligatures w14:val="none"/>
               </w:rPr>
-              <w:lastRenderedPageBreak/>
               <w:t>3</w:t>
             </w:r>
           </w:p>
@@ -16747,6 +17241,7 @@
                 <w:lang w:eastAsia="ru-RU"/>
                 <w14:ligatures w14:val="none"/>
               </w:rPr>
+              <w:lastRenderedPageBreak/>
               <w:t>5</w:t>
             </w:r>
           </w:p>
@@ -17037,20 +17532,7 @@
                 <w:lang w:eastAsia="ru-RU"/>
                 <w14:ligatures w14:val="none"/>
               </w:rPr>
-              <w:t xml:space="preserve">Отказ в авторизации. Выводится сообщение: [!] Неверное имя пользователя или пароль. </w:t>
-            </w:r>
-            <w:r>
-              <w:rPr>
-                <w:rFonts w:ascii="Times New Roman" w:eastAsia="Times New Roman" w:hAnsi="Times New Roman" w:cs="Times New Roman"/>
-                <w:color w:val="2B2D31"/>
-                <w:kern w:val="0"/>
-                <w:sz w:val="28"/>
-                <w:szCs w:val="28"/>
-                <w:lang w:eastAsia="ru-RU"/>
-                <w14:ligatures w14:val="none"/>
-              </w:rPr>
-              <w:lastRenderedPageBreak/>
-              <w:t xml:space="preserve">Приглашение </w:t>
+              <w:t xml:space="preserve">Отказ в авторизации. Выводится сообщение: [!] Неверное имя пользователя или пароль. Приглашение </w:t>
             </w:r>
             <w:proofErr w:type="spellStart"/>
             <w:r>
@@ -17142,7 +17624,6 @@
                 <w:lang w:eastAsia="ru-RU"/>
                 <w14:ligatures w14:val="none"/>
               </w:rPr>
-              <w:lastRenderedPageBreak/>
               <w:t>Passed</w:t>
             </w:r>
             <w:proofErr w:type="spellEnd"/>
@@ -17901,7 +18382,20 @@
                 <w:lang w:eastAsia="ru-RU"/>
                 <w14:ligatures w14:val="none"/>
               </w:rPr>
-              <w:t xml:space="preserve"> запись заблокирована до DD.MM.YYYY HH:MM</w:t>
+              <w:t xml:space="preserve"> запись заблокирована до </w:t>
+            </w:r>
+            <w:r>
+              <w:rPr>
+                <w:rFonts w:ascii="Times New Roman" w:eastAsia="Times New Roman" w:hAnsi="Times New Roman" w:cs="Times New Roman"/>
+                <w:color w:val="2B2D31"/>
+                <w:kern w:val="0"/>
+                <w:sz w:val="28"/>
+                <w:szCs w:val="28"/>
+                <w:lang w:eastAsia="ru-RU"/>
+                <w14:ligatures w14:val="none"/>
+              </w:rPr>
+              <w:lastRenderedPageBreak/>
+              <w:t>DD.MM.YYYY HH:MM</w:t>
             </w:r>
           </w:p>
         </w:tc>
@@ -17941,6 +18435,7 @@
                 <w:lang w:eastAsia="ru-RU"/>
                 <w14:ligatures w14:val="none"/>
               </w:rPr>
+              <w:lastRenderedPageBreak/>
               <w:t>Passed</w:t>
             </w:r>
             <w:proofErr w:type="spellEnd"/>
@@ -18267,20 +18762,7 @@
                 <w:lang w:eastAsia="ru-RU"/>
                 <w14:ligatures w14:val="none"/>
               </w:rPr>
-              <w:t xml:space="preserve">При запуске выводится сообщение: Автоматический вход выполнен (User1). </w:t>
-            </w:r>
-            <w:r>
-              <w:rPr>
-                <w:rFonts w:ascii="Times New Roman" w:eastAsia="Times New Roman" w:hAnsi="Times New Roman" w:cs="Times New Roman"/>
-                <w:color w:val="2B2D31"/>
-                <w:kern w:val="0"/>
-                <w:sz w:val="28"/>
-                <w:szCs w:val="28"/>
-                <w:lang w:eastAsia="ru-RU"/>
-                <w14:ligatures w14:val="none"/>
-              </w:rPr>
-              <w:lastRenderedPageBreak/>
-              <w:t>Приглашение командной строки сразу имеет вид User1&gt;.</w:t>
+              <w:t>При запуске выводится сообщение: Автоматический вход выполнен (User1). Приглашение командной строки сразу имеет вид User1&gt;.</w:t>
             </w:r>
           </w:p>
         </w:tc>
@@ -18320,7 +18802,6 @@
                 <w:lang w:eastAsia="ru-RU"/>
                 <w14:ligatures w14:val="none"/>
               </w:rPr>
-              <w:lastRenderedPageBreak/>
               <w:t>Passed</w:t>
             </w:r>
             <w:proofErr w:type="spellEnd"/>
@@ -18841,6 +19322,7 @@
                 <w:lang w:eastAsia="ru-RU"/>
                 <w14:ligatures w14:val="none"/>
               </w:rPr>
+              <w:lastRenderedPageBreak/>
               <w:t>10</w:t>
             </w:r>
           </w:p>
@@ -19523,20 +20005,7 @@
                 <w:lang w:eastAsia="ru-RU"/>
                 <w14:ligatures w14:val="none"/>
               </w:rPr>
-              <w:t xml:space="preserve">В консоль выводится список заметок. </w:t>
-            </w:r>
-            <w:r>
-              <w:rPr>
-                <w:rFonts w:ascii="Times New Roman" w:eastAsia="Times New Roman" w:hAnsi="Times New Roman" w:cs="Times New Roman"/>
-                <w:color w:val="2B2D31"/>
-                <w:kern w:val="0"/>
-                <w:sz w:val="28"/>
-                <w:szCs w:val="28"/>
-                <w:lang w:eastAsia="ru-RU"/>
-                <w14:ligatures w14:val="none"/>
-              </w:rPr>
-              <w:lastRenderedPageBreak/>
-              <w:t>Присутствует ранее созданная заметка с присвоенным ID, заголовком и текстом.</w:t>
+              <w:t>В консоль выводится список заметок. Присутствует ранее созданная заметка с присвоенным ID, заголовком и текстом.</w:t>
             </w:r>
           </w:p>
         </w:tc>
@@ -19576,7 +20045,6 @@
                 <w:lang w:eastAsia="ru-RU"/>
                 <w14:ligatures w14:val="none"/>
               </w:rPr>
-              <w:lastRenderedPageBreak/>
               <w:t>Passed</w:t>
             </w:r>
             <w:proofErr w:type="spellEnd"/>
@@ -20083,6 +20551,7 @@
                 <w:lang w:eastAsia="ru-RU"/>
                 <w14:ligatures w14:val="none"/>
               </w:rPr>
+              <w:lastRenderedPageBreak/>
               <w:t>13</w:t>
             </w:r>
           </w:p>
@@ -20817,7 +21286,6 @@
                 <w:lang w:eastAsia="ru-RU"/>
                 <w14:ligatures w14:val="none"/>
               </w:rPr>
-              <w:lastRenderedPageBreak/>
               <w:t>остается</w:t>
             </w:r>
             <w:proofErr w:type="spellEnd"/>
@@ -20871,7 +21339,6 @@
                 <w:lang w:eastAsia="ru-RU"/>
                 <w14:ligatures w14:val="none"/>
               </w:rPr>
-              <w:lastRenderedPageBreak/>
               <w:t>Passed</w:t>
             </w:r>
             <w:proofErr w:type="spellEnd"/>
@@ -21378,6 +21845,7 @@
                 <w:lang w:eastAsia="ru-RU"/>
                 <w14:ligatures w14:val="none"/>
               </w:rPr>
+              <w:lastRenderedPageBreak/>
               <w:t>16</w:t>
             </w:r>
           </w:p>
@@ -21850,7 +22318,6 @@
                 <w:lang w:eastAsia="ru-RU"/>
                 <w14:ligatures w14:val="none"/>
               </w:rPr>
-              <w:lastRenderedPageBreak/>
               <w:t>17</w:t>
             </w:r>
           </w:p>
@@ -22282,6 +22749,7 @@
                 <w:lang w:eastAsia="ru-RU"/>
                 <w14:ligatures w14:val="none"/>
               </w:rPr>
+              <w:lastRenderedPageBreak/>
               <w:t>18</w:t>
             </w:r>
           </w:p>
@@ -22700,7 +23168,6 @@
                 <w:lang w:eastAsia="ru-RU"/>
                 <w14:ligatures w14:val="none"/>
               </w:rPr>
-              <w:lastRenderedPageBreak/>
               <w:t>19</w:t>
             </w:r>
           </w:p>
@@ -23048,7 +23515,6 @@
           <w:rFonts w:ascii="Times New Roman" w:hAnsi="Times New Roman" w:cs="Times New Roman"/>
           <w:sz w:val="28"/>
           <w:szCs w:val="28"/>
-          <w:lang w:val="en-US"/>
         </w:rPr>
       </w:pPr>
       <w:r>
@@ -23094,6 +23560,7 @@
           <w:sz w:val="28"/>
           <w:szCs w:val="28"/>
         </w:rPr>
+        <w:lastRenderedPageBreak/>
         <w:t>Класс для тестирования подключения к базе данных:</w:t>
       </w:r>
     </w:p>
@@ -23114,23 +23581,7 @@
           <w:sz w:val="28"/>
           <w:szCs w:val="28"/>
         </w:rPr>
-        <w:t xml:space="preserve">Класс для тестирования </w:t>
-      </w:r>
-      <w:r>
-        <w:rPr>
-          <w:rFonts w:ascii="Times New Roman" w:hAnsi="Times New Roman" w:cs="Times New Roman"/>
-          <w:sz w:val="28"/>
-          <w:szCs w:val="28"/>
-        </w:rPr>
-        <w:t>авторизации</w:t>
-      </w:r>
-      <w:r>
-        <w:rPr>
-          <w:rFonts w:ascii="Times New Roman" w:hAnsi="Times New Roman" w:cs="Times New Roman"/>
-          <w:sz w:val="28"/>
-          <w:szCs w:val="28"/>
-        </w:rPr>
-        <w:t>:</w:t>
+        <w:t>Класс для тестирования авторизации:</w:t>
       </w:r>
     </w:p>
     <w:p>
@@ -23150,23 +23601,7 @@
           <w:sz w:val="28"/>
           <w:szCs w:val="28"/>
         </w:rPr>
-        <w:t xml:space="preserve">Класс для тестирования </w:t>
-      </w:r>
-      <w:r>
-        <w:rPr>
-          <w:rFonts w:ascii="Times New Roman" w:hAnsi="Times New Roman" w:cs="Times New Roman"/>
-          <w:sz w:val="28"/>
-          <w:szCs w:val="28"/>
-        </w:rPr>
-        <w:t>работы с заметками</w:t>
-      </w:r>
-      <w:r>
-        <w:rPr>
-          <w:rFonts w:ascii="Times New Roman" w:hAnsi="Times New Roman" w:cs="Times New Roman"/>
-          <w:sz w:val="28"/>
-          <w:szCs w:val="28"/>
-        </w:rPr>
-        <w:t>:</w:t>
+        <w:t>Класс для тестирования работы с заметками:</w:t>
       </w:r>
     </w:p>
     <w:p>
@@ -23186,23 +23621,7 @@
           <w:sz w:val="28"/>
           <w:szCs w:val="28"/>
         </w:rPr>
-        <w:t xml:space="preserve">Класс для тестирования </w:t>
-      </w:r>
-      <w:r>
-        <w:rPr>
-          <w:rFonts w:ascii="Times New Roman" w:hAnsi="Times New Roman" w:cs="Times New Roman"/>
-          <w:sz w:val="28"/>
-          <w:szCs w:val="28"/>
-        </w:rPr>
-        <w:t>обновления</w:t>
-      </w:r>
-      <w:r>
-        <w:rPr>
-          <w:rFonts w:ascii="Times New Roman" w:hAnsi="Times New Roman" w:cs="Times New Roman"/>
-          <w:sz w:val="28"/>
-          <w:szCs w:val="28"/>
-        </w:rPr>
-        <w:t>:</w:t>
+        <w:t>Класс для тестирования обновления:</w:t>
       </w:r>
     </w:p>
     <w:p>
@@ -23280,6 +23699,7 @@
           <w:szCs w:val="28"/>
         </w:rPr>
       </w:pPr>
+      <w:bookmarkStart w:id="9" w:name="_Toc229251961"/>
       <w:r>
         <w:rPr>
           <w:rFonts w:ascii="Times New Roman" w:hAnsi="Times New Roman" w:cs="Times New Roman"/>
@@ -23290,6 +23710,7 @@
         <w:lastRenderedPageBreak/>
         <w:t>Общий отчёт о тестировании модуля</w:t>
       </w:r>
+      <w:bookmarkEnd w:id="9"/>
     </w:p>
     <w:p/>
     <w:p>
@@ -23320,22 +23741,14 @@
           <w:sz w:val="28"/>
           <w:szCs w:val="28"/>
         </w:rPr>
-        <w:instrText xml:space="preserve"> REF _Ref229235229 \h </w:instrText>
-      </w:r>
-      <w:r>
-        <w:rPr>
-          <w:rFonts w:ascii="Times New Roman" w:hAnsi="Times New Roman" w:cs="Times New Roman"/>
-          <w:sz w:val="28"/>
-          <w:szCs w:val="28"/>
-        </w:rPr>
-      </w:r>
-      <w:r>
-        <w:rPr>
-          <w:rFonts w:ascii="Times New Roman" w:hAnsi="Times New Roman" w:cs="Times New Roman"/>
-          <w:sz w:val="28"/>
-          <w:szCs w:val="28"/>
-        </w:rPr>
-        <w:instrText xml:space="preserve"> \* MERGEFORMAT </w:instrText>
+        <w:instrText xml:space="preserve"> REF _Ref229235229 \h  \* MERGEFORMAT </w:instrText>
+      </w:r>
+      <w:r>
+        <w:rPr>
+          <w:rFonts w:ascii="Times New Roman" w:hAnsi="Times New Roman" w:cs="Times New Roman"/>
+          <w:sz w:val="28"/>
+          <w:szCs w:val="28"/>
+        </w:rPr>
       </w:r>
       <w:r>
         <w:rPr>
@@ -23393,6 +23806,9 @@
         <w:jc w:val="center"/>
       </w:pPr>
       <w:r>
+        <w:rPr>
+          <w:noProof/>
+        </w:rPr>
         <w:drawing>
           <wp:inline distT="0" distB="0" distL="0" distR="0" wp14:anchorId="0529BD88" wp14:editId="7EBC0B09">
             <wp:extent cx="4397071" cy="4422886"/>
@@ -23409,7 +23825,7 @@
                     <pic:cNvPicPr/>
                   </pic:nvPicPr>
                   <pic:blipFill>
-                    <a:blip r:embed="rId7"/>
+                    <a:blip r:embed="rId10"/>
                     <a:stretch>
                       <a:fillRect/>
                     </a:stretch>
@@ -23435,7 +23851,7 @@
         <w:pStyle w:val="af0"/>
         <w:jc w:val="center"/>
       </w:pPr>
-      <w:bookmarkStart w:id="8" w:name="_Ref229235229"/>
+      <w:bookmarkStart w:id="10" w:name="_Ref229235229"/>
       <w:r>
         <w:rPr>
           <w:rFonts w:ascii="Times New Roman" w:hAnsi="Times New Roman" w:cs="Times New Roman"/>
@@ -23570,7 +23986,7 @@
         </w:rPr>
         <w:fldChar w:fldCharType="end"/>
       </w:r>
-      <w:bookmarkEnd w:id="8"/>
+      <w:bookmarkEnd w:id="10"/>
       <w:r>
         <w:rPr>
           <w:rFonts w:ascii="Times New Roman" w:hAnsi="Times New Roman" w:cs="Times New Roman"/>
@@ -23632,22 +24048,14 @@
           <w:sz w:val="28"/>
           <w:szCs w:val="28"/>
         </w:rPr>
-        <w:instrText xml:space="preserve"> REF _Ref229235520 \h </w:instrText>
-      </w:r>
-      <w:r>
-        <w:rPr>
-          <w:rFonts w:ascii="Times New Roman" w:hAnsi="Times New Roman" w:cs="Times New Roman"/>
-          <w:sz w:val="28"/>
-          <w:szCs w:val="28"/>
-        </w:rPr>
-      </w:r>
-      <w:r>
-        <w:rPr>
-          <w:rFonts w:ascii="Times New Roman" w:hAnsi="Times New Roman" w:cs="Times New Roman"/>
-          <w:sz w:val="28"/>
-          <w:szCs w:val="28"/>
-        </w:rPr>
-        <w:instrText xml:space="preserve"> \* MERGEFORMAT </w:instrText>
+        <w:instrText xml:space="preserve"> REF _Ref229235520 \h  \* MERGEFORMAT </w:instrText>
+      </w:r>
+      <w:r>
+        <w:rPr>
+          <w:rFonts w:ascii="Times New Roman" w:hAnsi="Times New Roman" w:cs="Times New Roman"/>
+          <w:sz w:val="28"/>
+          <w:szCs w:val="28"/>
+        </w:rPr>
       </w:r>
       <w:r>
         <w:rPr>
@@ -23706,22 +24114,14 @@
           <w:sz w:val="28"/>
           <w:szCs w:val="28"/>
         </w:rPr>
-        <w:instrText xml:space="preserve"> REF _Ref229235522 \h </w:instrText>
-      </w:r>
-      <w:r>
-        <w:rPr>
-          <w:rFonts w:ascii="Times New Roman" w:hAnsi="Times New Roman" w:cs="Times New Roman"/>
-          <w:sz w:val="28"/>
-          <w:szCs w:val="28"/>
-        </w:rPr>
-      </w:r>
-      <w:r>
-        <w:rPr>
-          <w:rFonts w:ascii="Times New Roman" w:hAnsi="Times New Roman" w:cs="Times New Roman"/>
-          <w:sz w:val="28"/>
-          <w:szCs w:val="28"/>
-        </w:rPr>
-        <w:instrText xml:space="preserve"> \* MERGEFORMAT </w:instrText>
+        <w:instrText xml:space="preserve"> REF _Ref229235522 \h  \* MERGEFORMAT </w:instrText>
+      </w:r>
+      <w:r>
+        <w:rPr>
+          <w:rFonts w:ascii="Times New Roman" w:hAnsi="Times New Roman" w:cs="Times New Roman"/>
+          <w:sz w:val="28"/>
+          <w:szCs w:val="28"/>
+        </w:rPr>
       </w:r>
       <w:r>
         <w:rPr>
@@ -23780,22 +24180,14 @@
           <w:sz w:val="28"/>
           <w:szCs w:val="28"/>
         </w:rPr>
-        <w:instrText xml:space="preserve"> REF _Ref229235523 \h </w:instrText>
-      </w:r>
-      <w:r>
-        <w:rPr>
-          <w:rFonts w:ascii="Times New Roman" w:hAnsi="Times New Roman" w:cs="Times New Roman"/>
-          <w:sz w:val="28"/>
-          <w:szCs w:val="28"/>
-        </w:rPr>
-      </w:r>
-      <w:r>
-        <w:rPr>
-          <w:rFonts w:ascii="Times New Roman" w:hAnsi="Times New Roman" w:cs="Times New Roman"/>
-          <w:sz w:val="28"/>
-          <w:szCs w:val="28"/>
-        </w:rPr>
-        <w:instrText xml:space="preserve"> \* MERGEFORMAT </w:instrText>
+        <w:instrText xml:space="preserve"> REF _Ref229235523 \h  \* MERGEFORMAT </w:instrText>
+      </w:r>
+      <w:r>
+        <w:rPr>
+          <w:rFonts w:ascii="Times New Roman" w:hAnsi="Times New Roman" w:cs="Times New Roman"/>
+          <w:sz w:val="28"/>
+          <w:szCs w:val="28"/>
+        </w:rPr>
       </w:r>
       <w:r>
         <w:rPr>
@@ -23854,22 +24246,14 @@
           <w:sz w:val="28"/>
           <w:szCs w:val="28"/>
         </w:rPr>
-        <w:instrText xml:space="preserve"> REF _Ref229235524 \h </w:instrText>
-      </w:r>
-      <w:r>
-        <w:rPr>
-          <w:rFonts w:ascii="Times New Roman" w:hAnsi="Times New Roman" w:cs="Times New Roman"/>
-          <w:sz w:val="28"/>
-          <w:szCs w:val="28"/>
-        </w:rPr>
-      </w:r>
-      <w:r>
-        <w:rPr>
-          <w:rFonts w:ascii="Times New Roman" w:hAnsi="Times New Roman" w:cs="Times New Roman"/>
-          <w:sz w:val="28"/>
-          <w:szCs w:val="28"/>
-        </w:rPr>
-        <w:instrText xml:space="preserve"> \* MERGEFORMAT </w:instrText>
+        <w:instrText xml:space="preserve"> REF _Ref229235524 \h  \* MERGEFORMAT </w:instrText>
+      </w:r>
+      <w:r>
+        <w:rPr>
+          <w:rFonts w:ascii="Times New Roman" w:hAnsi="Times New Roman" w:cs="Times New Roman"/>
+          <w:sz w:val="28"/>
+          <w:szCs w:val="28"/>
+        </w:rPr>
       </w:r>
       <w:r>
         <w:rPr>
@@ -23951,7 +24335,7 @@
             <wp:cNvGraphicFramePr/>
             <a:graphic xmlns:a="http://schemas.openxmlformats.org/drawingml/2006/main">
               <a:graphicData uri="http://schemas.openxmlformats.org/drawingml/2006/chart">
-                <c:chart xmlns:c="http://schemas.openxmlformats.org/drawingml/2006/chart" xmlns:r="http://schemas.openxmlformats.org/officeDocument/2006/relationships" r:id="rId8"/>
+                <c:chart xmlns:c="http://schemas.openxmlformats.org/drawingml/2006/chart" xmlns:r="http://schemas.openxmlformats.org/officeDocument/2006/relationships" r:id="rId11"/>
               </a:graphicData>
             </a:graphic>
           </wp:inline>
@@ -23971,7 +24355,7 @@
           <w:szCs w:val="28"/>
         </w:rPr>
       </w:pPr>
-      <w:bookmarkStart w:id="9" w:name="_Ref229235520"/>
+      <w:bookmarkStart w:id="11" w:name="_Ref229235520"/>
       <w:r>
         <w:rPr>
           <w:rFonts w:ascii="Times New Roman" w:hAnsi="Times New Roman" w:cs="Times New Roman"/>
@@ -24104,7 +24488,7 @@
         </w:rPr>
         <w:fldChar w:fldCharType="end"/>
       </w:r>
-      <w:bookmarkEnd w:id="9"/>
+      <w:bookmarkEnd w:id="11"/>
       <w:r>
         <w:rPr>
           <w:rFonts w:ascii="Times New Roman" w:hAnsi="Times New Roman" w:cs="Times New Roman"/>
@@ -24140,7 +24524,7 @@
             <wp:cNvGraphicFramePr/>
             <a:graphic xmlns:a="http://schemas.openxmlformats.org/drawingml/2006/main">
               <a:graphicData uri="http://schemas.openxmlformats.org/drawingml/2006/chart">
-                <c:chart xmlns:c="http://schemas.openxmlformats.org/drawingml/2006/chart" xmlns:r="http://schemas.openxmlformats.org/officeDocument/2006/relationships" r:id="rId9"/>
+                <c:chart xmlns:c="http://schemas.openxmlformats.org/drawingml/2006/chart" xmlns:r="http://schemas.openxmlformats.org/officeDocument/2006/relationships" r:id="rId12"/>
               </a:graphicData>
             </a:graphic>
           </wp:inline>
@@ -24160,7 +24544,7 @@
           <w:szCs w:val="28"/>
         </w:rPr>
       </w:pPr>
-      <w:bookmarkStart w:id="10" w:name="_Ref229235522"/>
+      <w:bookmarkStart w:id="12" w:name="_Ref229235522"/>
       <w:r>
         <w:rPr>
           <w:rFonts w:ascii="Times New Roman" w:hAnsi="Times New Roman" w:cs="Times New Roman"/>
@@ -24293,7 +24677,7 @@
         </w:rPr>
         <w:fldChar w:fldCharType="end"/>
       </w:r>
-      <w:bookmarkEnd w:id="10"/>
+      <w:bookmarkEnd w:id="12"/>
       <w:r>
         <w:rPr>
           <w:rFonts w:ascii="Times New Roman" w:hAnsi="Times New Roman" w:cs="Times New Roman"/>
@@ -24329,7 +24713,7 @@
             <wp:cNvGraphicFramePr/>
             <a:graphic xmlns:a="http://schemas.openxmlformats.org/drawingml/2006/main">
               <a:graphicData uri="http://schemas.openxmlformats.org/drawingml/2006/chart">
-                <c:chart xmlns:c="http://schemas.openxmlformats.org/drawingml/2006/chart" xmlns:r="http://schemas.openxmlformats.org/officeDocument/2006/relationships" r:id="rId10"/>
+                <c:chart xmlns:c="http://schemas.openxmlformats.org/drawingml/2006/chart" xmlns:r="http://schemas.openxmlformats.org/officeDocument/2006/relationships" r:id="rId13"/>
               </a:graphicData>
             </a:graphic>
           </wp:inline>
@@ -24349,7 +24733,7 @@
           <w:szCs w:val="28"/>
         </w:rPr>
       </w:pPr>
-      <w:bookmarkStart w:id="11" w:name="_Ref229235523"/>
+      <w:bookmarkStart w:id="13" w:name="_Ref229235523"/>
       <w:r>
         <w:rPr>
           <w:rFonts w:ascii="Times New Roman" w:hAnsi="Times New Roman" w:cs="Times New Roman"/>
@@ -24482,7 +24866,7 @@
         </w:rPr>
         <w:fldChar w:fldCharType="end"/>
       </w:r>
-      <w:bookmarkEnd w:id="11"/>
+      <w:bookmarkEnd w:id="13"/>
       <w:r>
         <w:rPr>
           <w:rFonts w:ascii="Times New Roman" w:hAnsi="Times New Roman" w:cs="Times New Roman"/>
@@ -24517,7 +24901,7 @@
             <wp:cNvGraphicFramePr/>
             <a:graphic xmlns:a="http://schemas.openxmlformats.org/drawingml/2006/main">
               <a:graphicData uri="http://schemas.openxmlformats.org/drawingml/2006/chart">
-                <c:chart xmlns:c="http://schemas.openxmlformats.org/drawingml/2006/chart" xmlns:r="http://schemas.openxmlformats.org/officeDocument/2006/relationships" r:id="rId11"/>
+                <c:chart xmlns:c="http://schemas.openxmlformats.org/drawingml/2006/chart" xmlns:r="http://schemas.openxmlformats.org/officeDocument/2006/relationships" r:id="rId14"/>
               </a:graphicData>
             </a:graphic>
           </wp:inline>
@@ -24529,7 +24913,7 @@
         <w:pStyle w:val="af0"/>
         <w:jc w:val="center"/>
       </w:pPr>
-      <w:bookmarkStart w:id="12" w:name="_Ref229235524"/>
+      <w:bookmarkStart w:id="14" w:name="_Ref229235524"/>
       <w:r>
         <w:rPr>
           <w:rFonts w:ascii="Times New Roman" w:hAnsi="Times New Roman" w:cs="Times New Roman"/>
@@ -24662,7 +25046,7 @@
         </w:rPr>
         <w:fldChar w:fldCharType="end"/>
       </w:r>
-      <w:bookmarkEnd w:id="12"/>
+      <w:bookmarkEnd w:id="14"/>
       <w:r>
         <w:rPr>
           <w:rFonts w:ascii="Times New Roman" w:hAnsi="Times New Roman" w:cs="Times New Roman"/>
@@ -24698,7 +25082,7 @@
           <w:sz w:val="28"/>
           <w:szCs w:val="28"/>
         </w:rPr>
-        <w:t>Процесс тестирования завершён – приложение рекомендовано к внедрению.</w:t>
+        <w:t>Процесс тестирования завершён – приложение рекомендовано к внедрению</w:t>
       </w:r>
     </w:p>
     <w:p/>
@@ -24709,6 +25093,9 @@
           <w:ilvl w:val="0"/>
           <w:numId w:val="26"/>
         </w:numPr>
+        <w:tabs>
+          <w:tab w:val="num" w:pos="720"/>
+        </w:tabs>
         <w:spacing w:before="0" w:after="0" w:line="360" w:lineRule="auto"/>
         <w:ind w:left="0" w:firstLine="425"/>
         <w:jc w:val="both"/>
@@ -24717,14 +25104,10 @@
           <w:color w:val="auto"/>
           <w:sz w:val="28"/>
           <w:szCs w:val="28"/>
-        </w:rPr>
-        <w:sectPr>
-          <w:pgSz w:w="16838" w:h="11906" w:orient="landscape"/>
-          <w:pgMar w:top="1701" w:right="1134" w:bottom="851" w:left="1134" w:header="709" w:footer="709" w:gutter="0"/>
-          <w:cols w:space="708"/>
-          <w:docGrid w:linePitch="360"/>
-        </w:sectPr>
-      </w:pPr>
+          <w:lang w:val="en-US"/>
+        </w:rPr>
+      </w:pPr>
+      <w:bookmarkStart w:id="15" w:name="_Toc229251962"/>
       <w:r>
         <w:rPr>
           <w:rFonts w:ascii="Times New Roman" w:hAnsi="Times New Roman" w:cs="Times New Roman"/>
@@ -24732,27 +25115,371 @@
           <w:sz w:val="28"/>
           <w:szCs w:val="28"/>
         </w:rPr>
-        <w:t>Вся разработка должна вестись в G</w:t>
-      </w:r>
+        <w:t xml:space="preserve">Разработка в </w:t>
+      </w:r>
+      <w:proofErr w:type="spellStart"/>
+      <w:r>
+        <w:rPr>
+          <w:rFonts w:ascii="Times New Roman" w:hAnsi="Times New Roman" w:cs="Times New Roman"/>
+          <w:color w:val="auto"/>
+          <w:sz w:val="28"/>
+          <w:szCs w:val="28"/>
+        </w:rPr>
+        <w:t>Git</w:t>
+      </w:r>
+      <w:bookmarkEnd w:id="15"/>
+      <w:proofErr w:type="spellEnd"/>
     </w:p>
     <w:p>
       <w:pPr>
-        <w:sectPr>
-          <w:pgSz w:w="11906" w:h="16838"/>
-          <w:pgMar w:top="1134" w:right="851" w:bottom="1134" w:left="1701" w:header="709" w:footer="709" w:gutter="0"/>
-          <w:cols w:space="708"/>
-          <w:docGrid w:linePitch="360"/>
-        </w:sectPr>
+        <w:spacing w:after="0" w:line="360" w:lineRule="auto"/>
+        <w:ind w:firstLine="425"/>
+        <w:jc w:val="both"/>
+        <w:rPr>
+          <w:rFonts w:ascii="Times New Roman" w:hAnsi="Times New Roman" w:cs="Times New Roman"/>
+          <w:sz w:val="28"/>
+          <w:szCs w:val="28"/>
+        </w:rPr>
       </w:pPr>
     </w:p>
     <w:p>
       <w:pPr>
-        <w:sectPr>
-          <w:pgSz w:w="11906" w:h="16838"/>
-          <w:pgMar w:top="1134" w:right="851" w:bottom="1134" w:left="1701" w:header="709" w:footer="709" w:gutter="0"/>
-          <w:cols w:space="708"/>
-          <w:docGrid w:linePitch="360"/>
-        </w:sectPr>
+        <w:spacing w:after="0" w:line="360" w:lineRule="auto"/>
+        <w:ind w:firstLine="425"/>
+        <w:jc w:val="both"/>
+        <w:rPr>
+          <w:rFonts w:ascii="Times New Roman" w:hAnsi="Times New Roman" w:cs="Times New Roman"/>
+          <w:sz w:val="28"/>
+          <w:szCs w:val="28"/>
+        </w:rPr>
+      </w:pPr>
+      <w:r>
+        <w:rPr>
+          <w:rFonts w:ascii="Times New Roman" w:hAnsi="Times New Roman" w:cs="Times New Roman"/>
+          <w:sz w:val="28"/>
+          <w:szCs w:val="28"/>
+        </w:rPr>
+        <w:t>Разработка приложения велась с использование Git.</w:t>
+      </w:r>
+    </w:p>
+    <w:p>
+      <w:pPr>
+        <w:spacing w:after="0" w:line="360" w:lineRule="auto"/>
+        <w:ind w:firstLine="425"/>
+        <w:jc w:val="both"/>
+        <w:rPr>
+          <w:rFonts w:ascii="Times New Roman" w:hAnsi="Times New Roman" w:cs="Times New Roman"/>
+          <w:sz w:val="28"/>
+          <w:szCs w:val="28"/>
+        </w:rPr>
+      </w:pPr>
+      <w:r>
+        <w:rPr>
+          <w:rFonts w:ascii="Times New Roman" w:hAnsi="Times New Roman" w:cs="Times New Roman"/>
+          <w:sz w:val="28"/>
+          <w:szCs w:val="28"/>
+        </w:rPr>
+        <w:t>Ссылка на проект:</w:t>
+      </w:r>
+      <w:r>
+        <w:rPr>
+          <w:rFonts w:ascii="Times New Roman" w:hAnsi="Times New Roman" w:cs="Times New Roman"/>
+          <w:sz w:val="28"/>
+          <w:szCs w:val="28"/>
+        </w:rPr>
+        <w:t xml:space="preserve"> </w:t>
+      </w:r>
+      <w:r>
+        <w:rPr>
+          <w:rFonts w:ascii="Times New Roman" w:hAnsi="Times New Roman" w:cs="Times New Roman"/>
+          <w:sz w:val="28"/>
+          <w:szCs w:val="28"/>
+        </w:rPr>
+        <w:t xml:space="preserve"> </w:t>
+      </w:r>
+      <w:hyperlink r:id="rId15" w:history="1">
+        <w:r>
+          <w:rPr>
+            <w:rStyle w:val="af"/>
+            <w:rFonts w:ascii="Times New Roman" w:hAnsi="Times New Roman" w:cs="Times New Roman"/>
+            <w:color w:val="auto"/>
+            <w:sz w:val="28"/>
+            <w:szCs w:val="28"/>
+          </w:rPr>
+          <w:t>https://github.com/Ban049/topo-cursovaya/tree/master</w:t>
+        </w:r>
+      </w:hyperlink>
+      <w:r>
+        <w:rPr>
+          <w:rFonts w:ascii="Times New Roman" w:hAnsi="Times New Roman" w:cs="Times New Roman"/>
+          <w:sz w:val="28"/>
+          <w:szCs w:val="28"/>
+        </w:rPr>
+        <w:t>.</w:t>
+      </w:r>
+    </w:p>
+    <w:p>
+      <w:pPr>
+        <w:spacing w:after="0" w:line="360" w:lineRule="auto"/>
+        <w:ind w:firstLine="425"/>
+        <w:jc w:val="both"/>
+        <w:rPr>
+          <w:rFonts w:ascii="Times New Roman" w:hAnsi="Times New Roman" w:cs="Times New Roman"/>
+          <w:sz w:val="28"/>
+          <w:szCs w:val="28"/>
+        </w:rPr>
+      </w:pPr>
+    </w:p>
+    <w:p>
+      <w:pPr>
+        <w:spacing w:after="0" w:line="360" w:lineRule="auto"/>
+        <w:ind w:firstLine="425"/>
+        <w:jc w:val="both"/>
+        <w:rPr>
+          <w:rFonts w:ascii="Times New Roman" w:hAnsi="Times New Roman" w:cs="Times New Roman"/>
+          <w:sz w:val="28"/>
+          <w:szCs w:val="28"/>
+        </w:rPr>
+      </w:pPr>
+    </w:p>
+    <w:p>
+      <w:pPr>
+        <w:spacing w:after="0" w:line="360" w:lineRule="auto"/>
+        <w:ind w:firstLine="425"/>
+        <w:jc w:val="both"/>
+        <w:rPr>
+          <w:rFonts w:ascii="Times New Roman" w:hAnsi="Times New Roman" w:cs="Times New Roman"/>
+          <w:sz w:val="28"/>
+          <w:szCs w:val="28"/>
+        </w:rPr>
+      </w:pPr>
+    </w:p>
+    <w:p>
+      <w:pPr>
+        <w:spacing w:after="0" w:line="360" w:lineRule="auto"/>
+        <w:ind w:firstLine="425"/>
+        <w:jc w:val="both"/>
+        <w:rPr>
+          <w:rFonts w:ascii="Times New Roman" w:hAnsi="Times New Roman" w:cs="Times New Roman"/>
+          <w:sz w:val="28"/>
+          <w:szCs w:val="28"/>
+        </w:rPr>
+      </w:pPr>
+    </w:p>
+    <w:p>
+      <w:pPr>
+        <w:spacing w:after="0" w:line="360" w:lineRule="auto"/>
+        <w:ind w:firstLine="425"/>
+        <w:jc w:val="both"/>
+        <w:rPr>
+          <w:rFonts w:ascii="Times New Roman" w:hAnsi="Times New Roman" w:cs="Times New Roman"/>
+          <w:sz w:val="28"/>
+          <w:szCs w:val="28"/>
+        </w:rPr>
+      </w:pPr>
+    </w:p>
+    <w:p>
+      <w:pPr>
+        <w:spacing w:after="0" w:line="360" w:lineRule="auto"/>
+        <w:ind w:firstLine="425"/>
+        <w:jc w:val="both"/>
+        <w:rPr>
+          <w:rFonts w:ascii="Times New Roman" w:hAnsi="Times New Roman" w:cs="Times New Roman"/>
+          <w:sz w:val="28"/>
+          <w:szCs w:val="28"/>
+        </w:rPr>
+      </w:pPr>
+    </w:p>
+    <w:p>
+      <w:pPr>
+        <w:spacing w:after="0" w:line="360" w:lineRule="auto"/>
+        <w:ind w:firstLine="425"/>
+        <w:jc w:val="both"/>
+        <w:rPr>
+          <w:rFonts w:ascii="Times New Roman" w:hAnsi="Times New Roman" w:cs="Times New Roman"/>
+          <w:sz w:val="28"/>
+          <w:szCs w:val="28"/>
+        </w:rPr>
+      </w:pPr>
+    </w:p>
+    <w:p>
+      <w:pPr>
+        <w:spacing w:after="0" w:line="360" w:lineRule="auto"/>
+        <w:ind w:firstLine="425"/>
+        <w:jc w:val="both"/>
+        <w:rPr>
+          <w:rFonts w:ascii="Times New Roman" w:hAnsi="Times New Roman" w:cs="Times New Roman"/>
+          <w:sz w:val="28"/>
+          <w:szCs w:val="28"/>
+        </w:rPr>
+      </w:pPr>
+    </w:p>
+    <w:p>
+      <w:pPr>
+        <w:spacing w:after="0" w:line="360" w:lineRule="auto"/>
+        <w:ind w:firstLine="425"/>
+        <w:jc w:val="both"/>
+        <w:rPr>
+          <w:rFonts w:ascii="Times New Roman" w:hAnsi="Times New Roman" w:cs="Times New Roman"/>
+          <w:sz w:val="28"/>
+          <w:szCs w:val="28"/>
+        </w:rPr>
+      </w:pPr>
+    </w:p>
+    <w:p>
+      <w:pPr>
+        <w:spacing w:after="0" w:line="360" w:lineRule="auto"/>
+        <w:ind w:firstLine="425"/>
+        <w:jc w:val="both"/>
+        <w:rPr>
+          <w:rFonts w:ascii="Times New Roman" w:hAnsi="Times New Roman" w:cs="Times New Roman"/>
+          <w:sz w:val="28"/>
+          <w:szCs w:val="28"/>
+        </w:rPr>
+      </w:pPr>
+    </w:p>
+    <w:p>
+      <w:pPr>
+        <w:spacing w:after="0" w:line="360" w:lineRule="auto"/>
+        <w:ind w:firstLine="425"/>
+        <w:jc w:val="both"/>
+        <w:rPr>
+          <w:rFonts w:ascii="Times New Roman" w:hAnsi="Times New Roman" w:cs="Times New Roman"/>
+          <w:sz w:val="28"/>
+          <w:szCs w:val="28"/>
+        </w:rPr>
+      </w:pPr>
+    </w:p>
+    <w:p>
+      <w:pPr>
+        <w:spacing w:after="0" w:line="360" w:lineRule="auto"/>
+        <w:ind w:firstLine="425"/>
+        <w:jc w:val="both"/>
+        <w:rPr>
+          <w:rFonts w:ascii="Times New Roman" w:hAnsi="Times New Roman" w:cs="Times New Roman"/>
+          <w:sz w:val="28"/>
+          <w:szCs w:val="28"/>
+        </w:rPr>
+      </w:pPr>
+    </w:p>
+    <w:p>
+      <w:pPr>
+        <w:spacing w:after="0" w:line="360" w:lineRule="auto"/>
+        <w:ind w:firstLine="425"/>
+        <w:jc w:val="both"/>
+        <w:rPr>
+          <w:rFonts w:ascii="Times New Roman" w:hAnsi="Times New Roman" w:cs="Times New Roman"/>
+          <w:sz w:val="28"/>
+          <w:szCs w:val="28"/>
+        </w:rPr>
+      </w:pPr>
+    </w:p>
+    <w:p>
+      <w:pPr>
+        <w:spacing w:after="0" w:line="360" w:lineRule="auto"/>
+        <w:ind w:firstLine="425"/>
+        <w:jc w:val="both"/>
+        <w:rPr>
+          <w:rFonts w:ascii="Times New Roman" w:hAnsi="Times New Roman" w:cs="Times New Roman"/>
+          <w:sz w:val="28"/>
+          <w:szCs w:val="28"/>
+        </w:rPr>
+      </w:pPr>
+    </w:p>
+    <w:p>
+      <w:pPr>
+        <w:spacing w:after="0" w:line="360" w:lineRule="auto"/>
+        <w:ind w:firstLine="425"/>
+        <w:jc w:val="both"/>
+        <w:rPr>
+          <w:rFonts w:ascii="Times New Roman" w:hAnsi="Times New Roman" w:cs="Times New Roman"/>
+          <w:sz w:val="28"/>
+          <w:szCs w:val="28"/>
+        </w:rPr>
+      </w:pPr>
+    </w:p>
+    <w:p>
+      <w:pPr>
+        <w:spacing w:after="0" w:line="360" w:lineRule="auto"/>
+        <w:ind w:firstLine="425"/>
+        <w:jc w:val="both"/>
+        <w:rPr>
+          <w:rFonts w:ascii="Times New Roman" w:hAnsi="Times New Roman" w:cs="Times New Roman"/>
+          <w:sz w:val="28"/>
+          <w:szCs w:val="28"/>
+        </w:rPr>
+      </w:pPr>
+    </w:p>
+    <w:p>
+      <w:pPr>
+        <w:spacing w:after="0" w:line="360" w:lineRule="auto"/>
+        <w:ind w:firstLine="425"/>
+        <w:jc w:val="both"/>
+        <w:rPr>
+          <w:rFonts w:ascii="Times New Roman" w:hAnsi="Times New Roman" w:cs="Times New Roman"/>
+          <w:sz w:val="28"/>
+          <w:szCs w:val="28"/>
+        </w:rPr>
+      </w:pPr>
+    </w:p>
+    <w:p>
+      <w:pPr>
+        <w:spacing w:after="0" w:line="360" w:lineRule="auto"/>
+        <w:ind w:firstLine="425"/>
+        <w:jc w:val="both"/>
+        <w:rPr>
+          <w:rFonts w:ascii="Times New Roman" w:hAnsi="Times New Roman" w:cs="Times New Roman"/>
+          <w:sz w:val="28"/>
+          <w:szCs w:val="28"/>
+        </w:rPr>
+      </w:pPr>
+    </w:p>
+    <w:p>
+      <w:pPr>
+        <w:spacing w:after="0" w:line="360" w:lineRule="auto"/>
+        <w:ind w:firstLine="425"/>
+        <w:jc w:val="both"/>
+        <w:rPr>
+          <w:rFonts w:ascii="Times New Roman" w:hAnsi="Times New Roman" w:cs="Times New Roman"/>
+          <w:sz w:val="28"/>
+          <w:szCs w:val="28"/>
+        </w:rPr>
+      </w:pPr>
+    </w:p>
+    <w:p>
+      <w:pPr>
+        <w:spacing w:after="0" w:line="360" w:lineRule="auto"/>
+        <w:ind w:firstLine="425"/>
+        <w:jc w:val="both"/>
+        <w:rPr>
+          <w:rFonts w:ascii="Times New Roman" w:hAnsi="Times New Roman" w:cs="Times New Roman"/>
+          <w:sz w:val="28"/>
+          <w:szCs w:val="28"/>
+        </w:rPr>
+      </w:pPr>
+    </w:p>
+    <w:p>
+      <w:pPr>
+        <w:spacing w:after="0" w:line="360" w:lineRule="auto"/>
+        <w:ind w:firstLine="425"/>
+        <w:jc w:val="both"/>
+        <w:rPr>
+          <w:rFonts w:ascii="Times New Roman" w:hAnsi="Times New Roman" w:cs="Times New Roman"/>
+          <w:sz w:val="28"/>
+          <w:szCs w:val="28"/>
+        </w:rPr>
+      </w:pPr>
+    </w:p>
+    <w:p>
+      <w:pPr>
+        <w:spacing w:after="0" w:line="360" w:lineRule="auto"/>
+        <w:ind w:firstLine="425"/>
+        <w:jc w:val="both"/>
+        <w:rPr>
+          <w:rFonts w:ascii="Times New Roman" w:hAnsi="Times New Roman" w:cs="Times New Roman"/>
+          <w:sz w:val="28"/>
+          <w:szCs w:val="28"/>
+        </w:rPr>
       </w:pPr>
     </w:p>
     <w:p/>
@@ -24769,7 +25496,7 @@
           <w:szCs w:val="28"/>
         </w:rPr>
       </w:pPr>
-      <w:bookmarkStart w:id="13" w:name="_Toc228024553"/>
+      <w:bookmarkStart w:id="16" w:name="_Toc229251963"/>
       <w:r>
         <w:rPr>
           <w:rFonts w:ascii="Times New Roman" w:hAnsi="Times New Roman" w:cs="Times New Roman"/>
@@ -24777,9 +25504,10 @@
           <w:sz w:val="28"/>
           <w:szCs w:val="28"/>
         </w:rPr>
+        <w:lastRenderedPageBreak/>
         <w:t>Заключение</w:t>
       </w:r>
-      <w:bookmarkEnd w:id="13"/>
+      <w:bookmarkEnd w:id="16"/>
     </w:p>
     <w:p/>
     <w:p>
@@ -24799,7 +25527,7 @@
           <w:sz w:val="28"/>
           <w:szCs w:val="28"/>
         </w:rPr>
-        <w:t>В ходе выполнения курсовой работы был разработан сайт онлайн-читалки электронных книг, реализованный с использованием PHP, JavaScript и CSS. Созданное веб-приложение объединяет основные функции, необходимые для работы с электронным книжным каталогом и организации пользовательского взаимодействия в рамках единой системы.</w:t>
+        <w:t>В ходе выполнения курсовой работы было спроектировано, разработано и протестировано консольное многопользовательское приложение для управления заметками, мониторинга состояния оборудования и контроля доступа в распределённой ИТ-инфраструктуре малого бизнеса.</w:t>
       </w:r>
     </w:p>
     <w:p>
@@ -24819,13 +25547,17 @@
           <w:sz w:val="28"/>
           <w:szCs w:val="28"/>
         </w:rPr>
-        <w:t>В процессе разработки была создана главная страница с выводом каталога книг из базы данных, что обеспечило централизованное хранение и представление литературных материалов. Реализованы регистрация и авторизация пользователей, позволяющие разграничить доступ к функциональности сайта и предоставить персонализированные возможности зарегистрированным пользователям. Для авторизованного пользователя разработан личный кабинет, в котором предусмотрено управление основными данными учётной записи.</w:t>
+        <w:t>Основные результаты работы:</w:t>
       </w:r>
     </w:p>
     <w:p>
       <w:pPr>
+        <w:numPr>
+          <w:ilvl w:val="0"/>
+          <w:numId w:val="36"/>
+        </w:numPr>
         <w:spacing w:after="0" w:line="360" w:lineRule="auto"/>
-        <w:ind w:firstLine="425"/>
+        <w:ind w:left="0" w:firstLine="425"/>
         <w:jc w:val="both"/>
         <w:rPr>
           <w:rFonts w:ascii="Times New Roman" w:hAnsi="Times New Roman" w:cs="Times New Roman"/>
@@ -24839,45 +25571,399 @@
           <w:sz w:val="28"/>
           <w:szCs w:val="28"/>
         </w:rPr>
-        <w:t>Отдельное внимание было уделено функциям, связанным с пополнением и сопровождением книжного фонда. Для этого реализована страница добавления новой книги, включающая ввод метаданных, загрузку файлов и их последующую обработку. Также разработана страница модерации добавленных книг, предназначенная для контроля публикуемого контента. Это позволило организовать не только пользовательское взаимодействие с каталогом, но и базовый механизм администрирования системы.</w:t>
+        <w:t>Проведён анализ предметной области – изучены требования к системам администрирования для малого бизнеса, определены функциональные и нефункциональные требования к разрабатываемому решению.</w:t>
       </w:r>
     </w:p>
     <w:p>
       <w:pPr>
+        <w:numPr>
+          <w:ilvl w:val="0"/>
+          <w:numId w:val="36"/>
+        </w:numPr>
         <w:spacing w:after="0" w:line="360" w:lineRule="auto"/>
-        <w:ind w:firstLine="425"/>
+        <w:ind w:left="0" w:firstLine="425"/>
         <w:jc w:val="both"/>
         <w:rPr>
           <w:rFonts w:ascii="Times New Roman" w:hAnsi="Times New Roman" w:cs="Times New Roman"/>
           <w:sz w:val="28"/>
           <w:szCs w:val="28"/>
         </w:rPr>
-        <w:sectPr>
-          <w:pgSz w:w="11906" w:h="16838"/>
-          <w:pgMar w:top="1134" w:right="851" w:bottom="1134" w:left="1701" w:header="709" w:footer="709" w:gutter="0"/>
-          <w:cols w:space="708"/>
-          <w:docGrid w:linePitch="360"/>
-        </w:sectPr>
-      </w:pPr>
+      </w:pPr>
+      <w:r>
+        <w:rPr>
+          <w:rFonts w:ascii="Times New Roman" w:hAnsi="Times New Roman" w:cs="Times New Roman"/>
+          <w:sz w:val="28"/>
+          <w:szCs w:val="28"/>
+        </w:rPr>
+        <w:t xml:space="preserve">Разработана архитектура приложения на платформе .NET с использованием языка C# и СУБД MS SQL Server. Реализована ролевая модель доступа с четырьмя уровнями привилегий: </w:t>
+      </w:r>
+      <w:proofErr w:type="spellStart"/>
+      <w:r>
+        <w:rPr>
+          <w:rFonts w:ascii="Times New Roman" w:hAnsi="Times New Roman" w:cs="Times New Roman"/>
+          <w:sz w:val="28"/>
+          <w:szCs w:val="28"/>
+        </w:rPr>
+        <w:t>Guest</w:t>
+      </w:r>
+      <w:proofErr w:type="spellEnd"/>
+      <w:r>
+        <w:rPr>
+          <w:rFonts w:ascii="Times New Roman" w:hAnsi="Times New Roman" w:cs="Times New Roman"/>
+          <w:sz w:val="28"/>
+          <w:szCs w:val="28"/>
+        </w:rPr>
+        <w:t xml:space="preserve">, User, </w:t>
+      </w:r>
+      <w:proofErr w:type="spellStart"/>
+      <w:r>
+        <w:rPr>
+          <w:rFonts w:ascii="Times New Roman" w:hAnsi="Times New Roman" w:cs="Times New Roman"/>
+          <w:sz w:val="28"/>
+          <w:szCs w:val="28"/>
+        </w:rPr>
+        <w:t>Admin</w:t>
+      </w:r>
+      <w:proofErr w:type="spellEnd"/>
+      <w:r>
+        <w:rPr>
+          <w:rFonts w:ascii="Times New Roman" w:hAnsi="Times New Roman" w:cs="Times New Roman"/>
+          <w:sz w:val="28"/>
+          <w:szCs w:val="28"/>
+        </w:rPr>
+        <w:t xml:space="preserve">, </w:t>
+      </w:r>
+      <w:proofErr w:type="spellStart"/>
+      <w:r>
+        <w:rPr>
+          <w:rFonts w:ascii="Times New Roman" w:hAnsi="Times New Roman" w:cs="Times New Roman"/>
+          <w:sz w:val="28"/>
+          <w:szCs w:val="28"/>
+        </w:rPr>
+        <w:t>WatchDog</w:t>
+      </w:r>
+      <w:proofErr w:type="spellEnd"/>
+      <w:r>
+        <w:rPr>
+          <w:rFonts w:ascii="Times New Roman" w:hAnsi="Times New Roman" w:cs="Times New Roman"/>
+          <w:sz w:val="28"/>
+          <w:szCs w:val="28"/>
+        </w:rPr>
+        <w:t>, что обеспечивает гибкое разграничение прав и безопасность данных.</w:t>
+      </w:r>
     </w:p>
     <w:p>
       <w:pPr>
+        <w:numPr>
+          <w:ilvl w:val="0"/>
+          <w:numId w:val="36"/>
+        </w:numPr>
         <w:spacing w:after="0" w:line="360" w:lineRule="auto"/>
-        <w:ind w:firstLine="425"/>
+        <w:ind w:left="0" w:firstLine="425"/>
         <w:jc w:val="both"/>
-      </w:pPr>
-      <w:r>
-        <w:rPr>
-          <w:rFonts w:ascii="Times New Roman" w:hAnsi="Times New Roman" w:cs="Times New Roman"/>
-          <w:sz w:val="28"/>
-          <w:szCs w:val="28"/>
-        </w:rPr>
-        <w:lastRenderedPageBreak/>
-        <w:t>Итогом работы стало создание функционального веб-приложения, демонстрирующего применение клиентских и серверных технологий при разработке современного сайта. В ходе выполнения проекта были закреплены навыки работы с интерфейсами, обработкой форм, авторизацией, взаимодействием с базой данных и организацией структуры веб-ресурса.</w:t>
+        <w:rPr>
+          <w:rFonts w:ascii="Times New Roman" w:hAnsi="Times New Roman" w:cs="Times New Roman"/>
+          <w:sz w:val="28"/>
+          <w:szCs w:val="28"/>
+        </w:rPr>
+      </w:pPr>
+      <w:r>
+        <w:rPr>
+          <w:rFonts w:ascii="Times New Roman" w:hAnsi="Times New Roman" w:cs="Times New Roman"/>
+          <w:sz w:val="28"/>
+          <w:szCs w:val="28"/>
+        </w:rPr>
+        <w:t>Реализован полный функционал системы:</w:t>
       </w:r>
     </w:p>
-    <w:p/>
-    <w:p/>
+    <w:p>
+      <w:pPr>
+        <w:numPr>
+          <w:ilvl w:val="1"/>
+          <w:numId w:val="37"/>
+        </w:numPr>
+        <w:spacing w:after="0" w:line="360" w:lineRule="auto"/>
+        <w:ind w:left="0" w:firstLine="425"/>
+        <w:jc w:val="both"/>
+        <w:rPr>
+          <w:rFonts w:ascii="Times New Roman" w:hAnsi="Times New Roman" w:cs="Times New Roman"/>
+          <w:sz w:val="28"/>
+          <w:szCs w:val="28"/>
+        </w:rPr>
+      </w:pPr>
+      <w:r>
+        <w:rPr>
+          <w:rFonts w:ascii="Times New Roman" w:hAnsi="Times New Roman" w:cs="Times New Roman"/>
+          <w:sz w:val="28"/>
+          <w:szCs w:val="28"/>
+        </w:rPr>
+        <w:t>Модуль аутентификации и авторизации с поддержкой сессий и блокировкой учётных записей;</w:t>
+      </w:r>
+    </w:p>
+    <w:p>
+      <w:pPr>
+        <w:numPr>
+          <w:ilvl w:val="1"/>
+          <w:numId w:val="37"/>
+        </w:numPr>
+        <w:spacing w:after="0" w:line="360" w:lineRule="auto"/>
+        <w:ind w:left="0" w:firstLine="425"/>
+        <w:jc w:val="both"/>
+        <w:rPr>
+          <w:rFonts w:ascii="Times New Roman" w:hAnsi="Times New Roman" w:cs="Times New Roman"/>
+          <w:sz w:val="28"/>
+          <w:szCs w:val="28"/>
+        </w:rPr>
+      </w:pPr>
+      <w:r>
+        <w:rPr>
+          <w:rFonts w:ascii="Times New Roman" w:hAnsi="Times New Roman" w:cs="Times New Roman"/>
+          <w:sz w:val="28"/>
+          <w:szCs w:val="28"/>
+        </w:rPr>
+        <w:t>CRUD-операции для работы с заметками с валидацией прав доступа;</w:t>
+      </w:r>
+    </w:p>
+    <w:p>
+      <w:pPr>
+        <w:numPr>
+          <w:ilvl w:val="1"/>
+          <w:numId w:val="37"/>
+        </w:numPr>
+        <w:spacing w:after="0" w:line="360" w:lineRule="auto"/>
+        <w:ind w:left="0" w:firstLine="425"/>
+        <w:jc w:val="both"/>
+        <w:rPr>
+          <w:rFonts w:ascii="Times New Roman" w:hAnsi="Times New Roman" w:cs="Times New Roman"/>
+          <w:sz w:val="28"/>
+          <w:szCs w:val="28"/>
+        </w:rPr>
+      </w:pPr>
+      <w:r>
+        <w:rPr>
+          <w:rFonts w:ascii="Times New Roman" w:hAnsi="Times New Roman" w:cs="Times New Roman"/>
+          <w:sz w:val="28"/>
+          <w:szCs w:val="28"/>
+        </w:rPr>
+        <w:t xml:space="preserve">Система автоматического обновления приложения через </w:t>
+      </w:r>
+      <w:proofErr w:type="spellStart"/>
+      <w:r>
+        <w:rPr>
+          <w:rFonts w:ascii="Times New Roman" w:hAnsi="Times New Roman" w:cs="Times New Roman"/>
+          <w:sz w:val="28"/>
+          <w:szCs w:val="28"/>
+        </w:rPr>
+        <w:t>лаунчер</w:t>
+      </w:r>
+      <w:proofErr w:type="spellEnd"/>
+      <w:r>
+        <w:rPr>
+          <w:rFonts w:ascii="Times New Roman" w:hAnsi="Times New Roman" w:cs="Times New Roman"/>
+          <w:sz w:val="28"/>
+          <w:szCs w:val="28"/>
+        </w:rPr>
+        <w:t>;</w:t>
+      </w:r>
+    </w:p>
+    <w:p>
+      <w:pPr>
+        <w:numPr>
+          <w:ilvl w:val="1"/>
+          <w:numId w:val="37"/>
+        </w:numPr>
+        <w:spacing w:after="0" w:line="360" w:lineRule="auto"/>
+        <w:ind w:left="0" w:firstLine="425"/>
+        <w:jc w:val="both"/>
+        <w:rPr>
+          <w:rFonts w:ascii="Times New Roman" w:hAnsi="Times New Roman" w:cs="Times New Roman"/>
+          <w:sz w:val="28"/>
+          <w:szCs w:val="28"/>
+        </w:rPr>
+      </w:pPr>
+      <w:r>
+        <w:rPr>
+          <w:rFonts w:ascii="Times New Roman" w:hAnsi="Times New Roman" w:cs="Times New Roman"/>
+          <w:sz w:val="28"/>
+          <w:szCs w:val="28"/>
+        </w:rPr>
+        <w:t>Служба мониторинга аппаратных ресурсов (CPU, RAM, HDD) с настраиваемым интервалом сбора метрик;</w:t>
+      </w:r>
+    </w:p>
+    <w:p>
+      <w:pPr>
+        <w:numPr>
+          <w:ilvl w:val="1"/>
+          <w:numId w:val="37"/>
+        </w:numPr>
+        <w:spacing w:after="0" w:line="360" w:lineRule="auto"/>
+        <w:ind w:left="0" w:firstLine="425"/>
+        <w:jc w:val="both"/>
+        <w:rPr>
+          <w:rFonts w:ascii="Times New Roman" w:hAnsi="Times New Roman" w:cs="Times New Roman"/>
+          <w:sz w:val="28"/>
+          <w:szCs w:val="28"/>
+        </w:rPr>
+      </w:pPr>
+      <w:r>
+        <w:rPr>
+          <w:rFonts w:ascii="Times New Roman" w:hAnsi="Times New Roman" w:cs="Times New Roman"/>
+          <w:sz w:val="28"/>
+          <w:szCs w:val="28"/>
+        </w:rPr>
+        <w:t>Ведение логов безопасности и системных событий.</w:t>
+      </w:r>
+    </w:p>
+    <w:p>
+      <w:pPr>
+        <w:numPr>
+          <w:ilvl w:val="0"/>
+          <w:numId w:val="36"/>
+        </w:numPr>
+        <w:spacing w:after="0" w:line="360" w:lineRule="auto"/>
+        <w:ind w:left="0" w:firstLine="425"/>
+        <w:jc w:val="both"/>
+        <w:rPr>
+          <w:rFonts w:ascii="Times New Roman" w:hAnsi="Times New Roman" w:cs="Times New Roman"/>
+          <w:sz w:val="28"/>
+          <w:szCs w:val="28"/>
+        </w:rPr>
+      </w:pPr>
+      <w:r>
+        <w:rPr>
+          <w:rFonts w:ascii="Times New Roman" w:hAnsi="Times New Roman" w:cs="Times New Roman"/>
+          <w:sz w:val="28"/>
+          <w:szCs w:val="28"/>
+        </w:rPr>
+        <w:t>Выполнено комплексное тестирование:</w:t>
+      </w:r>
+    </w:p>
+    <w:p>
+      <w:pPr>
+        <w:numPr>
+          <w:ilvl w:val="1"/>
+          <w:numId w:val="37"/>
+        </w:numPr>
+        <w:spacing w:after="0" w:line="360" w:lineRule="auto"/>
+        <w:ind w:left="0" w:firstLine="425"/>
+        <w:jc w:val="both"/>
+        <w:rPr>
+          <w:rFonts w:ascii="Times New Roman" w:hAnsi="Times New Roman" w:cs="Times New Roman"/>
+          <w:sz w:val="28"/>
+          <w:szCs w:val="28"/>
+        </w:rPr>
+      </w:pPr>
+      <w:r>
+        <w:rPr>
+          <w:rFonts w:ascii="Times New Roman" w:hAnsi="Times New Roman" w:cs="Times New Roman"/>
+          <w:sz w:val="28"/>
+          <w:szCs w:val="28"/>
+        </w:rPr>
+        <w:t>Составлен чек-лист ручного функционального тестирования, все тесты выполнены успешно;</w:t>
+      </w:r>
+    </w:p>
+    <w:p>
+      <w:pPr>
+        <w:numPr>
+          <w:ilvl w:val="1"/>
+          <w:numId w:val="37"/>
+        </w:numPr>
+        <w:spacing w:after="0" w:line="360" w:lineRule="auto"/>
+        <w:ind w:left="0" w:firstLine="425"/>
+        <w:jc w:val="both"/>
+        <w:rPr>
+          <w:rFonts w:ascii="Times New Roman" w:hAnsi="Times New Roman" w:cs="Times New Roman"/>
+          <w:sz w:val="28"/>
+          <w:szCs w:val="28"/>
+        </w:rPr>
+      </w:pPr>
+      <w:r>
+        <w:rPr>
+          <w:rFonts w:ascii="Times New Roman" w:hAnsi="Times New Roman" w:cs="Times New Roman"/>
+          <w:sz w:val="28"/>
+          <w:szCs w:val="28"/>
+        </w:rPr>
+        <w:t xml:space="preserve">Разработаны и пройдены 12 </w:t>
+      </w:r>
+      <w:proofErr w:type="spellStart"/>
+      <w:r>
+        <w:rPr>
+          <w:rFonts w:ascii="Times New Roman" w:hAnsi="Times New Roman" w:cs="Times New Roman"/>
+          <w:sz w:val="28"/>
+          <w:szCs w:val="28"/>
+        </w:rPr>
+        <w:t>unit</w:t>
+      </w:r>
+      <w:proofErr w:type="spellEnd"/>
+      <w:r>
+        <w:rPr>
+          <w:rFonts w:ascii="Times New Roman" w:hAnsi="Times New Roman" w:cs="Times New Roman"/>
+          <w:sz w:val="28"/>
+          <w:szCs w:val="28"/>
+        </w:rPr>
+        <w:t xml:space="preserve">-тестов с использованием фреймворка </w:t>
+      </w:r>
+      <w:proofErr w:type="spellStart"/>
+      <w:r>
+        <w:rPr>
+          <w:rFonts w:ascii="Times New Roman" w:hAnsi="Times New Roman" w:cs="Times New Roman"/>
+          <w:sz w:val="28"/>
+          <w:szCs w:val="28"/>
+        </w:rPr>
+        <w:t>MSTest</w:t>
+      </w:r>
+      <w:proofErr w:type="spellEnd"/>
+      <w:r>
+        <w:rPr>
+          <w:rFonts w:ascii="Times New Roman" w:hAnsi="Times New Roman" w:cs="Times New Roman"/>
+          <w:sz w:val="28"/>
+          <w:szCs w:val="28"/>
+        </w:rPr>
+        <w:t>;</w:t>
+      </w:r>
+    </w:p>
+    <w:p>
+      <w:pPr>
+        <w:numPr>
+          <w:ilvl w:val="0"/>
+          <w:numId w:val="36"/>
+        </w:numPr>
+        <w:spacing w:after="0" w:line="360" w:lineRule="auto"/>
+        <w:ind w:left="0" w:firstLine="425"/>
+        <w:jc w:val="both"/>
+        <w:rPr>
+          <w:rFonts w:ascii="Times New Roman" w:hAnsi="Times New Roman" w:cs="Times New Roman"/>
+          <w:sz w:val="28"/>
+          <w:szCs w:val="28"/>
+        </w:rPr>
+      </w:pPr>
+      <w:r>
+        <w:rPr>
+          <w:rFonts w:ascii="Times New Roman" w:hAnsi="Times New Roman" w:cs="Times New Roman"/>
+          <w:sz w:val="28"/>
+          <w:szCs w:val="28"/>
+        </w:rPr>
+        <w:t xml:space="preserve">Организована разработка с использованием системы контроля версий </w:t>
+      </w:r>
+      <w:proofErr w:type="spellStart"/>
+      <w:r>
+        <w:rPr>
+          <w:rFonts w:ascii="Times New Roman" w:hAnsi="Times New Roman" w:cs="Times New Roman"/>
+          <w:sz w:val="28"/>
+          <w:szCs w:val="28"/>
+        </w:rPr>
+        <w:t>Git</w:t>
+      </w:r>
+      <w:proofErr w:type="spellEnd"/>
+      <w:r>
+        <w:rPr>
+          <w:rFonts w:ascii="Times New Roman" w:hAnsi="Times New Roman" w:cs="Times New Roman"/>
+          <w:sz w:val="28"/>
+          <w:szCs w:val="28"/>
+        </w:rPr>
+        <w:t>.</w:t>
+      </w:r>
+    </w:p>
     <w:p/>
     <w:p>
       <w:pPr>
@@ -24891,7 +25977,7 @@
           <w:szCs w:val="28"/>
         </w:rPr>
       </w:pPr>
-      <w:bookmarkStart w:id="14" w:name="_Toc228024554"/>
+      <w:bookmarkStart w:id="17" w:name="_Toc229251964"/>
       <w:r>
         <w:rPr>
           <w:rFonts w:ascii="Times New Roman" w:hAnsi="Times New Roman" w:cs="Times New Roman"/>
@@ -24901,7 +25987,7 @@
         </w:rPr>
         <w:t>Список используемых источников</w:t>
       </w:r>
-      <w:bookmarkEnd w:id="14"/>
+      <w:bookmarkEnd w:id="17"/>
     </w:p>
     <w:p/>
     <w:p>
@@ -24912,8 +25998,8 @@
           <w:lang w:val="en-US"/>
         </w:rPr>
       </w:pPr>
-      <w:bookmarkStart w:id="15" w:name="_Ref229221717"/>
-      <w:bookmarkStart w:id="16" w:name="_Ref226494043"/>
+      <w:bookmarkStart w:id="18" w:name="_Ref229221717"/>
+      <w:bookmarkStart w:id="19" w:name="_Ref226494043"/>
       <w:r>
         <w:rPr>
           <w:rFonts w:ascii="Times New Roman" w:hAnsi="Times New Roman"/>
@@ -25005,7 +26091,7 @@
         </w:rPr>
         <w:t>: 09.05.2026).</w:t>
       </w:r>
-      <w:bookmarkEnd w:id="15"/>
+      <w:bookmarkEnd w:id="18"/>
       <w:r>
         <w:rPr>
           <w:rFonts w:ascii="Times New Roman" w:hAnsi="Times New Roman"/>
@@ -25013,7 +26099,7 @@
         </w:rPr>
         <w:t xml:space="preserve"> </w:t>
       </w:r>
-      <w:bookmarkEnd w:id="16"/>
+      <w:bookmarkEnd w:id="19"/>
     </w:p>
     <w:p>
       <w:pPr>
@@ -25022,8 +26108,8 @@
           <w:rFonts w:ascii="Times New Roman" w:hAnsi="Times New Roman"/>
         </w:rPr>
       </w:pPr>
-      <w:bookmarkStart w:id="17" w:name="_Ref226494119"/>
-      <w:bookmarkStart w:id="18" w:name="_Ref229222645"/>
+      <w:bookmarkStart w:id="20" w:name="_Ref226494119"/>
+      <w:bookmarkStart w:id="21" w:name="_Ref229222645"/>
       <w:r>
         <w:rPr>
           <w:rFonts w:ascii="Times New Roman" w:hAnsi="Times New Roman"/>
@@ -25084,9 +26170,9 @@
         </w:rPr>
         <w:t xml:space="preserve">81 с. (дата обращения: 09.05.2026). </w:t>
       </w:r>
-      <w:bookmarkStart w:id="19" w:name="_Ref226494204"/>
-      <w:bookmarkEnd w:id="17"/>
-      <w:bookmarkEnd w:id="18"/>
+      <w:bookmarkStart w:id="22" w:name="_Ref226494204"/>
+      <w:bookmarkEnd w:id="20"/>
+      <w:bookmarkEnd w:id="21"/>
     </w:p>
     <w:p>
       <w:pPr>
@@ -25101,7 +26187,7 @@
         </w:rPr>
         <w:t xml:space="preserve">   </w:t>
       </w:r>
-      <w:bookmarkEnd w:id="19"/>
+      <w:bookmarkEnd w:id="22"/>
       <w:r>
         <w:rPr>
           <w:rFonts w:ascii="Times New Roman" w:hAnsi="Times New Roman"/>
@@ -25147,9 +26233,362 @@
 </w:document>
 </file>
 
+<file path=word/endnotes.xml><?xml version="1.0" encoding="utf-8"?>
+<w:endnotes xmlns:wpc="http://schemas.microsoft.com/office/word/2010/wordprocessingCanvas" xmlns:cx="http://schemas.microsoft.com/office/drawing/2014/chartex" xmlns:cx1="http://schemas.microsoft.com/office/drawing/2015/9/8/chartex" xmlns:cx2="http://schemas.microsoft.com/office/drawing/2015/10/21/chartex" xmlns:cx3="http://schemas.microsoft.com/office/drawing/2016/5/9/chartex" xmlns:cx4="http://schemas.microsoft.com/office/drawing/2016/5/10/chartex" xmlns:cx5="http://schemas.microsoft.com/office/drawing/2016/5/11/chartex" xmlns:cx6="http://schemas.microsoft.com/office/drawing/2016/5/12/chartex" xmlns:cx7="http://schemas.microsoft.com/office/drawing/2016/5/13/chartex" xmlns:cx8="http://schemas.microsoft.com/office/drawing/2016/5/14/chartex" xmlns:mc="http://schemas.openxmlformats.org/markup-compatibility/2006" xmlns:aink="http://schemas.microsoft.com/office/drawing/2016/ink" xmlns:am3d="http://schemas.microsoft.com/office/drawing/2017/model3d" xmlns:o="urn:schemas-microsoft-com:office:office" xmlns:oel="http://schemas.microsoft.com/office/2019/extlst" xmlns:r="http://schemas.openxmlformats.org/officeDocument/2006/relationships" xmlns:m="http://schemas.openxmlformats.org/officeDocument/2006/math" xmlns:v="urn:schemas-microsoft-com:vml" xmlns:wp14="http://schemas.microsoft.com/office/word/2010/wordprocessingDrawing" xmlns:wp="http://schemas.openxmlformats.org/drawingml/2006/wordprocessingDrawing" xmlns:w10="urn:schemas-microsoft-com:office:word" xmlns:w="http://schemas.openxmlformats.org/wordprocessingml/2006/main" xmlns:w14="http://schemas.microsoft.com/office/word/2010/wordml" xmlns:w15="http://schemas.microsoft.com/office/word/2012/wordml" xmlns:w16cex="http://schemas.microsoft.com/office/word/2018/wordml/cex" xmlns:w16cid="http://schemas.microsoft.com/office/word/2016/wordml/cid" xmlns:w16="http://schemas.microsoft.com/office/word/2018/wordml" xmlns:w16du="http://schemas.microsoft.com/office/word/2023/wordml/word16du" xmlns:w16sdtdh="http://schemas.microsoft.com/office/word/2020/wordml/sdtdatahash" xmlns:w16sdtfl="http://schemas.microsoft.com/office/word/2024/wordml/sdtformatlock" xmlns:w16se="http://schemas.microsoft.com/office/word/2015/wordml/symex" xmlns:wpg="http://schemas.microsoft.com/office/word/2010/wordprocessingGroup" xmlns:wpi="http://schemas.microsoft.com/office/word/2010/wordprocessingInk" xmlns:wne="http://schemas.microsoft.com/office/word/2006/wordml" xmlns:wps="http://schemas.microsoft.com/office/word/2010/wordprocessingShape" mc:Ignorable="w14 w15 w16se w16cid w16 w16cex w16sdtdh w16sdtfl w16du wp14">
+  <w:endnote w:type="separator" w:id="-1">
+    <w:p>
+      <w:pPr>
+        <w:spacing w:after="0" w:line="240" w:lineRule="auto"/>
+      </w:pPr>
+      <w:r>
+        <w:separator/>
+      </w:r>
+    </w:p>
+  </w:endnote>
+  <w:endnote w:type="continuationSeparator" w:id="0">
+    <w:p>
+      <w:pPr>
+        <w:spacing w:after="0" w:line="240" w:lineRule="auto"/>
+      </w:pPr>
+      <w:r>
+        <w:continuationSeparator/>
+      </w:r>
+    </w:p>
+  </w:endnote>
+</w:endnotes>
+</file>
+
+<file path=word/footer1.xml><?xml version="1.0" encoding="utf-8"?>
+<w:ftr xmlns:wpc="http://schemas.microsoft.com/office/word/2010/wordprocessingCanvas" xmlns:cx="http://schemas.microsoft.com/office/drawing/2014/chartex" xmlns:cx1="http://schemas.microsoft.com/office/drawing/2015/9/8/chartex" xmlns:cx2="http://schemas.microsoft.com/office/drawing/2015/10/21/chartex" xmlns:cx3="http://schemas.microsoft.com/office/drawing/2016/5/9/chartex" xmlns:cx4="http://schemas.microsoft.com/office/drawing/2016/5/10/chartex" xmlns:cx5="http://schemas.microsoft.com/office/drawing/2016/5/11/chartex" xmlns:cx6="http://schemas.microsoft.com/office/drawing/2016/5/12/chartex" xmlns:cx7="http://schemas.microsoft.com/office/drawing/2016/5/13/chartex" xmlns:cx8="http://schemas.microsoft.com/office/drawing/2016/5/14/chartex" xmlns:mc="http://schemas.openxmlformats.org/markup-compatibility/2006" xmlns:aink="http://schemas.microsoft.com/office/drawing/2016/ink" xmlns:am3d="http://schemas.microsoft.com/office/drawing/2017/model3d" xmlns:o="urn:schemas-microsoft-com:office:office" xmlns:oel="http://schemas.microsoft.com/office/2019/extlst" xmlns:r="http://schemas.openxmlformats.org/officeDocument/2006/relationships" xmlns:m="http://schemas.openxmlformats.org/officeDocument/2006/math" xmlns:v="urn:schemas-microsoft-com:vml" xmlns:wp14="http://schemas.microsoft.com/office/word/2010/wordprocessingDrawing" xmlns:wp="http://schemas.openxmlformats.org/drawingml/2006/wordprocessingDrawing" xmlns:w10="urn:schemas-microsoft-com:office:word" xmlns:w="http://schemas.openxmlformats.org/wordprocessingml/2006/main" xmlns:w14="http://schemas.microsoft.com/office/word/2010/wordml" xmlns:w15="http://schemas.microsoft.com/office/word/2012/wordml" xmlns:w16cex="http://schemas.microsoft.com/office/word/2018/wordml/cex" xmlns:w16cid="http://schemas.microsoft.com/office/word/2016/wordml/cid" xmlns:w16="http://schemas.microsoft.com/office/word/2018/wordml" xmlns:w16du="http://schemas.microsoft.com/office/word/2023/wordml/word16du" xmlns:w16sdtdh="http://schemas.microsoft.com/office/word/2020/wordml/sdtdatahash" xmlns:w16sdtfl="http://schemas.microsoft.com/office/word/2024/wordml/sdtformatlock" xmlns:w16se="http://schemas.microsoft.com/office/word/2015/wordml/symex" xmlns:wpg="http://schemas.microsoft.com/office/word/2010/wordprocessingGroup" xmlns:wpi="http://schemas.microsoft.com/office/word/2010/wordprocessingInk" xmlns:wne="http://schemas.microsoft.com/office/word/2006/wordml" xmlns:wps="http://schemas.microsoft.com/office/word/2010/wordprocessingShape" mc:Ignorable="w14 w15 w16se w16cid w16 w16cex w16sdtdh w16sdtfl w16du wp14">
+  <w:sdt>
+    <w:sdtPr>
+      <w:rPr>
+        <w:rFonts w:ascii="Times New Roman" w:hAnsi="Times New Roman" w:cs="Times New Roman"/>
+        <w:sz w:val="28"/>
+        <w:szCs w:val="28"/>
+      </w:rPr>
+      <w:id w:val="-1153448803"/>
+      <w:docPartObj>
+        <w:docPartGallery w:val="Page Numbers (Bottom of Page)"/>
+        <w:docPartUnique/>
+      </w:docPartObj>
+    </w:sdtPr>
+    <w:sdtContent>
+      <w:p>
+        <w:pPr>
+          <w:pStyle w:val="af8"/>
+          <w:jc w:val="right"/>
+          <w:rPr>
+            <w:rFonts w:ascii="Times New Roman" w:hAnsi="Times New Roman" w:cs="Times New Roman"/>
+            <w:sz w:val="28"/>
+            <w:szCs w:val="28"/>
+          </w:rPr>
+        </w:pPr>
+        <w:r>
+          <w:rPr>
+            <w:rFonts w:ascii="Times New Roman" w:hAnsi="Times New Roman" w:cs="Times New Roman"/>
+            <w:sz w:val="28"/>
+            <w:szCs w:val="28"/>
+          </w:rPr>
+          <w:fldChar w:fldCharType="begin"/>
+        </w:r>
+        <w:r>
+          <w:rPr>
+            <w:rFonts w:ascii="Times New Roman" w:hAnsi="Times New Roman" w:cs="Times New Roman"/>
+            <w:sz w:val="28"/>
+            <w:szCs w:val="28"/>
+          </w:rPr>
+          <w:instrText>PAGE   \* MERGEFORMAT</w:instrText>
+        </w:r>
+        <w:r>
+          <w:rPr>
+            <w:rFonts w:ascii="Times New Roman" w:hAnsi="Times New Roman" w:cs="Times New Roman"/>
+            <w:sz w:val="28"/>
+            <w:szCs w:val="28"/>
+          </w:rPr>
+          <w:fldChar w:fldCharType="separate"/>
+        </w:r>
+        <w:r>
+          <w:rPr>
+            <w:rFonts w:ascii="Times New Roman" w:hAnsi="Times New Roman" w:cs="Times New Roman"/>
+            <w:sz w:val="28"/>
+            <w:szCs w:val="28"/>
+          </w:rPr>
+          <w:t>2</w:t>
+        </w:r>
+        <w:r>
+          <w:rPr>
+            <w:rFonts w:ascii="Times New Roman" w:hAnsi="Times New Roman" w:cs="Times New Roman"/>
+            <w:sz w:val="28"/>
+            <w:szCs w:val="28"/>
+          </w:rPr>
+          <w:fldChar w:fldCharType="end"/>
+        </w:r>
+      </w:p>
+    </w:sdtContent>
+  </w:sdt>
+  <w:p>
+    <w:pPr>
+      <w:pStyle w:val="af8"/>
+    </w:pPr>
+  </w:p>
+</w:ftr>
+</file>
+
+<file path=word/footnotes.xml><?xml version="1.0" encoding="utf-8"?>
+<w:footnotes xmlns:wpc="http://schemas.microsoft.com/office/word/2010/wordprocessingCanvas" xmlns:cx="http://schemas.microsoft.com/office/drawing/2014/chartex" xmlns:cx1="http://schemas.microsoft.com/office/drawing/2015/9/8/chartex" xmlns:cx2="http://schemas.microsoft.com/office/drawing/2015/10/21/chartex" xmlns:cx3="http://schemas.microsoft.com/office/drawing/2016/5/9/chartex" xmlns:cx4="http://schemas.microsoft.com/office/drawing/2016/5/10/chartex" xmlns:cx5="http://schemas.microsoft.com/office/drawing/2016/5/11/chartex" xmlns:cx6="http://schemas.microsoft.com/office/drawing/2016/5/12/chartex" xmlns:cx7="http://schemas.microsoft.com/office/drawing/2016/5/13/chartex" xmlns:cx8="http://schemas.microsoft.com/office/drawing/2016/5/14/chartex" xmlns:mc="http://schemas.openxmlformats.org/markup-compatibility/2006" xmlns:aink="http://schemas.microsoft.com/office/drawing/2016/ink" xmlns:am3d="http://schemas.microsoft.com/office/drawing/2017/model3d" xmlns:o="urn:schemas-microsoft-com:office:office" xmlns:oel="http://schemas.microsoft.com/office/2019/extlst" xmlns:r="http://schemas.openxmlformats.org/officeDocument/2006/relationships" xmlns:m="http://schemas.openxmlformats.org/officeDocument/2006/math" xmlns:v="urn:schemas-microsoft-com:vml" xmlns:wp14="http://schemas.microsoft.com/office/word/2010/wordprocessingDrawing" xmlns:wp="http://schemas.openxmlformats.org/drawingml/2006/wordprocessingDrawing" xmlns:w10="urn:schemas-microsoft-com:office:word" xmlns:w="http://schemas.openxmlformats.org/wordprocessingml/2006/main" xmlns:w14="http://schemas.microsoft.com/office/word/2010/wordml" xmlns:w15="http://schemas.microsoft.com/office/word/2012/wordml" xmlns:w16cex="http://schemas.microsoft.com/office/word/2018/wordml/cex" xmlns:w16cid="http://schemas.microsoft.com/office/word/2016/wordml/cid" xmlns:w16="http://schemas.microsoft.com/office/word/2018/wordml" xmlns:w16du="http://schemas.microsoft.com/office/word/2023/wordml/word16du" xmlns:w16sdtdh="http://schemas.microsoft.com/office/word/2020/wordml/sdtdatahash" xmlns:w16sdtfl="http://schemas.microsoft.com/office/word/2024/wordml/sdtformatlock" xmlns:w16se="http://schemas.microsoft.com/office/word/2015/wordml/symex" xmlns:wpg="http://schemas.microsoft.com/office/word/2010/wordprocessingGroup" xmlns:wpi="http://schemas.microsoft.com/office/word/2010/wordprocessingInk" xmlns:wne="http://schemas.microsoft.com/office/word/2006/wordml" xmlns:wps="http://schemas.microsoft.com/office/word/2010/wordprocessingShape" mc:Ignorable="w14 w15 w16se w16cid w16 w16cex w16sdtdh w16sdtfl w16du wp14">
+  <w:footnote w:type="separator" w:id="-1">
+    <w:p>
+      <w:pPr>
+        <w:spacing w:after="0" w:line="240" w:lineRule="auto"/>
+      </w:pPr>
+      <w:r>
+        <w:separator/>
+      </w:r>
+    </w:p>
+  </w:footnote>
+  <w:footnote w:type="continuationSeparator" w:id="0">
+    <w:p>
+      <w:pPr>
+        <w:spacing w:after="0" w:line="240" w:lineRule="auto"/>
+      </w:pPr>
+      <w:r>
+        <w:continuationSeparator/>
+      </w:r>
+    </w:p>
+  </w:footnote>
+</w:footnotes>
+</file>
+
 <file path=word/numbering.xml><?xml version="1.0" encoding="utf-8"?>
 <w:numbering xmlns:wpc="http://schemas.microsoft.com/office/word/2010/wordprocessingCanvas" xmlns:cx="http://schemas.microsoft.com/office/drawing/2014/chartex" xmlns:cx1="http://schemas.microsoft.com/office/drawing/2015/9/8/chartex" xmlns:cx2="http://schemas.microsoft.com/office/drawing/2015/10/21/chartex" xmlns:cx3="http://schemas.microsoft.com/office/drawing/2016/5/9/chartex" xmlns:cx4="http://schemas.microsoft.com/office/drawing/2016/5/10/chartex" xmlns:cx5="http://schemas.microsoft.com/office/drawing/2016/5/11/chartex" xmlns:cx6="http://schemas.microsoft.com/office/drawing/2016/5/12/chartex" xmlns:cx7="http://schemas.microsoft.com/office/drawing/2016/5/13/chartex" xmlns:cx8="http://schemas.microsoft.com/office/drawing/2016/5/14/chartex" xmlns:mc="http://schemas.openxmlformats.org/markup-compatibility/2006" xmlns:aink="http://schemas.microsoft.com/office/drawing/2016/ink" xmlns:am3d="http://schemas.microsoft.com/office/drawing/2017/model3d" xmlns:o="urn:schemas-microsoft-com:office:office" xmlns:oel="http://schemas.microsoft.com/office/2019/extlst" xmlns:r="http://schemas.openxmlformats.org/officeDocument/2006/relationships" xmlns:m="http://schemas.openxmlformats.org/officeDocument/2006/math" xmlns:v="urn:schemas-microsoft-com:vml" xmlns:wp14="http://schemas.microsoft.com/office/word/2010/wordprocessingDrawing" xmlns:wp="http://schemas.openxmlformats.org/drawingml/2006/wordprocessingDrawing" xmlns:w10="urn:schemas-microsoft-com:office:word" xmlns:w="http://schemas.openxmlformats.org/wordprocessingml/2006/main" xmlns:w14="http://schemas.microsoft.com/office/word/2010/wordml" xmlns:w15="http://schemas.microsoft.com/office/word/2012/wordml" xmlns:w16cex="http://schemas.microsoft.com/office/word/2018/wordml/cex" xmlns:w16cid="http://schemas.microsoft.com/office/word/2016/wordml/cid" xmlns:w16="http://schemas.microsoft.com/office/word/2018/wordml" xmlns:w16du="http://schemas.microsoft.com/office/word/2023/wordml/word16du" xmlns:w16sdtdh="http://schemas.microsoft.com/office/word/2020/wordml/sdtdatahash" xmlns:w16sdtfl="http://schemas.microsoft.com/office/word/2024/wordml/sdtformatlock" xmlns:w16se="http://schemas.microsoft.com/office/word/2015/wordml/symex" xmlns:wpg="http://schemas.microsoft.com/office/word/2010/wordprocessingGroup" xmlns:wpi="http://schemas.microsoft.com/office/word/2010/wordprocessingInk" xmlns:wne="http://schemas.microsoft.com/office/word/2006/wordml" xmlns:wps="http://schemas.microsoft.com/office/word/2010/wordprocessingShape" mc:Ignorable="w14 w15 w16se w16cid w16 w16cex w16sdtdh w16sdtfl w16du wp14">
   <w:abstractNum w:abstractNumId="0" w15:restartNumberingAfterBreak="0">
+    <w:nsid w:val="004620B2"/>
+    <w:multiLevelType w:val="multilevel"/>
+    <w:tmpl w:val="54DC0C7C"/>
+    <w:lvl w:ilvl="0">
+      <w:start w:val="1"/>
+      <w:numFmt w:val="decimal"/>
+      <w:lvlText w:val="%1."/>
+      <w:lvlJc w:val="left"/>
+      <w:pPr>
+        <w:tabs>
+          <w:tab w:val="num" w:pos="720"/>
+        </w:tabs>
+        <w:ind w:left="720" w:hanging="360"/>
+      </w:pPr>
+    </w:lvl>
+    <w:lvl w:ilvl="1">
+      <w:start w:val="1"/>
+      <w:numFmt w:val="bullet"/>
+      <w:lvlText w:val=""/>
+      <w:lvlJc w:val="left"/>
+      <w:pPr>
+        <w:ind w:left="1440" w:hanging="360"/>
+      </w:pPr>
+      <w:rPr>
+        <w:rFonts w:ascii="Symbol" w:hAnsi="Symbol" w:hint="default"/>
+      </w:rPr>
+    </w:lvl>
+    <w:lvl w:ilvl="2" w:tentative="1">
+      <w:start w:val="1"/>
+      <w:numFmt w:val="decimal"/>
+      <w:lvlText w:val="%3."/>
+      <w:lvlJc w:val="left"/>
+      <w:pPr>
+        <w:tabs>
+          <w:tab w:val="num" w:pos="2160"/>
+        </w:tabs>
+        <w:ind w:left="2160" w:hanging="360"/>
+      </w:pPr>
+    </w:lvl>
+    <w:lvl w:ilvl="3" w:tentative="1">
+      <w:start w:val="1"/>
+      <w:numFmt w:val="decimal"/>
+      <w:lvlText w:val="%4."/>
+      <w:lvlJc w:val="left"/>
+      <w:pPr>
+        <w:tabs>
+          <w:tab w:val="num" w:pos="2880"/>
+        </w:tabs>
+        <w:ind w:left="2880" w:hanging="360"/>
+      </w:pPr>
+    </w:lvl>
+    <w:lvl w:ilvl="4" w:tentative="1">
+      <w:start w:val="1"/>
+      <w:numFmt w:val="decimal"/>
+      <w:lvlText w:val="%5."/>
+      <w:lvlJc w:val="left"/>
+      <w:pPr>
+        <w:tabs>
+          <w:tab w:val="num" w:pos="3600"/>
+        </w:tabs>
+        <w:ind w:left="3600" w:hanging="360"/>
+      </w:pPr>
+    </w:lvl>
+    <w:lvl w:ilvl="5" w:tentative="1">
+      <w:start w:val="1"/>
+      <w:numFmt w:val="decimal"/>
+      <w:lvlText w:val="%6."/>
+      <w:lvlJc w:val="left"/>
+      <w:pPr>
+        <w:tabs>
+          <w:tab w:val="num" w:pos="4320"/>
+        </w:tabs>
+        <w:ind w:left="4320" w:hanging="360"/>
+      </w:pPr>
+    </w:lvl>
+    <w:lvl w:ilvl="6" w:tentative="1">
+      <w:start w:val="1"/>
+      <w:numFmt w:val="decimal"/>
+      <w:lvlText w:val="%7."/>
+      <w:lvlJc w:val="left"/>
+      <w:pPr>
+        <w:tabs>
+          <w:tab w:val="num" w:pos="5040"/>
+        </w:tabs>
+        <w:ind w:left="5040" w:hanging="360"/>
+      </w:pPr>
+    </w:lvl>
+    <w:lvl w:ilvl="7" w:tentative="1">
+      <w:start w:val="1"/>
+      <w:numFmt w:val="decimal"/>
+      <w:lvlText w:val="%8."/>
+      <w:lvlJc w:val="left"/>
+      <w:pPr>
+        <w:tabs>
+          <w:tab w:val="num" w:pos="5760"/>
+        </w:tabs>
+        <w:ind w:left="5760" w:hanging="360"/>
+      </w:pPr>
+    </w:lvl>
+    <w:lvl w:ilvl="8" w:tentative="1">
+      <w:start w:val="1"/>
+      <w:numFmt w:val="decimal"/>
+      <w:lvlText w:val="%9."/>
+      <w:lvlJc w:val="left"/>
+      <w:pPr>
+        <w:tabs>
+          <w:tab w:val="num" w:pos="6480"/>
+        </w:tabs>
+        <w:ind w:left="6480" w:hanging="360"/>
+      </w:pPr>
+    </w:lvl>
+  </w:abstractNum>
+  <w:abstractNum w:abstractNumId="1" w15:restartNumberingAfterBreak="0">
+    <w:nsid w:val="00E57DC3"/>
+    <w:multiLevelType w:val="hybridMultilevel"/>
+    <w:tmpl w:val="DD6ACD96"/>
+    <w:lvl w:ilvl="0" w:tplc="3260EF6E">
+      <w:start w:val="1"/>
+      <w:numFmt w:val="bullet"/>
+      <w:lvlText w:val=""/>
+      <w:lvlJc w:val="left"/>
+      <w:pPr>
+        <w:ind w:left="1070" w:hanging="360"/>
+      </w:pPr>
+      <w:rPr>
+        <w:rFonts w:ascii="Symbol" w:hAnsi="Symbol" w:hint="default"/>
+      </w:rPr>
+    </w:lvl>
+    <w:lvl w:ilvl="1" w:tplc="04190003" w:tentative="1">
+      <w:start w:val="1"/>
+      <w:numFmt w:val="bullet"/>
+      <w:lvlText w:val="o"/>
+      <w:lvlJc w:val="left"/>
+      <w:pPr>
+        <w:ind w:left="1790" w:hanging="360"/>
+      </w:pPr>
+      <w:rPr>
+        <w:rFonts w:ascii="Courier New" w:hAnsi="Courier New" w:cs="Courier New" w:hint="default"/>
+      </w:rPr>
+    </w:lvl>
+    <w:lvl w:ilvl="2" w:tplc="04190005" w:tentative="1">
+      <w:start w:val="1"/>
+      <w:numFmt w:val="bullet"/>
+      <w:lvlText w:val=""/>
+      <w:lvlJc w:val="left"/>
+      <w:pPr>
+        <w:ind w:left="2510" w:hanging="360"/>
+      </w:pPr>
+      <w:rPr>
+        <w:rFonts w:ascii="Wingdings" w:hAnsi="Wingdings" w:hint="default"/>
+      </w:rPr>
+    </w:lvl>
+    <w:lvl w:ilvl="3" w:tplc="04190001" w:tentative="1">
+      <w:start w:val="1"/>
+      <w:numFmt w:val="bullet"/>
+      <w:lvlText w:val=""/>
+      <w:lvlJc w:val="left"/>
+      <w:pPr>
+        <w:ind w:left="3230" w:hanging="360"/>
+      </w:pPr>
+      <w:rPr>
+        <w:rFonts w:ascii="Symbol" w:hAnsi="Symbol" w:hint="default"/>
+      </w:rPr>
+    </w:lvl>
+    <w:lvl w:ilvl="4" w:tplc="04190003" w:tentative="1">
+      <w:start w:val="1"/>
+      <w:numFmt w:val="bullet"/>
+      <w:lvlText w:val="o"/>
+      <w:lvlJc w:val="left"/>
+      <w:pPr>
+        <w:ind w:left="3950" w:hanging="360"/>
+      </w:pPr>
+      <w:rPr>
+        <w:rFonts w:ascii="Courier New" w:hAnsi="Courier New" w:cs="Courier New" w:hint="default"/>
+      </w:rPr>
+    </w:lvl>
+    <w:lvl w:ilvl="5" w:tplc="04190005" w:tentative="1">
+      <w:start w:val="1"/>
+      <w:numFmt w:val="bullet"/>
+      <w:lvlText w:val=""/>
+      <w:lvlJc w:val="left"/>
+      <w:pPr>
+        <w:ind w:left="4670" w:hanging="360"/>
+      </w:pPr>
+      <w:rPr>
+        <w:rFonts w:ascii="Wingdings" w:hAnsi="Wingdings" w:hint="default"/>
+      </w:rPr>
+    </w:lvl>
+    <w:lvl w:ilvl="6" w:tplc="04190001" w:tentative="1">
+      <w:start w:val="1"/>
+      <w:numFmt w:val="bullet"/>
+      <w:lvlText w:val=""/>
+      <w:lvlJc w:val="left"/>
+      <w:pPr>
+        <w:ind w:left="5390" w:hanging="360"/>
+      </w:pPr>
+      <w:rPr>
+        <w:rFonts w:ascii="Symbol" w:hAnsi="Symbol" w:hint="default"/>
+      </w:rPr>
+    </w:lvl>
+    <w:lvl w:ilvl="7" w:tplc="04190003" w:tentative="1">
+      <w:start w:val="1"/>
+      <w:numFmt w:val="bullet"/>
+      <w:lvlText w:val="o"/>
+      <w:lvlJc w:val="left"/>
+      <w:pPr>
+        <w:ind w:left="6110" w:hanging="360"/>
+      </w:pPr>
+      <w:rPr>
+        <w:rFonts w:ascii="Courier New" w:hAnsi="Courier New" w:cs="Courier New" w:hint="default"/>
+      </w:rPr>
+    </w:lvl>
+    <w:lvl w:ilvl="8" w:tplc="04190005" w:tentative="1">
+      <w:start w:val="1"/>
+      <w:numFmt w:val="bullet"/>
+      <w:lvlText w:val=""/>
+      <w:lvlJc w:val="left"/>
+      <w:pPr>
+        <w:ind w:left="6830" w:hanging="360"/>
+      </w:pPr>
+      <w:rPr>
+        <w:rFonts w:ascii="Wingdings" w:hAnsi="Wingdings" w:hint="default"/>
+      </w:rPr>
+    </w:lvl>
+  </w:abstractNum>
+  <w:abstractNum w:abstractNumId="2" w15:restartNumberingAfterBreak="0">
     <w:nsid w:val="09DC7148"/>
     <w:multiLevelType w:val="hybridMultilevel"/>
     <w:tmpl w:val="6C4C0264"/>
@@ -25238,7 +26677,7 @@
       </w:pPr>
     </w:lvl>
   </w:abstractNum>
-  <w:abstractNum w:abstractNumId="1" w15:restartNumberingAfterBreak="0">
+  <w:abstractNum w:abstractNumId="3" w15:restartNumberingAfterBreak="0">
     <w:nsid w:val="0BEB6BF9"/>
     <w:multiLevelType w:val="hybridMultilevel"/>
     <w:tmpl w:val="04BC1A40"/>
@@ -25351,7 +26790,7 @@
       </w:rPr>
     </w:lvl>
   </w:abstractNum>
-  <w:abstractNum w:abstractNumId="2" w15:restartNumberingAfterBreak="0">
+  <w:abstractNum w:abstractNumId="4" w15:restartNumberingAfterBreak="0">
     <w:nsid w:val="0DD55F68"/>
     <w:multiLevelType w:val="hybridMultilevel"/>
     <w:tmpl w:val="AE44EB94"/>
@@ -25464,7 +26903,7 @@
       </w:rPr>
     </w:lvl>
   </w:abstractNum>
-  <w:abstractNum w:abstractNumId="3" w15:restartNumberingAfterBreak="0">
+  <w:abstractNum w:abstractNumId="5" w15:restartNumberingAfterBreak="0">
     <w:nsid w:val="0ED113BB"/>
     <w:multiLevelType w:val="hybridMultilevel"/>
     <w:tmpl w:val="53C28FB8"/>
@@ -25550,7 +26989,7 @@
       </w:pPr>
     </w:lvl>
   </w:abstractNum>
-  <w:abstractNum w:abstractNumId="4" w15:restartNumberingAfterBreak="0">
+  <w:abstractNum w:abstractNumId="6" w15:restartNumberingAfterBreak="0">
     <w:nsid w:val="11E07DA9"/>
     <w:multiLevelType w:val="hybridMultilevel"/>
     <w:tmpl w:val="428AF7D6"/>
@@ -25663,7 +27102,7 @@
       </w:rPr>
     </w:lvl>
   </w:abstractNum>
-  <w:abstractNum w:abstractNumId="5" w15:restartNumberingAfterBreak="0">
+  <w:abstractNum w:abstractNumId="7" w15:restartNumberingAfterBreak="0">
     <w:nsid w:val="13782829"/>
     <w:multiLevelType w:val="multilevel"/>
     <w:tmpl w:val="CC521A1E"/>
@@ -25812,7 +27251,7 @@
       </w:rPr>
     </w:lvl>
   </w:abstractNum>
-  <w:abstractNum w:abstractNumId="6" w15:restartNumberingAfterBreak="0">
+  <w:abstractNum w:abstractNumId="8" w15:restartNumberingAfterBreak="0">
     <w:nsid w:val="202017A6"/>
     <w:multiLevelType w:val="multilevel"/>
     <w:tmpl w:val="0419001F"/>
@@ -25898,7 +27337,7 @@
       </w:pPr>
     </w:lvl>
   </w:abstractNum>
-  <w:abstractNum w:abstractNumId="7" w15:restartNumberingAfterBreak="0">
+  <w:abstractNum w:abstractNumId="9" w15:restartNumberingAfterBreak="0">
     <w:nsid w:val="21045F37"/>
     <w:multiLevelType w:val="hybridMultilevel"/>
     <w:tmpl w:val="9CFE5B00"/>
@@ -25984,7 +27423,7 @@
       </w:pPr>
     </w:lvl>
   </w:abstractNum>
-  <w:abstractNum w:abstractNumId="8" w15:restartNumberingAfterBreak="0">
+  <w:abstractNum w:abstractNumId="10" w15:restartNumberingAfterBreak="0">
     <w:nsid w:val="27FE7D70"/>
     <w:multiLevelType w:val="hybridMultilevel"/>
     <w:tmpl w:val="0E8C8742"/>
@@ -26073,7 +27512,7 @@
       </w:pPr>
     </w:lvl>
   </w:abstractNum>
-  <w:abstractNum w:abstractNumId="9" w15:restartNumberingAfterBreak="0">
+  <w:abstractNum w:abstractNumId="11" w15:restartNumberingAfterBreak="0">
     <w:nsid w:val="2C1C7C98"/>
     <w:multiLevelType w:val="hybridMultilevel"/>
     <w:tmpl w:val="2A068630"/>
@@ -26186,7 +27625,7 @@
       </w:rPr>
     </w:lvl>
   </w:abstractNum>
-  <w:abstractNum w:abstractNumId="10" w15:restartNumberingAfterBreak="0">
+  <w:abstractNum w:abstractNumId="12" w15:restartNumberingAfterBreak="0">
     <w:nsid w:val="2D4E32DB"/>
     <w:multiLevelType w:val="multilevel"/>
     <w:tmpl w:val="5E2A0B18"/>
@@ -26335,7 +27774,7 @@
       </w:rPr>
     </w:lvl>
   </w:abstractNum>
-  <w:abstractNum w:abstractNumId="11" w15:restartNumberingAfterBreak="0">
+  <w:abstractNum w:abstractNumId="13" w15:restartNumberingAfterBreak="0">
     <w:nsid w:val="30F559F1"/>
     <w:multiLevelType w:val="multilevel"/>
     <w:tmpl w:val="8DE6127C"/>
@@ -26448,7 +27887,7 @@
       </w:pPr>
     </w:lvl>
   </w:abstractNum>
-  <w:abstractNum w:abstractNumId="12" w15:restartNumberingAfterBreak="0">
+  <w:abstractNum w:abstractNumId="14" w15:restartNumberingAfterBreak="0">
     <w:nsid w:val="3C930998"/>
     <w:multiLevelType w:val="hybridMultilevel"/>
     <w:tmpl w:val="2B1E9F74"/>
@@ -26537,7 +27976,7 @@
       </w:pPr>
     </w:lvl>
   </w:abstractNum>
-  <w:abstractNum w:abstractNumId="13" w15:restartNumberingAfterBreak="0">
+  <w:abstractNum w:abstractNumId="15" w15:restartNumberingAfterBreak="0">
     <w:nsid w:val="425F099E"/>
     <w:multiLevelType w:val="hybridMultilevel"/>
     <w:tmpl w:val="241EF3C2"/>
@@ -26626,7 +28065,7 @@
       </w:pPr>
     </w:lvl>
   </w:abstractNum>
-  <w:abstractNum w:abstractNumId="14" w15:restartNumberingAfterBreak="0">
+  <w:abstractNum w:abstractNumId="16" w15:restartNumberingAfterBreak="0">
     <w:nsid w:val="42EE7171"/>
     <w:multiLevelType w:val="hybridMultilevel"/>
     <w:tmpl w:val="8D2A1E6E"/>
@@ -26739,7 +28178,7 @@
       </w:rPr>
     </w:lvl>
   </w:abstractNum>
-  <w:abstractNum w:abstractNumId="15" w15:restartNumberingAfterBreak="0">
+  <w:abstractNum w:abstractNumId="17" w15:restartNumberingAfterBreak="0">
     <w:nsid w:val="452311D4"/>
     <w:multiLevelType w:val="multilevel"/>
     <w:tmpl w:val="47785422"/>
@@ -26852,7 +28291,7 @@
       </w:pPr>
     </w:lvl>
   </w:abstractNum>
-  <w:abstractNum w:abstractNumId="16" w15:restartNumberingAfterBreak="0">
+  <w:abstractNum w:abstractNumId="18" w15:restartNumberingAfterBreak="0">
     <w:nsid w:val="47387920"/>
     <w:multiLevelType w:val="hybridMultilevel"/>
     <w:tmpl w:val="BF66480E"/>
@@ -26941,7 +28380,7 @@
       </w:pPr>
     </w:lvl>
   </w:abstractNum>
-  <w:abstractNum w:abstractNumId="17" w15:restartNumberingAfterBreak="0">
+  <w:abstractNum w:abstractNumId="19" w15:restartNumberingAfterBreak="0">
     <w:nsid w:val="47CE69D1"/>
     <w:multiLevelType w:val="singleLevel"/>
     <w:tmpl w:val="6C36DA76"/>
@@ -26958,7 +28397,7 @@
       </w:pPr>
     </w:lvl>
   </w:abstractNum>
-  <w:abstractNum w:abstractNumId="18" w15:restartNumberingAfterBreak="0">
+  <w:abstractNum w:abstractNumId="20" w15:restartNumberingAfterBreak="0">
     <w:nsid w:val="48BC288B"/>
     <w:multiLevelType w:val="hybridMultilevel"/>
     <w:tmpl w:val="241EF3C2"/>
@@ -27047,7 +28486,7 @@
       </w:pPr>
     </w:lvl>
   </w:abstractNum>
-  <w:abstractNum w:abstractNumId="19" w15:restartNumberingAfterBreak="0">
+  <w:abstractNum w:abstractNumId="21" w15:restartNumberingAfterBreak="0">
     <w:nsid w:val="4E61152B"/>
     <w:multiLevelType w:val="multilevel"/>
     <w:tmpl w:val="0419001F"/>
@@ -27133,7 +28572,7 @@
       </w:pPr>
     </w:lvl>
   </w:abstractNum>
-  <w:abstractNum w:abstractNumId="20" w15:restartNumberingAfterBreak="0">
+  <w:abstractNum w:abstractNumId="22" w15:restartNumberingAfterBreak="0">
     <w:nsid w:val="4FC50C9F"/>
     <w:multiLevelType w:val="hybridMultilevel"/>
     <w:tmpl w:val="BD9C83F2"/>
@@ -27219,7 +28658,7 @@
       </w:pPr>
     </w:lvl>
   </w:abstractNum>
-  <w:abstractNum w:abstractNumId="21" w15:restartNumberingAfterBreak="0">
+  <w:abstractNum w:abstractNumId="23" w15:restartNumberingAfterBreak="0">
     <w:nsid w:val="551D7D57"/>
     <w:multiLevelType w:val="hybridMultilevel"/>
     <w:tmpl w:val="A27AB950"/>
@@ -27332,7 +28771,7 @@
       </w:rPr>
     </w:lvl>
   </w:abstractNum>
-  <w:abstractNum w:abstractNumId="22" w15:restartNumberingAfterBreak="0">
+  <w:abstractNum w:abstractNumId="24" w15:restartNumberingAfterBreak="0">
     <w:nsid w:val="58DB0DF5"/>
     <w:multiLevelType w:val="hybridMultilevel"/>
     <w:tmpl w:val="30385666"/>
@@ -27445,7 +28884,7 @@
       </w:rPr>
     </w:lvl>
   </w:abstractNum>
-  <w:abstractNum w:abstractNumId="23" w15:restartNumberingAfterBreak="0">
+  <w:abstractNum w:abstractNumId="25" w15:restartNumberingAfterBreak="0">
     <w:nsid w:val="59B41910"/>
     <w:multiLevelType w:val="hybridMultilevel"/>
     <w:tmpl w:val="3C1C7832"/>
@@ -27534,7 +28973,7 @@
       </w:pPr>
     </w:lvl>
   </w:abstractNum>
-  <w:abstractNum w:abstractNumId="24" w15:restartNumberingAfterBreak="0">
+  <w:abstractNum w:abstractNumId="26" w15:restartNumberingAfterBreak="0">
     <w:nsid w:val="62C1613F"/>
     <w:multiLevelType w:val="multilevel"/>
     <w:tmpl w:val="FB6E7398"/>
@@ -27683,7 +29122,7 @@
       </w:rPr>
     </w:lvl>
   </w:abstractNum>
-  <w:abstractNum w:abstractNumId="25" w15:restartNumberingAfterBreak="0">
+  <w:abstractNum w:abstractNumId="27" w15:restartNumberingAfterBreak="0">
     <w:nsid w:val="646AA38B"/>
     <w:multiLevelType w:val="multilevel"/>
     <w:tmpl w:val="14264412"/>
@@ -27807,7 +29246,7 @@
       </w:rPr>
     </w:lvl>
   </w:abstractNum>
-  <w:abstractNum w:abstractNumId="26" w15:restartNumberingAfterBreak="0">
+  <w:abstractNum w:abstractNumId="28" w15:restartNumberingAfterBreak="0">
     <w:nsid w:val="646AA38D"/>
     <w:multiLevelType w:val="multilevel"/>
     <w:tmpl w:val="3F308740"/>
@@ -27931,7 +29370,7 @@
       </w:rPr>
     </w:lvl>
   </w:abstractNum>
-  <w:abstractNum w:abstractNumId="27" w15:restartNumberingAfterBreak="0">
+  <w:abstractNum w:abstractNumId="29" w15:restartNumberingAfterBreak="0">
     <w:nsid w:val="64E86CC1"/>
     <w:multiLevelType w:val="hybridMultilevel"/>
     <w:tmpl w:val="D69EE87E"/>
@@ -28017,7 +29456,7 @@
       </w:pPr>
     </w:lvl>
   </w:abstractNum>
-  <w:abstractNum w:abstractNumId="28" w15:restartNumberingAfterBreak="0">
+  <w:abstractNum w:abstractNumId="30" w15:restartNumberingAfterBreak="0">
     <w:nsid w:val="66A051E8"/>
     <w:multiLevelType w:val="hybridMultilevel"/>
     <w:tmpl w:val="FCBC76EC"/>
@@ -28130,7 +29569,7 @@
       </w:rPr>
     </w:lvl>
   </w:abstractNum>
-  <w:abstractNum w:abstractNumId="29" w15:restartNumberingAfterBreak="0">
+  <w:abstractNum w:abstractNumId="31" w15:restartNumberingAfterBreak="0">
     <w:nsid w:val="6AEC3CEE"/>
     <w:multiLevelType w:val="hybridMultilevel"/>
     <w:tmpl w:val="4EAC867C"/>
@@ -28219,7 +29658,7 @@
       </w:pPr>
     </w:lvl>
   </w:abstractNum>
-  <w:abstractNum w:abstractNumId="30" w15:restartNumberingAfterBreak="0">
+  <w:abstractNum w:abstractNumId="32" w15:restartNumberingAfterBreak="0">
     <w:nsid w:val="6D2C6E64"/>
     <w:multiLevelType w:val="hybridMultilevel"/>
     <w:tmpl w:val="92A41018"/>
@@ -28332,7 +29771,124 @@
       </w:rPr>
     </w:lvl>
   </w:abstractNum>
-  <w:abstractNum w:abstractNumId="31" w15:restartNumberingAfterBreak="0">
+  <w:abstractNum w:abstractNumId="33" w15:restartNumberingAfterBreak="0">
+    <w:nsid w:val="7421629E"/>
+    <w:multiLevelType w:val="multilevel"/>
+    <w:tmpl w:val="1E7A8BF6"/>
+    <w:lvl w:ilvl="0">
+      <w:start w:val="1"/>
+      <w:numFmt w:val="decimal"/>
+      <w:lvlText w:val="%1."/>
+      <w:lvlJc w:val="left"/>
+      <w:pPr>
+        <w:tabs>
+          <w:tab w:val="num" w:pos="720"/>
+        </w:tabs>
+        <w:ind w:left="720" w:hanging="360"/>
+      </w:pPr>
+    </w:lvl>
+    <w:lvl w:ilvl="1">
+      <w:start w:val="1"/>
+      <w:numFmt w:val="bullet"/>
+      <w:lvlText w:val="o"/>
+      <w:lvlJc w:val="left"/>
+      <w:pPr>
+        <w:tabs>
+          <w:tab w:val="num" w:pos="1440"/>
+        </w:tabs>
+        <w:ind w:left="1440" w:hanging="360"/>
+      </w:pPr>
+      <w:rPr>
+        <w:rFonts w:ascii="Courier New" w:hAnsi="Courier New" w:hint="default"/>
+        <w:sz w:val="20"/>
+      </w:rPr>
+    </w:lvl>
+    <w:lvl w:ilvl="2" w:tentative="1">
+      <w:start w:val="1"/>
+      <w:numFmt w:val="decimal"/>
+      <w:lvlText w:val="%3."/>
+      <w:lvlJc w:val="left"/>
+      <w:pPr>
+        <w:tabs>
+          <w:tab w:val="num" w:pos="2160"/>
+        </w:tabs>
+        <w:ind w:left="2160" w:hanging="360"/>
+      </w:pPr>
+    </w:lvl>
+    <w:lvl w:ilvl="3" w:tentative="1">
+      <w:start w:val="1"/>
+      <w:numFmt w:val="decimal"/>
+      <w:lvlText w:val="%4."/>
+      <w:lvlJc w:val="left"/>
+      <w:pPr>
+        <w:tabs>
+          <w:tab w:val="num" w:pos="2880"/>
+        </w:tabs>
+        <w:ind w:left="2880" w:hanging="360"/>
+      </w:pPr>
+    </w:lvl>
+    <w:lvl w:ilvl="4" w:tentative="1">
+      <w:start w:val="1"/>
+      <w:numFmt w:val="decimal"/>
+      <w:lvlText w:val="%5."/>
+      <w:lvlJc w:val="left"/>
+      <w:pPr>
+        <w:tabs>
+          <w:tab w:val="num" w:pos="3600"/>
+        </w:tabs>
+        <w:ind w:left="3600" w:hanging="360"/>
+      </w:pPr>
+    </w:lvl>
+    <w:lvl w:ilvl="5" w:tentative="1">
+      <w:start w:val="1"/>
+      <w:numFmt w:val="decimal"/>
+      <w:lvlText w:val="%6."/>
+      <w:lvlJc w:val="left"/>
+      <w:pPr>
+        <w:tabs>
+          <w:tab w:val="num" w:pos="4320"/>
+        </w:tabs>
+        <w:ind w:left="4320" w:hanging="360"/>
+      </w:pPr>
+    </w:lvl>
+    <w:lvl w:ilvl="6" w:tentative="1">
+      <w:start w:val="1"/>
+      <w:numFmt w:val="decimal"/>
+      <w:lvlText w:val="%7."/>
+      <w:lvlJc w:val="left"/>
+      <w:pPr>
+        <w:tabs>
+          <w:tab w:val="num" w:pos="5040"/>
+        </w:tabs>
+        <w:ind w:left="5040" w:hanging="360"/>
+      </w:pPr>
+    </w:lvl>
+    <w:lvl w:ilvl="7" w:tentative="1">
+      <w:start w:val="1"/>
+      <w:numFmt w:val="decimal"/>
+      <w:lvlText w:val="%8."/>
+      <w:lvlJc w:val="left"/>
+      <w:pPr>
+        <w:tabs>
+          <w:tab w:val="num" w:pos="5760"/>
+        </w:tabs>
+        <w:ind w:left="5760" w:hanging="360"/>
+      </w:pPr>
+    </w:lvl>
+    <w:lvl w:ilvl="8" w:tentative="1">
+      <w:start w:val="1"/>
+      <w:numFmt w:val="decimal"/>
+      <w:lvlText w:val="%9."/>
+      <w:lvlJc w:val="left"/>
+      <w:pPr>
+        <w:tabs>
+          <w:tab w:val="num" w:pos="6480"/>
+        </w:tabs>
+        <w:ind w:left="6480" w:hanging="360"/>
+      </w:pPr>
+    </w:lvl>
+  </w:abstractNum>
+  <w:abstractNum w:abstractNumId="34" w15:restartNumberingAfterBreak="0">
     <w:nsid w:val="7C952FBB"/>
     <w:multiLevelType w:val="multilevel"/>
     <w:tmpl w:val="0419001F"/>
@@ -28419,49 +29975,49 @@
     </w:lvl>
   </w:abstractNum>
   <w:num w:numId="1" w16cid:durableId="145703108">
-    <w:abstractNumId w:val="15"/>
+    <w:abstractNumId w:val="17"/>
   </w:num>
   <w:num w:numId="2" w16cid:durableId="601495810">
+    <w:abstractNumId w:val="18"/>
+  </w:num>
+  <w:num w:numId="3" w16cid:durableId="1848208231">
+    <w:abstractNumId w:val="2"/>
+  </w:num>
+  <w:num w:numId="4" w16cid:durableId="1236623423">
+    <w:abstractNumId w:val="10"/>
+  </w:num>
+  <w:num w:numId="5" w16cid:durableId="235475903">
+    <w:abstractNumId w:val="26"/>
+  </w:num>
+  <w:num w:numId="6" w16cid:durableId="228151948">
+    <w:abstractNumId w:val="12"/>
+  </w:num>
+  <w:num w:numId="7" w16cid:durableId="616449787">
+    <w:abstractNumId w:val="7"/>
+  </w:num>
+  <w:num w:numId="8" w16cid:durableId="720666448">
+    <w:abstractNumId w:val="32"/>
+  </w:num>
+  <w:num w:numId="9" w16cid:durableId="1724871466">
+    <w:abstractNumId w:val="23"/>
+  </w:num>
+  <w:num w:numId="10" w16cid:durableId="767192546">
     <w:abstractNumId w:val="16"/>
   </w:num>
-  <w:num w:numId="3" w16cid:durableId="1848208231">
-    <w:abstractNumId w:val="0"/>
+  <w:num w:numId="11" w16cid:durableId="2062090830">
+    <w:abstractNumId w:val="11"/>
   </w:num>
-  <w:num w:numId="4" w16cid:durableId="1236623423">
-    <w:abstractNumId w:val="8"/>
+  <w:num w:numId="12" w16cid:durableId="1655141082">
+    <w:abstractNumId w:val="30"/>
   </w:num>
-  <w:num w:numId="5" w16cid:durableId="235475903">
+  <w:num w:numId="13" w16cid:durableId="2029720952">
     <w:abstractNumId w:val="24"/>
   </w:num>
-  <w:num w:numId="6" w16cid:durableId="228151948">
-    <w:abstractNumId w:val="10"/>
-  </w:num>
-  <w:num w:numId="7" w16cid:durableId="616449787">
-    <w:abstractNumId w:val="5"/>
-  </w:num>
-  <w:num w:numId="8" w16cid:durableId="720666448">
-    <w:abstractNumId w:val="30"/>
-  </w:num>
-  <w:num w:numId="9" w16cid:durableId="1724871466">
-    <w:abstractNumId w:val="21"/>
-  </w:num>
-  <w:num w:numId="10" w16cid:durableId="767192546">
-    <w:abstractNumId w:val="14"/>
-  </w:num>
-  <w:num w:numId="11" w16cid:durableId="2062090830">
-    <w:abstractNumId w:val="9"/>
-  </w:num>
-  <w:num w:numId="12" w16cid:durableId="1655141082">
-    <w:abstractNumId w:val="28"/>
-  </w:num>
-  <w:num w:numId="13" w16cid:durableId="2029720952">
-    <w:abstractNumId w:val="22"/>
-  </w:num>
   <w:num w:numId="14" w16cid:durableId="1301112011">
-    <w:abstractNumId w:val="2"/>
+    <w:abstractNumId w:val="4"/>
   </w:num>
   <w:num w:numId="15" w16cid:durableId="709764441">
-    <w:abstractNumId w:val="7"/>
+    <w:abstractNumId w:val="9"/>
     <w:lvlOverride w:ilvl="0">
       <w:startOverride w:val="1"/>
     </w:lvlOverride>
@@ -28491,46 +30047,46 @@
     </w:lvlOverride>
   </w:num>
   <w:num w:numId="16" w16cid:durableId="1142229463">
-    <w:abstractNumId w:val="1"/>
+    <w:abstractNumId w:val="3"/>
   </w:num>
   <w:num w:numId="17" w16cid:durableId="1939828407">
-    <w:abstractNumId w:val="17"/>
+    <w:abstractNumId w:val="19"/>
     <w:lvlOverride w:ilvl="0">
       <w:startOverride w:val="1"/>
     </w:lvlOverride>
   </w:num>
   <w:num w:numId="18" w16cid:durableId="263076279">
-    <w:abstractNumId w:val="1"/>
+    <w:abstractNumId w:val="3"/>
   </w:num>
   <w:num w:numId="19" w16cid:durableId="1999770306">
-    <w:abstractNumId w:val="20"/>
+    <w:abstractNumId w:val="22"/>
   </w:num>
   <w:num w:numId="20" w16cid:durableId="612900505">
-    <w:abstractNumId w:val="3"/>
+    <w:abstractNumId w:val="5"/>
   </w:num>
   <w:num w:numId="21" w16cid:durableId="941180921">
-    <w:abstractNumId w:val="29"/>
+    <w:abstractNumId w:val="31"/>
   </w:num>
   <w:num w:numId="22" w16cid:durableId="1331055496">
-    <w:abstractNumId w:val="23"/>
+    <w:abstractNumId w:val="25"/>
   </w:num>
   <w:num w:numId="23" w16cid:durableId="1900238250">
-    <w:abstractNumId w:val="12"/>
+    <w:abstractNumId w:val="14"/>
   </w:num>
   <w:num w:numId="24" w16cid:durableId="1241215991">
-    <w:abstractNumId w:val="6"/>
+    <w:abstractNumId w:val="8"/>
   </w:num>
   <w:num w:numId="25" w16cid:durableId="1354499483">
-    <w:abstractNumId w:val="19"/>
+    <w:abstractNumId w:val="21"/>
   </w:num>
   <w:num w:numId="26" w16cid:durableId="706570059">
-    <w:abstractNumId w:val="31"/>
+    <w:abstractNumId w:val="34"/>
   </w:num>
   <w:num w:numId="27" w16cid:durableId="335576061">
-    <w:abstractNumId w:val="25"/>
+    <w:abstractNumId w:val="27"/>
   </w:num>
   <w:num w:numId="28" w16cid:durableId="205336334">
-    <w:abstractNumId w:val="25"/>
+    <w:abstractNumId w:val="27"/>
     <w:lvlOverride w:ilvl="0">
       <w:startOverride w:val="1"/>
     </w:lvlOverride>
@@ -28560,10 +30116,10 @@
     </w:lvlOverride>
   </w:num>
   <w:num w:numId="29" w16cid:durableId="1743524586">
-    <w:abstractNumId w:val="26"/>
+    <w:abstractNumId w:val="28"/>
   </w:num>
   <w:num w:numId="30" w16cid:durableId="500393704">
-    <w:abstractNumId w:val="26"/>
+    <w:abstractNumId w:val="28"/>
     <w:lvlOverride w:ilvl="0">
       <w:startOverride w:val="1"/>
     </w:lvlOverride>
@@ -28593,19 +30149,28 @@
     </w:lvlOverride>
   </w:num>
   <w:num w:numId="31" w16cid:durableId="1028487791">
+    <w:abstractNumId w:val="15"/>
+  </w:num>
+  <w:num w:numId="32" w16cid:durableId="2103792498">
+    <w:abstractNumId w:val="6"/>
+  </w:num>
+  <w:num w:numId="33" w16cid:durableId="1302881676">
     <w:abstractNumId w:val="13"/>
   </w:num>
-  <w:num w:numId="32" w16cid:durableId="2103792498">
-    <w:abstractNumId w:val="4"/>
-  </w:num>
-  <w:num w:numId="33" w16cid:durableId="1302881676">
-    <w:abstractNumId w:val="11"/>
-  </w:num>
   <w:num w:numId="34" w16cid:durableId="1325015194">
-    <w:abstractNumId w:val="27"/>
+    <w:abstractNumId w:val="29"/>
   </w:num>
   <w:num w:numId="35" w16cid:durableId="118189636">
-    <w:abstractNumId w:val="18"/>
+    <w:abstractNumId w:val="20"/>
+  </w:num>
+  <w:num w:numId="36" w16cid:durableId="2007977565">
+    <w:abstractNumId w:val="33"/>
+  </w:num>
+  <w:num w:numId="37" w16cid:durableId="45419771">
+    <w:abstractNumId w:val="0"/>
+  </w:num>
+  <w:num w:numId="38" w16cid:durableId="1688479542">
+    <w:abstractNumId w:val="1"/>
   </w:num>
 </w:numbering>
 </file>
@@ -29757,6 +31322,62 @@
       <w:lang w:val="en-US" w:eastAsia="ru-RU"/>
       <w14:ligatures w14:val="none"/>
     </w:rPr>
+  </w:style>
+  <w:style w:type="character" w:styleId="af5">
+    <w:name w:val="Unresolved Mention"/>
+    <w:basedOn w:val="a0"/>
+    <w:uiPriority w:val="99"/>
+    <w:semiHidden/>
+    <w:unhideWhenUsed/>
+    <w:rsid w:val="00D3510A"/>
+    <w:rPr>
+      <w:color w:val="605E5C"/>
+      <w:shd w:val="clear" w:color="auto" w:fill="E1DFDD"/>
+    </w:rPr>
+  </w:style>
+  <w:style w:type="paragraph" w:styleId="af6">
+    <w:name w:val="header"/>
+    <w:basedOn w:val="a"/>
+    <w:link w:val="af7"/>
+    <w:uiPriority w:val="99"/>
+    <w:unhideWhenUsed/>
+    <w:rsid w:val="000C3C78"/>
+    <w:pPr>
+      <w:tabs>
+        <w:tab w:val="center" w:pos="4677"/>
+        <w:tab w:val="right" w:pos="9355"/>
+      </w:tabs>
+      <w:spacing w:after="0" w:line="240" w:lineRule="auto"/>
+    </w:pPr>
+  </w:style>
+  <w:style w:type="character" w:customStyle="1" w:styleId="af7">
+    <w:name w:val="Верхний колонтитул Знак"/>
+    <w:basedOn w:val="a0"/>
+    <w:link w:val="af6"/>
+    <w:uiPriority w:val="99"/>
+    <w:rsid w:val="000C3C78"/>
+  </w:style>
+  <w:style w:type="paragraph" w:styleId="af8">
+    <w:name w:val="footer"/>
+    <w:basedOn w:val="a"/>
+    <w:link w:val="af9"/>
+    <w:uiPriority w:val="99"/>
+    <w:unhideWhenUsed/>
+    <w:rsid w:val="000C3C78"/>
+    <w:pPr>
+      <w:tabs>
+        <w:tab w:val="center" w:pos="4677"/>
+        <w:tab w:val="right" w:pos="9355"/>
+      </w:tabs>
+      <w:spacing w:after="0" w:line="240" w:lineRule="auto"/>
+    </w:pPr>
+  </w:style>
+  <w:style w:type="character" w:customStyle="1" w:styleId="af9">
+    <w:name w:val="Нижний колонтитул Знак"/>
+    <w:basedOn w:val="a0"/>
+    <w:link w:val="af8"/>
+    <w:uiPriority w:val="99"/>
+    <w:rsid w:val="000C3C78"/>
   </w:style>
 </w:styles>
 </file>
